--- a/artifacts/documentation_draft.docx
+++ b/artifacts/documentation_draft.docx
@@ -803,11 +803,19 @@
           <w:iCs/>
         </w:rPr>
       </w:pPr>
-      <w:r>
-        <w:rPr>
-          <w:rFonts w:ascii="Times New Roman" w:hAnsi="Times New Roman" w:cs="Times New Roman"/>
-        </w:rPr>
-        <w:t xml:space="preserve">Breiman (2001). </w:t>
+      <w:proofErr w:type="spellStart"/>
+      <w:r>
+        <w:rPr>
+          <w:rFonts w:ascii="Times New Roman" w:hAnsi="Times New Roman" w:cs="Times New Roman"/>
+        </w:rPr>
+        <w:t>Breiman</w:t>
+      </w:r>
+      <w:proofErr w:type="spellEnd"/>
+      <w:r>
+        <w:rPr>
+          <w:rFonts w:ascii="Times New Roman" w:hAnsi="Times New Roman" w:cs="Times New Roman"/>
+        </w:rPr>
+        <w:t xml:space="preserve"> (2001). </w:t>
       </w:r>
       <w:r>
         <w:rPr>
@@ -1958,7 +1966,7 @@
             <w:rStyle w:val="Hyperlink"/>
             <w:rFonts w:ascii="Times New Roman" w:hAnsi="Times New Roman" w:cs="Times New Roman"/>
           </w:rPr>
-          <w:t>https://www.kaggle.com/datasets/shariful07/student-mental-health</w:t>
+          <w:t>https://www.kaggle.com/datasets/hopesb/student-depression-dataset</w:t>
         </w:r>
       </w:hyperlink>
     </w:p>
@@ -1969,11 +1977,18 @@
           <w:rFonts w:ascii="Times New Roman" w:hAnsi="Times New Roman" w:cs="Times New Roman"/>
         </w:rPr>
       </w:pPr>
-      <w:r>
-        <w:rPr>
-          <w:rFonts w:ascii="Times New Roman" w:hAnsi="Times New Roman" w:cs="Times New Roman"/>
-        </w:rPr>
-        <w:lastRenderedPageBreak/>
+    </w:p>
+    <w:p>
+      <w:pPr>
+        <w:ind w:firstLine="720"/>
+        <w:rPr>
+          <w:rFonts w:ascii="Times New Roman" w:hAnsi="Times New Roman" w:cs="Times New Roman"/>
+        </w:rPr>
+      </w:pPr>
+      <w:r>
+        <w:rPr>
+          <w:rFonts w:ascii="Times New Roman" w:hAnsi="Times New Roman" w:cs="Times New Roman"/>
+        </w:rPr>
         <w:t>Characteristics</w:t>
       </w:r>
       <w:r>
@@ -2122,6 +2137,437 @@
         </w:rPr>
         <w:t>Mental health outcomes</w:t>
       </w:r>
+    </w:p>
+    <w:p>
+      <w:pPr>
+        <w:pStyle w:val="ListParagraph"/>
+        <w:rPr>
+          <w:rFonts w:ascii="Times New Roman" w:hAnsi="Times New Roman" w:cs="Times New Roman"/>
+        </w:rPr>
+      </w:pPr>
+    </w:p>
+    <w:p>
+      <w:pPr>
+        <w:ind w:left="720"/>
+        <w:rPr>
+          <w:rFonts w:ascii="Times New Roman" w:hAnsi="Times New Roman" w:cs="Times New Roman"/>
+        </w:rPr>
+      </w:pPr>
+      <w:r>
+        <w:rPr>
+          <w:rFonts w:ascii="Times New Roman" w:hAnsi="Times New Roman" w:cs="Times New Roman"/>
+        </w:rPr>
+        <w:t xml:space="preserve">3.  </w:t>
+      </w:r>
+      <w:r>
+        <w:rPr>
+          <w:rFonts w:ascii="Times New Roman" w:hAnsi="Times New Roman" w:cs="Times New Roman"/>
+          <w:b/>
+          <w:bCs/>
+        </w:rPr>
+        <w:t>Canadian Health Survey</w:t>
+      </w:r>
+    </w:p>
+    <w:p>
+      <w:pPr>
+        <w:rPr>
+          <w:rFonts w:ascii="Times New Roman" w:hAnsi="Times New Roman" w:cs="Times New Roman"/>
+        </w:rPr>
+      </w:pPr>
+      <w:r>
+        <w:rPr>
+          <w:rFonts w:ascii="Times New Roman" w:hAnsi="Times New Roman" w:cs="Times New Roman"/>
+        </w:rPr>
+        <w:t>Focus:</w:t>
+      </w:r>
+    </w:p>
+    <w:p>
+      <w:pPr>
+        <w:pStyle w:val="ListParagraph"/>
+        <w:numPr>
+          <w:ilvl w:val="0"/>
+          <w:numId w:val="16"/>
+        </w:numPr>
+        <w:rPr>
+          <w:rFonts w:ascii="Times New Roman" w:hAnsi="Times New Roman" w:cs="Times New Roman"/>
+        </w:rPr>
+      </w:pPr>
+      <w:r>
+        <w:rPr>
+          <w:rFonts w:ascii="Times New Roman" w:hAnsi="Times New Roman" w:cs="Times New Roman"/>
+        </w:rPr>
+        <w:t>well-being outcomes (</w:t>
+      </w:r>
+      <w:proofErr w:type="spellStart"/>
+      <w:r>
+        <w:rPr>
+          <w:rFonts w:ascii="Times New Roman" w:hAnsi="Times New Roman" w:cs="Times New Roman"/>
+        </w:rPr>
+        <w:t>Life_satisfaction</w:t>
+      </w:r>
+      <w:proofErr w:type="spellEnd"/>
+      <w:r>
+        <w:rPr>
+          <w:rFonts w:ascii="Times New Roman" w:hAnsi="Times New Roman" w:cs="Times New Roman"/>
+        </w:rPr>
+        <w:t xml:space="preserve">, </w:t>
+      </w:r>
+      <w:proofErr w:type="spellStart"/>
+      <w:r>
+        <w:rPr>
+          <w:rFonts w:ascii="Times New Roman" w:hAnsi="Times New Roman" w:cs="Times New Roman"/>
+        </w:rPr>
+        <w:t>Mental_health_state</w:t>
+      </w:r>
+      <w:proofErr w:type="spellEnd"/>
+      <w:r>
+        <w:rPr>
+          <w:rFonts w:ascii="Times New Roman" w:hAnsi="Times New Roman" w:cs="Times New Roman"/>
+        </w:rPr>
+        <w:t xml:space="preserve">, </w:t>
+      </w:r>
+      <w:proofErr w:type="spellStart"/>
+      <w:r>
+        <w:rPr>
+          <w:rFonts w:ascii="Times New Roman" w:hAnsi="Times New Roman" w:cs="Times New Roman"/>
+        </w:rPr>
+        <w:t>Stress_level</w:t>
+      </w:r>
+      <w:proofErr w:type="spellEnd"/>
+      <w:r>
+        <w:rPr>
+          <w:rFonts w:ascii="Times New Roman" w:hAnsi="Times New Roman" w:cs="Times New Roman"/>
+        </w:rPr>
+        <w:t xml:space="preserve">, </w:t>
+      </w:r>
+      <w:proofErr w:type="spellStart"/>
+      <w:r>
+        <w:rPr>
+          <w:rFonts w:ascii="Times New Roman" w:hAnsi="Times New Roman" w:cs="Times New Roman"/>
+        </w:rPr>
+        <w:t>Work_stress</w:t>
+      </w:r>
+      <w:proofErr w:type="spellEnd"/>
+      <w:r>
+        <w:rPr>
+          <w:rFonts w:ascii="Times New Roman" w:hAnsi="Times New Roman" w:cs="Times New Roman"/>
+        </w:rPr>
+        <w:t>)</w:t>
+      </w:r>
+    </w:p>
+    <w:p>
+      <w:pPr>
+        <w:pStyle w:val="ListParagraph"/>
+        <w:numPr>
+          <w:ilvl w:val="0"/>
+          <w:numId w:val="16"/>
+        </w:numPr>
+        <w:rPr>
+          <w:rFonts w:ascii="Times New Roman" w:hAnsi="Times New Roman" w:cs="Times New Roman"/>
+        </w:rPr>
+      </w:pPr>
+      <w:r>
+        <w:rPr>
+          <w:rFonts w:ascii="Times New Roman" w:hAnsi="Times New Roman" w:cs="Times New Roman"/>
+        </w:rPr>
+        <w:t>work/behavior predictors (</w:t>
+      </w:r>
+      <w:proofErr w:type="spellStart"/>
+      <w:r>
+        <w:rPr>
+          <w:rFonts w:ascii="Times New Roman" w:hAnsi="Times New Roman" w:cs="Times New Roman"/>
+        </w:rPr>
+        <w:t>Worked_job_business</w:t>
+      </w:r>
+      <w:proofErr w:type="spellEnd"/>
+      <w:r>
+        <w:rPr>
+          <w:rFonts w:ascii="Times New Roman" w:hAnsi="Times New Roman" w:cs="Times New Roman"/>
+        </w:rPr>
+        <w:t xml:space="preserve">, </w:t>
+      </w:r>
+      <w:proofErr w:type="spellStart"/>
+      <w:r>
+        <w:rPr>
+          <w:rFonts w:ascii="Times New Roman" w:hAnsi="Times New Roman" w:cs="Times New Roman"/>
+        </w:rPr>
+        <w:t>Work_hours</w:t>
+      </w:r>
+      <w:proofErr w:type="spellEnd"/>
+      <w:r>
+        <w:rPr>
+          <w:rFonts w:ascii="Times New Roman" w:hAnsi="Times New Roman" w:cs="Times New Roman"/>
+        </w:rPr>
+        <w:t xml:space="preserve">, </w:t>
+      </w:r>
+      <w:proofErr w:type="spellStart"/>
+      <w:r>
+        <w:rPr>
+          <w:rFonts w:ascii="Times New Roman" w:hAnsi="Times New Roman" w:cs="Times New Roman"/>
+        </w:rPr>
+        <w:t>Total_active_time</w:t>
+      </w:r>
+      <w:proofErr w:type="spellEnd"/>
+      <w:r>
+        <w:rPr>
+          <w:rFonts w:ascii="Times New Roman" w:hAnsi="Times New Roman" w:cs="Times New Roman"/>
+        </w:rPr>
+        <w:t>, smoking/alcohol/cannabis, food security, income)</w:t>
+      </w:r>
+    </w:p>
+    <w:p>
+      <w:pPr>
+        <w:pStyle w:val="ListParagraph"/>
+        <w:numPr>
+          <w:ilvl w:val="0"/>
+          <w:numId w:val="16"/>
+        </w:numPr>
+        <w:rPr>
+          <w:rFonts w:ascii="Times New Roman" w:hAnsi="Times New Roman" w:cs="Times New Roman"/>
+        </w:rPr>
+      </w:pPr>
+      <w:r>
+        <w:rPr>
+          <w:rFonts w:ascii="Times New Roman" w:hAnsi="Times New Roman" w:cs="Times New Roman"/>
+        </w:rPr>
+        <w:t>health conditions (</w:t>
+      </w:r>
+      <w:proofErr w:type="spellStart"/>
+      <w:r>
+        <w:rPr>
+          <w:rFonts w:ascii="Times New Roman" w:hAnsi="Times New Roman" w:cs="Times New Roman"/>
+        </w:rPr>
+        <w:t>Mood_disorder</w:t>
+      </w:r>
+      <w:proofErr w:type="spellEnd"/>
+      <w:r>
+        <w:rPr>
+          <w:rFonts w:ascii="Times New Roman" w:hAnsi="Times New Roman" w:cs="Times New Roman"/>
+        </w:rPr>
+        <w:t xml:space="preserve">, </w:t>
+      </w:r>
+      <w:proofErr w:type="spellStart"/>
+      <w:r>
+        <w:rPr>
+          <w:rFonts w:ascii="Times New Roman" w:hAnsi="Times New Roman" w:cs="Times New Roman"/>
+        </w:rPr>
+        <w:t>Anxiety_disorder</w:t>
+      </w:r>
+      <w:proofErr w:type="spellEnd"/>
+      <w:r>
+        <w:rPr>
+          <w:rFonts w:ascii="Times New Roman" w:hAnsi="Times New Roman" w:cs="Times New Roman"/>
+        </w:rPr>
+        <w:t>, chronic conditions)</w:t>
+      </w:r>
+    </w:p>
+    <w:p>
+      <w:pPr>
+        <w:pStyle w:val="ListParagraph"/>
+        <w:ind w:left="1080"/>
+        <w:rPr>
+          <w:rFonts w:ascii="Times New Roman" w:hAnsi="Times New Roman" w:cs="Times New Roman"/>
+        </w:rPr>
+      </w:pPr>
+    </w:p>
+    <w:p>
+      <w:pPr>
+        <w:rPr>
+          <w:rFonts w:ascii="Times New Roman" w:hAnsi="Times New Roman" w:cs="Times New Roman"/>
+        </w:rPr>
+      </w:pPr>
+      <w:r>
+        <w:rPr>
+          <w:rFonts w:ascii="Times New Roman" w:hAnsi="Times New Roman" w:cs="Times New Roman"/>
+        </w:rPr>
+        <w:t xml:space="preserve">Suitable for BN: </w:t>
+      </w:r>
+    </w:p>
+    <w:p>
+      <w:pPr>
+        <w:pStyle w:val="ListParagraph"/>
+        <w:numPr>
+          <w:ilvl w:val="0"/>
+          <w:numId w:val="51"/>
+        </w:numPr>
+        <w:rPr>
+          <w:rFonts w:ascii="Times New Roman" w:hAnsi="Times New Roman" w:cs="Times New Roman"/>
+        </w:rPr>
+      </w:pPr>
+      <w:r>
+        <w:rPr>
+          <w:rFonts w:ascii="Times New Roman" w:hAnsi="Times New Roman" w:cs="Times New Roman"/>
+        </w:rPr>
+        <w:t>columns are categorical/ordinal already (self-ratings, diagnoses yes/no, status categories)</w:t>
+      </w:r>
+    </w:p>
+    <w:p>
+      <w:pPr>
+        <w:rPr>
+          <w:rFonts w:ascii="Times New Roman" w:hAnsi="Times New Roman" w:cs="Times New Roman"/>
+        </w:rPr>
+      </w:pPr>
+      <w:r>
+        <w:rPr>
+          <w:rFonts w:ascii="Times New Roman" w:hAnsi="Times New Roman" w:cs="Times New Roman"/>
+        </w:rPr>
+        <w:t xml:space="preserve">Suitable for ML: </w:t>
+      </w:r>
+    </w:p>
+    <w:p>
+      <w:pPr>
+        <w:pStyle w:val="ListParagraph"/>
+        <w:numPr>
+          <w:ilvl w:val="0"/>
+          <w:numId w:val="16"/>
+        </w:numPr>
+        <w:rPr>
+          <w:rFonts w:ascii="Times New Roman" w:hAnsi="Times New Roman" w:cs="Times New Roman"/>
+        </w:rPr>
+      </w:pPr>
+      <w:r>
+        <w:rPr>
+          <w:rFonts w:ascii="Times New Roman" w:hAnsi="Times New Roman" w:cs="Times New Roman"/>
+        </w:rPr>
+        <w:t>binary outcomes (</w:t>
+      </w:r>
+      <w:proofErr w:type="spellStart"/>
+      <w:r>
+        <w:rPr>
+          <w:rFonts w:ascii="Times New Roman" w:hAnsi="Times New Roman" w:cs="Times New Roman"/>
+        </w:rPr>
+        <w:t>Mood_disorder</w:t>
+      </w:r>
+      <w:proofErr w:type="spellEnd"/>
+      <w:r>
+        <w:rPr>
+          <w:rFonts w:ascii="Times New Roman" w:hAnsi="Times New Roman" w:cs="Times New Roman"/>
+        </w:rPr>
+        <w:t xml:space="preserve">, </w:t>
+      </w:r>
+      <w:proofErr w:type="spellStart"/>
+      <w:r>
+        <w:rPr>
+          <w:rFonts w:ascii="Times New Roman" w:hAnsi="Times New Roman" w:cs="Times New Roman"/>
+        </w:rPr>
+        <w:t>Anxiety_disorder</w:t>
+      </w:r>
+      <w:proofErr w:type="spellEnd"/>
+      <w:r>
+        <w:rPr>
+          <w:rFonts w:ascii="Times New Roman" w:hAnsi="Times New Roman" w:cs="Times New Roman"/>
+        </w:rPr>
+        <w:t xml:space="preserve">, </w:t>
+      </w:r>
+      <w:proofErr w:type="spellStart"/>
+      <w:r>
+        <w:rPr>
+          <w:rFonts w:ascii="Times New Roman" w:hAnsi="Times New Roman" w:cs="Times New Roman"/>
+        </w:rPr>
+        <w:t>Sleep_apnea</w:t>
+      </w:r>
+      <w:proofErr w:type="spellEnd"/>
+      <w:r>
+        <w:rPr>
+          <w:rFonts w:ascii="Times New Roman" w:hAnsi="Times New Roman" w:cs="Times New Roman"/>
+        </w:rPr>
+        <w:t xml:space="preserve">…) </w:t>
+      </w:r>
+      <w:r>
+        <w:rPr>
+          <w:rFonts w:ascii="Times New Roman" w:hAnsi="Times New Roman" w:cs="Times New Roman"/>
+        </w:rPr>
+        <w:sym w:font="Wingdings" w:char="F0E0"/>
+      </w:r>
+      <w:r>
+        <w:rPr>
+          <w:rFonts w:ascii="Times New Roman" w:hAnsi="Times New Roman" w:cs="Times New Roman"/>
+        </w:rPr>
+        <w:t xml:space="preserve"> </w:t>
+      </w:r>
+      <w:r>
+        <w:rPr>
+          <w:rFonts w:ascii="Times New Roman" w:hAnsi="Times New Roman" w:cs="Times New Roman"/>
+        </w:rPr>
+        <w:t>logistic/RF/</w:t>
+      </w:r>
+      <w:proofErr w:type="spellStart"/>
+      <w:r>
+        <w:rPr>
+          <w:rFonts w:ascii="Times New Roman" w:hAnsi="Times New Roman" w:cs="Times New Roman"/>
+        </w:rPr>
+        <w:t>XGBoost</w:t>
+      </w:r>
+      <w:proofErr w:type="spellEnd"/>
+    </w:p>
+    <w:p>
+      <w:pPr>
+        <w:pStyle w:val="ListParagraph"/>
+        <w:numPr>
+          <w:ilvl w:val="0"/>
+          <w:numId w:val="16"/>
+        </w:numPr>
+        <w:rPr>
+          <w:rFonts w:ascii="Times New Roman" w:hAnsi="Times New Roman" w:cs="Times New Roman"/>
+        </w:rPr>
+      </w:pPr>
+      <w:r>
+        <w:rPr>
+          <w:rFonts w:ascii="Times New Roman" w:hAnsi="Times New Roman" w:cs="Times New Roman"/>
+        </w:rPr>
+        <w:t>ordinal/continuous outcomes (</w:t>
+      </w:r>
+      <w:proofErr w:type="spellStart"/>
+      <w:r>
+        <w:rPr>
+          <w:rFonts w:ascii="Times New Roman" w:hAnsi="Times New Roman" w:cs="Times New Roman"/>
+        </w:rPr>
+        <w:t>Life_satisfaction</w:t>
+      </w:r>
+      <w:proofErr w:type="spellEnd"/>
+      <w:r>
+        <w:rPr>
+          <w:rFonts w:ascii="Times New Roman" w:hAnsi="Times New Roman" w:cs="Times New Roman"/>
+        </w:rPr>
+        <w:t xml:space="preserve">, </w:t>
+      </w:r>
+      <w:r>
+        <w:rPr>
+          <w:rFonts w:ascii="Times New Roman" w:hAnsi="Times New Roman" w:cs="Times New Roman"/>
+        </w:rPr>
+        <w:t>Physical activity minutes</w:t>
+      </w:r>
+      <w:r>
+        <w:rPr>
+          <w:rFonts w:ascii="Times New Roman" w:hAnsi="Times New Roman" w:cs="Times New Roman"/>
+        </w:rPr>
+        <w:t xml:space="preserve">) </w:t>
+      </w:r>
+      <w:r>
+        <w:rPr>
+          <w:rFonts w:ascii="Times New Roman" w:hAnsi="Times New Roman" w:cs="Times New Roman"/>
+        </w:rPr>
+        <w:sym w:font="Wingdings" w:char="F0E0"/>
+      </w:r>
+      <w:r>
+        <w:rPr>
+          <w:rFonts w:ascii="Times New Roman" w:hAnsi="Times New Roman" w:cs="Times New Roman"/>
+        </w:rPr>
+        <w:t xml:space="preserve"> regression models</w:t>
+      </w:r>
+      <w:r>
+        <w:rPr>
+          <w:rFonts w:ascii="Times New Roman" w:hAnsi="Times New Roman" w:cs="Times New Roman"/>
+        </w:rPr>
+        <w:br/>
+      </w:r>
+    </w:p>
+    <w:p>
+      <w:pPr>
+        <w:rPr>
+          <w:rFonts w:ascii="Times New Roman" w:hAnsi="Times New Roman" w:cs="Times New Roman"/>
+        </w:rPr>
+      </w:pPr>
     </w:p>
     <w:p>
       <w:pPr>
@@ -2453,7 +2899,6 @@
         <w:rPr>
           <w:rFonts w:ascii="Times New Roman" w:hAnsi="Times New Roman" w:cs="Times New Roman"/>
         </w:rPr>
-        <w:lastRenderedPageBreak/>
         <w:t>Mental health index</w:t>
       </w:r>
     </w:p>
@@ -3123,8 +3568,16 @@
         <w:rPr>
           <w:rFonts w:ascii="Times New Roman" w:hAnsi="Times New Roman" w:cs="Times New Roman"/>
         </w:rPr>
-        <w:t xml:space="preserve"> regression (for work_interfere</w:t>
-      </w:r>
+        <w:t xml:space="preserve"> regression (for </w:t>
+      </w:r>
+      <w:proofErr w:type="spellStart"/>
+      <w:r>
+        <w:rPr>
+          <w:rFonts w:ascii="Times New Roman" w:hAnsi="Times New Roman" w:cs="Times New Roman"/>
+        </w:rPr>
+        <w:t>work_interfere</w:t>
+      </w:r>
+      <w:proofErr w:type="spellEnd"/>
       <w:r>
         <w:rPr>
           <w:rFonts w:ascii="Times New Roman" w:hAnsi="Times New Roman" w:cs="Times New Roman"/>
@@ -3205,8 +3658,35 @@
         <w:rPr>
           <w:rFonts w:ascii="Times New Roman" w:hAnsi="Times New Roman" w:cs="Times New Roman"/>
         </w:rPr>
-        <w:lastRenderedPageBreak/>
-        <w:t>Gradient Boosting (XGBoost / LightGBM)</w:t>
+        <w:t>Gradient Boosting (</w:t>
+      </w:r>
+      <w:proofErr w:type="spellStart"/>
+      <w:r>
+        <w:rPr>
+          <w:rFonts w:ascii="Times New Roman" w:hAnsi="Times New Roman" w:cs="Times New Roman"/>
+        </w:rPr>
+        <w:t>XGBoost</w:t>
+      </w:r>
+      <w:proofErr w:type="spellEnd"/>
+      <w:r>
+        <w:rPr>
+          <w:rFonts w:ascii="Times New Roman" w:hAnsi="Times New Roman" w:cs="Times New Roman"/>
+        </w:rPr>
+        <w:t xml:space="preserve"> / </w:t>
+      </w:r>
+      <w:proofErr w:type="spellStart"/>
+      <w:r>
+        <w:rPr>
+          <w:rFonts w:ascii="Times New Roman" w:hAnsi="Times New Roman" w:cs="Times New Roman"/>
+        </w:rPr>
+        <w:t>LightGBM</w:t>
+      </w:r>
+      <w:proofErr w:type="spellEnd"/>
+      <w:r>
+        <w:rPr>
+          <w:rFonts w:ascii="Times New Roman" w:hAnsi="Times New Roman" w:cs="Times New Roman"/>
+        </w:rPr>
+        <w:t>)</w:t>
       </w:r>
     </w:p>
     <w:p>
@@ -3301,7 +3781,21 @@
         <w:rPr>
           <w:rFonts w:ascii="Times New Roman" w:hAnsi="Times New Roman" w:cs="Times New Roman"/>
         </w:rPr>
-        <w:t xml:space="preserve"> XGBoost on residuals to capture nonlinear structure</w:t>
+        <w:t xml:space="preserve"> </w:t>
+      </w:r>
+      <w:proofErr w:type="spellStart"/>
+      <w:r>
+        <w:rPr>
+          <w:rFonts w:ascii="Times New Roman" w:hAnsi="Times New Roman" w:cs="Times New Roman"/>
+        </w:rPr>
+        <w:t>XGBoost</w:t>
+      </w:r>
+      <w:proofErr w:type="spellEnd"/>
+      <w:r>
+        <w:rPr>
+          <w:rFonts w:ascii="Times New Roman" w:hAnsi="Times New Roman" w:cs="Times New Roman"/>
+        </w:rPr>
+        <w:t xml:space="preserve"> on residuals to capture nonlinear structure</w:t>
       </w:r>
       <w:r>
         <w:rPr>
@@ -3454,6 +3948,7 @@
         <w:rPr>
           <w:rFonts w:ascii="Times New Roman" w:hAnsi="Times New Roman" w:cs="Times New Roman"/>
         </w:rPr>
+        <w:lastRenderedPageBreak/>
         <w:t>Missing</w:t>
       </w:r>
       <w:r>
@@ -3946,7 +4441,6 @@
           <w:b/>
           <w:bCs/>
         </w:rPr>
-        <w:lastRenderedPageBreak/>
         <w:t xml:space="preserve">Discretization </w:t>
       </w:r>
       <w:r>
@@ -4080,7 +4574,21 @@
         <w:rPr>
           <w:rFonts w:ascii="Times New Roman" w:hAnsi="Times New Roman" w:cs="Times New Roman"/>
         </w:rPr>
-        <w:t xml:space="preserve">feature selection pipeline (from RF/XGBoost) </w:t>
+        <w:t>feature selection pipeline (from RF/</w:t>
+      </w:r>
+      <w:proofErr w:type="spellStart"/>
+      <w:r>
+        <w:rPr>
+          <w:rFonts w:ascii="Times New Roman" w:hAnsi="Times New Roman" w:cs="Times New Roman"/>
+        </w:rPr>
+        <w:t>XGBoost</w:t>
+      </w:r>
+      <w:proofErr w:type="spellEnd"/>
+      <w:r>
+        <w:rPr>
+          <w:rFonts w:ascii="Times New Roman" w:hAnsi="Times New Roman" w:cs="Times New Roman"/>
+        </w:rPr>
+        <w:t xml:space="preserve">) </w:t>
       </w:r>
     </w:p>
     <w:p>
@@ -4183,6 +4691,7 @@
           <w:b/>
           <w:bCs/>
         </w:rPr>
+        <w:lastRenderedPageBreak/>
         <w:t>Probabilistic quality</w:t>
       </w:r>
     </w:p>
@@ -4266,7 +4775,21 @@
         <w:rPr>
           <w:rFonts w:ascii="Times New Roman" w:hAnsi="Times New Roman" w:cs="Times New Roman"/>
         </w:rPr>
-        <w:t>, feature importance (RF/GBoost), SHAP values</w:t>
+        <w:t>, feature importance (RF/</w:t>
+      </w:r>
+      <w:proofErr w:type="spellStart"/>
+      <w:r>
+        <w:rPr>
+          <w:rFonts w:ascii="Times New Roman" w:hAnsi="Times New Roman" w:cs="Times New Roman"/>
+        </w:rPr>
+        <w:t>GBoost</w:t>
+      </w:r>
+      <w:proofErr w:type="spellEnd"/>
+      <w:r>
+        <w:rPr>
+          <w:rFonts w:ascii="Times New Roman" w:hAnsi="Times New Roman" w:cs="Times New Roman"/>
+        </w:rPr>
+        <w:t>), SHAP values</w:t>
       </w:r>
     </w:p>
     <w:p>
@@ -4553,7 +5076,6 @@
           <w:sz w:val="28"/>
           <w:szCs w:val="28"/>
         </w:rPr>
-        <w:lastRenderedPageBreak/>
         <w:t>Implementation &amp; tools (Python)</w:t>
       </w:r>
     </w:p>
@@ -4727,6 +5249,7 @@
           <w:sz w:val="28"/>
           <w:szCs w:val="28"/>
         </w:rPr>
+        <w:lastRenderedPageBreak/>
         <w:t>Discussion &amp; Limitations</w:t>
       </w:r>
     </w:p>
@@ -4782,6 +5305,119 @@
 <file path=word/numbering.xml><?xml version="1.0" encoding="utf-8"?>
 <w:numbering xmlns:wpc="http://schemas.microsoft.com/office/word/2010/wordprocessingCanvas" xmlns:cx="http://schemas.microsoft.com/office/drawing/2014/chartex" xmlns:cx1="http://schemas.microsoft.com/office/drawing/2015/9/8/chartex" xmlns:cx2="http://schemas.microsoft.com/office/drawing/2015/10/21/chartex" xmlns:cx3="http://schemas.microsoft.com/office/drawing/2016/5/9/chartex" xmlns:cx4="http://schemas.microsoft.com/office/drawing/2016/5/10/chartex" xmlns:cx5="http://schemas.microsoft.com/office/drawing/2016/5/11/chartex" xmlns:cx6="http://schemas.microsoft.com/office/drawing/2016/5/12/chartex" xmlns:cx7="http://schemas.microsoft.com/office/drawing/2016/5/13/chartex" xmlns:cx8="http://schemas.microsoft.com/office/drawing/2016/5/14/chartex" xmlns:mc="http://schemas.openxmlformats.org/markup-compatibility/2006" xmlns:aink="http://schemas.microsoft.com/office/drawing/2016/ink" xmlns:am3d="http://schemas.microsoft.com/office/drawing/2017/model3d" xmlns:o="urn:schemas-microsoft-com:office:office" xmlns:oel="http://schemas.microsoft.com/office/2019/extlst" xmlns:r="http://schemas.openxmlformats.org/officeDocument/2006/relationships" xmlns:m="http://schemas.openxmlformats.org/officeDocument/2006/math" xmlns:v="urn:schemas-microsoft-com:vml" xmlns:wp14="http://schemas.microsoft.com/office/word/2010/wordprocessingDrawing" xmlns:wp="http://schemas.openxmlformats.org/drawingml/2006/wordprocessingDrawing" xmlns:w10="urn:schemas-microsoft-com:office:word" xmlns:w="http://schemas.openxmlformats.org/wordprocessingml/2006/main" xmlns:w14="http://schemas.microsoft.com/office/word/2010/wordml" xmlns:w15="http://schemas.microsoft.com/office/word/2012/wordml" xmlns:w16cex="http://schemas.microsoft.com/office/word/2018/wordml/cex" xmlns:w16cid="http://schemas.microsoft.com/office/word/2016/wordml/cid" xmlns:w16="http://schemas.microsoft.com/office/word/2018/wordml" xmlns:w16du="http://schemas.microsoft.com/office/word/2023/wordml/word16du" xmlns:w16sdtdh="http://schemas.microsoft.com/office/word/2020/wordml/sdtdatahash" xmlns:w16sdtfl="http://schemas.microsoft.com/office/word/2024/wordml/sdtformatlock" xmlns:w16se="http://schemas.microsoft.com/office/word/2015/wordml/symex" xmlns:wpg="http://schemas.microsoft.com/office/word/2010/wordprocessingGroup" xmlns:wpi="http://schemas.microsoft.com/office/word/2010/wordprocessingInk" xmlns:wne="http://schemas.microsoft.com/office/word/2006/wordml" xmlns:wps="http://schemas.microsoft.com/office/word/2010/wordprocessingShape" mc:Ignorable="w14 w15 w16se w16cid w16 w16cex w16sdtdh w16sdtfl w16du wp14">
   <w:abstractNum w:abstractNumId="0" w15:restartNumberingAfterBreak="0">
+    <w:nsid w:val="01583541"/>
+    <w:multiLevelType w:val="hybridMultilevel"/>
+    <w:tmpl w:val="9F4E1D68"/>
+    <w:lvl w:ilvl="0" w:tplc="04090001">
+      <w:start w:val="1"/>
+      <w:numFmt w:val="bullet"/>
+      <w:lvlText w:val=""/>
+      <w:lvlJc w:val="left"/>
+      <w:pPr>
+        <w:ind w:left="1440" w:hanging="360"/>
+      </w:pPr>
+      <w:rPr>
+        <w:rFonts w:ascii="Symbol" w:hAnsi="Symbol" w:hint="default"/>
+      </w:rPr>
+    </w:lvl>
+    <w:lvl w:ilvl="1" w:tplc="04090003" w:tentative="1">
+      <w:start w:val="1"/>
+      <w:numFmt w:val="bullet"/>
+      <w:lvlText w:val="o"/>
+      <w:lvlJc w:val="left"/>
+      <w:pPr>
+        <w:ind w:left="2160" w:hanging="360"/>
+      </w:pPr>
+      <w:rPr>
+        <w:rFonts w:ascii="Courier New" w:hAnsi="Courier New" w:cs="Courier New" w:hint="default"/>
+      </w:rPr>
+    </w:lvl>
+    <w:lvl w:ilvl="2" w:tplc="04090005" w:tentative="1">
+      <w:start w:val="1"/>
+      <w:numFmt w:val="bullet"/>
+      <w:lvlText w:val=""/>
+      <w:lvlJc w:val="left"/>
+      <w:pPr>
+        <w:ind w:left="2880" w:hanging="360"/>
+      </w:pPr>
+      <w:rPr>
+        <w:rFonts w:ascii="Wingdings" w:hAnsi="Wingdings" w:hint="default"/>
+      </w:rPr>
+    </w:lvl>
+    <w:lvl w:ilvl="3" w:tplc="04090001" w:tentative="1">
+      <w:start w:val="1"/>
+      <w:numFmt w:val="bullet"/>
+      <w:lvlText w:val=""/>
+      <w:lvlJc w:val="left"/>
+      <w:pPr>
+        <w:ind w:left="3600" w:hanging="360"/>
+      </w:pPr>
+      <w:rPr>
+        <w:rFonts w:ascii="Symbol" w:hAnsi="Symbol" w:hint="default"/>
+      </w:rPr>
+    </w:lvl>
+    <w:lvl w:ilvl="4" w:tplc="04090003" w:tentative="1">
+      <w:start w:val="1"/>
+      <w:numFmt w:val="bullet"/>
+      <w:lvlText w:val="o"/>
+      <w:lvlJc w:val="left"/>
+      <w:pPr>
+        <w:ind w:left="4320" w:hanging="360"/>
+      </w:pPr>
+      <w:rPr>
+        <w:rFonts w:ascii="Courier New" w:hAnsi="Courier New" w:cs="Courier New" w:hint="default"/>
+      </w:rPr>
+    </w:lvl>
+    <w:lvl w:ilvl="5" w:tplc="04090005" w:tentative="1">
+      <w:start w:val="1"/>
+      <w:numFmt w:val="bullet"/>
+      <w:lvlText w:val=""/>
+      <w:lvlJc w:val="left"/>
+      <w:pPr>
+        <w:ind w:left="5040" w:hanging="360"/>
+      </w:pPr>
+      <w:rPr>
+        <w:rFonts w:ascii="Wingdings" w:hAnsi="Wingdings" w:hint="default"/>
+      </w:rPr>
+    </w:lvl>
+    <w:lvl w:ilvl="6" w:tplc="04090001" w:tentative="1">
+      <w:start w:val="1"/>
+      <w:numFmt w:val="bullet"/>
+      <w:lvlText w:val=""/>
+      <w:lvlJc w:val="left"/>
+      <w:pPr>
+        <w:ind w:left="5760" w:hanging="360"/>
+      </w:pPr>
+      <w:rPr>
+        <w:rFonts w:ascii="Symbol" w:hAnsi="Symbol" w:hint="default"/>
+      </w:rPr>
+    </w:lvl>
+    <w:lvl w:ilvl="7" w:tplc="04090003" w:tentative="1">
+      <w:start w:val="1"/>
+      <w:numFmt w:val="bullet"/>
+      <w:lvlText w:val="o"/>
+      <w:lvlJc w:val="left"/>
+      <w:pPr>
+        <w:ind w:left="6480" w:hanging="360"/>
+      </w:pPr>
+      <w:rPr>
+        <w:rFonts w:ascii="Courier New" w:hAnsi="Courier New" w:cs="Courier New" w:hint="default"/>
+      </w:rPr>
+    </w:lvl>
+    <w:lvl w:ilvl="8" w:tplc="04090005" w:tentative="1">
+      <w:start w:val="1"/>
+      <w:numFmt w:val="bullet"/>
+      <w:lvlText w:val=""/>
+      <w:lvlJc w:val="left"/>
+      <w:pPr>
+        <w:ind w:left="7200" w:hanging="360"/>
+      </w:pPr>
+      <w:rPr>
+        <w:rFonts w:ascii="Wingdings" w:hAnsi="Wingdings" w:hint="default"/>
+      </w:rPr>
+    </w:lvl>
+  </w:abstractNum>
+  <w:abstractNum w:abstractNumId="1" w15:restartNumberingAfterBreak="0">
     <w:nsid w:val="01C166C8"/>
     <w:multiLevelType w:val="multilevel"/>
     <w:tmpl w:val="B71C5D80"/>
@@ -4930,7 +5566,7 @@
       </w:rPr>
     </w:lvl>
   </w:abstractNum>
-  <w:abstractNum w:abstractNumId="1" w15:restartNumberingAfterBreak="0">
+  <w:abstractNum w:abstractNumId="2" w15:restartNumberingAfterBreak="0">
     <w:nsid w:val="03214117"/>
     <w:multiLevelType w:val="multilevel"/>
     <w:tmpl w:val="9386062A"/>
@@ -5079,7 +5715,7 @@
       </w:rPr>
     </w:lvl>
   </w:abstractNum>
-  <w:abstractNum w:abstractNumId="2" w15:restartNumberingAfterBreak="0">
+  <w:abstractNum w:abstractNumId="3" w15:restartNumberingAfterBreak="0">
     <w:nsid w:val="066032DE"/>
     <w:multiLevelType w:val="multilevel"/>
     <w:tmpl w:val="D66C6830"/>
@@ -5196,7 +5832,7 @@
       </w:pPr>
     </w:lvl>
   </w:abstractNum>
-  <w:abstractNum w:abstractNumId="3" w15:restartNumberingAfterBreak="0">
+  <w:abstractNum w:abstractNumId="4" w15:restartNumberingAfterBreak="0">
     <w:nsid w:val="08B126D5"/>
     <w:multiLevelType w:val="multilevel"/>
     <w:tmpl w:val="F0DEF9DC"/>
@@ -5345,7 +5981,7 @@
       </w:rPr>
     </w:lvl>
   </w:abstractNum>
-  <w:abstractNum w:abstractNumId="4" w15:restartNumberingAfterBreak="0">
+  <w:abstractNum w:abstractNumId="5" w15:restartNumberingAfterBreak="0">
     <w:nsid w:val="08D74F08"/>
     <w:multiLevelType w:val="hybridMultilevel"/>
     <w:tmpl w:val="E3525E4E"/>
@@ -5434,7 +6070,7 @@
       </w:pPr>
     </w:lvl>
   </w:abstractNum>
-  <w:abstractNum w:abstractNumId="5" w15:restartNumberingAfterBreak="0">
+  <w:abstractNum w:abstractNumId="6" w15:restartNumberingAfterBreak="0">
     <w:nsid w:val="0CC51CD0"/>
     <w:multiLevelType w:val="multilevel"/>
     <w:tmpl w:val="07B60BB8"/>
@@ -5583,7 +6219,120 @@
       </w:rPr>
     </w:lvl>
   </w:abstractNum>
-  <w:abstractNum w:abstractNumId="6" w15:restartNumberingAfterBreak="0">
+  <w:abstractNum w:abstractNumId="7" w15:restartNumberingAfterBreak="0">
+    <w:nsid w:val="0EE35D2F"/>
+    <w:multiLevelType w:val="hybridMultilevel"/>
+    <w:tmpl w:val="5B0A0D7A"/>
+    <w:lvl w:ilvl="0" w:tplc="04090001">
+      <w:start w:val="1"/>
+      <w:numFmt w:val="bullet"/>
+      <w:lvlText w:val=""/>
+      <w:lvlJc w:val="left"/>
+      <w:pPr>
+        <w:ind w:left="720" w:hanging="360"/>
+      </w:pPr>
+      <w:rPr>
+        <w:rFonts w:ascii="Symbol" w:hAnsi="Symbol" w:hint="default"/>
+      </w:rPr>
+    </w:lvl>
+    <w:lvl w:ilvl="1" w:tplc="04090003" w:tentative="1">
+      <w:start w:val="1"/>
+      <w:numFmt w:val="bullet"/>
+      <w:lvlText w:val="o"/>
+      <w:lvlJc w:val="left"/>
+      <w:pPr>
+        <w:ind w:left="1440" w:hanging="360"/>
+      </w:pPr>
+      <w:rPr>
+        <w:rFonts w:ascii="Courier New" w:hAnsi="Courier New" w:cs="Courier New" w:hint="default"/>
+      </w:rPr>
+    </w:lvl>
+    <w:lvl w:ilvl="2" w:tplc="04090005" w:tentative="1">
+      <w:start w:val="1"/>
+      <w:numFmt w:val="bullet"/>
+      <w:lvlText w:val=""/>
+      <w:lvlJc w:val="left"/>
+      <w:pPr>
+        <w:ind w:left="2160" w:hanging="360"/>
+      </w:pPr>
+      <w:rPr>
+        <w:rFonts w:ascii="Wingdings" w:hAnsi="Wingdings" w:hint="default"/>
+      </w:rPr>
+    </w:lvl>
+    <w:lvl w:ilvl="3" w:tplc="04090001" w:tentative="1">
+      <w:start w:val="1"/>
+      <w:numFmt w:val="bullet"/>
+      <w:lvlText w:val=""/>
+      <w:lvlJc w:val="left"/>
+      <w:pPr>
+        <w:ind w:left="2880" w:hanging="360"/>
+      </w:pPr>
+      <w:rPr>
+        <w:rFonts w:ascii="Symbol" w:hAnsi="Symbol" w:hint="default"/>
+      </w:rPr>
+    </w:lvl>
+    <w:lvl w:ilvl="4" w:tplc="04090003" w:tentative="1">
+      <w:start w:val="1"/>
+      <w:numFmt w:val="bullet"/>
+      <w:lvlText w:val="o"/>
+      <w:lvlJc w:val="left"/>
+      <w:pPr>
+        <w:ind w:left="3600" w:hanging="360"/>
+      </w:pPr>
+      <w:rPr>
+        <w:rFonts w:ascii="Courier New" w:hAnsi="Courier New" w:cs="Courier New" w:hint="default"/>
+      </w:rPr>
+    </w:lvl>
+    <w:lvl w:ilvl="5" w:tplc="04090005" w:tentative="1">
+      <w:start w:val="1"/>
+      <w:numFmt w:val="bullet"/>
+      <w:lvlText w:val=""/>
+      <w:lvlJc w:val="left"/>
+      <w:pPr>
+        <w:ind w:left="4320" w:hanging="360"/>
+      </w:pPr>
+      <w:rPr>
+        <w:rFonts w:ascii="Wingdings" w:hAnsi="Wingdings" w:hint="default"/>
+      </w:rPr>
+    </w:lvl>
+    <w:lvl w:ilvl="6" w:tplc="04090001" w:tentative="1">
+      <w:start w:val="1"/>
+      <w:numFmt w:val="bullet"/>
+      <w:lvlText w:val=""/>
+      <w:lvlJc w:val="left"/>
+      <w:pPr>
+        <w:ind w:left="5040" w:hanging="360"/>
+      </w:pPr>
+      <w:rPr>
+        <w:rFonts w:ascii="Symbol" w:hAnsi="Symbol" w:hint="default"/>
+      </w:rPr>
+    </w:lvl>
+    <w:lvl w:ilvl="7" w:tplc="04090003" w:tentative="1">
+      <w:start w:val="1"/>
+      <w:numFmt w:val="bullet"/>
+      <w:lvlText w:val="o"/>
+      <w:lvlJc w:val="left"/>
+      <w:pPr>
+        <w:ind w:left="5760" w:hanging="360"/>
+      </w:pPr>
+      <w:rPr>
+        <w:rFonts w:ascii="Courier New" w:hAnsi="Courier New" w:cs="Courier New" w:hint="default"/>
+      </w:rPr>
+    </w:lvl>
+    <w:lvl w:ilvl="8" w:tplc="04090005" w:tentative="1">
+      <w:start w:val="1"/>
+      <w:numFmt w:val="bullet"/>
+      <w:lvlText w:val=""/>
+      <w:lvlJc w:val="left"/>
+      <w:pPr>
+        <w:ind w:left="6480" w:hanging="360"/>
+      </w:pPr>
+      <w:rPr>
+        <w:rFonts w:ascii="Wingdings" w:hAnsi="Wingdings" w:hint="default"/>
+      </w:rPr>
+    </w:lvl>
+  </w:abstractNum>
+  <w:abstractNum w:abstractNumId="8" w15:restartNumberingAfterBreak="0">
     <w:nsid w:val="0FDA4D81"/>
     <w:multiLevelType w:val="multilevel"/>
     <w:tmpl w:val="0B12260A"/>
@@ -5732,7 +6481,7 @@
       </w:rPr>
     </w:lvl>
   </w:abstractNum>
-  <w:abstractNum w:abstractNumId="7" w15:restartNumberingAfterBreak="0">
+  <w:abstractNum w:abstractNumId="9" w15:restartNumberingAfterBreak="0">
     <w:nsid w:val="13D32A8B"/>
     <w:multiLevelType w:val="multilevel"/>
     <w:tmpl w:val="9FA4C3CE"/>
@@ -5881,7 +6630,7 @@
       </w:rPr>
     </w:lvl>
   </w:abstractNum>
-  <w:abstractNum w:abstractNumId="8" w15:restartNumberingAfterBreak="0">
+  <w:abstractNum w:abstractNumId="10" w15:restartNumberingAfterBreak="0">
     <w:nsid w:val="1C59334A"/>
     <w:multiLevelType w:val="multilevel"/>
     <w:tmpl w:val="B688FD58"/>
@@ -6030,7 +6779,7 @@
       </w:rPr>
     </w:lvl>
   </w:abstractNum>
-  <w:abstractNum w:abstractNumId="9" w15:restartNumberingAfterBreak="0">
+  <w:abstractNum w:abstractNumId="11" w15:restartNumberingAfterBreak="0">
     <w:nsid w:val="1C8F6142"/>
     <w:multiLevelType w:val="multilevel"/>
     <w:tmpl w:val="C6E856A0"/>
@@ -6147,7 +6896,7 @@
       </w:pPr>
     </w:lvl>
   </w:abstractNum>
-  <w:abstractNum w:abstractNumId="10" w15:restartNumberingAfterBreak="0">
+  <w:abstractNum w:abstractNumId="12" w15:restartNumberingAfterBreak="0">
     <w:nsid w:val="1D131D2D"/>
     <w:multiLevelType w:val="multilevel"/>
     <w:tmpl w:val="F2400C1E"/>
@@ -6296,7 +7045,7 @@
       </w:rPr>
     </w:lvl>
   </w:abstractNum>
-  <w:abstractNum w:abstractNumId="11" w15:restartNumberingAfterBreak="0">
+  <w:abstractNum w:abstractNumId="13" w15:restartNumberingAfterBreak="0">
     <w:nsid w:val="1E1A6FD7"/>
     <w:multiLevelType w:val="multilevel"/>
     <w:tmpl w:val="B240CCCC"/>
@@ -6445,7 +7194,7 @@
       </w:rPr>
     </w:lvl>
   </w:abstractNum>
-  <w:abstractNum w:abstractNumId="12" w15:restartNumberingAfterBreak="0">
+  <w:abstractNum w:abstractNumId="14" w15:restartNumberingAfterBreak="0">
     <w:nsid w:val="21661176"/>
     <w:multiLevelType w:val="multilevel"/>
     <w:tmpl w:val="FB0CC88E"/>
@@ -6594,7 +7343,7 @@
       </w:rPr>
     </w:lvl>
   </w:abstractNum>
-  <w:abstractNum w:abstractNumId="13" w15:restartNumberingAfterBreak="0">
+  <w:abstractNum w:abstractNumId="15" w15:restartNumberingAfterBreak="0">
     <w:nsid w:val="21851ACE"/>
     <w:multiLevelType w:val="multilevel"/>
     <w:tmpl w:val="EAC08648"/>
@@ -6743,7 +7492,7 @@
       </w:rPr>
     </w:lvl>
   </w:abstractNum>
-  <w:abstractNum w:abstractNumId="14" w15:restartNumberingAfterBreak="0">
+  <w:abstractNum w:abstractNumId="16" w15:restartNumberingAfterBreak="0">
     <w:nsid w:val="23995DD9"/>
     <w:multiLevelType w:val="multilevel"/>
     <w:tmpl w:val="46FCA344"/>
@@ -6892,7 +7641,7 @@
       </w:rPr>
     </w:lvl>
   </w:abstractNum>
-  <w:abstractNum w:abstractNumId="15" w15:restartNumberingAfterBreak="0">
+  <w:abstractNum w:abstractNumId="17" w15:restartNumberingAfterBreak="0">
     <w:nsid w:val="268C78BA"/>
     <w:multiLevelType w:val="multilevel"/>
     <w:tmpl w:val="A05A2A34"/>
@@ -7041,7 +7790,7 @@
       </w:rPr>
     </w:lvl>
   </w:abstractNum>
-  <w:abstractNum w:abstractNumId="16" w15:restartNumberingAfterBreak="0">
+  <w:abstractNum w:abstractNumId="18" w15:restartNumberingAfterBreak="0">
     <w:nsid w:val="2E7F00E5"/>
     <w:multiLevelType w:val="multilevel"/>
     <w:tmpl w:val="177AF29C"/>
@@ -7190,7 +7939,120 @@
       </w:rPr>
     </w:lvl>
   </w:abstractNum>
-  <w:abstractNum w:abstractNumId="17" w15:restartNumberingAfterBreak="0">
+  <w:abstractNum w:abstractNumId="19" w15:restartNumberingAfterBreak="0">
+    <w:nsid w:val="307F2C0E"/>
+    <w:multiLevelType w:val="hybridMultilevel"/>
+    <w:tmpl w:val="BDFE7148"/>
+    <w:lvl w:ilvl="0" w:tplc="04090001">
+      <w:start w:val="1"/>
+      <w:numFmt w:val="bullet"/>
+      <w:lvlText w:val=""/>
+      <w:lvlJc w:val="left"/>
+      <w:pPr>
+        <w:ind w:left="1080" w:hanging="360"/>
+      </w:pPr>
+      <w:rPr>
+        <w:rFonts w:ascii="Symbol" w:hAnsi="Symbol" w:hint="default"/>
+      </w:rPr>
+    </w:lvl>
+    <w:lvl w:ilvl="1" w:tplc="04090003" w:tentative="1">
+      <w:start w:val="1"/>
+      <w:numFmt w:val="bullet"/>
+      <w:lvlText w:val="o"/>
+      <w:lvlJc w:val="left"/>
+      <w:pPr>
+        <w:ind w:left="1800" w:hanging="360"/>
+      </w:pPr>
+      <w:rPr>
+        <w:rFonts w:ascii="Courier New" w:hAnsi="Courier New" w:cs="Courier New" w:hint="default"/>
+      </w:rPr>
+    </w:lvl>
+    <w:lvl w:ilvl="2" w:tplc="04090005" w:tentative="1">
+      <w:start w:val="1"/>
+      <w:numFmt w:val="bullet"/>
+      <w:lvlText w:val=""/>
+      <w:lvlJc w:val="left"/>
+      <w:pPr>
+        <w:ind w:left="2520" w:hanging="360"/>
+      </w:pPr>
+      <w:rPr>
+        <w:rFonts w:ascii="Wingdings" w:hAnsi="Wingdings" w:hint="default"/>
+      </w:rPr>
+    </w:lvl>
+    <w:lvl w:ilvl="3" w:tplc="04090001" w:tentative="1">
+      <w:start w:val="1"/>
+      <w:numFmt w:val="bullet"/>
+      <w:lvlText w:val=""/>
+      <w:lvlJc w:val="left"/>
+      <w:pPr>
+        <w:ind w:left="3240" w:hanging="360"/>
+      </w:pPr>
+      <w:rPr>
+        <w:rFonts w:ascii="Symbol" w:hAnsi="Symbol" w:hint="default"/>
+      </w:rPr>
+    </w:lvl>
+    <w:lvl w:ilvl="4" w:tplc="04090003" w:tentative="1">
+      <w:start w:val="1"/>
+      <w:numFmt w:val="bullet"/>
+      <w:lvlText w:val="o"/>
+      <w:lvlJc w:val="left"/>
+      <w:pPr>
+        <w:ind w:left="3960" w:hanging="360"/>
+      </w:pPr>
+      <w:rPr>
+        <w:rFonts w:ascii="Courier New" w:hAnsi="Courier New" w:cs="Courier New" w:hint="default"/>
+      </w:rPr>
+    </w:lvl>
+    <w:lvl w:ilvl="5" w:tplc="04090005" w:tentative="1">
+      <w:start w:val="1"/>
+      <w:numFmt w:val="bullet"/>
+      <w:lvlText w:val=""/>
+      <w:lvlJc w:val="left"/>
+      <w:pPr>
+        <w:ind w:left="4680" w:hanging="360"/>
+      </w:pPr>
+      <w:rPr>
+        <w:rFonts w:ascii="Wingdings" w:hAnsi="Wingdings" w:hint="default"/>
+      </w:rPr>
+    </w:lvl>
+    <w:lvl w:ilvl="6" w:tplc="04090001" w:tentative="1">
+      <w:start w:val="1"/>
+      <w:numFmt w:val="bullet"/>
+      <w:lvlText w:val=""/>
+      <w:lvlJc w:val="left"/>
+      <w:pPr>
+        <w:ind w:left="5400" w:hanging="360"/>
+      </w:pPr>
+      <w:rPr>
+        <w:rFonts w:ascii="Symbol" w:hAnsi="Symbol" w:hint="default"/>
+      </w:rPr>
+    </w:lvl>
+    <w:lvl w:ilvl="7" w:tplc="04090003" w:tentative="1">
+      <w:start w:val="1"/>
+      <w:numFmt w:val="bullet"/>
+      <w:lvlText w:val="o"/>
+      <w:lvlJc w:val="left"/>
+      <w:pPr>
+        <w:ind w:left="6120" w:hanging="360"/>
+      </w:pPr>
+      <w:rPr>
+        <w:rFonts w:ascii="Courier New" w:hAnsi="Courier New" w:cs="Courier New" w:hint="default"/>
+      </w:rPr>
+    </w:lvl>
+    <w:lvl w:ilvl="8" w:tplc="04090005" w:tentative="1">
+      <w:start w:val="1"/>
+      <w:numFmt w:val="bullet"/>
+      <w:lvlText w:val=""/>
+      <w:lvlJc w:val="left"/>
+      <w:pPr>
+        <w:ind w:left="6840" w:hanging="360"/>
+      </w:pPr>
+      <w:rPr>
+        <w:rFonts w:ascii="Wingdings" w:hAnsi="Wingdings" w:hint="default"/>
+      </w:rPr>
+    </w:lvl>
+  </w:abstractNum>
+  <w:abstractNum w:abstractNumId="20" w15:restartNumberingAfterBreak="0">
     <w:nsid w:val="32C31F5D"/>
     <w:multiLevelType w:val="multilevel"/>
     <w:tmpl w:val="B2DE7DE6"/>
@@ -7339,7 +8201,7 @@
       </w:rPr>
     </w:lvl>
   </w:abstractNum>
-  <w:abstractNum w:abstractNumId="18" w15:restartNumberingAfterBreak="0">
+  <w:abstractNum w:abstractNumId="21" w15:restartNumberingAfterBreak="0">
     <w:nsid w:val="3BD17814"/>
     <w:multiLevelType w:val="multilevel"/>
     <w:tmpl w:val="C90C5786"/>
@@ -7488,7 +8350,7 @@
       </w:rPr>
     </w:lvl>
   </w:abstractNum>
-  <w:abstractNum w:abstractNumId="19" w15:restartNumberingAfterBreak="0">
+  <w:abstractNum w:abstractNumId="22" w15:restartNumberingAfterBreak="0">
     <w:nsid w:val="3E700496"/>
     <w:multiLevelType w:val="multilevel"/>
     <w:tmpl w:val="45B6B05E"/>
@@ -7637,7 +8499,7 @@
       </w:rPr>
     </w:lvl>
   </w:abstractNum>
-  <w:abstractNum w:abstractNumId="20" w15:restartNumberingAfterBreak="0">
+  <w:abstractNum w:abstractNumId="23" w15:restartNumberingAfterBreak="0">
     <w:nsid w:val="3F667B06"/>
     <w:multiLevelType w:val="multilevel"/>
     <w:tmpl w:val="EAD200AE"/>
@@ -7786,7 +8648,7 @@
       </w:rPr>
     </w:lvl>
   </w:abstractNum>
-  <w:abstractNum w:abstractNumId="21" w15:restartNumberingAfterBreak="0">
+  <w:abstractNum w:abstractNumId="24" w15:restartNumberingAfterBreak="0">
     <w:nsid w:val="41F210A2"/>
     <w:multiLevelType w:val="multilevel"/>
     <w:tmpl w:val="A1107850"/>
@@ -7935,7 +8797,7 @@
       </w:rPr>
     </w:lvl>
   </w:abstractNum>
-  <w:abstractNum w:abstractNumId="22" w15:restartNumberingAfterBreak="0">
+  <w:abstractNum w:abstractNumId="25" w15:restartNumberingAfterBreak="0">
     <w:nsid w:val="438757E5"/>
     <w:multiLevelType w:val="multilevel"/>
     <w:tmpl w:val="8858126A"/>
@@ -8084,7 +8946,7 @@
       </w:rPr>
     </w:lvl>
   </w:abstractNum>
-  <w:abstractNum w:abstractNumId="23" w15:restartNumberingAfterBreak="0">
+  <w:abstractNum w:abstractNumId="26" w15:restartNumberingAfterBreak="0">
     <w:nsid w:val="4546594F"/>
     <w:multiLevelType w:val="multilevel"/>
     <w:tmpl w:val="0D58475E"/>
@@ -8233,7 +9095,7 @@
       </w:rPr>
     </w:lvl>
   </w:abstractNum>
-  <w:abstractNum w:abstractNumId="24" w15:restartNumberingAfterBreak="0">
+  <w:abstractNum w:abstractNumId="27" w15:restartNumberingAfterBreak="0">
     <w:nsid w:val="45F220CF"/>
     <w:multiLevelType w:val="multilevel"/>
     <w:tmpl w:val="CA7C8B5C"/>
@@ -8382,7 +9244,7 @@
       </w:rPr>
     </w:lvl>
   </w:abstractNum>
-  <w:abstractNum w:abstractNumId="25" w15:restartNumberingAfterBreak="0">
+  <w:abstractNum w:abstractNumId="28" w15:restartNumberingAfterBreak="0">
     <w:nsid w:val="480C3FEF"/>
     <w:multiLevelType w:val="multilevel"/>
     <w:tmpl w:val="0D3AC01A"/>
@@ -8531,7 +9393,7 @@
       </w:rPr>
     </w:lvl>
   </w:abstractNum>
-  <w:abstractNum w:abstractNumId="26" w15:restartNumberingAfterBreak="0">
+  <w:abstractNum w:abstractNumId="29" w15:restartNumberingAfterBreak="0">
     <w:nsid w:val="48121F76"/>
     <w:multiLevelType w:val="multilevel"/>
     <w:tmpl w:val="76AE5D6E"/>
@@ -8680,7 +9542,7 @@
       </w:rPr>
     </w:lvl>
   </w:abstractNum>
-  <w:abstractNum w:abstractNumId="27" w15:restartNumberingAfterBreak="0">
+  <w:abstractNum w:abstractNumId="30" w15:restartNumberingAfterBreak="0">
     <w:nsid w:val="4A9E42F4"/>
     <w:multiLevelType w:val="multilevel"/>
     <w:tmpl w:val="A16C394E"/>
@@ -8829,7 +9691,7 @@
       </w:rPr>
     </w:lvl>
   </w:abstractNum>
-  <w:abstractNum w:abstractNumId="28" w15:restartNumberingAfterBreak="0">
+  <w:abstractNum w:abstractNumId="31" w15:restartNumberingAfterBreak="0">
     <w:nsid w:val="4C8C64DF"/>
     <w:multiLevelType w:val="multilevel"/>
     <w:tmpl w:val="1E724F24"/>
@@ -8978,7 +9840,7 @@
       </w:rPr>
     </w:lvl>
   </w:abstractNum>
-  <w:abstractNum w:abstractNumId="29" w15:restartNumberingAfterBreak="0">
+  <w:abstractNum w:abstractNumId="32" w15:restartNumberingAfterBreak="0">
     <w:nsid w:val="51560664"/>
     <w:multiLevelType w:val="multilevel"/>
     <w:tmpl w:val="A00A2E4E"/>
@@ -9127,7 +9989,7 @@
       </w:rPr>
     </w:lvl>
   </w:abstractNum>
-  <w:abstractNum w:abstractNumId="30" w15:restartNumberingAfterBreak="0">
+  <w:abstractNum w:abstractNumId="33" w15:restartNumberingAfterBreak="0">
     <w:nsid w:val="53676A43"/>
     <w:multiLevelType w:val="multilevel"/>
     <w:tmpl w:val="B414099E"/>
@@ -9276,7 +10138,7 @@
       </w:rPr>
     </w:lvl>
   </w:abstractNum>
-  <w:abstractNum w:abstractNumId="31" w15:restartNumberingAfterBreak="0">
+  <w:abstractNum w:abstractNumId="34" w15:restartNumberingAfterBreak="0">
     <w:nsid w:val="59932AF6"/>
     <w:multiLevelType w:val="multilevel"/>
     <w:tmpl w:val="B94AC316"/>
@@ -9425,7 +10287,7 @@
       </w:rPr>
     </w:lvl>
   </w:abstractNum>
-  <w:abstractNum w:abstractNumId="32" w15:restartNumberingAfterBreak="0">
+  <w:abstractNum w:abstractNumId="35" w15:restartNumberingAfterBreak="0">
     <w:nsid w:val="5A832E0A"/>
     <w:multiLevelType w:val="multilevel"/>
     <w:tmpl w:val="F7C6F47C"/>
@@ -9574,7 +10436,7 @@
       </w:rPr>
     </w:lvl>
   </w:abstractNum>
-  <w:abstractNum w:abstractNumId="33" w15:restartNumberingAfterBreak="0">
+  <w:abstractNum w:abstractNumId="36" w15:restartNumberingAfterBreak="0">
     <w:nsid w:val="5D734971"/>
     <w:multiLevelType w:val="multilevel"/>
     <w:tmpl w:val="78D6267E"/>
@@ -9723,7 +10585,7 @@
       </w:rPr>
     </w:lvl>
   </w:abstractNum>
-  <w:abstractNum w:abstractNumId="34" w15:restartNumberingAfterBreak="0">
+  <w:abstractNum w:abstractNumId="37" w15:restartNumberingAfterBreak="0">
     <w:nsid w:val="60417458"/>
     <w:multiLevelType w:val="multilevel"/>
     <w:tmpl w:val="36C0DBE2"/>
@@ -9872,7 +10734,7 @@
       </w:rPr>
     </w:lvl>
   </w:abstractNum>
-  <w:abstractNum w:abstractNumId="35" w15:restartNumberingAfterBreak="0">
+  <w:abstractNum w:abstractNumId="38" w15:restartNumberingAfterBreak="0">
     <w:nsid w:val="60E34119"/>
     <w:multiLevelType w:val="multilevel"/>
     <w:tmpl w:val="2B20F7AA"/>
@@ -10021,7 +10883,7 @@
       </w:rPr>
     </w:lvl>
   </w:abstractNum>
-  <w:abstractNum w:abstractNumId="36" w15:restartNumberingAfterBreak="0">
+  <w:abstractNum w:abstractNumId="39" w15:restartNumberingAfterBreak="0">
     <w:nsid w:val="60E45F97"/>
     <w:multiLevelType w:val="multilevel"/>
     <w:tmpl w:val="D18C8764"/>
@@ -10170,7 +11032,7 @@
       </w:rPr>
     </w:lvl>
   </w:abstractNum>
-  <w:abstractNum w:abstractNumId="37" w15:restartNumberingAfterBreak="0">
+  <w:abstractNum w:abstractNumId="40" w15:restartNumberingAfterBreak="0">
     <w:nsid w:val="63FE63FB"/>
     <w:multiLevelType w:val="hybridMultilevel"/>
     <w:tmpl w:val="D2DA792C"/>
@@ -10259,7 +11121,7 @@
       </w:pPr>
     </w:lvl>
   </w:abstractNum>
-  <w:abstractNum w:abstractNumId="38" w15:restartNumberingAfterBreak="0">
+  <w:abstractNum w:abstractNumId="41" w15:restartNumberingAfterBreak="0">
     <w:nsid w:val="65680911"/>
     <w:multiLevelType w:val="multilevel"/>
     <w:tmpl w:val="25C8F43E"/>
@@ -10408,7 +11270,7 @@
       </w:rPr>
     </w:lvl>
   </w:abstractNum>
-  <w:abstractNum w:abstractNumId="39" w15:restartNumberingAfterBreak="0">
+  <w:abstractNum w:abstractNumId="42" w15:restartNumberingAfterBreak="0">
     <w:nsid w:val="673B1491"/>
     <w:multiLevelType w:val="multilevel"/>
     <w:tmpl w:val="85546196"/>
@@ -10557,7 +11419,7 @@
       </w:rPr>
     </w:lvl>
   </w:abstractNum>
-  <w:abstractNum w:abstractNumId="40" w15:restartNumberingAfterBreak="0">
+  <w:abstractNum w:abstractNumId="43" w15:restartNumberingAfterBreak="0">
     <w:nsid w:val="67F5699A"/>
     <w:multiLevelType w:val="multilevel"/>
     <w:tmpl w:val="0BEEFB7C"/>
@@ -10706,7 +11568,7 @@
       </w:rPr>
     </w:lvl>
   </w:abstractNum>
-  <w:abstractNum w:abstractNumId="41" w15:restartNumberingAfterBreak="0">
+  <w:abstractNum w:abstractNumId="44" w15:restartNumberingAfterBreak="0">
     <w:nsid w:val="6BA31DF2"/>
     <w:multiLevelType w:val="multilevel"/>
     <w:tmpl w:val="160AC172"/>
@@ -10855,7 +11717,7 @@
       </w:rPr>
     </w:lvl>
   </w:abstractNum>
-  <w:abstractNum w:abstractNumId="42" w15:restartNumberingAfterBreak="0">
+  <w:abstractNum w:abstractNumId="45" w15:restartNumberingAfterBreak="0">
     <w:nsid w:val="713B2F77"/>
     <w:multiLevelType w:val="multilevel"/>
     <w:tmpl w:val="2F2C1E64"/>
@@ -11004,7 +11866,7 @@
       </w:rPr>
     </w:lvl>
   </w:abstractNum>
-  <w:abstractNum w:abstractNumId="43" w15:restartNumberingAfterBreak="0">
+  <w:abstractNum w:abstractNumId="46" w15:restartNumberingAfterBreak="0">
     <w:nsid w:val="74EE0D45"/>
     <w:multiLevelType w:val="multilevel"/>
     <w:tmpl w:val="911C6DB6"/>
@@ -11153,7 +12015,7 @@
       </w:rPr>
     </w:lvl>
   </w:abstractNum>
-  <w:abstractNum w:abstractNumId="44" w15:restartNumberingAfterBreak="0">
+  <w:abstractNum w:abstractNumId="47" w15:restartNumberingAfterBreak="0">
     <w:nsid w:val="75324A35"/>
     <w:multiLevelType w:val="multilevel"/>
     <w:tmpl w:val="3C168884"/>
@@ -11302,7 +12164,7 @@
       </w:rPr>
     </w:lvl>
   </w:abstractNum>
-  <w:abstractNum w:abstractNumId="45" w15:restartNumberingAfterBreak="0">
+  <w:abstractNum w:abstractNumId="48" w15:restartNumberingAfterBreak="0">
     <w:nsid w:val="790F00F5"/>
     <w:multiLevelType w:val="multilevel"/>
     <w:tmpl w:val="B7967FD8"/>
@@ -11451,7 +12313,7 @@
       </w:rPr>
     </w:lvl>
   </w:abstractNum>
-  <w:abstractNum w:abstractNumId="46" w15:restartNumberingAfterBreak="0">
+  <w:abstractNum w:abstractNumId="49" w15:restartNumberingAfterBreak="0">
     <w:nsid w:val="7E060B43"/>
     <w:multiLevelType w:val="multilevel"/>
     <w:tmpl w:val="8C30A650"/>
@@ -11600,7 +12462,7 @@
       </w:rPr>
     </w:lvl>
   </w:abstractNum>
-  <w:abstractNum w:abstractNumId="47" w15:restartNumberingAfterBreak="0">
+  <w:abstractNum w:abstractNumId="50" w15:restartNumberingAfterBreak="0">
     <w:nsid w:val="7F3B5E27"/>
     <w:multiLevelType w:val="multilevel"/>
     <w:tmpl w:val="710693D6"/>
@@ -11750,148 +12612,157 @@
     </w:lvl>
   </w:abstractNum>
   <w:num w:numId="1" w16cid:durableId="1986004720">
+    <w:abstractNumId w:val="35"/>
+  </w:num>
+  <w:num w:numId="2" w16cid:durableId="2121340463">
+    <w:abstractNumId w:val="38"/>
+  </w:num>
+  <w:num w:numId="3" w16cid:durableId="1076393840">
+    <w:abstractNumId w:val="20"/>
+  </w:num>
+  <w:num w:numId="4" w16cid:durableId="1191407449">
+    <w:abstractNumId w:val="43"/>
+  </w:num>
+  <w:num w:numId="5" w16cid:durableId="1227767612">
+    <w:abstractNumId w:val="1"/>
+  </w:num>
+  <w:num w:numId="6" w16cid:durableId="1946379767">
+    <w:abstractNumId w:val="18"/>
+  </w:num>
+  <w:num w:numId="7" w16cid:durableId="152913838">
+    <w:abstractNumId w:val="6"/>
+  </w:num>
+  <w:num w:numId="8" w16cid:durableId="1511604633">
+    <w:abstractNumId w:val="11"/>
+  </w:num>
+  <w:num w:numId="9" w16cid:durableId="553664727">
+    <w:abstractNumId w:val="33"/>
+  </w:num>
+  <w:num w:numId="10" w16cid:durableId="606348142">
+    <w:abstractNumId w:val="28"/>
+  </w:num>
+  <w:num w:numId="11" w16cid:durableId="1441602055">
+    <w:abstractNumId w:val="47"/>
+  </w:num>
+  <w:num w:numId="12" w16cid:durableId="1426800143">
+    <w:abstractNumId w:val="27"/>
+  </w:num>
+  <w:num w:numId="13" w16cid:durableId="626352584">
+    <w:abstractNumId w:val="5"/>
+  </w:num>
+  <w:num w:numId="14" w16cid:durableId="533227730">
+    <w:abstractNumId w:val="45"/>
+  </w:num>
+  <w:num w:numId="15" w16cid:durableId="1786315709">
+    <w:abstractNumId w:val="2"/>
+  </w:num>
+  <w:num w:numId="16" w16cid:durableId="988437533">
+    <w:abstractNumId w:val="17"/>
+  </w:num>
+  <w:num w:numId="17" w16cid:durableId="1370494364">
+    <w:abstractNumId w:val="10"/>
+  </w:num>
+  <w:num w:numId="18" w16cid:durableId="79714287">
+    <w:abstractNumId w:val="24"/>
+  </w:num>
+  <w:num w:numId="19" w16cid:durableId="243147022">
+    <w:abstractNumId w:val="21"/>
+  </w:num>
+  <w:num w:numId="20" w16cid:durableId="1300069373">
+    <w:abstractNumId w:val="31"/>
+  </w:num>
+  <w:num w:numId="21" w16cid:durableId="641036489">
+    <w:abstractNumId w:val="3"/>
+  </w:num>
+  <w:num w:numId="22" w16cid:durableId="618924859">
+    <w:abstractNumId w:val="12"/>
+  </w:num>
+  <w:num w:numId="23" w16cid:durableId="134833155">
+    <w:abstractNumId w:val="50"/>
+  </w:num>
+  <w:num w:numId="24" w16cid:durableId="239676937">
+    <w:abstractNumId w:val="4"/>
+  </w:num>
+  <w:num w:numId="25" w16cid:durableId="1881241021">
     <w:abstractNumId w:val="32"/>
   </w:num>
-  <w:num w:numId="2" w16cid:durableId="2121340463">
-    <w:abstractNumId w:val="35"/>
+  <w:num w:numId="26" w16cid:durableId="915165430">
+    <w:abstractNumId w:val="14"/>
   </w:num>
-  <w:num w:numId="3" w16cid:durableId="1076393840">
-    <w:abstractNumId w:val="17"/>
+  <w:num w:numId="27" w16cid:durableId="1927374085">
+    <w:abstractNumId w:val="16"/>
   </w:num>
-  <w:num w:numId="4" w16cid:durableId="1191407449">
+  <w:num w:numId="28" w16cid:durableId="1960259249">
+    <w:abstractNumId w:val="30"/>
+  </w:num>
+  <w:num w:numId="29" w16cid:durableId="836113632">
+    <w:abstractNumId w:val="46"/>
+  </w:num>
+  <w:num w:numId="30" w16cid:durableId="1985085924">
+    <w:abstractNumId w:val="44"/>
+  </w:num>
+  <w:num w:numId="31" w16cid:durableId="670451960">
+    <w:abstractNumId w:val="13"/>
+  </w:num>
+  <w:num w:numId="32" w16cid:durableId="989790267">
+    <w:abstractNumId w:val="41"/>
+  </w:num>
+  <w:num w:numId="33" w16cid:durableId="1605652317">
+    <w:abstractNumId w:val="25"/>
+  </w:num>
+  <w:num w:numId="34" w16cid:durableId="529029301">
+    <w:abstractNumId w:val="26"/>
+  </w:num>
+  <w:num w:numId="35" w16cid:durableId="1132821015">
+    <w:abstractNumId w:val="23"/>
+  </w:num>
+  <w:num w:numId="36" w16cid:durableId="336272761">
+    <w:abstractNumId w:val="9"/>
+  </w:num>
+  <w:num w:numId="37" w16cid:durableId="1254247403">
+    <w:abstractNumId w:val="39"/>
+  </w:num>
+  <w:num w:numId="38" w16cid:durableId="986469637">
+    <w:abstractNumId w:val="22"/>
+  </w:num>
+  <w:num w:numId="39" w16cid:durableId="2061586596">
+    <w:abstractNumId w:val="37"/>
+  </w:num>
+  <w:num w:numId="40" w16cid:durableId="587540597">
+    <w:abstractNumId w:val="42"/>
+  </w:num>
+  <w:num w:numId="41" w16cid:durableId="1726953972">
+    <w:abstractNumId w:val="8"/>
+  </w:num>
+  <w:num w:numId="42" w16cid:durableId="75368089">
+    <w:abstractNumId w:val="48"/>
+  </w:num>
+  <w:num w:numId="43" w16cid:durableId="1617636502">
+    <w:abstractNumId w:val="34"/>
+  </w:num>
+  <w:num w:numId="44" w16cid:durableId="1929071272">
+    <w:abstractNumId w:val="15"/>
+  </w:num>
+  <w:num w:numId="45" w16cid:durableId="212355486">
     <w:abstractNumId w:val="40"/>
   </w:num>
-  <w:num w:numId="5" w16cid:durableId="1227767612">
+  <w:num w:numId="46" w16cid:durableId="2050840963">
+    <w:abstractNumId w:val="49"/>
+  </w:num>
+  <w:num w:numId="47" w16cid:durableId="1622490801">
+    <w:abstractNumId w:val="29"/>
+  </w:num>
+  <w:num w:numId="48" w16cid:durableId="2090418146">
+    <w:abstractNumId w:val="36"/>
+  </w:num>
+  <w:num w:numId="49" w16cid:durableId="458257872">
     <w:abstractNumId w:val="0"/>
   </w:num>
-  <w:num w:numId="6" w16cid:durableId="1946379767">
-    <w:abstractNumId w:val="16"/>
-  </w:num>
-  <w:num w:numId="7" w16cid:durableId="152913838">
-    <w:abstractNumId w:val="5"/>
-  </w:num>
-  <w:num w:numId="8" w16cid:durableId="1511604633">
-    <w:abstractNumId w:val="9"/>
-  </w:num>
-  <w:num w:numId="9" w16cid:durableId="553664727">
-    <w:abstractNumId w:val="30"/>
-  </w:num>
-  <w:num w:numId="10" w16cid:durableId="606348142">
-    <w:abstractNumId w:val="25"/>
-  </w:num>
-  <w:num w:numId="11" w16cid:durableId="1441602055">
-    <w:abstractNumId w:val="44"/>
-  </w:num>
-  <w:num w:numId="12" w16cid:durableId="1426800143">
-    <w:abstractNumId w:val="24"/>
-  </w:num>
-  <w:num w:numId="13" w16cid:durableId="626352584">
-    <w:abstractNumId w:val="4"/>
-  </w:num>
-  <w:num w:numId="14" w16cid:durableId="533227730">
-    <w:abstractNumId w:val="42"/>
-  </w:num>
-  <w:num w:numId="15" w16cid:durableId="1786315709">
-    <w:abstractNumId w:val="1"/>
-  </w:num>
-  <w:num w:numId="16" w16cid:durableId="988437533">
-    <w:abstractNumId w:val="15"/>
-  </w:num>
-  <w:num w:numId="17" w16cid:durableId="1370494364">
-    <w:abstractNumId w:val="8"/>
-  </w:num>
-  <w:num w:numId="18" w16cid:durableId="79714287">
-    <w:abstractNumId w:val="21"/>
-  </w:num>
-  <w:num w:numId="19" w16cid:durableId="243147022">
-    <w:abstractNumId w:val="18"/>
-  </w:num>
-  <w:num w:numId="20" w16cid:durableId="1300069373">
-    <w:abstractNumId w:val="28"/>
-  </w:num>
-  <w:num w:numId="21" w16cid:durableId="641036489">
-    <w:abstractNumId w:val="2"/>
-  </w:num>
-  <w:num w:numId="22" w16cid:durableId="618924859">
-    <w:abstractNumId w:val="10"/>
-  </w:num>
-  <w:num w:numId="23" w16cid:durableId="134833155">
-    <w:abstractNumId w:val="47"/>
-  </w:num>
-  <w:num w:numId="24" w16cid:durableId="239676937">
-    <w:abstractNumId w:val="3"/>
-  </w:num>
-  <w:num w:numId="25" w16cid:durableId="1881241021">
-    <w:abstractNumId w:val="29"/>
-  </w:num>
-  <w:num w:numId="26" w16cid:durableId="915165430">
-    <w:abstractNumId w:val="12"/>
-  </w:num>
-  <w:num w:numId="27" w16cid:durableId="1927374085">
-    <w:abstractNumId w:val="14"/>
-  </w:num>
-  <w:num w:numId="28" w16cid:durableId="1960259249">
-    <w:abstractNumId w:val="27"/>
-  </w:num>
-  <w:num w:numId="29" w16cid:durableId="836113632">
-    <w:abstractNumId w:val="43"/>
-  </w:num>
-  <w:num w:numId="30" w16cid:durableId="1985085924">
-    <w:abstractNumId w:val="41"/>
-  </w:num>
-  <w:num w:numId="31" w16cid:durableId="670451960">
-    <w:abstractNumId w:val="11"/>
-  </w:num>
-  <w:num w:numId="32" w16cid:durableId="989790267">
-    <w:abstractNumId w:val="38"/>
-  </w:num>
-  <w:num w:numId="33" w16cid:durableId="1605652317">
-    <w:abstractNumId w:val="22"/>
-  </w:num>
-  <w:num w:numId="34" w16cid:durableId="529029301">
-    <w:abstractNumId w:val="23"/>
-  </w:num>
-  <w:num w:numId="35" w16cid:durableId="1132821015">
-    <w:abstractNumId w:val="20"/>
-  </w:num>
-  <w:num w:numId="36" w16cid:durableId="336272761">
+  <w:num w:numId="50" w16cid:durableId="2045597261">
     <w:abstractNumId w:val="7"/>
   </w:num>
-  <w:num w:numId="37" w16cid:durableId="1254247403">
-    <w:abstractNumId w:val="36"/>
-  </w:num>
-  <w:num w:numId="38" w16cid:durableId="986469637">
+  <w:num w:numId="51" w16cid:durableId="1185285431">
     <w:abstractNumId w:val="19"/>
-  </w:num>
-  <w:num w:numId="39" w16cid:durableId="2061586596">
-    <w:abstractNumId w:val="34"/>
-  </w:num>
-  <w:num w:numId="40" w16cid:durableId="587540597">
-    <w:abstractNumId w:val="39"/>
-  </w:num>
-  <w:num w:numId="41" w16cid:durableId="1726953972">
-    <w:abstractNumId w:val="6"/>
-  </w:num>
-  <w:num w:numId="42" w16cid:durableId="75368089">
-    <w:abstractNumId w:val="45"/>
-  </w:num>
-  <w:num w:numId="43" w16cid:durableId="1617636502">
-    <w:abstractNumId w:val="31"/>
-  </w:num>
-  <w:num w:numId="44" w16cid:durableId="1929071272">
-    <w:abstractNumId w:val="13"/>
-  </w:num>
-  <w:num w:numId="45" w16cid:durableId="212355486">
-    <w:abstractNumId w:val="37"/>
-  </w:num>
-  <w:num w:numId="46" w16cid:durableId="2050840963">
-    <w:abstractNumId w:val="46"/>
-  </w:num>
-  <w:num w:numId="47" w16cid:durableId="1622490801">
-    <w:abstractNumId w:val="26"/>
-  </w:num>
-  <w:num w:numId="48" w16cid:durableId="2090418146">
-    <w:abstractNumId w:val="33"/>
   </w:num>
 </w:numbering>
 </file>
@@ -12499,7 +13370,6 @@
   <w:style w:type="character" w:default="1" w:styleId="DefaultParagraphFont">
     <w:name w:val="Default Paragraph Font"/>
     <w:uiPriority w:val="1"/>
-    <w:semiHidden/>
     <w:unhideWhenUsed/>
   </w:style>
   <w:style w:type="table" w:default="1" w:styleId="TableNormal">
@@ -12867,6 +13737,17 @@
       </w:tblBorders>
     </w:tblPr>
   </w:style>
+  <w:style w:type="paragraph" w:styleId="NormalWeb">
+    <w:name w:val="Normal (Web)"/>
+    <w:basedOn w:val="Normal"/>
+    <w:uiPriority w:val="99"/>
+    <w:semiHidden/>
+    <w:unhideWhenUsed/>
+    <w:rsid w:val="007F39E4"/>
+    <w:rPr>
+      <w:rFonts w:ascii="Times New Roman" w:hAnsi="Times New Roman" w:cs="Times New Roman"/>
+    </w:rPr>
+  </w:style>
 </w:styles>
 </file>
 

--- a/artifacts/documentation_draft.docx
+++ b/artifacts/documentation_draft.docx
@@ -15600,49 +15600,7 @@
         <w:rPr>
           <w:rFonts w:ascii="Times New Roman" w:hAnsi="Times New Roman" w:cs="Times New Roman"/>
         </w:rPr>
-        <w:t xml:space="preserve"> </w:t>
-      </w:r>
-      <w:r>
-        <w:rPr>
-          <w:rFonts w:ascii="Times New Roman" w:hAnsi="Times New Roman" w:cs="Times New Roman"/>
-        </w:rPr>
-        <w:t>suicidal thoughts</w:t>
-      </w:r>
-      <w:r>
-        <w:rPr>
-          <w:rFonts w:ascii="Times New Roman" w:hAnsi="Times New Roman" w:cs="Times New Roman"/>
-        </w:rPr>
-        <w:t xml:space="preserve">, </w:t>
-      </w:r>
-      <w:r>
-        <w:rPr>
-          <w:rFonts w:ascii="Times New Roman" w:hAnsi="Times New Roman" w:cs="Times New Roman"/>
-        </w:rPr>
-        <w:t>academic pressure</w:t>
-      </w:r>
-      <w:r>
-        <w:rPr>
-          <w:rFonts w:ascii="Times New Roman" w:hAnsi="Times New Roman" w:cs="Times New Roman"/>
-        </w:rPr>
-        <w:t xml:space="preserve">, </w:t>
-      </w:r>
-      <w:r>
-        <w:rPr>
-          <w:rFonts w:ascii="Times New Roman" w:hAnsi="Times New Roman" w:cs="Times New Roman"/>
-        </w:rPr>
-        <w:t>financial stress</w:t>
-      </w:r>
-      <w:r>
-        <w:rPr>
-          <w:rFonts w:ascii="Times New Roman" w:hAnsi="Times New Roman" w:cs="Times New Roman"/>
-        </w:rPr>
-        <w:t xml:space="preserve">, </w:t>
-      </w:r>
-      <w:r>
-        <w:rPr>
-          <w:rFonts w:ascii="Times New Roman" w:hAnsi="Times New Roman" w:cs="Times New Roman"/>
-        </w:rPr>
-        <w:t>study workload</w:t>
+        <w:t xml:space="preserve"> suicidal thoughts, academic pressure, financial stress, study workload</w:t>
       </w:r>
     </w:p>
     <w:p>
@@ -16679,31 +16637,7 @@
         <w:rPr>
           <w:rFonts w:ascii="Times New Roman" w:hAnsi="Times New Roman" w:cs="Times New Roman"/>
         </w:rPr>
-        <w:t>Student depression can be predicted with relatively high accuracy using observable lifestyle, academic, and psychological variables.</w:t>
-      </w:r>
-      <w:r>
-        <w:rPr>
-          <w:rFonts w:ascii="Times New Roman" w:hAnsi="Times New Roman" w:cs="Times New Roman"/>
-        </w:rPr>
-        <w:t xml:space="preserve"> </w:t>
-      </w:r>
-      <w:r>
-        <w:rPr>
-          <w:rFonts w:ascii="Times New Roman" w:hAnsi="Times New Roman" w:cs="Times New Roman"/>
-        </w:rPr>
-        <w:t>Among all predictors, suicidal thoughts emerge as the strongest indicator, suggesting a close relationship between suicidal ideation and reported depression.</w:t>
-      </w:r>
-      <w:r>
-        <w:rPr>
-          <w:rFonts w:ascii="Times New Roman" w:hAnsi="Times New Roman" w:cs="Times New Roman"/>
-        </w:rPr>
-        <w:t xml:space="preserve"> </w:t>
-      </w:r>
-      <w:r>
-        <w:rPr>
-          <w:rFonts w:ascii="Times New Roman" w:hAnsi="Times New Roman" w:cs="Times New Roman"/>
-        </w:rPr>
-        <w:t xml:space="preserve">Additionally, academic pressure and financial stress appear to play major roles, highlighting the impact of academic and economic challenges on </w:t>
+        <w:t xml:space="preserve">Student depression can be predicted with relatively high accuracy using observable lifestyle, academic, and psychological variables. Among all predictors, suicidal thoughts emerge as the strongest indicator, suggesting a close relationship between suicidal ideation and reported depression. Additionally, academic pressure and financial stress appear to play major roles, highlighting the impact of academic and economic challenges on </w:t>
       </w:r>
       <w:proofErr w:type="gramStart"/>
       <w:r>
@@ -16717,19 +16651,7 @@
         <w:rPr>
           <w:rFonts w:ascii="Times New Roman" w:hAnsi="Times New Roman" w:cs="Times New Roman"/>
         </w:rPr>
-        <w:t xml:space="preserve"> mental health.</w:t>
-      </w:r>
-      <w:r>
-        <w:rPr>
-          <w:rFonts w:ascii="Times New Roman" w:hAnsi="Times New Roman" w:cs="Times New Roman"/>
-        </w:rPr>
-        <w:t xml:space="preserve"> </w:t>
-      </w:r>
-      <w:r>
-        <w:rPr>
-          <w:rFonts w:ascii="Times New Roman" w:hAnsi="Times New Roman" w:cs="Times New Roman"/>
-        </w:rPr>
-        <w:t>Compared to the workplace dataset analyzed earlier, the student dataset contains stronger and more direct predictors of mental health outcomes, making depression easier to model and predict.</w:t>
+        <w:t xml:space="preserve"> mental health. Compared to the workplace dataset analyzed earlier, the student dataset contains stronger and more direct predictors of mental health outcomes, making depression easier to model and predict.</w:t>
       </w:r>
     </w:p>
     <w:p>
@@ -17193,37 +17115,7 @@
         <w:rPr>
           <w:rFonts w:ascii="Times New Roman" w:hAnsi="Times New Roman" w:cs="Times New Roman"/>
         </w:rPr>
-        <w:t xml:space="preserve"> </w:t>
-      </w:r>
-      <w:r>
-        <w:rPr>
-          <w:rFonts w:ascii="Times New Roman" w:hAnsi="Times New Roman" w:cs="Times New Roman"/>
-        </w:rPr>
-        <w:t>suicidal thoughts</w:t>
-      </w:r>
-      <w:r>
-        <w:rPr>
-          <w:rFonts w:ascii="Times New Roman" w:hAnsi="Times New Roman" w:cs="Times New Roman"/>
-        </w:rPr>
-        <w:t xml:space="preserve">, </w:t>
-      </w:r>
-      <w:r>
-        <w:rPr>
-          <w:rFonts w:ascii="Times New Roman" w:hAnsi="Times New Roman" w:cs="Times New Roman"/>
-        </w:rPr>
-        <w:t>academic pressure</w:t>
-      </w:r>
-      <w:r>
-        <w:rPr>
-          <w:rFonts w:ascii="Times New Roman" w:hAnsi="Times New Roman" w:cs="Times New Roman"/>
-        </w:rPr>
-        <w:t xml:space="preserve">, </w:t>
-      </w:r>
-      <w:r>
-        <w:rPr>
-          <w:rFonts w:ascii="Times New Roman" w:hAnsi="Times New Roman" w:cs="Times New Roman"/>
-        </w:rPr>
-        <w:t>financial stress</w:t>
+        <w:t xml:space="preserve"> suicidal thoughts, academic pressure, financial stress</w:t>
       </w:r>
     </w:p>
     <w:p>
@@ -18357,6 +18249,3011 @@
         </w:rPr>
         <w:t>Compared to the workplace mental health dataset analyzed earlier, the student dataset contains clearer and stronger predictive signals, allowing multiple modeling approaches to achieve similarly strong performance.</w:t>
       </w:r>
+    </w:p>
+    <w:p>
+      <w:pPr>
+        <w:spacing w:before="100" w:beforeAutospacing="1" w:after="100" w:afterAutospacing="1" w:line="240" w:lineRule="auto"/>
+        <w:ind w:left="360"/>
+        <w:rPr>
+          <w:rFonts w:ascii="Times New Roman" w:eastAsia="Times New Roman" w:hAnsi="Times New Roman" w:cs="Times New Roman"/>
+          <w:kern w:val="0"/>
+          <w14:ligatures w14:val="none"/>
+        </w:rPr>
+      </w:pPr>
+    </w:p>
+    <w:p>
+      <w:pPr>
+        <w:spacing w:before="100" w:beforeAutospacing="1" w:after="100" w:afterAutospacing="1" w:line="240" w:lineRule="auto"/>
+        <w:ind w:left="360"/>
+        <w:rPr>
+          <w:rFonts w:ascii="Times New Roman" w:eastAsia="Times New Roman" w:hAnsi="Times New Roman" w:cs="Times New Roman"/>
+          <w:kern w:val="0"/>
+          <w14:ligatures w14:val="none"/>
+        </w:rPr>
+      </w:pPr>
+    </w:p>
+    <w:p>
+      <w:pPr>
+        <w:spacing w:before="100" w:beforeAutospacing="1" w:after="100" w:afterAutospacing="1" w:line="240" w:lineRule="auto"/>
+        <w:ind w:left="360"/>
+        <w:rPr>
+          <w:rFonts w:ascii="Times New Roman" w:eastAsia="Times New Roman" w:hAnsi="Times New Roman" w:cs="Times New Roman"/>
+          <w:kern w:val="0"/>
+          <w14:ligatures w14:val="none"/>
+        </w:rPr>
+      </w:pPr>
+    </w:p>
+    <w:p>
+      <w:pPr>
+        <w:pStyle w:val="ListParagraph"/>
+        <w:numPr>
+          <w:ilvl w:val="1"/>
+          <w:numId w:val="91"/>
+        </w:numPr>
+        <w:rPr>
+          <w:rFonts w:ascii="Times New Roman" w:hAnsi="Times New Roman" w:cs="Times New Roman"/>
+          <w:sz w:val="32"/>
+          <w:szCs w:val="32"/>
+        </w:rPr>
+      </w:pPr>
+      <w:r>
+        <w:rPr>
+          <w:rFonts w:ascii="Times New Roman" w:hAnsi="Times New Roman" w:cs="Times New Roman"/>
+          <w:b/>
+          <w:bCs/>
+          <w:sz w:val="32"/>
+          <w:szCs w:val="32"/>
+        </w:rPr>
+        <w:t>Canadian Health Survey</w:t>
+      </w:r>
+      <w:r>
+        <w:rPr>
+          <w:rFonts w:ascii="Times New Roman" w:hAnsi="Times New Roman" w:cs="Times New Roman"/>
+          <w:b/>
+          <w:bCs/>
+          <w:sz w:val="32"/>
+          <w:szCs w:val="32"/>
+        </w:rPr>
+        <w:t xml:space="preserve"> Dataset</w:t>
+      </w:r>
+    </w:p>
+    <w:p>
+      <w:pPr>
+        <w:ind w:left="360" w:firstLine="720"/>
+        <w:rPr>
+          <w:rFonts w:ascii="Times New Roman" w:hAnsi="Times New Roman" w:cs="Times New Roman"/>
+          <w:b/>
+          <w:bCs/>
+          <w:sz w:val="32"/>
+          <w:szCs w:val="32"/>
+        </w:rPr>
+      </w:pPr>
+      <w:r>
+        <w:rPr>
+          <w:rFonts w:ascii="Times New Roman" w:hAnsi="Times New Roman" w:cs="Times New Roman"/>
+          <w:b/>
+          <w:bCs/>
+          <w:sz w:val="32"/>
+          <w:szCs w:val="32"/>
+        </w:rPr>
+        <w:t>Baseline Models</w:t>
+      </w:r>
+    </w:p>
+    <w:p>
+      <w:pPr>
+        <w:pStyle w:val="ListParagraph"/>
+        <w:numPr>
+          <w:ilvl w:val="2"/>
+          <w:numId w:val="91"/>
+        </w:numPr>
+        <w:rPr>
+          <w:rFonts w:ascii="Times New Roman" w:hAnsi="Times New Roman" w:cs="Times New Roman"/>
+          <w:b/>
+          <w:bCs/>
+          <w:sz w:val="28"/>
+          <w:szCs w:val="28"/>
+        </w:rPr>
+      </w:pPr>
+      <w:r>
+        <w:rPr>
+          <w:rFonts w:ascii="Times New Roman" w:hAnsi="Times New Roman" w:cs="Times New Roman"/>
+          <w:b/>
+          <w:bCs/>
+          <w:sz w:val="28"/>
+          <w:szCs w:val="28"/>
+        </w:rPr>
+        <w:t>L</w:t>
+      </w:r>
+      <w:r>
+        <w:rPr>
+          <w:rFonts w:ascii="Times New Roman" w:hAnsi="Times New Roman" w:cs="Times New Roman"/>
+          <w:b/>
+          <w:bCs/>
+          <w:sz w:val="28"/>
+          <w:szCs w:val="28"/>
+        </w:rPr>
+        <w:t>inear</w:t>
+      </w:r>
+      <w:r>
+        <w:rPr>
+          <w:rFonts w:ascii="Times New Roman" w:hAnsi="Times New Roman" w:cs="Times New Roman"/>
+          <w:b/>
+          <w:bCs/>
+          <w:sz w:val="28"/>
+          <w:szCs w:val="28"/>
+        </w:rPr>
+        <w:t xml:space="preserve"> Regression: </w:t>
+      </w:r>
+    </w:p>
+    <w:p>
+      <w:pPr>
+        <w:pStyle w:val="ListParagraph"/>
+        <w:ind w:left="1800"/>
+        <w:rPr>
+          <w:rFonts w:ascii="Times New Roman" w:hAnsi="Times New Roman" w:cs="Times New Roman"/>
+        </w:rPr>
+      </w:pPr>
+      <w:r>
+        <w:rPr>
+          <w:rFonts w:ascii="Times New Roman" w:hAnsi="Times New Roman" w:cs="Times New Roman"/>
+        </w:rPr>
+        <w:t>Mean Absolute Error (MAE) = 0.92</w:t>
+      </w:r>
+    </w:p>
+    <w:p>
+      <w:pPr>
+        <w:pStyle w:val="ListParagraph"/>
+        <w:numPr>
+          <w:ilvl w:val="0"/>
+          <w:numId w:val="100"/>
+        </w:numPr>
+        <w:rPr>
+          <w:rFonts w:ascii="Times New Roman" w:hAnsi="Times New Roman" w:cs="Times New Roman"/>
+        </w:rPr>
+      </w:pPr>
+      <w:r>
+        <w:rPr>
+          <w:rFonts w:ascii="Times New Roman" w:hAnsi="Times New Roman" w:cs="Times New Roman"/>
+        </w:rPr>
+        <w:t>The model’s predictions differ on average by 0.92 life satisfaction points from the true values.</w:t>
+      </w:r>
+    </w:p>
+    <w:p>
+      <w:pPr>
+        <w:pStyle w:val="ListParagraph"/>
+        <w:numPr>
+          <w:ilvl w:val="0"/>
+          <w:numId w:val="100"/>
+        </w:numPr>
+        <w:rPr>
+          <w:rFonts w:ascii="Times New Roman" w:hAnsi="Times New Roman" w:cs="Times New Roman"/>
+        </w:rPr>
+      </w:pPr>
+      <w:r>
+        <w:rPr>
+          <w:rFonts w:ascii="Times New Roman" w:hAnsi="Times New Roman" w:cs="Times New Roman"/>
+        </w:rPr>
+        <w:t xml:space="preserve">Considering that life satisfaction </w:t>
+      </w:r>
+      <w:r>
+        <w:rPr>
+          <w:rFonts w:ascii="Times New Roman" w:hAnsi="Times New Roman" w:cs="Times New Roman"/>
+        </w:rPr>
+        <w:t>r</w:t>
+      </w:r>
+      <w:r>
+        <w:rPr>
+          <w:rFonts w:ascii="Times New Roman" w:hAnsi="Times New Roman" w:cs="Times New Roman"/>
+        </w:rPr>
+        <w:t xml:space="preserve">anges across a relatively small scale, this represents </w:t>
+      </w:r>
+      <w:r>
+        <w:rPr>
+          <w:rFonts w:ascii="Times New Roman" w:hAnsi="Times New Roman" w:cs="Times New Roman"/>
+        </w:rPr>
+        <w:t xml:space="preserve">a </w:t>
+      </w:r>
+      <w:r>
+        <w:rPr>
+          <w:rFonts w:ascii="Times New Roman" w:hAnsi="Times New Roman" w:cs="Times New Roman"/>
+        </w:rPr>
+        <w:t>moderate prediction error</w:t>
+      </w:r>
+    </w:p>
+    <w:p>
+      <w:pPr>
+        <w:pStyle w:val="ListParagraph"/>
+        <w:numPr>
+          <w:ilvl w:val="0"/>
+          <w:numId w:val="100"/>
+        </w:numPr>
+        <w:rPr>
+          <w:rFonts w:ascii="Times New Roman" w:hAnsi="Times New Roman" w:cs="Times New Roman"/>
+        </w:rPr>
+      </w:pPr>
+      <w:r>
+        <w:rPr>
+          <w:rFonts w:ascii="Times New Roman" w:hAnsi="Times New Roman" w:cs="Times New Roman"/>
+        </w:rPr>
+        <w:lastRenderedPageBreak/>
+        <w:t>measures the average absolute deviation between predicted and actual values.</w:t>
+      </w:r>
+    </w:p>
+    <w:p>
+      <w:pPr>
+        <w:rPr>
+          <w:rFonts w:ascii="Times New Roman" w:hAnsi="Times New Roman" w:cs="Times New Roman"/>
+        </w:rPr>
+      </w:pPr>
+    </w:p>
+    <w:p>
+      <w:pPr>
+        <w:pStyle w:val="ListParagraph"/>
+        <w:ind w:left="1800"/>
+        <w:rPr>
+          <w:rFonts w:ascii="Times New Roman" w:hAnsi="Times New Roman" w:cs="Times New Roman"/>
+        </w:rPr>
+      </w:pPr>
+      <w:r>
+        <w:rPr>
+          <w:rFonts w:ascii="Times New Roman" w:hAnsi="Times New Roman" w:cs="Times New Roman"/>
+        </w:rPr>
+        <w:t>Root Mean Squared Error (RMSE) = 1.23</w:t>
+      </w:r>
+    </w:p>
+    <w:p>
+      <w:pPr>
+        <w:pStyle w:val="ListParagraph"/>
+        <w:numPr>
+          <w:ilvl w:val="0"/>
+          <w:numId w:val="101"/>
+        </w:numPr>
+        <w:rPr>
+          <w:rFonts w:ascii="Times New Roman" w:hAnsi="Times New Roman" w:cs="Times New Roman"/>
+        </w:rPr>
+      </w:pPr>
+      <w:r>
+        <w:rPr>
+          <w:rFonts w:ascii="Times New Roman" w:hAnsi="Times New Roman" w:cs="Times New Roman"/>
+        </w:rPr>
+        <w:t>RMSE gives greater weight to larger prediction errors compared to MAE</w:t>
+      </w:r>
+    </w:p>
+    <w:p>
+      <w:pPr>
+        <w:pStyle w:val="ListParagraph"/>
+        <w:numPr>
+          <w:ilvl w:val="0"/>
+          <w:numId w:val="101"/>
+        </w:numPr>
+        <w:rPr>
+          <w:rFonts w:ascii="Times New Roman" w:hAnsi="Times New Roman" w:cs="Times New Roman"/>
+        </w:rPr>
+      </w:pPr>
+      <w:r>
+        <w:rPr>
+          <w:rFonts w:ascii="Times New Roman" w:hAnsi="Times New Roman" w:cs="Times New Roman"/>
+        </w:rPr>
+        <w:t>The value of 1.23 indicates that larger prediction mistakes occur occasionally</w:t>
+      </w:r>
+    </w:p>
+    <w:p>
+      <w:pPr>
+        <w:pStyle w:val="ListParagraph"/>
+        <w:numPr>
+          <w:ilvl w:val="0"/>
+          <w:numId w:val="101"/>
+        </w:numPr>
+        <w:rPr>
+          <w:rFonts w:ascii="Times New Roman" w:hAnsi="Times New Roman" w:cs="Times New Roman"/>
+        </w:rPr>
+      </w:pPr>
+      <w:r>
+        <w:rPr>
+          <w:rFonts w:ascii="Times New Roman" w:hAnsi="Times New Roman" w:cs="Times New Roman"/>
+        </w:rPr>
+        <w:t xml:space="preserve">RMSE being slightly higher than MAE suggests that some predictions deviate more strongly from the </w:t>
+      </w:r>
+      <w:proofErr w:type="gramStart"/>
+      <w:r>
+        <w:rPr>
+          <w:rFonts w:ascii="Times New Roman" w:hAnsi="Times New Roman" w:cs="Times New Roman"/>
+        </w:rPr>
+        <w:t>true life</w:t>
+      </w:r>
+      <w:proofErr w:type="gramEnd"/>
+      <w:r>
+        <w:rPr>
+          <w:rFonts w:ascii="Times New Roman" w:hAnsi="Times New Roman" w:cs="Times New Roman"/>
+        </w:rPr>
+        <w:t xml:space="preserve"> satisfaction scores.</w:t>
+      </w:r>
+    </w:p>
+    <w:p>
+      <w:pPr>
+        <w:pStyle w:val="ListParagraph"/>
+        <w:ind w:left="1800"/>
+        <w:rPr>
+          <w:rFonts w:ascii="Times New Roman" w:hAnsi="Times New Roman" w:cs="Times New Roman"/>
+        </w:rPr>
+      </w:pPr>
+    </w:p>
+    <w:p>
+      <w:pPr>
+        <w:pStyle w:val="ListParagraph"/>
+        <w:ind w:left="1800"/>
+        <w:rPr>
+          <w:rFonts w:ascii="Times New Roman" w:hAnsi="Times New Roman" w:cs="Times New Roman"/>
+        </w:rPr>
+      </w:pPr>
+    </w:p>
+    <w:p>
+      <w:pPr>
+        <w:pStyle w:val="ListParagraph"/>
+        <w:ind w:left="1800"/>
+        <w:rPr>
+          <w:rFonts w:ascii="Times New Roman" w:hAnsi="Times New Roman" w:cs="Times New Roman"/>
+        </w:rPr>
+      </w:pPr>
+      <w:r>
+        <w:rPr>
+          <w:rFonts w:ascii="Times New Roman" w:hAnsi="Times New Roman" w:cs="Times New Roman"/>
+        </w:rPr>
+        <w:t>R² (Coefficient of Determination) = 0.38</w:t>
+      </w:r>
+    </w:p>
+    <w:p>
+      <w:pPr>
+        <w:pStyle w:val="ListParagraph"/>
+        <w:numPr>
+          <w:ilvl w:val="0"/>
+          <w:numId w:val="102"/>
+        </w:numPr>
+        <w:rPr>
+          <w:rFonts w:ascii="Times New Roman" w:hAnsi="Times New Roman" w:cs="Times New Roman"/>
+        </w:rPr>
+      </w:pPr>
+      <w:r>
+        <w:rPr>
+          <w:rFonts w:ascii="Times New Roman" w:hAnsi="Times New Roman" w:cs="Times New Roman"/>
+        </w:rPr>
+        <w:t>The model explains approximately 37.8% of the variance in life satisfaction.</w:t>
+      </w:r>
+    </w:p>
+    <w:p>
+      <w:pPr>
+        <w:pStyle w:val="ListParagraph"/>
+        <w:numPr>
+          <w:ilvl w:val="0"/>
+          <w:numId w:val="102"/>
+        </w:numPr>
+        <w:rPr>
+          <w:rFonts w:ascii="Times New Roman" w:hAnsi="Times New Roman" w:cs="Times New Roman"/>
+        </w:rPr>
+      </w:pPr>
+      <w:r>
+        <w:rPr>
+          <w:rFonts w:ascii="Times New Roman" w:hAnsi="Times New Roman" w:cs="Times New Roman"/>
+        </w:rPr>
+        <w:t>This indicates that a substantial portion of variation in life satisfaction can be captured by the available predictors.</w:t>
+      </w:r>
+    </w:p>
+    <w:p>
+      <w:pPr>
+        <w:pStyle w:val="ListParagraph"/>
+        <w:numPr>
+          <w:ilvl w:val="0"/>
+          <w:numId w:val="102"/>
+        </w:numPr>
+        <w:rPr>
+          <w:rFonts w:ascii="Times New Roman" w:hAnsi="Times New Roman" w:cs="Times New Roman"/>
+        </w:rPr>
+      </w:pPr>
+      <w:r>
+        <w:rPr>
+          <w:rFonts w:ascii="Times New Roman" w:hAnsi="Times New Roman" w:cs="Times New Roman"/>
+        </w:rPr>
+        <w:t>However, more than 60% of the variance remains unexplained, suggesting that life satisfaction is influenced by additional factors not included in the dataset.</w:t>
+      </w:r>
+    </w:p>
+    <w:p>
+      <w:pPr>
+        <w:pStyle w:val="ListParagraph"/>
+        <w:ind w:left="1800"/>
+        <w:rPr>
+          <w:rFonts w:ascii="Times New Roman" w:hAnsi="Times New Roman" w:cs="Times New Roman"/>
+        </w:rPr>
+      </w:pPr>
+    </w:p>
+    <w:p>
+      <w:pPr>
+        <w:pStyle w:val="ListParagraph"/>
+        <w:ind w:left="1800"/>
+        <w:rPr>
+          <w:rFonts w:ascii="Times New Roman" w:hAnsi="Times New Roman" w:cs="Times New Roman"/>
+        </w:rPr>
+      </w:pPr>
+    </w:p>
+    <w:p>
+      <w:pPr>
+        <w:ind w:left="1440"/>
+        <w:rPr>
+          <w:rFonts w:ascii="Times New Roman" w:hAnsi="Times New Roman" w:cs="Times New Roman"/>
+        </w:rPr>
+      </w:pPr>
+      <w:r>
+        <w:rPr>
+          <w:rFonts w:ascii="Times New Roman" w:hAnsi="Times New Roman" w:cs="Times New Roman"/>
+        </w:rPr>
+        <w:t>The Linear Regression model provides a useful statistical baseline for predicting life satisfaction in the Canadian survey dataset.</w:t>
+      </w:r>
+    </w:p>
+    <w:p>
+      <w:pPr>
+        <w:pStyle w:val="ListParagraph"/>
+        <w:ind w:left="1800"/>
+        <w:rPr>
+          <w:rFonts w:ascii="Times New Roman" w:hAnsi="Times New Roman" w:cs="Times New Roman"/>
+        </w:rPr>
+      </w:pPr>
+      <w:r>
+        <w:rPr>
+          <w:rFonts w:ascii="Times New Roman" w:hAnsi="Times New Roman" w:cs="Times New Roman"/>
+        </w:rPr>
+        <w:t>The results suggest that:</w:t>
+      </w:r>
+    </w:p>
+    <w:p>
+      <w:pPr>
+        <w:pStyle w:val="ListParagraph"/>
+        <w:numPr>
+          <w:ilvl w:val="0"/>
+          <w:numId w:val="97"/>
+        </w:numPr>
+        <w:rPr>
+          <w:rFonts w:ascii="Times New Roman" w:hAnsi="Times New Roman" w:cs="Times New Roman"/>
+        </w:rPr>
+      </w:pPr>
+      <w:r>
+        <w:rPr>
+          <w:rFonts w:ascii="Times New Roman" w:hAnsi="Times New Roman" w:cs="Times New Roman"/>
+        </w:rPr>
+        <w:t>Life satisfaction is partially predictable using observable demographic, health, and lifestyle variables.</w:t>
+      </w:r>
+    </w:p>
+    <w:p>
+      <w:pPr>
+        <w:pStyle w:val="ListParagraph"/>
+        <w:numPr>
+          <w:ilvl w:val="0"/>
+          <w:numId w:val="97"/>
+        </w:numPr>
+        <w:rPr>
+          <w:rFonts w:ascii="Times New Roman" w:hAnsi="Times New Roman" w:cs="Times New Roman"/>
+        </w:rPr>
+      </w:pPr>
+      <w:r>
+        <w:rPr>
+          <w:rFonts w:ascii="Times New Roman" w:hAnsi="Times New Roman" w:cs="Times New Roman"/>
+        </w:rPr>
+        <w:t>However, a large share of variation remains unexplained, indicating that subjective well-being depends on complex psychological and contextual factors that may not be fully captured by survey indicators.</w:t>
+      </w:r>
+    </w:p>
+    <w:p>
+      <w:pPr>
+        <w:pStyle w:val="ListParagraph"/>
+        <w:numPr>
+          <w:ilvl w:val="0"/>
+          <w:numId w:val="97"/>
+        </w:numPr>
+        <w:rPr>
+          <w:rFonts w:ascii="Times New Roman" w:hAnsi="Times New Roman" w:cs="Times New Roman"/>
+        </w:rPr>
+      </w:pPr>
+      <w:r>
+        <w:rPr>
+          <w:rFonts w:ascii="Times New Roman" w:hAnsi="Times New Roman" w:cs="Times New Roman"/>
+        </w:rPr>
+        <w:t>Compared to the other datasets analyzed earlier, the predictive power is moderate, which is expected because life satisfaction is influenced by many latent and subjective determinants.</w:t>
+      </w:r>
+    </w:p>
+    <w:p>
+      <w:pPr>
+        <w:pStyle w:val="ListParagraph"/>
+        <w:ind w:left="1800"/>
+        <w:rPr>
+          <w:rFonts w:ascii="Times New Roman" w:hAnsi="Times New Roman" w:cs="Times New Roman"/>
+        </w:rPr>
+      </w:pPr>
+    </w:p>
+    <w:p>
+      <w:pPr>
+        <w:pStyle w:val="ListParagraph"/>
+        <w:ind w:left="1800"/>
+        <w:rPr>
+          <w:rFonts w:ascii="Times New Roman" w:hAnsi="Times New Roman" w:cs="Times New Roman"/>
+        </w:rPr>
+      </w:pPr>
+    </w:p>
+    <w:p>
+      <w:pPr>
+        <w:pStyle w:val="ListParagraph"/>
+        <w:numPr>
+          <w:ilvl w:val="2"/>
+          <w:numId w:val="91"/>
+        </w:numPr>
+        <w:rPr>
+          <w:rFonts w:ascii="Times New Roman" w:hAnsi="Times New Roman" w:cs="Times New Roman"/>
+          <w:b/>
+          <w:bCs/>
+          <w:sz w:val="28"/>
+          <w:szCs w:val="28"/>
+        </w:rPr>
+      </w:pPr>
+      <w:r>
+        <w:rPr>
+          <w:rFonts w:ascii="Times New Roman" w:hAnsi="Times New Roman" w:cs="Times New Roman"/>
+          <w:b/>
+          <w:bCs/>
+          <w:sz w:val="28"/>
+          <w:szCs w:val="28"/>
+        </w:rPr>
+        <w:t>Decision Tree</w:t>
+      </w:r>
+      <w:r>
+        <w:rPr>
+          <w:rFonts w:ascii="Times New Roman" w:hAnsi="Times New Roman" w:cs="Times New Roman"/>
+          <w:b/>
+          <w:bCs/>
+          <w:sz w:val="28"/>
+          <w:szCs w:val="28"/>
+        </w:rPr>
+        <w:t xml:space="preserve"> Regress</w:t>
+      </w:r>
+      <w:r>
+        <w:rPr>
+          <w:rFonts w:ascii="Times New Roman" w:hAnsi="Times New Roman" w:cs="Times New Roman"/>
+          <w:b/>
+          <w:bCs/>
+          <w:sz w:val="28"/>
+          <w:szCs w:val="28"/>
+        </w:rPr>
+        <w:t>or</w:t>
+      </w:r>
+      <w:r>
+        <w:rPr>
+          <w:rFonts w:ascii="Times New Roman" w:hAnsi="Times New Roman" w:cs="Times New Roman"/>
+          <w:b/>
+          <w:bCs/>
+          <w:sz w:val="28"/>
+          <w:szCs w:val="28"/>
+        </w:rPr>
+        <w:t>:</w:t>
+      </w:r>
+    </w:p>
+    <w:p>
+      <w:pPr>
+        <w:ind w:left="1800"/>
+        <w:rPr>
+          <w:rFonts w:ascii="Times New Roman" w:hAnsi="Times New Roman" w:cs="Times New Roman"/>
+        </w:rPr>
+      </w:pPr>
+      <w:r>
+        <w:rPr>
+          <w:rFonts w:ascii="Times New Roman" w:hAnsi="Times New Roman" w:cs="Times New Roman"/>
+        </w:rPr>
+        <w:t>Mean Absolute Error (MAE) = 0.94</w:t>
+      </w:r>
+    </w:p>
+    <w:p>
+      <w:pPr>
+        <w:numPr>
+          <w:ilvl w:val="0"/>
+          <w:numId w:val="108"/>
+        </w:numPr>
+        <w:rPr>
+          <w:rFonts w:ascii="Times New Roman" w:hAnsi="Times New Roman" w:cs="Times New Roman"/>
+        </w:rPr>
+      </w:pPr>
+      <w:r>
+        <w:rPr>
+          <w:rFonts w:ascii="Times New Roman" w:hAnsi="Times New Roman" w:cs="Times New Roman"/>
+        </w:rPr>
+        <w:lastRenderedPageBreak/>
+        <w:t xml:space="preserve">The model’s predictions differ on average by 0.94 </w:t>
+      </w:r>
+      <w:proofErr w:type="gramStart"/>
+      <w:r>
+        <w:rPr>
+          <w:rFonts w:ascii="Times New Roman" w:hAnsi="Times New Roman" w:cs="Times New Roman"/>
+        </w:rPr>
+        <w:t>life satisfaction points</w:t>
+      </w:r>
+      <w:proofErr w:type="gramEnd"/>
+      <w:r>
+        <w:rPr>
+          <w:rFonts w:ascii="Times New Roman" w:hAnsi="Times New Roman" w:cs="Times New Roman"/>
+        </w:rPr>
+        <w:t xml:space="preserve"> from the observed values.</w:t>
+      </w:r>
+    </w:p>
+    <w:p>
+      <w:pPr>
+        <w:numPr>
+          <w:ilvl w:val="0"/>
+          <w:numId w:val="108"/>
+        </w:numPr>
+        <w:rPr>
+          <w:rFonts w:ascii="Times New Roman" w:hAnsi="Times New Roman" w:cs="Times New Roman"/>
+        </w:rPr>
+      </w:pPr>
+      <w:r>
+        <w:rPr>
+          <w:rFonts w:ascii="Times New Roman" w:hAnsi="Times New Roman" w:cs="Times New Roman"/>
+        </w:rPr>
+        <w:t>This is slightly higher than the MAE obtained from the Linear Regression model (0.92), indicating marginally larger prediction errors.</w:t>
+      </w:r>
+    </w:p>
+    <w:p>
+      <w:pPr>
+        <w:ind w:left="2520"/>
+        <w:rPr>
+          <w:rFonts w:ascii="Times New Roman" w:hAnsi="Times New Roman" w:cs="Times New Roman"/>
+        </w:rPr>
+      </w:pPr>
+    </w:p>
+    <w:p>
+      <w:pPr>
+        <w:ind w:left="1800"/>
+        <w:rPr>
+          <w:rFonts w:ascii="Times New Roman" w:hAnsi="Times New Roman" w:cs="Times New Roman"/>
+        </w:rPr>
+      </w:pPr>
+      <w:r>
+        <w:rPr>
+          <w:rFonts w:ascii="Times New Roman" w:hAnsi="Times New Roman" w:cs="Times New Roman"/>
+        </w:rPr>
+        <w:t>Root Mean Squared Error (RMSE) = 1.28</w:t>
+      </w:r>
+    </w:p>
+    <w:p>
+      <w:pPr>
+        <w:numPr>
+          <w:ilvl w:val="0"/>
+          <w:numId w:val="109"/>
+        </w:numPr>
+        <w:rPr>
+          <w:rFonts w:ascii="Times New Roman" w:hAnsi="Times New Roman" w:cs="Times New Roman"/>
+        </w:rPr>
+      </w:pPr>
+      <w:r>
+        <w:rPr>
+          <w:rFonts w:ascii="Times New Roman" w:hAnsi="Times New Roman" w:cs="Times New Roman"/>
+        </w:rPr>
+        <w:t>RMSE places greater emphasis on larger prediction errors compared to MAE.</w:t>
+      </w:r>
+    </w:p>
+    <w:p>
+      <w:pPr>
+        <w:numPr>
+          <w:ilvl w:val="0"/>
+          <w:numId w:val="109"/>
+        </w:numPr>
+        <w:rPr>
+          <w:rFonts w:ascii="Times New Roman" w:hAnsi="Times New Roman" w:cs="Times New Roman"/>
+        </w:rPr>
+      </w:pPr>
+      <w:r>
+        <w:rPr>
+          <w:rFonts w:ascii="Times New Roman" w:hAnsi="Times New Roman" w:cs="Times New Roman"/>
+        </w:rPr>
+        <w:t xml:space="preserve">The value of 1.28 suggests that some predictions deviate more strongly from the </w:t>
+      </w:r>
+      <w:proofErr w:type="gramStart"/>
+      <w:r>
+        <w:rPr>
+          <w:rFonts w:ascii="Times New Roman" w:hAnsi="Times New Roman" w:cs="Times New Roman"/>
+        </w:rPr>
+        <w:t>true life</w:t>
+      </w:r>
+      <w:proofErr w:type="gramEnd"/>
+      <w:r>
+        <w:rPr>
+          <w:rFonts w:ascii="Times New Roman" w:hAnsi="Times New Roman" w:cs="Times New Roman"/>
+        </w:rPr>
+        <w:t xml:space="preserve"> satisfaction values.</w:t>
+      </w:r>
+    </w:p>
+    <w:p>
+      <w:pPr>
+        <w:numPr>
+          <w:ilvl w:val="0"/>
+          <w:numId w:val="109"/>
+        </w:numPr>
+        <w:rPr>
+          <w:rFonts w:ascii="Times New Roman" w:hAnsi="Times New Roman" w:cs="Times New Roman"/>
+        </w:rPr>
+      </w:pPr>
+      <w:r>
+        <w:rPr>
+          <w:rFonts w:ascii="Times New Roman" w:hAnsi="Times New Roman" w:cs="Times New Roman"/>
+        </w:rPr>
+        <w:t>Compared with the Linear Regression model (RMSE = 1.23), the Decision Tree shows slightly larger deviations in its predictions.</w:t>
+      </w:r>
+    </w:p>
+    <w:p>
+      <w:pPr>
+        <w:ind w:left="1800"/>
+        <w:rPr>
+          <w:rFonts w:ascii="Times New Roman" w:hAnsi="Times New Roman" w:cs="Times New Roman"/>
+        </w:rPr>
+      </w:pPr>
+    </w:p>
+    <w:p>
+      <w:pPr>
+        <w:ind w:left="1800"/>
+        <w:rPr>
+          <w:rFonts w:ascii="Times New Roman" w:hAnsi="Times New Roman" w:cs="Times New Roman"/>
+        </w:rPr>
+      </w:pPr>
+      <w:r>
+        <w:rPr>
+          <w:rFonts w:ascii="Times New Roman" w:hAnsi="Times New Roman" w:cs="Times New Roman"/>
+        </w:rPr>
+        <w:t>R² (Coefficient of Determination) = 0.33</w:t>
+      </w:r>
+    </w:p>
+    <w:p>
+      <w:pPr>
+        <w:numPr>
+          <w:ilvl w:val="0"/>
+          <w:numId w:val="110"/>
+        </w:numPr>
+        <w:rPr>
+          <w:rFonts w:ascii="Times New Roman" w:hAnsi="Times New Roman" w:cs="Times New Roman"/>
+        </w:rPr>
+      </w:pPr>
+      <w:r>
+        <w:rPr>
+          <w:rFonts w:ascii="Times New Roman" w:hAnsi="Times New Roman" w:cs="Times New Roman"/>
+        </w:rPr>
+        <w:t>The Decision Tree model explains approximately 32.7% of the variance in life satisfaction.</w:t>
+      </w:r>
+    </w:p>
+    <w:p>
+      <w:pPr>
+        <w:numPr>
+          <w:ilvl w:val="0"/>
+          <w:numId w:val="110"/>
+        </w:numPr>
+        <w:rPr>
+          <w:rFonts w:ascii="Times New Roman" w:hAnsi="Times New Roman" w:cs="Times New Roman"/>
+        </w:rPr>
+      </w:pPr>
+      <w:r>
+        <w:rPr>
+          <w:rFonts w:ascii="Times New Roman" w:hAnsi="Times New Roman" w:cs="Times New Roman"/>
+        </w:rPr>
+        <w:t>This is lower than the variance explained by the Linear Regression model (R² = 0.38).</w:t>
+      </w:r>
+    </w:p>
+    <w:p>
+      <w:pPr>
+        <w:numPr>
+          <w:ilvl w:val="0"/>
+          <w:numId w:val="110"/>
+        </w:numPr>
+        <w:rPr>
+          <w:rFonts w:ascii="Times New Roman" w:hAnsi="Times New Roman" w:cs="Times New Roman"/>
+        </w:rPr>
+      </w:pPr>
+      <w:r>
+        <w:rPr>
+          <w:rFonts w:ascii="Times New Roman" w:hAnsi="Times New Roman" w:cs="Times New Roman"/>
+        </w:rPr>
+        <w:t>The result suggests that the Decision Tree captures less of the underlying structure in the data.</w:t>
+      </w:r>
+    </w:p>
+    <w:p>
+      <w:pPr>
+        <w:rPr>
+          <w:rFonts w:ascii="Times New Roman" w:hAnsi="Times New Roman" w:cs="Times New Roman"/>
+        </w:rPr>
+      </w:pPr>
+    </w:p>
+    <w:p>
+      <w:pPr>
+        <w:rPr>
+          <w:rFonts w:ascii="Times New Roman" w:hAnsi="Times New Roman" w:cs="Times New Roman"/>
+        </w:rPr>
+      </w:pPr>
+    </w:p>
+    <w:p>
+      <w:pPr>
+        <w:ind w:left="1800"/>
+        <w:rPr>
+          <w:rFonts w:ascii="Times New Roman" w:hAnsi="Times New Roman" w:cs="Times New Roman"/>
+        </w:rPr>
+      </w:pPr>
+      <w:r>
+        <w:rPr>
+          <w:rFonts w:ascii="Times New Roman" w:hAnsi="Times New Roman" w:cs="Times New Roman"/>
+        </w:rPr>
+        <w:t>The Decision Tree Regressor provides a nonlinear modeling approach that partitions the feature space into regions based on decision rules.</w:t>
+      </w:r>
+    </w:p>
+    <w:p>
+      <w:pPr>
+        <w:ind w:left="1800"/>
+        <w:rPr>
+          <w:rFonts w:ascii="Times New Roman" w:hAnsi="Times New Roman" w:cs="Times New Roman"/>
+        </w:rPr>
+      </w:pPr>
+      <w:r>
+        <w:rPr>
+          <w:rFonts w:ascii="Times New Roman" w:hAnsi="Times New Roman" w:cs="Times New Roman"/>
+        </w:rPr>
+        <w:t>However, in this dataset its predictive performance is slightly worse than the Linear Regression model. This suggests that:</w:t>
+      </w:r>
+    </w:p>
+    <w:p>
+      <w:pPr>
+        <w:numPr>
+          <w:ilvl w:val="0"/>
+          <w:numId w:val="107"/>
+        </w:numPr>
+        <w:tabs>
+          <w:tab w:val="num" w:pos="720"/>
+        </w:tabs>
+        <w:rPr>
+          <w:rFonts w:ascii="Times New Roman" w:hAnsi="Times New Roman" w:cs="Times New Roman"/>
+        </w:rPr>
+      </w:pPr>
+      <w:r>
+        <w:rPr>
+          <w:rFonts w:ascii="Times New Roman" w:hAnsi="Times New Roman" w:cs="Times New Roman"/>
+        </w:rPr>
+        <w:t>the relationships between predictors and life satisfaction may be relatively smooth and approximately linear, which favors linear models</w:t>
+      </w:r>
+    </w:p>
+    <w:p>
+      <w:pPr>
+        <w:numPr>
+          <w:ilvl w:val="0"/>
+          <w:numId w:val="107"/>
+        </w:numPr>
+        <w:tabs>
+          <w:tab w:val="num" w:pos="720"/>
+        </w:tabs>
+        <w:rPr>
+          <w:rFonts w:ascii="Times New Roman" w:hAnsi="Times New Roman" w:cs="Times New Roman"/>
+        </w:rPr>
+      </w:pPr>
+      <w:r>
+        <w:rPr>
+          <w:rFonts w:ascii="Times New Roman" w:hAnsi="Times New Roman" w:cs="Times New Roman"/>
+        </w:rPr>
+        <w:t>a single decision tree may struggle to capture complex patterns without becoming unstable or overfitting</w:t>
+      </w:r>
+    </w:p>
+    <w:p>
+      <w:pPr>
+        <w:ind w:left="1800"/>
+        <w:rPr>
+          <w:rFonts w:ascii="Times New Roman" w:hAnsi="Times New Roman" w:cs="Times New Roman"/>
+        </w:rPr>
+      </w:pPr>
+      <w:r>
+        <w:rPr>
+          <w:rFonts w:ascii="Times New Roman" w:hAnsi="Times New Roman" w:cs="Times New Roman"/>
+        </w:rPr>
+        <w:lastRenderedPageBreak/>
+        <w:t>Decision Trees are also highly sensitive to small variations in the data, which can lead to less stable predictions compared to other approaches.</w:t>
+      </w:r>
+    </w:p>
+    <w:p>
+      <w:pPr>
+        <w:ind w:left="1800"/>
+        <w:rPr>
+          <w:rFonts w:ascii="Times New Roman" w:hAnsi="Times New Roman" w:cs="Times New Roman"/>
+        </w:rPr>
+      </w:pPr>
+    </w:p>
+    <w:p>
+      <w:pPr>
+        <w:pStyle w:val="ListParagraph"/>
+        <w:numPr>
+          <w:ilvl w:val="2"/>
+          <w:numId w:val="91"/>
+        </w:numPr>
+        <w:rPr>
+          <w:rFonts w:ascii="Times New Roman" w:hAnsi="Times New Roman" w:cs="Times New Roman"/>
+          <w:b/>
+          <w:bCs/>
+          <w:sz w:val="28"/>
+          <w:szCs w:val="28"/>
+        </w:rPr>
+      </w:pPr>
+      <w:r>
+        <w:rPr>
+          <w:rFonts w:ascii="Times New Roman" w:hAnsi="Times New Roman" w:cs="Times New Roman"/>
+          <w:b/>
+          <w:bCs/>
+          <w:sz w:val="28"/>
+          <w:szCs w:val="28"/>
+        </w:rPr>
+        <w:t>Random Forest</w:t>
+      </w:r>
+      <w:r>
+        <w:rPr>
+          <w:rFonts w:ascii="Times New Roman" w:hAnsi="Times New Roman" w:cs="Times New Roman"/>
+          <w:b/>
+          <w:bCs/>
+          <w:sz w:val="28"/>
+          <w:szCs w:val="28"/>
+        </w:rPr>
+        <w:t xml:space="preserve"> Regress</w:t>
+      </w:r>
+      <w:r>
+        <w:rPr>
+          <w:rFonts w:ascii="Times New Roman" w:hAnsi="Times New Roman" w:cs="Times New Roman"/>
+          <w:b/>
+          <w:bCs/>
+          <w:sz w:val="28"/>
+          <w:szCs w:val="28"/>
+        </w:rPr>
+        <w:t>or</w:t>
+      </w:r>
+      <w:r>
+        <w:rPr>
+          <w:rFonts w:ascii="Times New Roman" w:hAnsi="Times New Roman" w:cs="Times New Roman"/>
+          <w:b/>
+          <w:bCs/>
+          <w:sz w:val="28"/>
+          <w:szCs w:val="28"/>
+        </w:rPr>
+        <w:t>:</w:t>
+      </w:r>
+    </w:p>
+    <w:p>
+      <w:pPr>
+        <w:ind w:left="1800"/>
+        <w:rPr>
+          <w:rFonts w:ascii="Times New Roman" w:hAnsi="Times New Roman" w:cs="Times New Roman"/>
+        </w:rPr>
+      </w:pPr>
+      <w:r>
+        <w:rPr>
+          <w:rFonts w:ascii="Times New Roman" w:hAnsi="Times New Roman" w:cs="Times New Roman"/>
+        </w:rPr>
+        <w:t>Mean Absolute Error (MAE) = 0.92</w:t>
+      </w:r>
+    </w:p>
+    <w:p>
+      <w:pPr>
+        <w:numPr>
+          <w:ilvl w:val="0"/>
+          <w:numId w:val="115"/>
+        </w:numPr>
+        <w:rPr>
+          <w:rFonts w:ascii="Times New Roman" w:hAnsi="Times New Roman" w:cs="Times New Roman"/>
+        </w:rPr>
+      </w:pPr>
+      <w:r>
+        <w:rPr>
+          <w:rFonts w:ascii="Times New Roman" w:hAnsi="Times New Roman" w:cs="Times New Roman"/>
+        </w:rPr>
+        <w:t>The Random Forest model’s predictions differ on average by 0.92 life satisfaction points from the observed values.</w:t>
+      </w:r>
+    </w:p>
+    <w:p>
+      <w:pPr>
+        <w:numPr>
+          <w:ilvl w:val="0"/>
+          <w:numId w:val="115"/>
+        </w:numPr>
+        <w:rPr>
+          <w:rFonts w:ascii="Times New Roman" w:hAnsi="Times New Roman" w:cs="Times New Roman"/>
+        </w:rPr>
+      </w:pPr>
+      <w:r>
+        <w:rPr>
+          <w:rFonts w:ascii="Times New Roman" w:hAnsi="Times New Roman" w:cs="Times New Roman"/>
+        </w:rPr>
+        <w:t>This value is almost identical to the Linear Regression model, indicating similar average prediction accuracy.</w:t>
+      </w:r>
+    </w:p>
+    <w:p>
+      <w:pPr>
+        <w:numPr>
+          <w:ilvl w:val="0"/>
+          <w:numId w:val="115"/>
+        </w:numPr>
+        <w:rPr>
+          <w:rFonts w:ascii="Times New Roman" w:hAnsi="Times New Roman" w:cs="Times New Roman"/>
+        </w:rPr>
+      </w:pPr>
+      <w:r>
+        <w:rPr>
+          <w:rFonts w:ascii="Times New Roman" w:hAnsi="Times New Roman" w:cs="Times New Roman"/>
+        </w:rPr>
+        <w:t>Compared to the Decision Tree (MAE = 0.94), the Random Forest produces slightly smaller average prediction errors.</w:t>
+      </w:r>
+    </w:p>
+    <w:p>
+      <w:pPr>
+        <w:ind w:left="2160"/>
+        <w:rPr>
+          <w:rFonts w:ascii="Times New Roman" w:hAnsi="Times New Roman" w:cs="Times New Roman"/>
+        </w:rPr>
+      </w:pPr>
+    </w:p>
+    <w:p>
+      <w:pPr>
+        <w:rPr>
+          <w:rFonts w:ascii="Times New Roman" w:hAnsi="Times New Roman" w:cs="Times New Roman"/>
+        </w:rPr>
+      </w:pPr>
+      <w:r>
+        <w:rPr>
+          <w:rFonts w:ascii="Times New Roman" w:hAnsi="Times New Roman" w:cs="Times New Roman"/>
+        </w:rPr>
+        <w:t xml:space="preserve">                              </w:t>
+      </w:r>
+      <w:r>
+        <w:rPr>
+          <w:rFonts w:ascii="Times New Roman" w:hAnsi="Times New Roman" w:cs="Times New Roman"/>
+        </w:rPr>
+        <w:t>Root Mean Squared Error (RMSE) = 1.29</w:t>
+      </w:r>
+    </w:p>
+    <w:p>
+      <w:pPr>
+        <w:pStyle w:val="ListParagraph"/>
+        <w:numPr>
+          <w:ilvl w:val="0"/>
+          <w:numId w:val="116"/>
+        </w:numPr>
+        <w:rPr>
+          <w:rFonts w:ascii="Times New Roman" w:hAnsi="Times New Roman" w:cs="Times New Roman"/>
+        </w:rPr>
+      </w:pPr>
+      <w:r>
+        <w:rPr>
+          <w:rFonts w:ascii="Times New Roman" w:hAnsi="Times New Roman" w:cs="Times New Roman"/>
+        </w:rPr>
+        <w:t>RMSE penalizes larger prediction errors more strongly.</w:t>
+      </w:r>
+    </w:p>
+    <w:p>
+      <w:pPr>
+        <w:pStyle w:val="ListParagraph"/>
+        <w:numPr>
+          <w:ilvl w:val="0"/>
+          <w:numId w:val="116"/>
+        </w:numPr>
+        <w:rPr>
+          <w:rFonts w:ascii="Times New Roman" w:hAnsi="Times New Roman" w:cs="Times New Roman"/>
+        </w:rPr>
+      </w:pPr>
+      <w:r>
+        <w:rPr>
+          <w:rFonts w:ascii="Times New Roman" w:hAnsi="Times New Roman" w:cs="Times New Roman"/>
+        </w:rPr>
+        <w:t>The Random Forest model produces an RMSE of 1.29, which is slightly higher than both Linear Regression (1.23) and the Decision Tree (1.28).</w:t>
+      </w:r>
+    </w:p>
+    <w:p>
+      <w:pPr>
+        <w:pStyle w:val="ListParagraph"/>
+        <w:numPr>
+          <w:ilvl w:val="0"/>
+          <w:numId w:val="116"/>
+        </w:numPr>
+        <w:rPr>
+          <w:rFonts w:ascii="Times New Roman" w:hAnsi="Times New Roman" w:cs="Times New Roman"/>
+        </w:rPr>
+      </w:pPr>
+      <w:r>
+        <w:rPr>
+          <w:rFonts w:ascii="Times New Roman" w:hAnsi="Times New Roman" w:cs="Times New Roman"/>
+        </w:rPr>
+        <w:t>This suggests that while average errors are comparable, the Random Forest occasionally produces larger prediction deviations.</w:t>
+      </w:r>
+    </w:p>
+    <w:p>
+      <w:pPr>
+        <w:ind w:left="2160"/>
+        <w:rPr>
+          <w:rFonts w:ascii="Times New Roman" w:hAnsi="Times New Roman" w:cs="Times New Roman"/>
+        </w:rPr>
+      </w:pPr>
+    </w:p>
+    <w:p>
+      <w:pPr>
+        <w:rPr>
+          <w:rFonts w:ascii="Times New Roman" w:hAnsi="Times New Roman" w:cs="Times New Roman"/>
+        </w:rPr>
+      </w:pPr>
+      <w:r>
+        <w:rPr>
+          <w:rFonts w:ascii="Times New Roman" w:hAnsi="Times New Roman" w:cs="Times New Roman"/>
+        </w:rPr>
+        <w:t xml:space="preserve">                              </w:t>
+      </w:r>
+      <w:r>
+        <w:rPr>
+          <w:rFonts w:ascii="Times New Roman" w:hAnsi="Times New Roman" w:cs="Times New Roman"/>
+        </w:rPr>
+        <w:t>R² (Coefficient of Determination) = 0.32</w:t>
+      </w:r>
+    </w:p>
+    <w:p>
+      <w:pPr>
+        <w:numPr>
+          <w:ilvl w:val="0"/>
+          <w:numId w:val="117"/>
+        </w:numPr>
+        <w:rPr>
+          <w:rFonts w:ascii="Times New Roman" w:hAnsi="Times New Roman" w:cs="Times New Roman"/>
+        </w:rPr>
+      </w:pPr>
+      <w:r>
+        <w:rPr>
+          <w:rFonts w:ascii="Times New Roman" w:hAnsi="Times New Roman" w:cs="Times New Roman"/>
+        </w:rPr>
+        <w:t>The Random Forest explains approximately 32.1% of the variance in life satisfaction.</w:t>
+      </w:r>
+    </w:p>
+    <w:p>
+      <w:pPr>
+        <w:numPr>
+          <w:ilvl w:val="0"/>
+          <w:numId w:val="117"/>
+        </w:numPr>
+        <w:rPr>
+          <w:rFonts w:ascii="Times New Roman" w:hAnsi="Times New Roman" w:cs="Times New Roman"/>
+        </w:rPr>
+      </w:pPr>
+      <w:r>
+        <w:rPr>
+          <w:rFonts w:ascii="Times New Roman" w:hAnsi="Times New Roman" w:cs="Times New Roman"/>
+        </w:rPr>
+        <w:t>This is slightly lower than the variance explained by Linear Regression (37.8%) and close to the Decision Tree (32.7%).</w:t>
+      </w:r>
+    </w:p>
+    <w:p>
+      <w:pPr>
+        <w:numPr>
+          <w:ilvl w:val="0"/>
+          <w:numId w:val="117"/>
+        </w:numPr>
+        <w:rPr>
+          <w:rFonts w:ascii="Times New Roman" w:hAnsi="Times New Roman" w:cs="Times New Roman"/>
+        </w:rPr>
+      </w:pPr>
+      <w:r>
+        <w:rPr>
+          <w:rFonts w:ascii="Times New Roman" w:hAnsi="Times New Roman" w:cs="Times New Roman"/>
+        </w:rPr>
+        <w:t xml:space="preserve">The result indicates that </w:t>
+      </w:r>
+      <w:proofErr w:type="gramStart"/>
+      <w:r>
+        <w:rPr>
+          <w:rFonts w:ascii="Times New Roman" w:hAnsi="Times New Roman" w:cs="Times New Roman"/>
+        </w:rPr>
+        <w:t>the Random</w:t>
+      </w:r>
+      <w:proofErr w:type="gramEnd"/>
+      <w:r>
+        <w:rPr>
+          <w:rFonts w:ascii="Times New Roman" w:hAnsi="Times New Roman" w:cs="Times New Roman"/>
+        </w:rPr>
+        <w:t xml:space="preserve"> Forest does not substantially improve predictive performance over simpler baseline models for this dataset.</w:t>
+      </w:r>
+    </w:p>
+    <w:p>
+      <w:pPr>
+        <w:ind w:left="2160"/>
+        <w:rPr>
+          <w:rFonts w:ascii="Times New Roman" w:hAnsi="Times New Roman" w:cs="Times New Roman"/>
+        </w:rPr>
+      </w:pPr>
+    </w:p>
+    <w:p>
+      <w:pPr>
+        <w:ind w:left="1440"/>
+        <w:rPr>
+          <w:rFonts w:ascii="Times New Roman" w:hAnsi="Times New Roman" w:cs="Times New Roman"/>
+        </w:rPr>
+      </w:pPr>
+      <w:r>
+        <w:rPr>
+          <w:rFonts w:ascii="Times New Roman" w:hAnsi="Times New Roman" w:cs="Times New Roman"/>
+        </w:rPr>
+        <w:t xml:space="preserve">     </w:t>
+      </w:r>
+    </w:p>
+    <w:p>
+      <w:pPr>
+        <w:ind w:left="2160"/>
+        <w:rPr>
+          <w:rFonts w:ascii="Times New Roman" w:hAnsi="Times New Roman" w:cs="Times New Roman"/>
+        </w:rPr>
+      </w:pPr>
+      <w:r>
+        <w:rPr>
+          <w:rFonts w:ascii="Times New Roman" w:hAnsi="Times New Roman" w:cs="Times New Roman"/>
+        </w:rPr>
+        <w:t xml:space="preserve">Random Forest is an ensemble learning method that combines predictions </w:t>
+      </w:r>
+      <w:r>
+        <w:rPr>
+          <w:rFonts w:ascii="Times New Roman" w:hAnsi="Times New Roman" w:cs="Times New Roman"/>
+        </w:rPr>
+        <w:t xml:space="preserve">    </w:t>
+      </w:r>
+      <w:r>
+        <w:rPr>
+          <w:rFonts w:ascii="Times New Roman" w:hAnsi="Times New Roman" w:cs="Times New Roman"/>
+        </w:rPr>
+        <w:t>from many decision trees to reduce variance and improve generalization.</w:t>
+      </w:r>
+      <w:r>
+        <w:rPr>
+          <w:rFonts w:ascii="Times New Roman" w:hAnsi="Times New Roman" w:cs="Times New Roman"/>
+        </w:rPr>
+        <w:t xml:space="preserve"> </w:t>
+      </w:r>
+      <w:r>
+        <w:rPr>
+          <w:rFonts w:ascii="Times New Roman" w:hAnsi="Times New Roman" w:cs="Times New Roman"/>
+        </w:rPr>
+        <w:lastRenderedPageBreak/>
+        <w:t>Despite this advantage, the Random Forest model does not outperform Linear Regression in this dataset. Possible explanations include:</w:t>
+      </w:r>
+    </w:p>
+    <w:p>
+      <w:pPr>
+        <w:numPr>
+          <w:ilvl w:val="0"/>
+          <w:numId w:val="114"/>
+        </w:numPr>
+        <w:tabs>
+          <w:tab w:val="num" w:pos="720"/>
+        </w:tabs>
+        <w:rPr>
+          <w:rFonts w:ascii="Times New Roman" w:hAnsi="Times New Roman" w:cs="Times New Roman"/>
+        </w:rPr>
+      </w:pPr>
+      <w:r>
+        <w:rPr>
+          <w:rFonts w:ascii="Times New Roman" w:hAnsi="Times New Roman" w:cs="Times New Roman"/>
+        </w:rPr>
+        <w:t>relationships between predictors and life satisfaction may be largely linear, limiting the advantage of nonlinear models</w:t>
+      </w:r>
+    </w:p>
+    <w:p>
+      <w:pPr>
+        <w:numPr>
+          <w:ilvl w:val="0"/>
+          <w:numId w:val="114"/>
+        </w:numPr>
+        <w:tabs>
+          <w:tab w:val="num" w:pos="720"/>
+        </w:tabs>
+        <w:rPr>
+          <w:rFonts w:ascii="Times New Roman" w:hAnsi="Times New Roman" w:cs="Times New Roman"/>
+        </w:rPr>
+      </w:pPr>
+      <w:r>
+        <w:rPr>
+          <w:rFonts w:ascii="Times New Roman" w:hAnsi="Times New Roman" w:cs="Times New Roman"/>
+        </w:rPr>
+        <w:t>the predictors may already capture the most important information, leaving limited room for complex interactions</w:t>
+      </w:r>
+    </w:p>
+    <w:p>
+      <w:pPr>
+        <w:numPr>
+          <w:ilvl w:val="0"/>
+          <w:numId w:val="114"/>
+        </w:numPr>
+        <w:tabs>
+          <w:tab w:val="num" w:pos="720"/>
+        </w:tabs>
+        <w:rPr>
+          <w:rFonts w:ascii="Times New Roman" w:hAnsi="Times New Roman" w:cs="Times New Roman"/>
+        </w:rPr>
+      </w:pPr>
+      <w:r>
+        <w:rPr>
+          <w:rFonts w:ascii="Times New Roman" w:hAnsi="Times New Roman" w:cs="Times New Roman"/>
+        </w:rPr>
+        <w:t>ensemble models may not provide substantial gains when the signal-to-noise ratio in the data is moderate</w:t>
+      </w:r>
+    </w:p>
+    <w:p>
+      <w:pPr>
+        <w:ind w:left="2160"/>
+        <w:rPr>
+          <w:rFonts w:ascii="Times New Roman" w:hAnsi="Times New Roman" w:cs="Times New Roman"/>
+        </w:rPr>
+      </w:pPr>
+    </w:p>
+    <w:p>
+      <w:pPr>
+        <w:rPr>
+          <w:rFonts w:ascii="Times New Roman" w:hAnsi="Times New Roman" w:cs="Times New Roman"/>
+        </w:rPr>
+      </w:pPr>
+      <w:r>
+        <w:rPr>
+          <w:rFonts w:ascii="Times New Roman" w:hAnsi="Times New Roman" w:cs="Times New Roman"/>
+        </w:rPr>
+        <w:t xml:space="preserve">                        </w:t>
+      </w:r>
+      <w:r>
+        <w:rPr>
+          <w:rFonts w:ascii="Times New Roman" w:hAnsi="Times New Roman" w:cs="Times New Roman"/>
+        </w:rPr>
+        <w:tab/>
+      </w:r>
+      <w:r>
+        <w:rPr>
+          <w:rFonts w:ascii="Times New Roman" w:hAnsi="Times New Roman" w:cs="Times New Roman"/>
+        </w:rPr>
+        <w:t>Feature Importance Analysis</w:t>
+      </w:r>
+    </w:p>
+    <w:p>
+      <w:pPr>
+        <w:ind w:left="2160"/>
+        <w:rPr>
+          <w:rFonts w:ascii="Times New Roman" w:hAnsi="Times New Roman" w:cs="Times New Roman"/>
+        </w:rPr>
+      </w:pPr>
+      <w:r>
+        <w:rPr>
+          <w:rFonts w:ascii="Times New Roman" w:hAnsi="Times New Roman" w:cs="Times New Roman"/>
+        </w:rPr>
+        <w:t>Random Forest feature importance indicates that health-related and psychological variables dominate the prediction of life satisfaction.</w:t>
+      </w:r>
+    </w:p>
+    <w:p>
+      <w:pPr>
+        <w:ind w:left="2160"/>
+        <w:rPr>
+          <w:rFonts w:ascii="Times New Roman" w:hAnsi="Times New Roman" w:cs="Times New Roman"/>
+        </w:rPr>
+      </w:pPr>
+      <w:r>
+        <w:rPr>
+          <w:rFonts w:ascii="Times New Roman" w:hAnsi="Times New Roman" w:cs="Times New Roman"/>
+        </w:rPr>
+        <w:t>Top predictors include:</w:t>
+      </w:r>
+    </w:p>
+    <w:tbl>
+      <w:tblPr>
+        <w:tblW w:w="0" w:type="auto"/>
+        <w:tblCellSpacing w:w="15" w:type="dxa"/>
+        <w:tblCellMar>
+          <w:top w:w="15" w:type="dxa"/>
+          <w:left w:w="15" w:type="dxa"/>
+          <w:bottom w:w="15" w:type="dxa"/>
+          <w:right w:w="15" w:type="dxa"/>
+        </w:tblCellMar>
+        <w:tblLook w:val="04A0" w:firstRow="1" w:lastRow="0" w:firstColumn="1" w:lastColumn="0" w:noHBand="0" w:noVBand="1"/>
+      </w:tblPr>
+      <w:tblGrid>
+        <w:gridCol w:w="4182"/>
+        <w:gridCol w:w="5178"/>
+      </w:tblGrid>
+      <w:tr>
+        <w:trPr>
+          <w:tblHeader/>
+          <w:tblCellSpacing w:w="15" w:type="dxa"/>
+        </w:trPr>
+        <w:tc>
+          <w:tcPr>
+            <w:tcW w:w="0" w:type="auto"/>
+            <w:vAlign w:val="center"/>
+            <w:hideMark/>
+          </w:tcPr>
+          <w:p>
+            <w:pPr>
+              <w:ind w:left="2160"/>
+              <w:rPr>
+                <w:rFonts w:ascii="Times New Roman" w:hAnsi="Times New Roman" w:cs="Times New Roman"/>
+              </w:rPr>
+            </w:pPr>
+            <w:r>
+              <w:rPr>
+                <w:rFonts w:ascii="Times New Roman" w:hAnsi="Times New Roman" w:cs="Times New Roman"/>
+              </w:rPr>
+              <w:t>Variable</w:t>
+            </w:r>
+          </w:p>
+        </w:tc>
+        <w:tc>
+          <w:tcPr>
+            <w:tcW w:w="0" w:type="auto"/>
+            <w:vAlign w:val="center"/>
+            <w:hideMark/>
+          </w:tcPr>
+          <w:p>
+            <w:pPr>
+              <w:ind w:left="2160"/>
+              <w:rPr>
+                <w:rFonts w:ascii="Times New Roman" w:hAnsi="Times New Roman" w:cs="Times New Roman"/>
+              </w:rPr>
+            </w:pPr>
+            <w:r>
+              <w:rPr>
+                <w:rFonts w:ascii="Times New Roman" w:hAnsi="Times New Roman" w:cs="Times New Roman"/>
+              </w:rPr>
+              <w:t>Interpretation</w:t>
+            </w:r>
+          </w:p>
+        </w:tc>
+      </w:tr>
+      <w:tr>
+        <w:trPr>
+          <w:tblCellSpacing w:w="15" w:type="dxa"/>
+        </w:trPr>
+        <w:tc>
+          <w:tcPr>
+            <w:tcW w:w="0" w:type="auto"/>
+            <w:vAlign w:val="center"/>
+            <w:hideMark/>
+          </w:tcPr>
+          <w:p>
+            <w:pPr>
+              <w:ind w:left="2160"/>
+              <w:rPr>
+                <w:rFonts w:ascii="Times New Roman" w:hAnsi="Times New Roman" w:cs="Times New Roman"/>
+              </w:rPr>
+            </w:pPr>
+            <w:proofErr w:type="spellStart"/>
+            <w:r>
+              <w:rPr>
+                <w:rFonts w:ascii="Times New Roman" w:hAnsi="Times New Roman" w:cs="Times New Roman"/>
+              </w:rPr>
+              <w:t>Mental_health_state</w:t>
+            </w:r>
+            <w:proofErr w:type="spellEnd"/>
+          </w:p>
+        </w:tc>
+        <w:tc>
+          <w:tcPr>
+            <w:tcW w:w="0" w:type="auto"/>
+            <w:vAlign w:val="center"/>
+            <w:hideMark/>
+          </w:tcPr>
+          <w:p>
+            <w:pPr>
+              <w:ind w:left="2160"/>
+              <w:rPr>
+                <w:rFonts w:ascii="Times New Roman" w:hAnsi="Times New Roman" w:cs="Times New Roman"/>
+              </w:rPr>
+            </w:pPr>
+            <w:r>
+              <w:rPr>
+                <w:rFonts w:ascii="Times New Roman" w:hAnsi="Times New Roman" w:cs="Times New Roman"/>
+              </w:rPr>
+              <w:t>Strong indicator of subjective well-being</w:t>
+            </w:r>
+          </w:p>
+        </w:tc>
+      </w:tr>
+      <w:tr>
+        <w:trPr>
+          <w:tblCellSpacing w:w="15" w:type="dxa"/>
+        </w:trPr>
+        <w:tc>
+          <w:tcPr>
+            <w:tcW w:w="0" w:type="auto"/>
+            <w:vAlign w:val="center"/>
+            <w:hideMark/>
+          </w:tcPr>
+          <w:p>
+            <w:pPr>
+              <w:ind w:left="2160"/>
+              <w:rPr>
+                <w:rFonts w:ascii="Times New Roman" w:hAnsi="Times New Roman" w:cs="Times New Roman"/>
+              </w:rPr>
+            </w:pPr>
+            <w:proofErr w:type="spellStart"/>
+            <w:r>
+              <w:rPr>
+                <w:rFonts w:ascii="Times New Roman" w:hAnsi="Times New Roman" w:cs="Times New Roman"/>
+              </w:rPr>
+              <w:t>Gen_health_state</w:t>
+            </w:r>
+            <w:proofErr w:type="spellEnd"/>
+          </w:p>
+        </w:tc>
+        <w:tc>
+          <w:tcPr>
+            <w:tcW w:w="0" w:type="auto"/>
+            <w:vAlign w:val="center"/>
+            <w:hideMark/>
+          </w:tcPr>
+          <w:p>
+            <w:pPr>
+              <w:ind w:left="2160"/>
+              <w:rPr>
+                <w:rFonts w:ascii="Times New Roman" w:hAnsi="Times New Roman" w:cs="Times New Roman"/>
+              </w:rPr>
+            </w:pPr>
+            <w:r>
+              <w:rPr>
+                <w:rFonts w:ascii="Times New Roman" w:hAnsi="Times New Roman" w:cs="Times New Roman"/>
+              </w:rPr>
+              <w:t>General health strongly relates to life satisfaction</w:t>
+            </w:r>
+          </w:p>
+        </w:tc>
+      </w:tr>
+      <w:tr>
+        <w:trPr>
+          <w:tblCellSpacing w:w="15" w:type="dxa"/>
+        </w:trPr>
+        <w:tc>
+          <w:tcPr>
+            <w:tcW w:w="0" w:type="auto"/>
+            <w:vAlign w:val="center"/>
+            <w:hideMark/>
+          </w:tcPr>
+          <w:p>
+            <w:pPr>
+              <w:ind w:left="2160"/>
+              <w:rPr>
+                <w:rFonts w:ascii="Times New Roman" w:hAnsi="Times New Roman" w:cs="Times New Roman"/>
+              </w:rPr>
+            </w:pPr>
+            <w:proofErr w:type="spellStart"/>
+            <w:r>
+              <w:rPr>
+                <w:rFonts w:ascii="Times New Roman" w:hAnsi="Times New Roman" w:cs="Times New Roman"/>
+              </w:rPr>
+              <w:t>Health_utility_indx</w:t>
+            </w:r>
+            <w:proofErr w:type="spellEnd"/>
+          </w:p>
+        </w:tc>
+        <w:tc>
+          <w:tcPr>
+            <w:tcW w:w="0" w:type="auto"/>
+            <w:vAlign w:val="center"/>
+            <w:hideMark/>
+          </w:tcPr>
+          <w:p>
+            <w:pPr>
+              <w:ind w:left="2160"/>
+              <w:rPr>
+                <w:rFonts w:ascii="Times New Roman" w:hAnsi="Times New Roman" w:cs="Times New Roman"/>
+              </w:rPr>
+            </w:pPr>
+            <w:r>
+              <w:rPr>
+                <w:rFonts w:ascii="Times New Roman" w:hAnsi="Times New Roman" w:cs="Times New Roman"/>
+              </w:rPr>
+              <w:t>Overall health status measure</w:t>
+            </w:r>
+          </w:p>
+        </w:tc>
+      </w:tr>
+      <w:tr>
+        <w:trPr>
+          <w:tblCellSpacing w:w="15" w:type="dxa"/>
+        </w:trPr>
+        <w:tc>
+          <w:tcPr>
+            <w:tcW w:w="0" w:type="auto"/>
+            <w:vAlign w:val="center"/>
+            <w:hideMark/>
+          </w:tcPr>
+          <w:p>
+            <w:pPr>
+              <w:ind w:left="2160"/>
+              <w:rPr>
+                <w:rFonts w:ascii="Times New Roman" w:hAnsi="Times New Roman" w:cs="Times New Roman"/>
+              </w:rPr>
+            </w:pPr>
+            <w:proofErr w:type="spellStart"/>
+            <w:r>
+              <w:rPr>
+                <w:rFonts w:ascii="Times New Roman" w:hAnsi="Times New Roman" w:cs="Times New Roman"/>
+              </w:rPr>
+              <w:t>Mood_disorder</w:t>
+            </w:r>
+            <w:proofErr w:type="spellEnd"/>
+          </w:p>
+        </w:tc>
+        <w:tc>
+          <w:tcPr>
+            <w:tcW w:w="0" w:type="auto"/>
+            <w:vAlign w:val="center"/>
+            <w:hideMark/>
+          </w:tcPr>
+          <w:p>
+            <w:pPr>
+              <w:ind w:left="2160"/>
+              <w:rPr>
+                <w:rFonts w:ascii="Times New Roman" w:hAnsi="Times New Roman" w:cs="Times New Roman"/>
+              </w:rPr>
+            </w:pPr>
+            <w:r>
+              <w:rPr>
+                <w:rFonts w:ascii="Times New Roman" w:hAnsi="Times New Roman" w:cs="Times New Roman"/>
+              </w:rPr>
+              <w:t>Presence of mood disorders affects well-being</w:t>
+            </w:r>
+          </w:p>
+        </w:tc>
+      </w:tr>
+      <w:tr>
+        <w:trPr>
+          <w:tblCellSpacing w:w="15" w:type="dxa"/>
+        </w:trPr>
+        <w:tc>
+          <w:tcPr>
+            <w:tcW w:w="0" w:type="auto"/>
+            <w:vAlign w:val="center"/>
+            <w:hideMark/>
+          </w:tcPr>
+          <w:p>
+            <w:pPr>
+              <w:ind w:left="2160"/>
+              <w:rPr>
+                <w:rFonts w:ascii="Times New Roman" w:hAnsi="Times New Roman" w:cs="Times New Roman"/>
+              </w:rPr>
+            </w:pPr>
+            <w:proofErr w:type="spellStart"/>
+            <w:r>
+              <w:rPr>
+                <w:rFonts w:ascii="Times New Roman" w:hAnsi="Times New Roman" w:cs="Times New Roman"/>
+              </w:rPr>
+              <w:t>Stress_level</w:t>
+            </w:r>
+            <w:proofErr w:type="spellEnd"/>
+          </w:p>
+        </w:tc>
+        <w:tc>
+          <w:tcPr>
+            <w:tcW w:w="0" w:type="auto"/>
+            <w:vAlign w:val="center"/>
+            <w:hideMark/>
+          </w:tcPr>
+          <w:p>
+            <w:pPr>
+              <w:ind w:left="2160"/>
+              <w:rPr>
+                <w:rFonts w:ascii="Times New Roman" w:hAnsi="Times New Roman" w:cs="Times New Roman"/>
+              </w:rPr>
+            </w:pPr>
+            <w:r>
+              <w:rPr>
+                <w:rFonts w:ascii="Times New Roman" w:hAnsi="Times New Roman" w:cs="Times New Roman"/>
+              </w:rPr>
+              <w:t>Higher stress associated with lower life satisfaction</w:t>
+            </w:r>
+          </w:p>
+        </w:tc>
+      </w:tr>
+      <w:tr>
+        <w:trPr>
+          <w:tblCellSpacing w:w="15" w:type="dxa"/>
+        </w:trPr>
+        <w:tc>
+          <w:tcPr>
+            <w:tcW w:w="0" w:type="auto"/>
+            <w:vAlign w:val="center"/>
+            <w:hideMark/>
+          </w:tcPr>
+          <w:p>
+            <w:pPr>
+              <w:ind w:left="2160"/>
+              <w:rPr>
+                <w:rFonts w:ascii="Times New Roman" w:hAnsi="Times New Roman" w:cs="Times New Roman"/>
+              </w:rPr>
+            </w:pPr>
+            <w:proofErr w:type="spellStart"/>
+            <w:r>
+              <w:rPr>
+                <w:rFonts w:ascii="Times New Roman" w:hAnsi="Times New Roman" w:cs="Times New Roman"/>
+              </w:rPr>
+              <w:t>Pain_status</w:t>
+            </w:r>
+            <w:proofErr w:type="spellEnd"/>
+          </w:p>
+        </w:tc>
+        <w:tc>
+          <w:tcPr>
+            <w:tcW w:w="0" w:type="auto"/>
+            <w:vAlign w:val="center"/>
+            <w:hideMark/>
+          </w:tcPr>
+          <w:p>
+            <w:pPr>
+              <w:ind w:left="2160"/>
+              <w:rPr>
+                <w:rFonts w:ascii="Times New Roman" w:hAnsi="Times New Roman" w:cs="Times New Roman"/>
+              </w:rPr>
+            </w:pPr>
+            <w:r>
+              <w:rPr>
+                <w:rFonts w:ascii="Times New Roman" w:hAnsi="Times New Roman" w:cs="Times New Roman"/>
+              </w:rPr>
+              <w:t>Physical discomfort influences quality of life</w:t>
+            </w:r>
+          </w:p>
+        </w:tc>
+      </w:tr>
+      <w:tr>
+        <w:trPr>
+          <w:tblCellSpacing w:w="15" w:type="dxa"/>
+        </w:trPr>
+        <w:tc>
+          <w:tcPr>
+            <w:tcW w:w="0" w:type="auto"/>
+            <w:vAlign w:val="center"/>
+            <w:hideMark/>
+          </w:tcPr>
+          <w:p>
+            <w:pPr>
+              <w:ind w:left="2160"/>
+              <w:rPr>
+                <w:rFonts w:ascii="Times New Roman" w:hAnsi="Times New Roman" w:cs="Times New Roman"/>
+              </w:rPr>
+            </w:pPr>
+            <w:proofErr w:type="spellStart"/>
+            <w:r>
+              <w:rPr>
+                <w:rFonts w:ascii="Times New Roman" w:hAnsi="Times New Roman" w:cs="Times New Roman"/>
+              </w:rPr>
+              <w:t>Sense_belonging</w:t>
+            </w:r>
+            <w:proofErr w:type="spellEnd"/>
+          </w:p>
+        </w:tc>
+        <w:tc>
+          <w:tcPr>
+            <w:tcW w:w="0" w:type="auto"/>
+            <w:vAlign w:val="center"/>
+            <w:hideMark/>
+          </w:tcPr>
+          <w:p>
+            <w:pPr>
+              <w:ind w:left="2160"/>
+              <w:rPr>
+                <w:rFonts w:ascii="Times New Roman" w:hAnsi="Times New Roman" w:cs="Times New Roman"/>
+              </w:rPr>
+            </w:pPr>
+            <w:r>
+              <w:rPr>
+                <w:rFonts w:ascii="Times New Roman" w:hAnsi="Times New Roman" w:cs="Times New Roman"/>
+              </w:rPr>
+              <w:t>Social integration contributes to well-being</w:t>
+            </w:r>
+          </w:p>
+        </w:tc>
+      </w:tr>
+      <w:tr>
+        <w:trPr>
+          <w:tblCellSpacing w:w="15" w:type="dxa"/>
+        </w:trPr>
+        <w:tc>
+          <w:tcPr>
+            <w:tcW w:w="0" w:type="auto"/>
+            <w:vAlign w:val="center"/>
+            <w:hideMark/>
+          </w:tcPr>
+          <w:p>
+            <w:pPr>
+              <w:ind w:left="2160"/>
+              <w:rPr>
+                <w:rFonts w:ascii="Times New Roman" w:hAnsi="Times New Roman" w:cs="Times New Roman"/>
+              </w:rPr>
+            </w:pPr>
+            <w:proofErr w:type="spellStart"/>
+            <w:r>
+              <w:rPr>
+                <w:rFonts w:ascii="Times New Roman" w:hAnsi="Times New Roman" w:cs="Times New Roman"/>
+              </w:rPr>
+              <w:t>Anxiety_disorder</w:t>
+            </w:r>
+            <w:proofErr w:type="spellEnd"/>
+          </w:p>
+        </w:tc>
+        <w:tc>
+          <w:tcPr>
+            <w:tcW w:w="0" w:type="auto"/>
+            <w:vAlign w:val="center"/>
+            <w:hideMark/>
+          </w:tcPr>
+          <w:p>
+            <w:pPr>
+              <w:ind w:left="2160"/>
+              <w:rPr>
+                <w:rFonts w:ascii="Times New Roman" w:hAnsi="Times New Roman" w:cs="Times New Roman"/>
+              </w:rPr>
+            </w:pPr>
+            <w:r>
+              <w:rPr>
+                <w:rFonts w:ascii="Times New Roman" w:hAnsi="Times New Roman" w:cs="Times New Roman"/>
+              </w:rPr>
+              <w:t>Mental health conditions impact satisfaction</w:t>
+            </w:r>
+          </w:p>
+        </w:tc>
+      </w:tr>
+      <w:tr>
+        <w:trPr>
+          <w:tblCellSpacing w:w="15" w:type="dxa"/>
+        </w:trPr>
+        <w:tc>
+          <w:tcPr>
+            <w:tcW w:w="0" w:type="auto"/>
+            <w:vAlign w:val="center"/>
+            <w:hideMark/>
+          </w:tcPr>
+          <w:p>
+            <w:pPr>
+              <w:ind w:left="2160"/>
+              <w:rPr>
+                <w:rFonts w:ascii="Times New Roman" w:hAnsi="Times New Roman" w:cs="Times New Roman"/>
+              </w:rPr>
+            </w:pPr>
+            <w:proofErr w:type="spellStart"/>
+            <w:r>
+              <w:rPr>
+                <w:rFonts w:ascii="Times New Roman" w:hAnsi="Times New Roman" w:cs="Times New Roman"/>
+              </w:rPr>
+              <w:lastRenderedPageBreak/>
+              <w:t>Marital_status</w:t>
+            </w:r>
+            <w:proofErr w:type="spellEnd"/>
+          </w:p>
+        </w:tc>
+        <w:tc>
+          <w:tcPr>
+            <w:tcW w:w="0" w:type="auto"/>
+            <w:vAlign w:val="center"/>
+            <w:hideMark/>
+          </w:tcPr>
+          <w:p>
+            <w:pPr>
+              <w:ind w:left="2160"/>
+              <w:rPr>
+                <w:rFonts w:ascii="Times New Roman" w:hAnsi="Times New Roman" w:cs="Times New Roman"/>
+              </w:rPr>
+            </w:pPr>
+            <w:r>
+              <w:rPr>
+                <w:rFonts w:ascii="Times New Roman" w:hAnsi="Times New Roman" w:cs="Times New Roman"/>
+              </w:rPr>
+              <w:t>Social and family context influences well-being</w:t>
+            </w:r>
+          </w:p>
+        </w:tc>
+      </w:tr>
+    </w:tbl>
+    <w:p>
+      <w:pPr>
+        <w:ind w:left="2160"/>
+        <w:rPr>
+          <w:rFonts w:ascii="Times New Roman" w:hAnsi="Times New Roman" w:cs="Times New Roman"/>
+        </w:rPr>
+      </w:pPr>
+      <w:r>
+        <w:rPr>
+          <w:rFonts w:ascii="Times New Roman" w:hAnsi="Times New Roman" w:cs="Times New Roman"/>
+        </w:rPr>
+        <w:t>These results suggest that subjective well-being in the Canadian survey is primarily driven by mental health, general health status, and social connectedness.</w:t>
+      </w:r>
+    </w:p>
+    <w:p>
+      <w:pPr>
+        <w:rPr>
+          <w:rFonts w:ascii="Times New Roman" w:hAnsi="Times New Roman" w:cs="Times New Roman"/>
+          <w:b/>
+          <w:bCs/>
+          <w:sz w:val="28"/>
+          <w:szCs w:val="28"/>
+        </w:rPr>
+      </w:pPr>
+    </w:p>
+    <w:p>
+      <w:pPr>
+        <w:rPr>
+          <w:rFonts w:ascii="Times New Roman" w:hAnsi="Times New Roman" w:cs="Times New Roman"/>
+          <w:b/>
+          <w:bCs/>
+          <w:sz w:val="28"/>
+          <w:szCs w:val="28"/>
+        </w:rPr>
+      </w:pPr>
+    </w:p>
+    <w:p>
+      <w:pPr>
+        <w:pStyle w:val="ListParagraph"/>
+        <w:numPr>
+          <w:ilvl w:val="2"/>
+          <w:numId w:val="91"/>
+        </w:numPr>
+        <w:rPr>
+          <w:rFonts w:ascii="Times New Roman" w:hAnsi="Times New Roman" w:cs="Times New Roman"/>
+          <w:b/>
+          <w:bCs/>
+          <w:sz w:val="28"/>
+          <w:szCs w:val="28"/>
+        </w:rPr>
+      </w:pPr>
+      <w:proofErr w:type="spellStart"/>
+      <w:r>
+        <w:rPr>
+          <w:rFonts w:ascii="Times New Roman" w:hAnsi="Times New Roman" w:cs="Times New Roman"/>
+          <w:b/>
+          <w:bCs/>
+          <w:sz w:val="28"/>
+          <w:szCs w:val="28"/>
+        </w:rPr>
+        <w:t>XGBRegressor</w:t>
+      </w:r>
+      <w:proofErr w:type="spellEnd"/>
+      <w:r>
+        <w:rPr>
+          <w:rFonts w:ascii="Times New Roman" w:hAnsi="Times New Roman" w:cs="Times New Roman"/>
+          <w:b/>
+          <w:bCs/>
+          <w:sz w:val="28"/>
+          <w:szCs w:val="28"/>
+        </w:rPr>
+        <w:t>:</w:t>
+      </w:r>
+    </w:p>
+    <w:p>
+      <w:pPr>
+        <w:ind w:left="1800" w:firstLine="360"/>
+        <w:rPr>
+          <w:rFonts w:ascii="Times New Roman" w:hAnsi="Times New Roman" w:cs="Times New Roman"/>
+        </w:rPr>
+      </w:pPr>
+      <w:r>
+        <w:rPr>
+          <w:rFonts w:ascii="Times New Roman" w:hAnsi="Times New Roman" w:cs="Times New Roman"/>
+        </w:rPr>
+        <w:t>Mean Absolute Error (MAE) = 0.90</w:t>
+      </w:r>
+    </w:p>
+    <w:p>
+      <w:pPr>
+        <w:numPr>
+          <w:ilvl w:val="0"/>
+          <w:numId w:val="122"/>
+        </w:numPr>
+        <w:rPr>
+          <w:rFonts w:ascii="Times New Roman" w:hAnsi="Times New Roman" w:cs="Times New Roman"/>
+        </w:rPr>
+      </w:pPr>
+      <w:r>
+        <w:rPr>
+          <w:rFonts w:ascii="Times New Roman" w:hAnsi="Times New Roman" w:cs="Times New Roman"/>
+        </w:rPr>
+        <w:t xml:space="preserve">The </w:t>
+      </w:r>
+      <w:proofErr w:type="spellStart"/>
+      <w:r>
+        <w:rPr>
+          <w:rFonts w:ascii="Times New Roman" w:hAnsi="Times New Roman" w:cs="Times New Roman"/>
+        </w:rPr>
+        <w:t>XGBoost</w:t>
+      </w:r>
+      <w:proofErr w:type="spellEnd"/>
+      <w:r>
+        <w:rPr>
+          <w:rFonts w:ascii="Times New Roman" w:hAnsi="Times New Roman" w:cs="Times New Roman"/>
+        </w:rPr>
+        <w:t xml:space="preserve"> model’s predictions differ on average by 0.90 life satisfaction points from the observed values.</w:t>
+      </w:r>
+    </w:p>
+    <w:p>
+      <w:pPr>
+        <w:numPr>
+          <w:ilvl w:val="0"/>
+          <w:numId w:val="122"/>
+        </w:numPr>
+        <w:rPr>
+          <w:rFonts w:ascii="Times New Roman" w:hAnsi="Times New Roman" w:cs="Times New Roman"/>
+        </w:rPr>
+      </w:pPr>
+      <w:r>
+        <w:rPr>
+          <w:rFonts w:ascii="Times New Roman" w:hAnsi="Times New Roman" w:cs="Times New Roman"/>
+        </w:rPr>
+        <w:t xml:space="preserve">This is the lowest MAE among the tested baseline models, indicating that </w:t>
+      </w:r>
+      <w:proofErr w:type="spellStart"/>
+      <w:r>
+        <w:rPr>
+          <w:rFonts w:ascii="Times New Roman" w:hAnsi="Times New Roman" w:cs="Times New Roman"/>
+        </w:rPr>
+        <w:t>XGBoost</w:t>
+      </w:r>
+      <w:proofErr w:type="spellEnd"/>
+      <w:r>
+        <w:rPr>
+          <w:rFonts w:ascii="Times New Roman" w:hAnsi="Times New Roman" w:cs="Times New Roman"/>
+        </w:rPr>
+        <w:t xml:space="preserve"> produces the most accurate predictions on average.</w:t>
+      </w:r>
+    </w:p>
+    <w:p>
+      <w:pPr>
+        <w:numPr>
+          <w:ilvl w:val="0"/>
+          <w:numId w:val="122"/>
+        </w:numPr>
+        <w:rPr>
+          <w:rFonts w:ascii="Times New Roman" w:hAnsi="Times New Roman" w:cs="Times New Roman"/>
+        </w:rPr>
+      </w:pPr>
+      <w:r>
+        <w:rPr>
+          <w:rFonts w:ascii="Times New Roman" w:hAnsi="Times New Roman" w:cs="Times New Roman"/>
+        </w:rPr>
+        <w:t>Compared to Linear Regression (0.92), Decision Tree (0.94), and Random Forest (0.92), the improvement suggests that boosted ensemble methods capture additional structure in the data.</w:t>
+      </w:r>
+    </w:p>
+    <w:p>
+      <w:pPr>
+        <w:ind w:left="1800"/>
+        <w:rPr>
+          <w:rFonts w:ascii="Times New Roman" w:hAnsi="Times New Roman" w:cs="Times New Roman"/>
+        </w:rPr>
+      </w:pPr>
+    </w:p>
+    <w:p>
+      <w:pPr>
+        <w:ind w:left="1800" w:firstLine="360"/>
+        <w:rPr>
+          <w:rFonts w:ascii="Times New Roman" w:hAnsi="Times New Roman" w:cs="Times New Roman"/>
+        </w:rPr>
+      </w:pPr>
+      <w:r>
+        <w:rPr>
+          <w:rFonts w:ascii="Times New Roman" w:hAnsi="Times New Roman" w:cs="Times New Roman"/>
+        </w:rPr>
+        <w:t>Root Mean Squared Error (RMSE) = 1.22</w:t>
+      </w:r>
+    </w:p>
+    <w:p>
+      <w:pPr>
+        <w:numPr>
+          <w:ilvl w:val="0"/>
+          <w:numId w:val="123"/>
+        </w:numPr>
+        <w:rPr>
+          <w:rFonts w:ascii="Times New Roman" w:hAnsi="Times New Roman" w:cs="Times New Roman"/>
+        </w:rPr>
+      </w:pPr>
+      <w:r>
+        <w:rPr>
+          <w:rFonts w:ascii="Times New Roman" w:hAnsi="Times New Roman" w:cs="Times New Roman"/>
+        </w:rPr>
+        <w:t>RMSE emphasizes larger prediction errors.</w:t>
+      </w:r>
+    </w:p>
+    <w:p>
+      <w:pPr>
+        <w:numPr>
+          <w:ilvl w:val="0"/>
+          <w:numId w:val="123"/>
+        </w:numPr>
+        <w:rPr>
+          <w:rFonts w:ascii="Times New Roman" w:hAnsi="Times New Roman" w:cs="Times New Roman"/>
+        </w:rPr>
+      </w:pPr>
+      <w:r>
+        <w:rPr>
+          <w:rFonts w:ascii="Times New Roman" w:hAnsi="Times New Roman" w:cs="Times New Roman"/>
+        </w:rPr>
+        <w:t xml:space="preserve">The </w:t>
+      </w:r>
+      <w:proofErr w:type="spellStart"/>
+      <w:r>
+        <w:rPr>
+          <w:rFonts w:ascii="Times New Roman" w:hAnsi="Times New Roman" w:cs="Times New Roman"/>
+        </w:rPr>
+        <w:t>XGBoost</w:t>
+      </w:r>
+      <w:proofErr w:type="spellEnd"/>
+      <w:r>
+        <w:rPr>
+          <w:rFonts w:ascii="Times New Roman" w:hAnsi="Times New Roman" w:cs="Times New Roman"/>
+        </w:rPr>
+        <w:t xml:space="preserve"> model achieves an RMSE of 1.22, which is the lowest among the baseline models.</w:t>
+      </w:r>
+    </w:p>
+    <w:p>
+      <w:pPr>
+        <w:numPr>
+          <w:ilvl w:val="0"/>
+          <w:numId w:val="123"/>
+        </w:numPr>
+        <w:rPr>
+          <w:rFonts w:ascii="Times New Roman" w:hAnsi="Times New Roman" w:cs="Times New Roman"/>
+        </w:rPr>
+      </w:pPr>
+      <w:r>
+        <w:rPr>
+          <w:rFonts w:ascii="Times New Roman" w:hAnsi="Times New Roman" w:cs="Times New Roman"/>
+        </w:rPr>
+        <w:t xml:space="preserve">This indicates that </w:t>
+      </w:r>
+      <w:proofErr w:type="spellStart"/>
+      <w:r>
+        <w:rPr>
+          <w:rFonts w:ascii="Times New Roman" w:hAnsi="Times New Roman" w:cs="Times New Roman"/>
+        </w:rPr>
+        <w:t>XGBoost</w:t>
+      </w:r>
+      <w:proofErr w:type="spellEnd"/>
+      <w:r>
+        <w:rPr>
+          <w:rFonts w:ascii="Times New Roman" w:hAnsi="Times New Roman" w:cs="Times New Roman"/>
+        </w:rPr>
+        <w:t xml:space="preserve"> reduces both the average error and the magnitude of larger prediction deviations.</w:t>
+      </w:r>
+    </w:p>
+    <w:p>
+      <w:pPr>
+        <w:ind w:left="1800"/>
+        <w:rPr>
+          <w:rFonts w:ascii="Times New Roman" w:hAnsi="Times New Roman" w:cs="Times New Roman"/>
+        </w:rPr>
+      </w:pPr>
+    </w:p>
+    <w:p>
+      <w:pPr>
+        <w:ind w:left="1800"/>
+        <w:rPr>
+          <w:rFonts w:ascii="Times New Roman" w:hAnsi="Times New Roman" w:cs="Times New Roman"/>
+        </w:rPr>
+      </w:pPr>
+      <w:r>
+        <w:rPr>
+          <w:rFonts w:ascii="Times New Roman" w:hAnsi="Times New Roman" w:cs="Times New Roman"/>
+        </w:rPr>
+        <w:t xml:space="preserve">      </w:t>
+      </w:r>
+      <w:r>
+        <w:rPr>
+          <w:rFonts w:ascii="Times New Roman" w:hAnsi="Times New Roman" w:cs="Times New Roman"/>
+        </w:rPr>
+        <w:t>R² (Coefficient of Determination) = 0.39</w:t>
+      </w:r>
+    </w:p>
+    <w:p>
+      <w:pPr>
+        <w:pStyle w:val="ListParagraph"/>
+        <w:numPr>
+          <w:ilvl w:val="0"/>
+          <w:numId w:val="124"/>
+        </w:numPr>
+        <w:rPr>
+          <w:rFonts w:ascii="Times New Roman" w:hAnsi="Times New Roman" w:cs="Times New Roman"/>
+        </w:rPr>
+      </w:pPr>
+      <w:r>
+        <w:rPr>
+          <w:rFonts w:ascii="Times New Roman" w:hAnsi="Times New Roman" w:cs="Times New Roman"/>
+        </w:rPr>
+        <w:t>The model explains approximately 39.0% of the variance in life satisfaction.</w:t>
+      </w:r>
+    </w:p>
+    <w:p>
+      <w:pPr>
+        <w:pStyle w:val="ListParagraph"/>
+        <w:numPr>
+          <w:ilvl w:val="0"/>
+          <w:numId w:val="124"/>
+        </w:numPr>
+        <w:rPr>
+          <w:rFonts w:ascii="Times New Roman" w:hAnsi="Times New Roman" w:cs="Times New Roman"/>
+        </w:rPr>
+      </w:pPr>
+      <w:r>
+        <w:rPr>
+          <w:rFonts w:ascii="Times New Roman" w:hAnsi="Times New Roman" w:cs="Times New Roman"/>
+        </w:rPr>
+        <w:t>This represents the highest variance explained among the baseline models.</w:t>
+      </w:r>
+    </w:p>
+    <w:p>
+      <w:pPr>
+        <w:pStyle w:val="ListParagraph"/>
+        <w:numPr>
+          <w:ilvl w:val="0"/>
+          <w:numId w:val="124"/>
+        </w:numPr>
+        <w:rPr>
+          <w:rFonts w:ascii="Times New Roman" w:hAnsi="Times New Roman" w:cs="Times New Roman"/>
+        </w:rPr>
+      </w:pPr>
+      <w:r>
+        <w:rPr>
+          <w:rFonts w:ascii="Times New Roman" w:hAnsi="Times New Roman" w:cs="Times New Roman"/>
+        </w:rPr>
+        <w:lastRenderedPageBreak/>
+        <w:t xml:space="preserve">Compared to Linear Regression (37.8%), Decision Tree (32.7%), and Random Forest (32.1%), the </w:t>
+      </w:r>
+      <w:proofErr w:type="spellStart"/>
+      <w:r>
+        <w:rPr>
+          <w:rFonts w:ascii="Times New Roman" w:hAnsi="Times New Roman" w:cs="Times New Roman"/>
+        </w:rPr>
+        <w:t>XGBoost</w:t>
+      </w:r>
+      <w:proofErr w:type="spellEnd"/>
+      <w:r>
+        <w:rPr>
+          <w:rFonts w:ascii="Times New Roman" w:hAnsi="Times New Roman" w:cs="Times New Roman"/>
+        </w:rPr>
+        <w:t xml:space="preserve"> model captures slightly more of the underlying relationships between predictors and life satisfaction.</w:t>
+      </w:r>
+    </w:p>
+    <w:p>
+      <w:pPr>
+        <w:ind w:left="1800"/>
+        <w:rPr>
+          <w:rFonts w:ascii="Times New Roman" w:hAnsi="Times New Roman" w:cs="Times New Roman"/>
+        </w:rPr>
+      </w:pPr>
+    </w:p>
+    <w:p>
+      <w:pPr>
+        <w:ind w:left="1800"/>
+        <w:rPr>
+          <w:rFonts w:ascii="Times New Roman" w:hAnsi="Times New Roman" w:cs="Times New Roman"/>
+        </w:rPr>
+      </w:pPr>
+      <w:proofErr w:type="spellStart"/>
+      <w:r>
+        <w:rPr>
+          <w:rFonts w:ascii="Times New Roman" w:hAnsi="Times New Roman" w:cs="Times New Roman"/>
+        </w:rPr>
+        <w:t>XGBoost</w:t>
+      </w:r>
+      <w:proofErr w:type="spellEnd"/>
+      <w:r>
+        <w:rPr>
+          <w:rFonts w:ascii="Times New Roman" w:hAnsi="Times New Roman" w:cs="Times New Roman"/>
+        </w:rPr>
+        <w:t xml:space="preserve"> is a boosted ensemble learning algorithm that builds trees sequentially, where each new tree attempts to correct the prediction errors of previous trees.</w:t>
+      </w:r>
+    </w:p>
+    <w:p>
+      <w:pPr>
+        <w:ind w:left="1800"/>
+        <w:rPr>
+          <w:rFonts w:ascii="Times New Roman" w:hAnsi="Times New Roman" w:cs="Times New Roman"/>
+        </w:rPr>
+      </w:pPr>
+      <w:r>
+        <w:rPr>
+          <w:rFonts w:ascii="Times New Roman" w:hAnsi="Times New Roman" w:cs="Times New Roman"/>
+        </w:rPr>
+        <w:t>The improved performance suggests that the model benefits from its ability to:</w:t>
+      </w:r>
+    </w:p>
+    <w:p>
+      <w:pPr>
+        <w:numPr>
+          <w:ilvl w:val="0"/>
+          <w:numId w:val="121"/>
+        </w:numPr>
+        <w:tabs>
+          <w:tab w:val="num" w:pos="720"/>
+        </w:tabs>
+        <w:rPr>
+          <w:rFonts w:ascii="Times New Roman" w:hAnsi="Times New Roman" w:cs="Times New Roman"/>
+        </w:rPr>
+      </w:pPr>
+      <w:r>
+        <w:rPr>
+          <w:rFonts w:ascii="Times New Roman" w:hAnsi="Times New Roman" w:cs="Times New Roman"/>
+        </w:rPr>
+        <w:t>capture nonlinear relationships between predictors and life satisfaction</w:t>
+      </w:r>
+    </w:p>
+    <w:p>
+      <w:pPr>
+        <w:numPr>
+          <w:ilvl w:val="0"/>
+          <w:numId w:val="121"/>
+        </w:numPr>
+        <w:tabs>
+          <w:tab w:val="num" w:pos="720"/>
+        </w:tabs>
+        <w:rPr>
+          <w:rFonts w:ascii="Times New Roman" w:hAnsi="Times New Roman" w:cs="Times New Roman"/>
+        </w:rPr>
+      </w:pPr>
+      <w:r>
+        <w:rPr>
+          <w:rFonts w:ascii="Times New Roman" w:hAnsi="Times New Roman" w:cs="Times New Roman"/>
+        </w:rPr>
+        <w:t>model complex interactions between health, social, and demographic variables</w:t>
+      </w:r>
+    </w:p>
+    <w:p>
+      <w:pPr>
+        <w:numPr>
+          <w:ilvl w:val="0"/>
+          <w:numId w:val="121"/>
+        </w:numPr>
+        <w:tabs>
+          <w:tab w:val="num" w:pos="720"/>
+        </w:tabs>
+        <w:rPr>
+          <w:rFonts w:ascii="Times New Roman" w:hAnsi="Times New Roman" w:cs="Times New Roman"/>
+        </w:rPr>
+      </w:pPr>
+      <w:r>
+        <w:rPr>
+          <w:rFonts w:ascii="Times New Roman" w:hAnsi="Times New Roman" w:cs="Times New Roman"/>
+        </w:rPr>
+        <w:t>iteratively reduce prediction errors through boosting</w:t>
+      </w:r>
+    </w:p>
+    <w:p>
+      <w:pPr>
+        <w:ind w:left="1800"/>
+        <w:rPr>
+          <w:rFonts w:ascii="Times New Roman" w:hAnsi="Times New Roman" w:cs="Times New Roman"/>
+        </w:rPr>
+      </w:pPr>
+      <w:r>
+        <w:rPr>
+          <w:rFonts w:ascii="Times New Roman" w:hAnsi="Times New Roman" w:cs="Times New Roman"/>
+        </w:rPr>
+        <w:t>Although the performance improvement over Linear Regression is moderate, the results indicate that ensemble methods can slightly improve predictive accuracy for subjective well-being outcomes.</w:t>
+      </w:r>
+    </w:p>
+    <w:p>
+      <w:pPr>
+        <w:ind w:left="1800"/>
+        <w:rPr>
+          <w:rFonts w:ascii="Times New Roman" w:hAnsi="Times New Roman" w:cs="Times New Roman"/>
+        </w:rPr>
+      </w:pPr>
+    </w:p>
+    <w:p>
+      <w:pPr>
+        <w:ind w:left="1800"/>
+        <w:rPr>
+          <w:rFonts w:ascii="Times New Roman" w:hAnsi="Times New Roman" w:cs="Times New Roman"/>
+        </w:rPr>
+      </w:pPr>
+      <w:r>
+        <w:rPr>
+          <w:rFonts w:ascii="Times New Roman" w:hAnsi="Times New Roman" w:cs="Times New Roman"/>
+        </w:rPr>
+        <w:t>Feature Importance Analysis</w:t>
+      </w:r>
+    </w:p>
+    <w:p>
+      <w:pPr>
+        <w:ind w:left="1800"/>
+        <w:rPr>
+          <w:rFonts w:ascii="Times New Roman" w:hAnsi="Times New Roman" w:cs="Times New Roman"/>
+        </w:rPr>
+      </w:pPr>
+      <w:r>
+        <w:rPr>
+          <w:rFonts w:ascii="Times New Roman" w:hAnsi="Times New Roman" w:cs="Times New Roman"/>
+        </w:rPr>
+        <w:t xml:space="preserve">The </w:t>
+      </w:r>
+      <w:proofErr w:type="gramStart"/>
+      <w:r>
+        <w:rPr>
+          <w:rFonts w:ascii="Times New Roman" w:hAnsi="Times New Roman" w:cs="Times New Roman"/>
+        </w:rPr>
+        <w:t>feature</w:t>
+      </w:r>
+      <w:proofErr w:type="gramEnd"/>
+      <w:r>
+        <w:rPr>
+          <w:rFonts w:ascii="Times New Roman" w:hAnsi="Times New Roman" w:cs="Times New Roman"/>
+        </w:rPr>
+        <w:t xml:space="preserve"> </w:t>
+      </w:r>
+      <w:proofErr w:type="gramStart"/>
+      <w:r>
+        <w:rPr>
+          <w:rFonts w:ascii="Times New Roman" w:hAnsi="Times New Roman" w:cs="Times New Roman"/>
+        </w:rPr>
+        <w:t>importance results</w:t>
+      </w:r>
+      <w:proofErr w:type="gramEnd"/>
+      <w:r>
+        <w:rPr>
+          <w:rFonts w:ascii="Times New Roman" w:hAnsi="Times New Roman" w:cs="Times New Roman"/>
+        </w:rPr>
+        <w:t xml:space="preserve"> highlight the dominant role of mental health and general health indicators in predicting life satisfaction.</w:t>
+      </w:r>
+    </w:p>
+    <w:p>
+      <w:pPr>
+        <w:ind w:left="1800"/>
+        <w:rPr>
+          <w:rFonts w:ascii="Times New Roman" w:hAnsi="Times New Roman" w:cs="Times New Roman"/>
+        </w:rPr>
+      </w:pPr>
+      <w:r>
+        <w:rPr>
+          <w:rFonts w:ascii="Times New Roman" w:hAnsi="Times New Roman" w:cs="Times New Roman"/>
+        </w:rPr>
+        <w:t>Top predictors include:</w:t>
+      </w:r>
+    </w:p>
+    <w:tbl>
+      <w:tblPr>
+        <w:tblW w:w="0" w:type="auto"/>
+        <w:tblCellSpacing w:w="15" w:type="dxa"/>
+        <w:tblCellMar>
+          <w:top w:w="15" w:type="dxa"/>
+          <w:left w:w="15" w:type="dxa"/>
+          <w:bottom w:w="15" w:type="dxa"/>
+          <w:right w:w="15" w:type="dxa"/>
+        </w:tblCellMar>
+        <w:tblLook w:val="04A0" w:firstRow="1" w:lastRow="0" w:firstColumn="1" w:lastColumn="0" w:noHBand="0" w:noVBand="1"/>
+      </w:tblPr>
+      <w:tblGrid>
+        <w:gridCol w:w="3822"/>
+        <w:gridCol w:w="5538"/>
+      </w:tblGrid>
+      <w:tr>
+        <w:trPr>
+          <w:tblHeader/>
+          <w:tblCellSpacing w:w="15" w:type="dxa"/>
+        </w:trPr>
+        <w:tc>
+          <w:tcPr>
+            <w:tcW w:w="0" w:type="auto"/>
+            <w:vAlign w:val="center"/>
+            <w:hideMark/>
+          </w:tcPr>
+          <w:p>
+            <w:pPr>
+              <w:ind w:left="1800"/>
+              <w:rPr>
+                <w:rFonts w:ascii="Times New Roman" w:hAnsi="Times New Roman" w:cs="Times New Roman"/>
+              </w:rPr>
+            </w:pPr>
+            <w:r>
+              <w:rPr>
+                <w:rFonts w:ascii="Times New Roman" w:hAnsi="Times New Roman" w:cs="Times New Roman"/>
+              </w:rPr>
+              <w:t>Variable</w:t>
+            </w:r>
+          </w:p>
+        </w:tc>
+        <w:tc>
+          <w:tcPr>
+            <w:tcW w:w="0" w:type="auto"/>
+            <w:vAlign w:val="center"/>
+            <w:hideMark/>
+          </w:tcPr>
+          <w:p>
+            <w:pPr>
+              <w:ind w:left="1800"/>
+              <w:rPr>
+                <w:rFonts w:ascii="Times New Roman" w:hAnsi="Times New Roman" w:cs="Times New Roman"/>
+              </w:rPr>
+            </w:pPr>
+            <w:r>
+              <w:rPr>
+                <w:rFonts w:ascii="Times New Roman" w:hAnsi="Times New Roman" w:cs="Times New Roman"/>
+              </w:rPr>
+              <w:t>Interpretation</w:t>
+            </w:r>
+          </w:p>
+        </w:tc>
+      </w:tr>
+      <w:tr>
+        <w:trPr>
+          <w:tblCellSpacing w:w="15" w:type="dxa"/>
+        </w:trPr>
+        <w:tc>
+          <w:tcPr>
+            <w:tcW w:w="0" w:type="auto"/>
+            <w:vAlign w:val="center"/>
+            <w:hideMark/>
+          </w:tcPr>
+          <w:p>
+            <w:pPr>
+              <w:ind w:left="1800"/>
+              <w:rPr>
+                <w:rFonts w:ascii="Times New Roman" w:hAnsi="Times New Roman" w:cs="Times New Roman"/>
+              </w:rPr>
+            </w:pPr>
+            <w:proofErr w:type="spellStart"/>
+            <w:r>
+              <w:rPr>
+                <w:rFonts w:ascii="Times New Roman" w:hAnsi="Times New Roman" w:cs="Times New Roman"/>
+              </w:rPr>
+              <w:t>Mental_health_state</w:t>
+            </w:r>
+            <w:proofErr w:type="spellEnd"/>
+          </w:p>
+        </w:tc>
+        <w:tc>
+          <w:tcPr>
+            <w:tcW w:w="0" w:type="auto"/>
+            <w:vAlign w:val="center"/>
+            <w:hideMark/>
+          </w:tcPr>
+          <w:p>
+            <w:pPr>
+              <w:ind w:left="1800"/>
+              <w:rPr>
+                <w:rFonts w:ascii="Times New Roman" w:hAnsi="Times New Roman" w:cs="Times New Roman"/>
+              </w:rPr>
+            </w:pPr>
+            <w:r>
+              <w:rPr>
+                <w:rFonts w:ascii="Times New Roman" w:hAnsi="Times New Roman" w:cs="Times New Roman"/>
+              </w:rPr>
+              <w:t>Strongest predictor of subjective well-being</w:t>
+            </w:r>
+          </w:p>
+        </w:tc>
+      </w:tr>
+      <w:tr>
+        <w:trPr>
+          <w:tblCellSpacing w:w="15" w:type="dxa"/>
+        </w:trPr>
+        <w:tc>
+          <w:tcPr>
+            <w:tcW w:w="0" w:type="auto"/>
+            <w:vAlign w:val="center"/>
+            <w:hideMark/>
+          </w:tcPr>
+          <w:p>
+            <w:pPr>
+              <w:ind w:left="1800"/>
+              <w:rPr>
+                <w:rFonts w:ascii="Times New Roman" w:hAnsi="Times New Roman" w:cs="Times New Roman"/>
+              </w:rPr>
+            </w:pPr>
+            <w:proofErr w:type="spellStart"/>
+            <w:r>
+              <w:rPr>
+                <w:rFonts w:ascii="Times New Roman" w:hAnsi="Times New Roman" w:cs="Times New Roman"/>
+              </w:rPr>
+              <w:t>Gen_health_state</w:t>
+            </w:r>
+            <w:proofErr w:type="spellEnd"/>
+          </w:p>
+        </w:tc>
+        <w:tc>
+          <w:tcPr>
+            <w:tcW w:w="0" w:type="auto"/>
+            <w:vAlign w:val="center"/>
+            <w:hideMark/>
+          </w:tcPr>
+          <w:p>
+            <w:pPr>
+              <w:ind w:left="1800"/>
+              <w:rPr>
+                <w:rFonts w:ascii="Times New Roman" w:hAnsi="Times New Roman" w:cs="Times New Roman"/>
+              </w:rPr>
+            </w:pPr>
+            <w:r>
+              <w:rPr>
+                <w:rFonts w:ascii="Times New Roman" w:hAnsi="Times New Roman" w:cs="Times New Roman"/>
+              </w:rPr>
+              <w:t>General physical health strongly influences life satisfaction</w:t>
+            </w:r>
+          </w:p>
+        </w:tc>
+      </w:tr>
+      <w:tr>
+        <w:trPr>
+          <w:tblCellSpacing w:w="15" w:type="dxa"/>
+        </w:trPr>
+        <w:tc>
+          <w:tcPr>
+            <w:tcW w:w="0" w:type="auto"/>
+            <w:vAlign w:val="center"/>
+            <w:hideMark/>
+          </w:tcPr>
+          <w:p>
+            <w:pPr>
+              <w:ind w:left="1800"/>
+              <w:rPr>
+                <w:rFonts w:ascii="Times New Roman" w:hAnsi="Times New Roman" w:cs="Times New Roman"/>
+              </w:rPr>
+            </w:pPr>
+            <w:proofErr w:type="spellStart"/>
+            <w:r>
+              <w:rPr>
+                <w:rFonts w:ascii="Times New Roman" w:hAnsi="Times New Roman" w:cs="Times New Roman"/>
+              </w:rPr>
+              <w:t>Health_utility_indx</w:t>
+            </w:r>
+            <w:proofErr w:type="spellEnd"/>
+          </w:p>
+        </w:tc>
+        <w:tc>
+          <w:tcPr>
+            <w:tcW w:w="0" w:type="auto"/>
+            <w:vAlign w:val="center"/>
+            <w:hideMark/>
+          </w:tcPr>
+          <w:p>
+            <w:pPr>
+              <w:ind w:left="1800"/>
+              <w:rPr>
+                <w:rFonts w:ascii="Times New Roman" w:hAnsi="Times New Roman" w:cs="Times New Roman"/>
+              </w:rPr>
+            </w:pPr>
+            <w:r>
+              <w:rPr>
+                <w:rFonts w:ascii="Times New Roman" w:hAnsi="Times New Roman" w:cs="Times New Roman"/>
+              </w:rPr>
+              <w:t>Overall health quality index</w:t>
+            </w:r>
+          </w:p>
+        </w:tc>
+      </w:tr>
+      <w:tr>
+        <w:trPr>
+          <w:tblCellSpacing w:w="15" w:type="dxa"/>
+        </w:trPr>
+        <w:tc>
+          <w:tcPr>
+            <w:tcW w:w="0" w:type="auto"/>
+            <w:vAlign w:val="center"/>
+            <w:hideMark/>
+          </w:tcPr>
+          <w:p>
+            <w:pPr>
+              <w:ind w:left="1800"/>
+              <w:rPr>
+                <w:rFonts w:ascii="Times New Roman" w:hAnsi="Times New Roman" w:cs="Times New Roman"/>
+              </w:rPr>
+            </w:pPr>
+            <w:proofErr w:type="spellStart"/>
+            <w:r>
+              <w:rPr>
+                <w:rFonts w:ascii="Times New Roman" w:hAnsi="Times New Roman" w:cs="Times New Roman"/>
+              </w:rPr>
+              <w:t>Mood_disorder</w:t>
+            </w:r>
+            <w:proofErr w:type="spellEnd"/>
+          </w:p>
+        </w:tc>
+        <w:tc>
+          <w:tcPr>
+            <w:tcW w:w="0" w:type="auto"/>
+            <w:vAlign w:val="center"/>
+            <w:hideMark/>
+          </w:tcPr>
+          <w:p>
+            <w:pPr>
+              <w:ind w:left="1800"/>
+              <w:rPr>
+                <w:rFonts w:ascii="Times New Roman" w:hAnsi="Times New Roman" w:cs="Times New Roman"/>
+              </w:rPr>
+            </w:pPr>
+            <w:r>
+              <w:rPr>
+                <w:rFonts w:ascii="Times New Roman" w:hAnsi="Times New Roman" w:cs="Times New Roman"/>
+              </w:rPr>
+              <w:t>Presence of mood disorders impacts well-being</w:t>
+            </w:r>
+          </w:p>
+        </w:tc>
+      </w:tr>
+      <w:tr>
+        <w:trPr>
+          <w:tblCellSpacing w:w="15" w:type="dxa"/>
+        </w:trPr>
+        <w:tc>
+          <w:tcPr>
+            <w:tcW w:w="0" w:type="auto"/>
+            <w:vAlign w:val="center"/>
+            <w:hideMark/>
+          </w:tcPr>
+          <w:p>
+            <w:pPr>
+              <w:ind w:left="1800"/>
+              <w:rPr>
+                <w:rFonts w:ascii="Times New Roman" w:hAnsi="Times New Roman" w:cs="Times New Roman"/>
+              </w:rPr>
+            </w:pPr>
+            <w:proofErr w:type="spellStart"/>
+            <w:r>
+              <w:rPr>
+                <w:rFonts w:ascii="Times New Roman" w:hAnsi="Times New Roman" w:cs="Times New Roman"/>
+              </w:rPr>
+              <w:t>Pain_status</w:t>
+            </w:r>
+            <w:proofErr w:type="spellEnd"/>
+          </w:p>
+        </w:tc>
+        <w:tc>
+          <w:tcPr>
+            <w:tcW w:w="0" w:type="auto"/>
+            <w:vAlign w:val="center"/>
+            <w:hideMark/>
+          </w:tcPr>
+          <w:p>
+            <w:pPr>
+              <w:ind w:left="1800"/>
+              <w:rPr>
+                <w:rFonts w:ascii="Times New Roman" w:hAnsi="Times New Roman" w:cs="Times New Roman"/>
+              </w:rPr>
+            </w:pPr>
+            <w:r>
+              <w:rPr>
+                <w:rFonts w:ascii="Times New Roman" w:hAnsi="Times New Roman" w:cs="Times New Roman"/>
+              </w:rPr>
+              <w:t>Physical pain reduces life satisfaction</w:t>
+            </w:r>
+          </w:p>
+        </w:tc>
+      </w:tr>
+      <w:tr>
+        <w:trPr>
+          <w:tblCellSpacing w:w="15" w:type="dxa"/>
+        </w:trPr>
+        <w:tc>
+          <w:tcPr>
+            <w:tcW w:w="0" w:type="auto"/>
+            <w:vAlign w:val="center"/>
+            <w:hideMark/>
+          </w:tcPr>
+          <w:p>
+            <w:pPr>
+              <w:ind w:left="1800"/>
+              <w:rPr>
+                <w:rFonts w:ascii="Times New Roman" w:hAnsi="Times New Roman" w:cs="Times New Roman"/>
+              </w:rPr>
+            </w:pPr>
+            <w:proofErr w:type="spellStart"/>
+            <w:r>
+              <w:rPr>
+                <w:rFonts w:ascii="Times New Roman" w:hAnsi="Times New Roman" w:cs="Times New Roman"/>
+              </w:rPr>
+              <w:lastRenderedPageBreak/>
+              <w:t>Stress_level</w:t>
+            </w:r>
+            <w:proofErr w:type="spellEnd"/>
+          </w:p>
+        </w:tc>
+        <w:tc>
+          <w:tcPr>
+            <w:tcW w:w="0" w:type="auto"/>
+            <w:vAlign w:val="center"/>
+            <w:hideMark/>
+          </w:tcPr>
+          <w:p>
+            <w:pPr>
+              <w:ind w:left="1800"/>
+              <w:rPr>
+                <w:rFonts w:ascii="Times New Roman" w:hAnsi="Times New Roman" w:cs="Times New Roman"/>
+              </w:rPr>
+            </w:pPr>
+            <w:r>
+              <w:rPr>
+                <w:rFonts w:ascii="Times New Roman" w:hAnsi="Times New Roman" w:cs="Times New Roman"/>
+              </w:rPr>
+              <w:t>Higher stress associated with lower well-being</w:t>
+            </w:r>
+          </w:p>
+        </w:tc>
+      </w:tr>
+      <w:tr>
+        <w:trPr>
+          <w:tblCellSpacing w:w="15" w:type="dxa"/>
+        </w:trPr>
+        <w:tc>
+          <w:tcPr>
+            <w:tcW w:w="0" w:type="auto"/>
+            <w:vAlign w:val="center"/>
+            <w:hideMark/>
+          </w:tcPr>
+          <w:p>
+            <w:pPr>
+              <w:ind w:left="1800"/>
+              <w:rPr>
+                <w:rFonts w:ascii="Times New Roman" w:hAnsi="Times New Roman" w:cs="Times New Roman"/>
+              </w:rPr>
+            </w:pPr>
+            <w:proofErr w:type="spellStart"/>
+            <w:r>
+              <w:rPr>
+                <w:rFonts w:ascii="Times New Roman" w:hAnsi="Times New Roman" w:cs="Times New Roman"/>
+              </w:rPr>
+              <w:t>Sense_belonging</w:t>
+            </w:r>
+            <w:proofErr w:type="spellEnd"/>
+          </w:p>
+        </w:tc>
+        <w:tc>
+          <w:tcPr>
+            <w:tcW w:w="0" w:type="auto"/>
+            <w:vAlign w:val="center"/>
+            <w:hideMark/>
+          </w:tcPr>
+          <w:p>
+            <w:pPr>
+              <w:ind w:left="1800"/>
+              <w:rPr>
+                <w:rFonts w:ascii="Times New Roman" w:hAnsi="Times New Roman" w:cs="Times New Roman"/>
+              </w:rPr>
+            </w:pPr>
+            <w:r>
+              <w:rPr>
+                <w:rFonts w:ascii="Times New Roman" w:hAnsi="Times New Roman" w:cs="Times New Roman"/>
+              </w:rPr>
+              <w:t>Social integration contributes to life satisfaction</w:t>
+            </w:r>
+          </w:p>
+        </w:tc>
+      </w:tr>
+      <w:tr>
+        <w:trPr>
+          <w:tblCellSpacing w:w="15" w:type="dxa"/>
+        </w:trPr>
+        <w:tc>
+          <w:tcPr>
+            <w:tcW w:w="0" w:type="auto"/>
+            <w:vAlign w:val="center"/>
+            <w:hideMark/>
+          </w:tcPr>
+          <w:p>
+            <w:pPr>
+              <w:ind w:left="1800"/>
+              <w:rPr>
+                <w:rFonts w:ascii="Times New Roman" w:hAnsi="Times New Roman" w:cs="Times New Roman"/>
+              </w:rPr>
+            </w:pPr>
+            <w:proofErr w:type="spellStart"/>
+            <w:r>
+              <w:rPr>
+                <w:rFonts w:ascii="Times New Roman" w:hAnsi="Times New Roman" w:cs="Times New Roman"/>
+              </w:rPr>
+              <w:t>Marital_status</w:t>
+            </w:r>
+            <w:proofErr w:type="spellEnd"/>
+          </w:p>
+        </w:tc>
+        <w:tc>
+          <w:tcPr>
+            <w:tcW w:w="0" w:type="auto"/>
+            <w:vAlign w:val="center"/>
+            <w:hideMark/>
+          </w:tcPr>
+          <w:p>
+            <w:pPr>
+              <w:ind w:left="1800"/>
+              <w:rPr>
+                <w:rFonts w:ascii="Times New Roman" w:hAnsi="Times New Roman" w:cs="Times New Roman"/>
+              </w:rPr>
+            </w:pPr>
+            <w:r>
+              <w:rPr>
+                <w:rFonts w:ascii="Times New Roman" w:hAnsi="Times New Roman" w:cs="Times New Roman"/>
+              </w:rPr>
+              <w:t>Family and social relationships affect well-being</w:t>
+            </w:r>
+          </w:p>
+        </w:tc>
+      </w:tr>
+    </w:tbl>
+    <w:p>
+      <w:pPr>
+        <w:ind w:left="1800"/>
+        <w:rPr>
+          <w:rFonts w:ascii="Times New Roman" w:hAnsi="Times New Roman" w:cs="Times New Roman"/>
+        </w:rPr>
+      </w:pPr>
+    </w:p>
+    <w:p>
+      <w:pPr>
+        <w:ind w:left="1800"/>
+        <w:rPr>
+          <w:rFonts w:ascii="Times New Roman" w:hAnsi="Times New Roman" w:cs="Times New Roman"/>
+        </w:rPr>
+      </w:pPr>
+      <w:r>
+        <w:rPr>
+          <w:rFonts w:ascii="Times New Roman" w:hAnsi="Times New Roman" w:cs="Times New Roman"/>
+        </w:rPr>
+        <w:t>The dominance of mental and physical health variables indicates that subjective well-being in the Canadian population is strongly influenced by health-related factors and social integration.</w:t>
+      </w:r>
+    </w:p>
+    <w:p>
+      <w:pPr>
+        <w:ind w:left="1800"/>
+        <w:rPr>
+          <w:rFonts w:ascii="Times New Roman" w:hAnsi="Times New Roman" w:cs="Times New Roman"/>
+        </w:rPr>
+      </w:pPr>
+    </w:p>
+    <w:p>
+      <w:pPr>
+        <w:ind w:left="1800"/>
+        <w:rPr>
+          <w:rFonts w:ascii="Times New Roman" w:hAnsi="Times New Roman" w:cs="Times New Roman"/>
+          <w:b/>
+          <w:bCs/>
+          <w:sz w:val="28"/>
+          <w:szCs w:val="28"/>
+        </w:rPr>
+      </w:pPr>
+      <w:r>
+        <w:rPr>
+          <w:rFonts w:ascii="Times New Roman" w:hAnsi="Times New Roman" w:cs="Times New Roman"/>
+          <w:b/>
+          <w:bCs/>
+          <w:sz w:val="28"/>
+          <w:szCs w:val="28"/>
+        </w:rPr>
+        <w:t xml:space="preserve"> </w:t>
+      </w:r>
+    </w:p>
+    <w:p>
+      <w:pPr>
+        <w:pStyle w:val="ListParagraph"/>
+        <w:ind w:left="1800"/>
+        <w:rPr>
+          <w:rFonts w:ascii="Times New Roman" w:hAnsi="Times New Roman" w:cs="Times New Roman"/>
+        </w:rPr>
+      </w:pPr>
+    </w:p>
+    <w:p>
+      <w:pPr>
+        <w:pStyle w:val="ListParagraph"/>
+        <w:ind w:left="1800"/>
+        <w:rPr>
+          <w:rFonts w:ascii="Times New Roman" w:hAnsi="Times New Roman" w:cs="Times New Roman"/>
+          <w:b/>
+          <w:bCs/>
+          <w:sz w:val="28"/>
+          <w:szCs w:val="28"/>
+        </w:rPr>
+      </w:pPr>
+    </w:p>
+    <w:p>
+      <w:pPr>
+        <w:rPr>
+          <w:rFonts w:ascii="Times New Roman" w:hAnsi="Times New Roman" w:cs="Times New Roman"/>
+          <w:sz w:val="32"/>
+          <w:szCs w:val="32"/>
+        </w:rPr>
+      </w:pPr>
+    </w:p>
+    <w:p>
+      <w:pPr>
+        <w:spacing w:before="100" w:beforeAutospacing="1" w:after="100" w:afterAutospacing="1" w:line="240" w:lineRule="auto"/>
+        <w:ind w:left="360"/>
+        <w:rPr>
+          <w:rFonts w:ascii="Times New Roman" w:eastAsia="Times New Roman" w:hAnsi="Times New Roman" w:cs="Times New Roman"/>
+          <w:kern w:val="0"/>
+          <w14:ligatures w14:val="none"/>
+        </w:rPr>
+      </w:pPr>
     </w:p>
     <w:p>
       <w:pPr>
@@ -19195,6 +22092,155 @@
     </w:lvl>
   </w:abstractNum>
   <w:abstractNum w:abstractNumId="3" w15:restartNumberingAfterBreak="0">
+    <w:nsid w:val="01E54D28"/>
+    <w:multiLevelType w:val="multilevel"/>
+    <w:tmpl w:val="69905258"/>
+    <w:lvl w:ilvl="0">
+      <w:start w:val="1"/>
+      <w:numFmt w:val="bullet"/>
+      <w:lvlText w:val=""/>
+      <w:lvlJc w:val="left"/>
+      <w:pPr>
+        <w:tabs>
+          <w:tab w:val="num" w:pos="2880"/>
+        </w:tabs>
+        <w:ind w:left="2880" w:hanging="360"/>
+      </w:pPr>
+      <w:rPr>
+        <w:rFonts w:ascii="Wingdings" w:hAnsi="Wingdings" w:hint="default"/>
+        <w:sz w:val="20"/>
+      </w:rPr>
+    </w:lvl>
+    <w:lvl w:ilvl="1" w:tentative="1">
+      <w:start w:val="1"/>
+      <w:numFmt w:val="bullet"/>
+      <w:lvlText w:val="o"/>
+      <w:lvlJc w:val="left"/>
+      <w:pPr>
+        <w:tabs>
+          <w:tab w:val="num" w:pos="3600"/>
+        </w:tabs>
+        <w:ind w:left="3600" w:hanging="360"/>
+      </w:pPr>
+      <w:rPr>
+        <w:rFonts w:ascii="Courier New" w:hAnsi="Courier New" w:hint="default"/>
+        <w:sz w:val="20"/>
+      </w:rPr>
+    </w:lvl>
+    <w:lvl w:ilvl="2" w:tentative="1">
+      <w:start w:val="1"/>
+      <w:numFmt w:val="bullet"/>
+      <w:lvlText w:val=""/>
+      <w:lvlJc w:val="left"/>
+      <w:pPr>
+        <w:tabs>
+          <w:tab w:val="num" w:pos="4320"/>
+        </w:tabs>
+        <w:ind w:left="4320" w:hanging="360"/>
+      </w:pPr>
+      <w:rPr>
+        <w:rFonts w:ascii="Wingdings" w:hAnsi="Wingdings" w:hint="default"/>
+        <w:sz w:val="20"/>
+      </w:rPr>
+    </w:lvl>
+    <w:lvl w:ilvl="3" w:tentative="1">
+      <w:start w:val="1"/>
+      <w:numFmt w:val="bullet"/>
+      <w:lvlText w:val=""/>
+      <w:lvlJc w:val="left"/>
+      <w:pPr>
+        <w:tabs>
+          <w:tab w:val="num" w:pos="5040"/>
+        </w:tabs>
+        <w:ind w:left="5040" w:hanging="360"/>
+      </w:pPr>
+      <w:rPr>
+        <w:rFonts w:ascii="Wingdings" w:hAnsi="Wingdings" w:hint="default"/>
+        <w:sz w:val="20"/>
+      </w:rPr>
+    </w:lvl>
+    <w:lvl w:ilvl="4" w:tentative="1">
+      <w:start w:val="1"/>
+      <w:numFmt w:val="bullet"/>
+      <w:lvlText w:val=""/>
+      <w:lvlJc w:val="left"/>
+      <w:pPr>
+        <w:tabs>
+          <w:tab w:val="num" w:pos="5760"/>
+        </w:tabs>
+        <w:ind w:left="5760" w:hanging="360"/>
+      </w:pPr>
+      <w:rPr>
+        <w:rFonts w:ascii="Wingdings" w:hAnsi="Wingdings" w:hint="default"/>
+        <w:sz w:val="20"/>
+      </w:rPr>
+    </w:lvl>
+    <w:lvl w:ilvl="5" w:tentative="1">
+      <w:start w:val="1"/>
+      <w:numFmt w:val="bullet"/>
+      <w:lvlText w:val=""/>
+      <w:lvlJc w:val="left"/>
+      <w:pPr>
+        <w:tabs>
+          <w:tab w:val="num" w:pos="6480"/>
+        </w:tabs>
+        <w:ind w:left="6480" w:hanging="360"/>
+      </w:pPr>
+      <w:rPr>
+        <w:rFonts w:ascii="Wingdings" w:hAnsi="Wingdings" w:hint="default"/>
+        <w:sz w:val="20"/>
+      </w:rPr>
+    </w:lvl>
+    <w:lvl w:ilvl="6" w:tentative="1">
+      <w:start w:val="1"/>
+      <w:numFmt w:val="bullet"/>
+      <w:lvlText w:val=""/>
+      <w:lvlJc w:val="left"/>
+      <w:pPr>
+        <w:tabs>
+          <w:tab w:val="num" w:pos="7200"/>
+        </w:tabs>
+        <w:ind w:left="7200" w:hanging="360"/>
+      </w:pPr>
+      <w:rPr>
+        <w:rFonts w:ascii="Wingdings" w:hAnsi="Wingdings" w:hint="default"/>
+        <w:sz w:val="20"/>
+      </w:rPr>
+    </w:lvl>
+    <w:lvl w:ilvl="7" w:tentative="1">
+      <w:start w:val="1"/>
+      <w:numFmt w:val="bullet"/>
+      <w:lvlText w:val=""/>
+      <w:lvlJc w:val="left"/>
+      <w:pPr>
+        <w:tabs>
+          <w:tab w:val="num" w:pos="7920"/>
+        </w:tabs>
+        <w:ind w:left="7920" w:hanging="360"/>
+      </w:pPr>
+      <w:rPr>
+        <w:rFonts w:ascii="Wingdings" w:hAnsi="Wingdings" w:hint="default"/>
+        <w:sz w:val="20"/>
+      </w:rPr>
+    </w:lvl>
+    <w:lvl w:ilvl="8" w:tentative="1">
+      <w:start w:val="1"/>
+      <w:numFmt w:val="bullet"/>
+      <w:lvlText w:val=""/>
+      <w:lvlJc w:val="left"/>
+      <w:pPr>
+        <w:tabs>
+          <w:tab w:val="num" w:pos="8640"/>
+        </w:tabs>
+        <w:ind w:left="8640" w:hanging="360"/>
+      </w:pPr>
+      <w:rPr>
+        <w:rFonts w:ascii="Wingdings" w:hAnsi="Wingdings" w:hint="default"/>
+        <w:sz w:val="20"/>
+      </w:rPr>
+    </w:lvl>
+  </w:abstractNum>
+  <w:abstractNum w:abstractNumId="4" w15:restartNumberingAfterBreak="0">
     <w:nsid w:val="02731CA1"/>
     <w:multiLevelType w:val="multilevel"/>
     <w:tmpl w:val="EC203F8E"/>
@@ -19343,7 +22389,7 @@
       </w:rPr>
     </w:lvl>
   </w:abstractNum>
-  <w:abstractNum w:abstractNumId="4" w15:restartNumberingAfterBreak="0">
+  <w:abstractNum w:abstractNumId="5" w15:restartNumberingAfterBreak="0">
     <w:nsid w:val="029A7DEE"/>
     <w:multiLevelType w:val="hybridMultilevel"/>
     <w:tmpl w:val="E3C46086"/>
@@ -19456,7 +22502,7 @@
       </w:rPr>
     </w:lvl>
   </w:abstractNum>
-  <w:abstractNum w:abstractNumId="5" w15:restartNumberingAfterBreak="0">
+  <w:abstractNum w:abstractNumId="6" w15:restartNumberingAfterBreak="0">
     <w:nsid w:val="03214117"/>
     <w:multiLevelType w:val="multilevel"/>
     <w:tmpl w:val="9386062A"/>
@@ -19605,7 +22651,7 @@
       </w:rPr>
     </w:lvl>
   </w:abstractNum>
-  <w:abstractNum w:abstractNumId="6" w15:restartNumberingAfterBreak="0">
+  <w:abstractNum w:abstractNumId="7" w15:restartNumberingAfterBreak="0">
     <w:nsid w:val="03574B1D"/>
     <w:multiLevelType w:val="multilevel"/>
     <w:tmpl w:val="D98ED77E"/>
@@ -19754,7 +22800,7 @@
       </w:rPr>
     </w:lvl>
   </w:abstractNum>
-  <w:abstractNum w:abstractNumId="7" w15:restartNumberingAfterBreak="0">
+  <w:abstractNum w:abstractNumId="8" w15:restartNumberingAfterBreak="0">
     <w:nsid w:val="065E7E19"/>
     <w:multiLevelType w:val="multilevel"/>
     <w:tmpl w:val="9DC4F57C"/>
@@ -19903,7 +22949,7 @@
       </w:rPr>
     </w:lvl>
   </w:abstractNum>
-  <w:abstractNum w:abstractNumId="8" w15:restartNumberingAfterBreak="0">
+  <w:abstractNum w:abstractNumId="9" w15:restartNumberingAfterBreak="0">
     <w:nsid w:val="066032DE"/>
     <w:multiLevelType w:val="multilevel"/>
     <w:tmpl w:val="D66C6830"/>
@@ -20020,7 +23066,7 @@
       </w:pPr>
     </w:lvl>
   </w:abstractNum>
-  <w:abstractNum w:abstractNumId="9" w15:restartNumberingAfterBreak="0">
+  <w:abstractNum w:abstractNumId="10" w15:restartNumberingAfterBreak="0">
     <w:nsid w:val="0717337F"/>
     <w:multiLevelType w:val="multilevel"/>
     <w:tmpl w:val="BB68FF5A"/>
@@ -20169,7 +23215,120 @@
       </w:rPr>
     </w:lvl>
   </w:abstractNum>
-  <w:abstractNum w:abstractNumId="10" w15:restartNumberingAfterBreak="0">
+  <w:abstractNum w:abstractNumId="11" w15:restartNumberingAfterBreak="0">
+    <w:nsid w:val="087F23F6"/>
+    <w:multiLevelType w:val="hybridMultilevel"/>
+    <w:tmpl w:val="7DAA84CC"/>
+    <w:lvl w:ilvl="0" w:tplc="04090005">
+      <w:start w:val="1"/>
+      <w:numFmt w:val="bullet"/>
+      <w:lvlText w:val=""/>
+      <w:lvlJc w:val="left"/>
+      <w:pPr>
+        <w:ind w:left="3240" w:hanging="360"/>
+      </w:pPr>
+      <w:rPr>
+        <w:rFonts w:ascii="Wingdings" w:hAnsi="Wingdings" w:hint="default"/>
+      </w:rPr>
+    </w:lvl>
+    <w:lvl w:ilvl="1" w:tplc="04090003" w:tentative="1">
+      <w:start w:val="1"/>
+      <w:numFmt w:val="bullet"/>
+      <w:lvlText w:val="o"/>
+      <w:lvlJc w:val="left"/>
+      <w:pPr>
+        <w:ind w:left="3960" w:hanging="360"/>
+      </w:pPr>
+      <w:rPr>
+        <w:rFonts w:ascii="Courier New" w:hAnsi="Courier New" w:cs="Courier New" w:hint="default"/>
+      </w:rPr>
+    </w:lvl>
+    <w:lvl w:ilvl="2" w:tplc="04090005" w:tentative="1">
+      <w:start w:val="1"/>
+      <w:numFmt w:val="bullet"/>
+      <w:lvlText w:val=""/>
+      <w:lvlJc w:val="left"/>
+      <w:pPr>
+        <w:ind w:left="4680" w:hanging="360"/>
+      </w:pPr>
+      <w:rPr>
+        <w:rFonts w:ascii="Wingdings" w:hAnsi="Wingdings" w:hint="default"/>
+      </w:rPr>
+    </w:lvl>
+    <w:lvl w:ilvl="3" w:tplc="04090001" w:tentative="1">
+      <w:start w:val="1"/>
+      <w:numFmt w:val="bullet"/>
+      <w:lvlText w:val=""/>
+      <w:lvlJc w:val="left"/>
+      <w:pPr>
+        <w:ind w:left="5400" w:hanging="360"/>
+      </w:pPr>
+      <w:rPr>
+        <w:rFonts w:ascii="Symbol" w:hAnsi="Symbol" w:hint="default"/>
+      </w:rPr>
+    </w:lvl>
+    <w:lvl w:ilvl="4" w:tplc="04090003" w:tentative="1">
+      <w:start w:val="1"/>
+      <w:numFmt w:val="bullet"/>
+      <w:lvlText w:val="o"/>
+      <w:lvlJc w:val="left"/>
+      <w:pPr>
+        <w:ind w:left="6120" w:hanging="360"/>
+      </w:pPr>
+      <w:rPr>
+        <w:rFonts w:ascii="Courier New" w:hAnsi="Courier New" w:cs="Courier New" w:hint="default"/>
+      </w:rPr>
+    </w:lvl>
+    <w:lvl w:ilvl="5" w:tplc="04090005" w:tentative="1">
+      <w:start w:val="1"/>
+      <w:numFmt w:val="bullet"/>
+      <w:lvlText w:val=""/>
+      <w:lvlJc w:val="left"/>
+      <w:pPr>
+        <w:ind w:left="6840" w:hanging="360"/>
+      </w:pPr>
+      <w:rPr>
+        <w:rFonts w:ascii="Wingdings" w:hAnsi="Wingdings" w:hint="default"/>
+      </w:rPr>
+    </w:lvl>
+    <w:lvl w:ilvl="6" w:tplc="04090001" w:tentative="1">
+      <w:start w:val="1"/>
+      <w:numFmt w:val="bullet"/>
+      <w:lvlText w:val=""/>
+      <w:lvlJc w:val="left"/>
+      <w:pPr>
+        <w:ind w:left="7560" w:hanging="360"/>
+      </w:pPr>
+      <w:rPr>
+        <w:rFonts w:ascii="Symbol" w:hAnsi="Symbol" w:hint="default"/>
+      </w:rPr>
+    </w:lvl>
+    <w:lvl w:ilvl="7" w:tplc="04090003" w:tentative="1">
+      <w:start w:val="1"/>
+      <w:numFmt w:val="bullet"/>
+      <w:lvlText w:val="o"/>
+      <w:lvlJc w:val="left"/>
+      <w:pPr>
+        <w:ind w:left="8280" w:hanging="360"/>
+      </w:pPr>
+      <w:rPr>
+        <w:rFonts w:ascii="Courier New" w:hAnsi="Courier New" w:cs="Courier New" w:hint="default"/>
+      </w:rPr>
+    </w:lvl>
+    <w:lvl w:ilvl="8" w:tplc="04090005" w:tentative="1">
+      <w:start w:val="1"/>
+      <w:numFmt w:val="bullet"/>
+      <w:lvlText w:val=""/>
+      <w:lvlJc w:val="left"/>
+      <w:pPr>
+        <w:ind w:left="9000" w:hanging="360"/>
+      </w:pPr>
+      <w:rPr>
+        <w:rFonts w:ascii="Wingdings" w:hAnsi="Wingdings" w:hint="default"/>
+      </w:rPr>
+    </w:lvl>
+  </w:abstractNum>
+  <w:abstractNum w:abstractNumId="12" w15:restartNumberingAfterBreak="0">
     <w:nsid w:val="08B126D5"/>
     <w:multiLevelType w:val="multilevel"/>
     <w:tmpl w:val="F0DEF9DC"/>
@@ -20318,7 +23477,7 @@
       </w:rPr>
     </w:lvl>
   </w:abstractNum>
-  <w:abstractNum w:abstractNumId="11" w15:restartNumberingAfterBreak="0">
+  <w:abstractNum w:abstractNumId="13" w15:restartNumberingAfterBreak="0">
     <w:nsid w:val="08C46821"/>
     <w:multiLevelType w:val="multilevel"/>
     <w:tmpl w:val="F070BF3E"/>
@@ -20467,7 +23626,7 @@
       </w:rPr>
     </w:lvl>
   </w:abstractNum>
-  <w:abstractNum w:abstractNumId="12" w15:restartNumberingAfterBreak="0">
+  <w:abstractNum w:abstractNumId="14" w15:restartNumberingAfterBreak="0">
     <w:nsid w:val="08D74F08"/>
     <w:multiLevelType w:val="hybridMultilevel"/>
     <w:tmpl w:val="E3525E4E"/>
@@ -20556,7 +23715,7 @@
       </w:pPr>
     </w:lvl>
   </w:abstractNum>
-  <w:abstractNum w:abstractNumId="13" w15:restartNumberingAfterBreak="0">
+  <w:abstractNum w:abstractNumId="15" w15:restartNumberingAfterBreak="0">
     <w:nsid w:val="08F671A2"/>
     <w:multiLevelType w:val="multilevel"/>
     <w:tmpl w:val="667888BC"/>
@@ -20705,7 +23864,7 @@
       </w:rPr>
     </w:lvl>
   </w:abstractNum>
-  <w:abstractNum w:abstractNumId="14" w15:restartNumberingAfterBreak="0">
+  <w:abstractNum w:abstractNumId="16" w15:restartNumberingAfterBreak="0">
     <w:nsid w:val="09930686"/>
     <w:multiLevelType w:val="multilevel"/>
     <w:tmpl w:val="D89C8306"/>
@@ -20854,7 +24013,7 @@
       </w:rPr>
     </w:lvl>
   </w:abstractNum>
-  <w:abstractNum w:abstractNumId="15" w15:restartNumberingAfterBreak="0">
+  <w:abstractNum w:abstractNumId="17" w15:restartNumberingAfterBreak="0">
     <w:nsid w:val="0AEE7C4A"/>
     <w:multiLevelType w:val="multilevel"/>
     <w:tmpl w:val="EFA2AB34"/>
@@ -20967,7 +24126,7 @@
       </w:pPr>
     </w:lvl>
   </w:abstractNum>
-  <w:abstractNum w:abstractNumId="16" w15:restartNumberingAfterBreak="0">
+  <w:abstractNum w:abstractNumId="18" w15:restartNumberingAfterBreak="0">
     <w:nsid w:val="0B8465E1"/>
     <w:multiLevelType w:val="multilevel"/>
     <w:tmpl w:val="A1DE6EB6"/>
@@ -21111,7 +24270,7 @@
       </w:rPr>
     </w:lvl>
   </w:abstractNum>
-  <w:abstractNum w:abstractNumId="17" w15:restartNumberingAfterBreak="0">
+  <w:abstractNum w:abstractNumId="19" w15:restartNumberingAfterBreak="0">
     <w:nsid w:val="0CC51CD0"/>
     <w:multiLevelType w:val="multilevel"/>
     <w:tmpl w:val="07B60BB8"/>
@@ -21260,7 +24419,7 @@
       </w:rPr>
     </w:lvl>
   </w:abstractNum>
-  <w:abstractNum w:abstractNumId="18" w15:restartNumberingAfterBreak="0">
+  <w:abstractNum w:abstractNumId="20" w15:restartNumberingAfterBreak="0">
     <w:nsid w:val="0E8379F7"/>
     <w:multiLevelType w:val="hybridMultilevel"/>
     <w:tmpl w:val="A544BCB2"/>
@@ -21373,7 +24532,156 @@
       </w:rPr>
     </w:lvl>
   </w:abstractNum>
-  <w:abstractNum w:abstractNumId="19" w15:restartNumberingAfterBreak="0">
+  <w:abstractNum w:abstractNumId="21" w15:restartNumberingAfterBreak="0">
+    <w:nsid w:val="0EA61D75"/>
+    <w:multiLevelType w:val="multilevel"/>
+    <w:tmpl w:val="7B0E2B80"/>
+    <w:lvl w:ilvl="0">
+      <w:start w:val="1"/>
+      <w:numFmt w:val="bullet"/>
+      <w:lvlText w:val=""/>
+      <w:lvlJc w:val="left"/>
+      <w:pPr>
+        <w:tabs>
+          <w:tab w:val="num" w:pos="2520"/>
+        </w:tabs>
+        <w:ind w:left="2520" w:hanging="360"/>
+      </w:pPr>
+      <w:rPr>
+        <w:rFonts w:ascii="Symbol" w:hAnsi="Symbol" w:hint="default"/>
+        <w:sz w:val="20"/>
+      </w:rPr>
+    </w:lvl>
+    <w:lvl w:ilvl="1" w:tentative="1">
+      <w:start w:val="1"/>
+      <w:numFmt w:val="bullet"/>
+      <w:lvlText w:val="o"/>
+      <w:lvlJc w:val="left"/>
+      <w:pPr>
+        <w:tabs>
+          <w:tab w:val="num" w:pos="3240"/>
+        </w:tabs>
+        <w:ind w:left="3240" w:hanging="360"/>
+      </w:pPr>
+      <w:rPr>
+        <w:rFonts w:ascii="Courier New" w:hAnsi="Courier New" w:hint="default"/>
+        <w:sz w:val="20"/>
+      </w:rPr>
+    </w:lvl>
+    <w:lvl w:ilvl="2" w:tentative="1">
+      <w:start w:val="1"/>
+      <w:numFmt w:val="bullet"/>
+      <w:lvlText w:val=""/>
+      <w:lvlJc w:val="left"/>
+      <w:pPr>
+        <w:tabs>
+          <w:tab w:val="num" w:pos="3960"/>
+        </w:tabs>
+        <w:ind w:left="3960" w:hanging="360"/>
+      </w:pPr>
+      <w:rPr>
+        <w:rFonts w:ascii="Wingdings" w:hAnsi="Wingdings" w:hint="default"/>
+        <w:sz w:val="20"/>
+      </w:rPr>
+    </w:lvl>
+    <w:lvl w:ilvl="3" w:tentative="1">
+      <w:start w:val="1"/>
+      <w:numFmt w:val="bullet"/>
+      <w:lvlText w:val=""/>
+      <w:lvlJc w:val="left"/>
+      <w:pPr>
+        <w:tabs>
+          <w:tab w:val="num" w:pos="4680"/>
+        </w:tabs>
+        <w:ind w:left="4680" w:hanging="360"/>
+      </w:pPr>
+      <w:rPr>
+        <w:rFonts w:ascii="Wingdings" w:hAnsi="Wingdings" w:hint="default"/>
+        <w:sz w:val="20"/>
+      </w:rPr>
+    </w:lvl>
+    <w:lvl w:ilvl="4" w:tentative="1">
+      <w:start w:val="1"/>
+      <w:numFmt w:val="bullet"/>
+      <w:lvlText w:val=""/>
+      <w:lvlJc w:val="left"/>
+      <w:pPr>
+        <w:tabs>
+          <w:tab w:val="num" w:pos="5400"/>
+        </w:tabs>
+        <w:ind w:left="5400" w:hanging="360"/>
+      </w:pPr>
+      <w:rPr>
+        <w:rFonts w:ascii="Wingdings" w:hAnsi="Wingdings" w:hint="default"/>
+        <w:sz w:val="20"/>
+      </w:rPr>
+    </w:lvl>
+    <w:lvl w:ilvl="5" w:tentative="1">
+      <w:start w:val="1"/>
+      <w:numFmt w:val="bullet"/>
+      <w:lvlText w:val=""/>
+      <w:lvlJc w:val="left"/>
+      <w:pPr>
+        <w:tabs>
+          <w:tab w:val="num" w:pos="6120"/>
+        </w:tabs>
+        <w:ind w:left="6120" w:hanging="360"/>
+      </w:pPr>
+      <w:rPr>
+        <w:rFonts w:ascii="Wingdings" w:hAnsi="Wingdings" w:hint="default"/>
+        <w:sz w:val="20"/>
+      </w:rPr>
+    </w:lvl>
+    <w:lvl w:ilvl="6" w:tentative="1">
+      <w:start w:val="1"/>
+      <w:numFmt w:val="bullet"/>
+      <w:lvlText w:val=""/>
+      <w:lvlJc w:val="left"/>
+      <w:pPr>
+        <w:tabs>
+          <w:tab w:val="num" w:pos="6840"/>
+        </w:tabs>
+        <w:ind w:left="6840" w:hanging="360"/>
+      </w:pPr>
+      <w:rPr>
+        <w:rFonts w:ascii="Wingdings" w:hAnsi="Wingdings" w:hint="default"/>
+        <w:sz w:val="20"/>
+      </w:rPr>
+    </w:lvl>
+    <w:lvl w:ilvl="7" w:tentative="1">
+      <w:start w:val="1"/>
+      <w:numFmt w:val="bullet"/>
+      <w:lvlText w:val=""/>
+      <w:lvlJc w:val="left"/>
+      <w:pPr>
+        <w:tabs>
+          <w:tab w:val="num" w:pos="7560"/>
+        </w:tabs>
+        <w:ind w:left="7560" w:hanging="360"/>
+      </w:pPr>
+      <w:rPr>
+        <w:rFonts w:ascii="Wingdings" w:hAnsi="Wingdings" w:hint="default"/>
+        <w:sz w:val="20"/>
+      </w:rPr>
+    </w:lvl>
+    <w:lvl w:ilvl="8" w:tentative="1">
+      <w:start w:val="1"/>
+      <w:numFmt w:val="bullet"/>
+      <w:lvlText w:val=""/>
+      <w:lvlJc w:val="left"/>
+      <w:pPr>
+        <w:tabs>
+          <w:tab w:val="num" w:pos="8280"/>
+        </w:tabs>
+        <w:ind w:left="8280" w:hanging="360"/>
+      </w:pPr>
+      <w:rPr>
+        <w:rFonts w:ascii="Wingdings" w:hAnsi="Wingdings" w:hint="default"/>
+        <w:sz w:val="20"/>
+      </w:rPr>
+    </w:lvl>
+  </w:abstractNum>
+  <w:abstractNum w:abstractNumId="22" w15:restartNumberingAfterBreak="0">
     <w:nsid w:val="0EE35D2F"/>
     <w:multiLevelType w:val="hybridMultilevel"/>
     <w:tmpl w:val="5B0A0D7A"/>
@@ -21486,7 +24794,7 @@
       </w:rPr>
     </w:lvl>
   </w:abstractNum>
-  <w:abstractNum w:abstractNumId="20" w15:restartNumberingAfterBreak="0">
+  <w:abstractNum w:abstractNumId="23" w15:restartNumberingAfterBreak="0">
     <w:nsid w:val="0FDA4D81"/>
     <w:multiLevelType w:val="multilevel"/>
     <w:tmpl w:val="0B12260A"/>
@@ -21635,7 +24943,269 @@
       </w:rPr>
     </w:lvl>
   </w:abstractNum>
-  <w:abstractNum w:abstractNumId="21" w15:restartNumberingAfterBreak="0">
+  <w:abstractNum w:abstractNumId="24" w15:restartNumberingAfterBreak="0">
+    <w:nsid w:val="116B6A80"/>
+    <w:multiLevelType w:val="hybridMultilevel"/>
+    <w:tmpl w:val="F680378C"/>
+    <w:lvl w:ilvl="0" w:tplc="04090005">
+      <w:start w:val="1"/>
+      <w:numFmt w:val="bullet"/>
+      <w:lvlText w:val=""/>
+      <w:lvlJc w:val="left"/>
+      <w:pPr>
+        <w:ind w:left="2880" w:hanging="360"/>
+      </w:pPr>
+      <w:rPr>
+        <w:rFonts w:ascii="Wingdings" w:hAnsi="Wingdings" w:hint="default"/>
+      </w:rPr>
+    </w:lvl>
+    <w:lvl w:ilvl="1" w:tplc="04090003" w:tentative="1">
+      <w:start w:val="1"/>
+      <w:numFmt w:val="bullet"/>
+      <w:lvlText w:val="o"/>
+      <w:lvlJc w:val="left"/>
+      <w:pPr>
+        <w:ind w:left="3600" w:hanging="360"/>
+      </w:pPr>
+      <w:rPr>
+        <w:rFonts w:ascii="Courier New" w:hAnsi="Courier New" w:cs="Courier New" w:hint="default"/>
+      </w:rPr>
+    </w:lvl>
+    <w:lvl w:ilvl="2" w:tplc="04090005" w:tentative="1">
+      <w:start w:val="1"/>
+      <w:numFmt w:val="bullet"/>
+      <w:lvlText w:val=""/>
+      <w:lvlJc w:val="left"/>
+      <w:pPr>
+        <w:ind w:left="4320" w:hanging="360"/>
+      </w:pPr>
+      <w:rPr>
+        <w:rFonts w:ascii="Wingdings" w:hAnsi="Wingdings" w:hint="default"/>
+      </w:rPr>
+    </w:lvl>
+    <w:lvl w:ilvl="3" w:tplc="04090001" w:tentative="1">
+      <w:start w:val="1"/>
+      <w:numFmt w:val="bullet"/>
+      <w:lvlText w:val=""/>
+      <w:lvlJc w:val="left"/>
+      <w:pPr>
+        <w:ind w:left="5040" w:hanging="360"/>
+      </w:pPr>
+      <w:rPr>
+        <w:rFonts w:ascii="Symbol" w:hAnsi="Symbol" w:hint="default"/>
+      </w:rPr>
+    </w:lvl>
+    <w:lvl w:ilvl="4" w:tplc="04090003" w:tentative="1">
+      <w:start w:val="1"/>
+      <w:numFmt w:val="bullet"/>
+      <w:lvlText w:val="o"/>
+      <w:lvlJc w:val="left"/>
+      <w:pPr>
+        <w:ind w:left="5760" w:hanging="360"/>
+      </w:pPr>
+      <w:rPr>
+        <w:rFonts w:ascii="Courier New" w:hAnsi="Courier New" w:cs="Courier New" w:hint="default"/>
+      </w:rPr>
+    </w:lvl>
+    <w:lvl w:ilvl="5" w:tplc="04090005" w:tentative="1">
+      <w:start w:val="1"/>
+      <w:numFmt w:val="bullet"/>
+      <w:lvlText w:val=""/>
+      <w:lvlJc w:val="left"/>
+      <w:pPr>
+        <w:ind w:left="6480" w:hanging="360"/>
+      </w:pPr>
+      <w:rPr>
+        <w:rFonts w:ascii="Wingdings" w:hAnsi="Wingdings" w:hint="default"/>
+      </w:rPr>
+    </w:lvl>
+    <w:lvl w:ilvl="6" w:tplc="04090001" w:tentative="1">
+      <w:start w:val="1"/>
+      <w:numFmt w:val="bullet"/>
+      <w:lvlText w:val=""/>
+      <w:lvlJc w:val="left"/>
+      <w:pPr>
+        <w:ind w:left="7200" w:hanging="360"/>
+      </w:pPr>
+      <w:rPr>
+        <w:rFonts w:ascii="Symbol" w:hAnsi="Symbol" w:hint="default"/>
+      </w:rPr>
+    </w:lvl>
+    <w:lvl w:ilvl="7" w:tplc="04090003" w:tentative="1">
+      <w:start w:val="1"/>
+      <w:numFmt w:val="bullet"/>
+      <w:lvlText w:val="o"/>
+      <w:lvlJc w:val="left"/>
+      <w:pPr>
+        <w:ind w:left="7920" w:hanging="360"/>
+      </w:pPr>
+      <w:rPr>
+        <w:rFonts w:ascii="Courier New" w:hAnsi="Courier New" w:cs="Courier New" w:hint="default"/>
+      </w:rPr>
+    </w:lvl>
+    <w:lvl w:ilvl="8" w:tplc="04090005" w:tentative="1">
+      <w:start w:val="1"/>
+      <w:numFmt w:val="bullet"/>
+      <w:lvlText w:val=""/>
+      <w:lvlJc w:val="left"/>
+      <w:pPr>
+        <w:ind w:left="8640" w:hanging="360"/>
+      </w:pPr>
+      <w:rPr>
+        <w:rFonts w:ascii="Wingdings" w:hAnsi="Wingdings" w:hint="default"/>
+      </w:rPr>
+    </w:lvl>
+  </w:abstractNum>
+  <w:abstractNum w:abstractNumId="25" w15:restartNumberingAfterBreak="0">
+    <w:nsid w:val="122C6309"/>
+    <w:multiLevelType w:val="multilevel"/>
+    <w:tmpl w:val="D48C9B96"/>
+    <w:lvl w:ilvl="0">
+      <w:start w:val="1"/>
+      <w:numFmt w:val="bullet"/>
+      <w:lvlText w:val=""/>
+      <w:lvlJc w:val="left"/>
+      <w:pPr>
+        <w:tabs>
+          <w:tab w:val="num" w:pos="2520"/>
+        </w:tabs>
+        <w:ind w:left="2520" w:hanging="360"/>
+      </w:pPr>
+      <w:rPr>
+        <w:rFonts w:ascii="Wingdings" w:hAnsi="Wingdings" w:hint="default"/>
+        <w:sz w:val="20"/>
+      </w:rPr>
+    </w:lvl>
+    <w:lvl w:ilvl="1" w:tentative="1">
+      <w:start w:val="1"/>
+      <w:numFmt w:val="bullet"/>
+      <w:lvlText w:val="o"/>
+      <w:lvlJc w:val="left"/>
+      <w:pPr>
+        <w:tabs>
+          <w:tab w:val="num" w:pos="3240"/>
+        </w:tabs>
+        <w:ind w:left="3240" w:hanging="360"/>
+      </w:pPr>
+      <w:rPr>
+        <w:rFonts w:ascii="Courier New" w:hAnsi="Courier New" w:hint="default"/>
+        <w:sz w:val="20"/>
+      </w:rPr>
+    </w:lvl>
+    <w:lvl w:ilvl="2" w:tentative="1">
+      <w:start w:val="1"/>
+      <w:numFmt w:val="bullet"/>
+      <w:lvlText w:val=""/>
+      <w:lvlJc w:val="left"/>
+      <w:pPr>
+        <w:tabs>
+          <w:tab w:val="num" w:pos="3960"/>
+        </w:tabs>
+        <w:ind w:left="3960" w:hanging="360"/>
+      </w:pPr>
+      <w:rPr>
+        <w:rFonts w:ascii="Wingdings" w:hAnsi="Wingdings" w:hint="default"/>
+        <w:sz w:val="20"/>
+      </w:rPr>
+    </w:lvl>
+    <w:lvl w:ilvl="3" w:tentative="1">
+      <w:start w:val="1"/>
+      <w:numFmt w:val="bullet"/>
+      <w:lvlText w:val=""/>
+      <w:lvlJc w:val="left"/>
+      <w:pPr>
+        <w:tabs>
+          <w:tab w:val="num" w:pos="4680"/>
+        </w:tabs>
+        <w:ind w:left="4680" w:hanging="360"/>
+      </w:pPr>
+      <w:rPr>
+        <w:rFonts w:ascii="Wingdings" w:hAnsi="Wingdings" w:hint="default"/>
+        <w:sz w:val="20"/>
+      </w:rPr>
+    </w:lvl>
+    <w:lvl w:ilvl="4" w:tentative="1">
+      <w:start w:val="1"/>
+      <w:numFmt w:val="bullet"/>
+      <w:lvlText w:val=""/>
+      <w:lvlJc w:val="left"/>
+      <w:pPr>
+        <w:tabs>
+          <w:tab w:val="num" w:pos="5400"/>
+        </w:tabs>
+        <w:ind w:left="5400" w:hanging="360"/>
+      </w:pPr>
+      <w:rPr>
+        <w:rFonts w:ascii="Wingdings" w:hAnsi="Wingdings" w:hint="default"/>
+        <w:sz w:val="20"/>
+      </w:rPr>
+    </w:lvl>
+    <w:lvl w:ilvl="5" w:tentative="1">
+      <w:start w:val="1"/>
+      <w:numFmt w:val="bullet"/>
+      <w:lvlText w:val=""/>
+      <w:lvlJc w:val="left"/>
+      <w:pPr>
+        <w:tabs>
+          <w:tab w:val="num" w:pos="6120"/>
+        </w:tabs>
+        <w:ind w:left="6120" w:hanging="360"/>
+      </w:pPr>
+      <w:rPr>
+        <w:rFonts w:ascii="Wingdings" w:hAnsi="Wingdings" w:hint="default"/>
+        <w:sz w:val="20"/>
+      </w:rPr>
+    </w:lvl>
+    <w:lvl w:ilvl="6" w:tentative="1">
+      <w:start w:val="1"/>
+      <w:numFmt w:val="bullet"/>
+      <w:lvlText w:val=""/>
+      <w:lvlJc w:val="left"/>
+      <w:pPr>
+        <w:tabs>
+          <w:tab w:val="num" w:pos="6840"/>
+        </w:tabs>
+        <w:ind w:left="6840" w:hanging="360"/>
+      </w:pPr>
+      <w:rPr>
+        <w:rFonts w:ascii="Wingdings" w:hAnsi="Wingdings" w:hint="default"/>
+        <w:sz w:val="20"/>
+      </w:rPr>
+    </w:lvl>
+    <w:lvl w:ilvl="7" w:tentative="1">
+      <w:start w:val="1"/>
+      <w:numFmt w:val="bullet"/>
+      <w:lvlText w:val=""/>
+      <w:lvlJc w:val="left"/>
+      <w:pPr>
+        <w:tabs>
+          <w:tab w:val="num" w:pos="7560"/>
+        </w:tabs>
+        <w:ind w:left="7560" w:hanging="360"/>
+      </w:pPr>
+      <w:rPr>
+        <w:rFonts w:ascii="Wingdings" w:hAnsi="Wingdings" w:hint="default"/>
+        <w:sz w:val="20"/>
+      </w:rPr>
+    </w:lvl>
+    <w:lvl w:ilvl="8" w:tentative="1">
+      <w:start w:val="1"/>
+      <w:numFmt w:val="bullet"/>
+      <w:lvlText w:val=""/>
+      <w:lvlJc w:val="left"/>
+      <w:pPr>
+        <w:tabs>
+          <w:tab w:val="num" w:pos="8280"/>
+        </w:tabs>
+        <w:ind w:left="8280" w:hanging="360"/>
+      </w:pPr>
+      <w:rPr>
+        <w:rFonts w:ascii="Wingdings" w:hAnsi="Wingdings" w:hint="default"/>
+        <w:sz w:val="20"/>
+      </w:rPr>
+    </w:lvl>
+  </w:abstractNum>
+  <w:abstractNum w:abstractNumId="26" w15:restartNumberingAfterBreak="0">
     <w:nsid w:val="12E811DA"/>
     <w:multiLevelType w:val="multilevel"/>
     <w:tmpl w:val="44F2655E"/>
@@ -21780,7 +25350,7 @@
       </w:rPr>
     </w:lvl>
   </w:abstractNum>
-  <w:abstractNum w:abstractNumId="22" w15:restartNumberingAfterBreak="0">
+  <w:abstractNum w:abstractNumId="27" w15:restartNumberingAfterBreak="0">
     <w:nsid w:val="13D32A8B"/>
     <w:multiLevelType w:val="multilevel"/>
     <w:tmpl w:val="9FA4C3CE"/>
@@ -21929,7 +25499,305 @@
       </w:rPr>
     </w:lvl>
   </w:abstractNum>
-  <w:abstractNum w:abstractNumId="23" w15:restartNumberingAfterBreak="0">
+  <w:abstractNum w:abstractNumId="28" w15:restartNumberingAfterBreak="0">
+    <w:nsid w:val="142F7F94"/>
+    <w:multiLevelType w:val="multilevel"/>
+    <w:tmpl w:val="4EDCE506"/>
+    <w:lvl w:ilvl="0">
+      <w:start w:val="1"/>
+      <w:numFmt w:val="bullet"/>
+      <w:lvlText w:val=""/>
+      <w:lvlJc w:val="left"/>
+      <w:pPr>
+        <w:tabs>
+          <w:tab w:val="num" w:pos="2520"/>
+        </w:tabs>
+        <w:ind w:left="2520" w:hanging="360"/>
+      </w:pPr>
+      <w:rPr>
+        <w:rFonts w:ascii="Symbol" w:hAnsi="Symbol" w:hint="default"/>
+        <w:sz w:val="20"/>
+      </w:rPr>
+    </w:lvl>
+    <w:lvl w:ilvl="1" w:tentative="1">
+      <w:start w:val="1"/>
+      <w:numFmt w:val="bullet"/>
+      <w:lvlText w:val="o"/>
+      <w:lvlJc w:val="left"/>
+      <w:pPr>
+        <w:tabs>
+          <w:tab w:val="num" w:pos="3240"/>
+        </w:tabs>
+        <w:ind w:left="3240" w:hanging="360"/>
+      </w:pPr>
+      <w:rPr>
+        <w:rFonts w:ascii="Courier New" w:hAnsi="Courier New" w:hint="default"/>
+        <w:sz w:val="20"/>
+      </w:rPr>
+    </w:lvl>
+    <w:lvl w:ilvl="2" w:tentative="1">
+      <w:start w:val="1"/>
+      <w:numFmt w:val="bullet"/>
+      <w:lvlText w:val=""/>
+      <w:lvlJc w:val="left"/>
+      <w:pPr>
+        <w:tabs>
+          <w:tab w:val="num" w:pos="3960"/>
+        </w:tabs>
+        <w:ind w:left="3960" w:hanging="360"/>
+      </w:pPr>
+      <w:rPr>
+        <w:rFonts w:ascii="Wingdings" w:hAnsi="Wingdings" w:hint="default"/>
+        <w:sz w:val="20"/>
+      </w:rPr>
+    </w:lvl>
+    <w:lvl w:ilvl="3" w:tentative="1">
+      <w:start w:val="1"/>
+      <w:numFmt w:val="bullet"/>
+      <w:lvlText w:val=""/>
+      <w:lvlJc w:val="left"/>
+      <w:pPr>
+        <w:tabs>
+          <w:tab w:val="num" w:pos="4680"/>
+        </w:tabs>
+        <w:ind w:left="4680" w:hanging="360"/>
+      </w:pPr>
+      <w:rPr>
+        <w:rFonts w:ascii="Wingdings" w:hAnsi="Wingdings" w:hint="default"/>
+        <w:sz w:val="20"/>
+      </w:rPr>
+    </w:lvl>
+    <w:lvl w:ilvl="4" w:tentative="1">
+      <w:start w:val="1"/>
+      <w:numFmt w:val="bullet"/>
+      <w:lvlText w:val=""/>
+      <w:lvlJc w:val="left"/>
+      <w:pPr>
+        <w:tabs>
+          <w:tab w:val="num" w:pos="5400"/>
+        </w:tabs>
+        <w:ind w:left="5400" w:hanging="360"/>
+      </w:pPr>
+      <w:rPr>
+        <w:rFonts w:ascii="Wingdings" w:hAnsi="Wingdings" w:hint="default"/>
+        <w:sz w:val="20"/>
+      </w:rPr>
+    </w:lvl>
+    <w:lvl w:ilvl="5" w:tentative="1">
+      <w:start w:val="1"/>
+      <w:numFmt w:val="bullet"/>
+      <w:lvlText w:val=""/>
+      <w:lvlJc w:val="left"/>
+      <w:pPr>
+        <w:tabs>
+          <w:tab w:val="num" w:pos="6120"/>
+        </w:tabs>
+        <w:ind w:left="6120" w:hanging="360"/>
+      </w:pPr>
+      <w:rPr>
+        <w:rFonts w:ascii="Wingdings" w:hAnsi="Wingdings" w:hint="default"/>
+        <w:sz w:val="20"/>
+      </w:rPr>
+    </w:lvl>
+    <w:lvl w:ilvl="6" w:tentative="1">
+      <w:start w:val="1"/>
+      <w:numFmt w:val="bullet"/>
+      <w:lvlText w:val=""/>
+      <w:lvlJc w:val="left"/>
+      <w:pPr>
+        <w:tabs>
+          <w:tab w:val="num" w:pos="6840"/>
+        </w:tabs>
+        <w:ind w:left="6840" w:hanging="360"/>
+      </w:pPr>
+      <w:rPr>
+        <w:rFonts w:ascii="Wingdings" w:hAnsi="Wingdings" w:hint="default"/>
+        <w:sz w:val="20"/>
+      </w:rPr>
+    </w:lvl>
+    <w:lvl w:ilvl="7" w:tentative="1">
+      <w:start w:val="1"/>
+      <w:numFmt w:val="bullet"/>
+      <w:lvlText w:val=""/>
+      <w:lvlJc w:val="left"/>
+      <w:pPr>
+        <w:tabs>
+          <w:tab w:val="num" w:pos="7560"/>
+        </w:tabs>
+        <w:ind w:left="7560" w:hanging="360"/>
+      </w:pPr>
+      <w:rPr>
+        <w:rFonts w:ascii="Wingdings" w:hAnsi="Wingdings" w:hint="default"/>
+        <w:sz w:val="20"/>
+      </w:rPr>
+    </w:lvl>
+    <w:lvl w:ilvl="8" w:tentative="1">
+      <w:start w:val="1"/>
+      <w:numFmt w:val="bullet"/>
+      <w:lvlText w:val=""/>
+      <w:lvlJc w:val="left"/>
+      <w:pPr>
+        <w:tabs>
+          <w:tab w:val="num" w:pos="8280"/>
+        </w:tabs>
+        <w:ind w:left="8280" w:hanging="360"/>
+      </w:pPr>
+      <w:rPr>
+        <w:rFonts w:ascii="Wingdings" w:hAnsi="Wingdings" w:hint="default"/>
+        <w:sz w:val="20"/>
+      </w:rPr>
+    </w:lvl>
+  </w:abstractNum>
+  <w:abstractNum w:abstractNumId="29" w15:restartNumberingAfterBreak="0">
+    <w:nsid w:val="15F21390"/>
+    <w:multiLevelType w:val="multilevel"/>
+    <w:tmpl w:val="6A9074F0"/>
+    <w:lvl w:ilvl="0">
+      <w:start w:val="1"/>
+      <w:numFmt w:val="bullet"/>
+      <w:lvlText w:val=""/>
+      <w:lvlJc w:val="left"/>
+      <w:pPr>
+        <w:tabs>
+          <w:tab w:val="num" w:pos="2520"/>
+        </w:tabs>
+        <w:ind w:left="2520" w:hanging="360"/>
+      </w:pPr>
+      <w:rPr>
+        <w:rFonts w:ascii="Symbol" w:hAnsi="Symbol" w:hint="default"/>
+        <w:sz w:val="20"/>
+      </w:rPr>
+    </w:lvl>
+    <w:lvl w:ilvl="1" w:tentative="1">
+      <w:start w:val="1"/>
+      <w:numFmt w:val="bullet"/>
+      <w:lvlText w:val="o"/>
+      <w:lvlJc w:val="left"/>
+      <w:pPr>
+        <w:tabs>
+          <w:tab w:val="num" w:pos="3240"/>
+        </w:tabs>
+        <w:ind w:left="3240" w:hanging="360"/>
+      </w:pPr>
+      <w:rPr>
+        <w:rFonts w:ascii="Courier New" w:hAnsi="Courier New" w:hint="default"/>
+        <w:sz w:val="20"/>
+      </w:rPr>
+    </w:lvl>
+    <w:lvl w:ilvl="2" w:tentative="1">
+      <w:start w:val="1"/>
+      <w:numFmt w:val="bullet"/>
+      <w:lvlText w:val=""/>
+      <w:lvlJc w:val="left"/>
+      <w:pPr>
+        <w:tabs>
+          <w:tab w:val="num" w:pos="3960"/>
+        </w:tabs>
+        <w:ind w:left="3960" w:hanging="360"/>
+      </w:pPr>
+      <w:rPr>
+        <w:rFonts w:ascii="Wingdings" w:hAnsi="Wingdings" w:hint="default"/>
+        <w:sz w:val="20"/>
+      </w:rPr>
+    </w:lvl>
+    <w:lvl w:ilvl="3" w:tentative="1">
+      <w:start w:val="1"/>
+      <w:numFmt w:val="bullet"/>
+      <w:lvlText w:val=""/>
+      <w:lvlJc w:val="left"/>
+      <w:pPr>
+        <w:tabs>
+          <w:tab w:val="num" w:pos="4680"/>
+        </w:tabs>
+        <w:ind w:left="4680" w:hanging="360"/>
+      </w:pPr>
+      <w:rPr>
+        <w:rFonts w:ascii="Wingdings" w:hAnsi="Wingdings" w:hint="default"/>
+        <w:sz w:val="20"/>
+      </w:rPr>
+    </w:lvl>
+    <w:lvl w:ilvl="4" w:tentative="1">
+      <w:start w:val="1"/>
+      <w:numFmt w:val="bullet"/>
+      <w:lvlText w:val=""/>
+      <w:lvlJc w:val="left"/>
+      <w:pPr>
+        <w:tabs>
+          <w:tab w:val="num" w:pos="5400"/>
+        </w:tabs>
+        <w:ind w:left="5400" w:hanging="360"/>
+      </w:pPr>
+      <w:rPr>
+        <w:rFonts w:ascii="Wingdings" w:hAnsi="Wingdings" w:hint="default"/>
+        <w:sz w:val="20"/>
+      </w:rPr>
+    </w:lvl>
+    <w:lvl w:ilvl="5" w:tentative="1">
+      <w:start w:val="1"/>
+      <w:numFmt w:val="bullet"/>
+      <w:lvlText w:val=""/>
+      <w:lvlJc w:val="left"/>
+      <w:pPr>
+        <w:tabs>
+          <w:tab w:val="num" w:pos="6120"/>
+        </w:tabs>
+        <w:ind w:left="6120" w:hanging="360"/>
+      </w:pPr>
+      <w:rPr>
+        <w:rFonts w:ascii="Wingdings" w:hAnsi="Wingdings" w:hint="default"/>
+        <w:sz w:val="20"/>
+      </w:rPr>
+    </w:lvl>
+    <w:lvl w:ilvl="6" w:tentative="1">
+      <w:start w:val="1"/>
+      <w:numFmt w:val="bullet"/>
+      <w:lvlText w:val=""/>
+      <w:lvlJc w:val="left"/>
+      <w:pPr>
+        <w:tabs>
+          <w:tab w:val="num" w:pos="6840"/>
+        </w:tabs>
+        <w:ind w:left="6840" w:hanging="360"/>
+      </w:pPr>
+      <w:rPr>
+        <w:rFonts w:ascii="Wingdings" w:hAnsi="Wingdings" w:hint="default"/>
+        <w:sz w:val="20"/>
+      </w:rPr>
+    </w:lvl>
+    <w:lvl w:ilvl="7" w:tentative="1">
+      <w:start w:val="1"/>
+      <w:numFmt w:val="bullet"/>
+      <w:lvlText w:val=""/>
+      <w:lvlJc w:val="left"/>
+      <w:pPr>
+        <w:tabs>
+          <w:tab w:val="num" w:pos="7560"/>
+        </w:tabs>
+        <w:ind w:left="7560" w:hanging="360"/>
+      </w:pPr>
+      <w:rPr>
+        <w:rFonts w:ascii="Wingdings" w:hAnsi="Wingdings" w:hint="default"/>
+        <w:sz w:val="20"/>
+      </w:rPr>
+    </w:lvl>
+    <w:lvl w:ilvl="8" w:tentative="1">
+      <w:start w:val="1"/>
+      <w:numFmt w:val="bullet"/>
+      <w:lvlText w:val=""/>
+      <w:lvlJc w:val="left"/>
+      <w:pPr>
+        <w:tabs>
+          <w:tab w:val="num" w:pos="8280"/>
+        </w:tabs>
+        <w:ind w:left="8280" w:hanging="360"/>
+      </w:pPr>
+      <w:rPr>
+        <w:rFonts w:ascii="Wingdings" w:hAnsi="Wingdings" w:hint="default"/>
+        <w:sz w:val="20"/>
+      </w:rPr>
+    </w:lvl>
+  </w:abstractNum>
+  <w:abstractNum w:abstractNumId="30" w15:restartNumberingAfterBreak="0">
     <w:nsid w:val="1AEC7607"/>
     <w:multiLevelType w:val="multilevel"/>
     <w:tmpl w:val="679C4E0C"/>
@@ -22078,7 +25946,156 @@
       </w:rPr>
     </w:lvl>
   </w:abstractNum>
-  <w:abstractNum w:abstractNumId="24" w15:restartNumberingAfterBreak="0">
+  <w:abstractNum w:abstractNumId="31" w15:restartNumberingAfterBreak="0">
+    <w:nsid w:val="1B8E574C"/>
+    <w:multiLevelType w:val="multilevel"/>
+    <w:tmpl w:val="D27C5C78"/>
+    <w:lvl w:ilvl="0">
+      <w:start w:val="1"/>
+      <w:numFmt w:val="bullet"/>
+      <w:lvlText w:val=""/>
+      <w:lvlJc w:val="left"/>
+      <w:pPr>
+        <w:tabs>
+          <w:tab w:val="num" w:pos="2520"/>
+        </w:tabs>
+        <w:ind w:left="2520" w:hanging="360"/>
+      </w:pPr>
+      <w:rPr>
+        <w:rFonts w:ascii="Wingdings" w:hAnsi="Wingdings" w:hint="default"/>
+        <w:sz w:val="20"/>
+      </w:rPr>
+    </w:lvl>
+    <w:lvl w:ilvl="1" w:tentative="1">
+      <w:start w:val="1"/>
+      <w:numFmt w:val="bullet"/>
+      <w:lvlText w:val="o"/>
+      <w:lvlJc w:val="left"/>
+      <w:pPr>
+        <w:tabs>
+          <w:tab w:val="num" w:pos="3240"/>
+        </w:tabs>
+        <w:ind w:left="3240" w:hanging="360"/>
+      </w:pPr>
+      <w:rPr>
+        <w:rFonts w:ascii="Courier New" w:hAnsi="Courier New" w:hint="default"/>
+        <w:sz w:val="20"/>
+      </w:rPr>
+    </w:lvl>
+    <w:lvl w:ilvl="2" w:tentative="1">
+      <w:start w:val="1"/>
+      <w:numFmt w:val="bullet"/>
+      <w:lvlText w:val=""/>
+      <w:lvlJc w:val="left"/>
+      <w:pPr>
+        <w:tabs>
+          <w:tab w:val="num" w:pos="3960"/>
+        </w:tabs>
+        <w:ind w:left="3960" w:hanging="360"/>
+      </w:pPr>
+      <w:rPr>
+        <w:rFonts w:ascii="Wingdings" w:hAnsi="Wingdings" w:hint="default"/>
+        <w:sz w:val="20"/>
+      </w:rPr>
+    </w:lvl>
+    <w:lvl w:ilvl="3" w:tentative="1">
+      <w:start w:val="1"/>
+      <w:numFmt w:val="bullet"/>
+      <w:lvlText w:val=""/>
+      <w:lvlJc w:val="left"/>
+      <w:pPr>
+        <w:tabs>
+          <w:tab w:val="num" w:pos="4680"/>
+        </w:tabs>
+        <w:ind w:left="4680" w:hanging="360"/>
+      </w:pPr>
+      <w:rPr>
+        <w:rFonts w:ascii="Wingdings" w:hAnsi="Wingdings" w:hint="default"/>
+        <w:sz w:val="20"/>
+      </w:rPr>
+    </w:lvl>
+    <w:lvl w:ilvl="4" w:tentative="1">
+      <w:start w:val="1"/>
+      <w:numFmt w:val="bullet"/>
+      <w:lvlText w:val=""/>
+      <w:lvlJc w:val="left"/>
+      <w:pPr>
+        <w:tabs>
+          <w:tab w:val="num" w:pos="5400"/>
+        </w:tabs>
+        <w:ind w:left="5400" w:hanging="360"/>
+      </w:pPr>
+      <w:rPr>
+        <w:rFonts w:ascii="Wingdings" w:hAnsi="Wingdings" w:hint="default"/>
+        <w:sz w:val="20"/>
+      </w:rPr>
+    </w:lvl>
+    <w:lvl w:ilvl="5" w:tentative="1">
+      <w:start w:val="1"/>
+      <w:numFmt w:val="bullet"/>
+      <w:lvlText w:val=""/>
+      <w:lvlJc w:val="left"/>
+      <w:pPr>
+        <w:tabs>
+          <w:tab w:val="num" w:pos="6120"/>
+        </w:tabs>
+        <w:ind w:left="6120" w:hanging="360"/>
+      </w:pPr>
+      <w:rPr>
+        <w:rFonts w:ascii="Wingdings" w:hAnsi="Wingdings" w:hint="default"/>
+        <w:sz w:val="20"/>
+      </w:rPr>
+    </w:lvl>
+    <w:lvl w:ilvl="6" w:tentative="1">
+      <w:start w:val="1"/>
+      <w:numFmt w:val="bullet"/>
+      <w:lvlText w:val=""/>
+      <w:lvlJc w:val="left"/>
+      <w:pPr>
+        <w:tabs>
+          <w:tab w:val="num" w:pos="6840"/>
+        </w:tabs>
+        <w:ind w:left="6840" w:hanging="360"/>
+      </w:pPr>
+      <w:rPr>
+        <w:rFonts w:ascii="Wingdings" w:hAnsi="Wingdings" w:hint="default"/>
+        <w:sz w:val="20"/>
+      </w:rPr>
+    </w:lvl>
+    <w:lvl w:ilvl="7" w:tentative="1">
+      <w:start w:val="1"/>
+      <w:numFmt w:val="bullet"/>
+      <w:lvlText w:val=""/>
+      <w:lvlJc w:val="left"/>
+      <w:pPr>
+        <w:tabs>
+          <w:tab w:val="num" w:pos="7560"/>
+        </w:tabs>
+        <w:ind w:left="7560" w:hanging="360"/>
+      </w:pPr>
+      <w:rPr>
+        <w:rFonts w:ascii="Wingdings" w:hAnsi="Wingdings" w:hint="default"/>
+        <w:sz w:val="20"/>
+      </w:rPr>
+    </w:lvl>
+    <w:lvl w:ilvl="8" w:tentative="1">
+      <w:start w:val="1"/>
+      <w:numFmt w:val="bullet"/>
+      <w:lvlText w:val=""/>
+      <w:lvlJc w:val="left"/>
+      <w:pPr>
+        <w:tabs>
+          <w:tab w:val="num" w:pos="8280"/>
+        </w:tabs>
+        <w:ind w:left="8280" w:hanging="360"/>
+      </w:pPr>
+      <w:rPr>
+        <w:rFonts w:ascii="Wingdings" w:hAnsi="Wingdings" w:hint="default"/>
+        <w:sz w:val="20"/>
+      </w:rPr>
+    </w:lvl>
+  </w:abstractNum>
+  <w:abstractNum w:abstractNumId="32" w15:restartNumberingAfterBreak="0">
     <w:nsid w:val="1C2C0B9E"/>
     <w:multiLevelType w:val="multilevel"/>
     <w:tmpl w:val="E1DE818A"/>
@@ -22227,7 +26244,7 @@
       </w:rPr>
     </w:lvl>
   </w:abstractNum>
-  <w:abstractNum w:abstractNumId="25" w15:restartNumberingAfterBreak="0">
+  <w:abstractNum w:abstractNumId="33" w15:restartNumberingAfterBreak="0">
     <w:nsid w:val="1C59334A"/>
     <w:multiLevelType w:val="multilevel"/>
     <w:tmpl w:val="B688FD58"/>
@@ -22376,7 +26393,7 @@
       </w:rPr>
     </w:lvl>
   </w:abstractNum>
-  <w:abstractNum w:abstractNumId="26" w15:restartNumberingAfterBreak="0">
+  <w:abstractNum w:abstractNumId="34" w15:restartNumberingAfterBreak="0">
     <w:nsid w:val="1C8F6142"/>
     <w:multiLevelType w:val="multilevel"/>
     <w:tmpl w:val="C6E856A0"/>
@@ -22493,7 +26510,7 @@
       </w:pPr>
     </w:lvl>
   </w:abstractNum>
-  <w:abstractNum w:abstractNumId="27" w15:restartNumberingAfterBreak="0">
+  <w:abstractNum w:abstractNumId="35" w15:restartNumberingAfterBreak="0">
     <w:nsid w:val="1CE00194"/>
     <w:multiLevelType w:val="multilevel"/>
     <w:tmpl w:val="81EEE646"/>
@@ -22642,7 +26659,7 @@
       </w:rPr>
     </w:lvl>
   </w:abstractNum>
-  <w:abstractNum w:abstractNumId="28" w15:restartNumberingAfterBreak="0">
+  <w:abstractNum w:abstractNumId="36" w15:restartNumberingAfterBreak="0">
     <w:nsid w:val="1D131D2D"/>
     <w:multiLevelType w:val="multilevel"/>
     <w:tmpl w:val="F2400C1E"/>
@@ -22791,7 +26808,7 @@
       </w:rPr>
     </w:lvl>
   </w:abstractNum>
-  <w:abstractNum w:abstractNumId="29" w15:restartNumberingAfterBreak="0">
+  <w:abstractNum w:abstractNumId="37" w15:restartNumberingAfterBreak="0">
     <w:nsid w:val="1E1A6FD7"/>
     <w:multiLevelType w:val="multilevel"/>
     <w:tmpl w:val="B240CCCC"/>
@@ -22940,7 +26957,156 @@
       </w:rPr>
     </w:lvl>
   </w:abstractNum>
-  <w:abstractNum w:abstractNumId="30" w15:restartNumberingAfterBreak="0">
+  <w:abstractNum w:abstractNumId="38" w15:restartNumberingAfterBreak="0">
+    <w:nsid w:val="203A0D11"/>
+    <w:multiLevelType w:val="multilevel"/>
+    <w:tmpl w:val="FD2C3018"/>
+    <w:lvl w:ilvl="0">
+      <w:start w:val="1"/>
+      <w:numFmt w:val="bullet"/>
+      <w:lvlText w:val=""/>
+      <w:lvlJc w:val="left"/>
+      <w:pPr>
+        <w:tabs>
+          <w:tab w:val="num" w:pos="2160"/>
+        </w:tabs>
+        <w:ind w:left="2160" w:hanging="360"/>
+      </w:pPr>
+      <w:rPr>
+        <w:rFonts w:ascii="Symbol" w:hAnsi="Symbol" w:hint="default"/>
+        <w:sz w:val="20"/>
+      </w:rPr>
+    </w:lvl>
+    <w:lvl w:ilvl="1" w:tentative="1">
+      <w:start w:val="1"/>
+      <w:numFmt w:val="bullet"/>
+      <w:lvlText w:val="o"/>
+      <w:lvlJc w:val="left"/>
+      <w:pPr>
+        <w:tabs>
+          <w:tab w:val="num" w:pos="2880"/>
+        </w:tabs>
+        <w:ind w:left="2880" w:hanging="360"/>
+      </w:pPr>
+      <w:rPr>
+        <w:rFonts w:ascii="Courier New" w:hAnsi="Courier New" w:hint="default"/>
+        <w:sz w:val="20"/>
+      </w:rPr>
+    </w:lvl>
+    <w:lvl w:ilvl="2" w:tentative="1">
+      <w:start w:val="1"/>
+      <w:numFmt w:val="bullet"/>
+      <w:lvlText w:val=""/>
+      <w:lvlJc w:val="left"/>
+      <w:pPr>
+        <w:tabs>
+          <w:tab w:val="num" w:pos="3600"/>
+        </w:tabs>
+        <w:ind w:left="3600" w:hanging="360"/>
+      </w:pPr>
+      <w:rPr>
+        <w:rFonts w:ascii="Wingdings" w:hAnsi="Wingdings" w:hint="default"/>
+        <w:sz w:val="20"/>
+      </w:rPr>
+    </w:lvl>
+    <w:lvl w:ilvl="3" w:tentative="1">
+      <w:start w:val="1"/>
+      <w:numFmt w:val="bullet"/>
+      <w:lvlText w:val=""/>
+      <w:lvlJc w:val="left"/>
+      <w:pPr>
+        <w:tabs>
+          <w:tab w:val="num" w:pos="4320"/>
+        </w:tabs>
+        <w:ind w:left="4320" w:hanging="360"/>
+      </w:pPr>
+      <w:rPr>
+        <w:rFonts w:ascii="Wingdings" w:hAnsi="Wingdings" w:hint="default"/>
+        <w:sz w:val="20"/>
+      </w:rPr>
+    </w:lvl>
+    <w:lvl w:ilvl="4" w:tentative="1">
+      <w:start w:val="1"/>
+      <w:numFmt w:val="bullet"/>
+      <w:lvlText w:val=""/>
+      <w:lvlJc w:val="left"/>
+      <w:pPr>
+        <w:tabs>
+          <w:tab w:val="num" w:pos="5040"/>
+        </w:tabs>
+        <w:ind w:left="5040" w:hanging="360"/>
+      </w:pPr>
+      <w:rPr>
+        <w:rFonts w:ascii="Wingdings" w:hAnsi="Wingdings" w:hint="default"/>
+        <w:sz w:val="20"/>
+      </w:rPr>
+    </w:lvl>
+    <w:lvl w:ilvl="5" w:tentative="1">
+      <w:start w:val="1"/>
+      <w:numFmt w:val="bullet"/>
+      <w:lvlText w:val=""/>
+      <w:lvlJc w:val="left"/>
+      <w:pPr>
+        <w:tabs>
+          <w:tab w:val="num" w:pos="5760"/>
+        </w:tabs>
+        <w:ind w:left="5760" w:hanging="360"/>
+      </w:pPr>
+      <w:rPr>
+        <w:rFonts w:ascii="Wingdings" w:hAnsi="Wingdings" w:hint="default"/>
+        <w:sz w:val="20"/>
+      </w:rPr>
+    </w:lvl>
+    <w:lvl w:ilvl="6" w:tentative="1">
+      <w:start w:val="1"/>
+      <w:numFmt w:val="bullet"/>
+      <w:lvlText w:val=""/>
+      <w:lvlJc w:val="left"/>
+      <w:pPr>
+        <w:tabs>
+          <w:tab w:val="num" w:pos="6480"/>
+        </w:tabs>
+        <w:ind w:left="6480" w:hanging="360"/>
+      </w:pPr>
+      <w:rPr>
+        <w:rFonts w:ascii="Wingdings" w:hAnsi="Wingdings" w:hint="default"/>
+        <w:sz w:val="20"/>
+      </w:rPr>
+    </w:lvl>
+    <w:lvl w:ilvl="7" w:tentative="1">
+      <w:start w:val="1"/>
+      <w:numFmt w:val="bullet"/>
+      <w:lvlText w:val=""/>
+      <w:lvlJc w:val="left"/>
+      <w:pPr>
+        <w:tabs>
+          <w:tab w:val="num" w:pos="7200"/>
+        </w:tabs>
+        <w:ind w:left="7200" w:hanging="360"/>
+      </w:pPr>
+      <w:rPr>
+        <w:rFonts w:ascii="Wingdings" w:hAnsi="Wingdings" w:hint="default"/>
+        <w:sz w:val="20"/>
+      </w:rPr>
+    </w:lvl>
+    <w:lvl w:ilvl="8" w:tentative="1">
+      <w:start w:val="1"/>
+      <w:numFmt w:val="bullet"/>
+      <w:lvlText w:val=""/>
+      <w:lvlJc w:val="left"/>
+      <w:pPr>
+        <w:tabs>
+          <w:tab w:val="num" w:pos="7920"/>
+        </w:tabs>
+        <w:ind w:left="7920" w:hanging="360"/>
+      </w:pPr>
+      <w:rPr>
+        <w:rFonts w:ascii="Wingdings" w:hAnsi="Wingdings" w:hint="default"/>
+        <w:sz w:val="20"/>
+      </w:rPr>
+    </w:lvl>
+  </w:abstractNum>
+  <w:abstractNum w:abstractNumId="39" w15:restartNumberingAfterBreak="0">
     <w:nsid w:val="21661176"/>
     <w:multiLevelType w:val="multilevel"/>
     <w:tmpl w:val="FB0CC88E"/>
@@ -23089,7 +27255,7 @@
       </w:rPr>
     </w:lvl>
   </w:abstractNum>
-  <w:abstractNum w:abstractNumId="31" w15:restartNumberingAfterBreak="0">
+  <w:abstractNum w:abstractNumId="40" w15:restartNumberingAfterBreak="0">
     <w:nsid w:val="21851ACE"/>
     <w:multiLevelType w:val="multilevel"/>
     <w:tmpl w:val="EAC08648"/>
@@ -23238,7 +27404,305 @@
       </w:rPr>
     </w:lvl>
   </w:abstractNum>
-  <w:abstractNum w:abstractNumId="32" w15:restartNumberingAfterBreak="0">
+  <w:abstractNum w:abstractNumId="41" w15:restartNumberingAfterBreak="0">
+    <w:nsid w:val="219C1BB8"/>
+    <w:multiLevelType w:val="multilevel"/>
+    <w:tmpl w:val="0D086434"/>
+    <w:lvl w:ilvl="0">
+      <w:start w:val="1"/>
+      <w:numFmt w:val="bullet"/>
+      <w:lvlText w:val=""/>
+      <w:lvlJc w:val="left"/>
+      <w:pPr>
+        <w:tabs>
+          <w:tab w:val="num" w:pos="2520"/>
+        </w:tabs>
+        <w:ind w:left="2520" w:hanging="360"/>
+      </w:pPr>
+      <w:rPr>
+        <w:rFonts w:ascii="Symbol" w:hAnsi="Symbol" w:hint="default"/>
+        <w:sz w:val="20"/>
+      </w:rPr>
+    </w:lvl>
+    <w:lvl w:ilvl="1" w:tentative="1">
+      <w:start w:val="1"/>
+      <w:numFmt w:val="bullet"/>
+      <w:lvlText w:val="o"/>
+      <w:lvlJc w:val="left"/>
+      <w:pPr>
+        <w:tabs>
+          <w:tab w:val="num" w:pos="3240"/>
+        </w:tabs>
+        <w:ind w:left="3240" w:hanging="360"/>
+      </w:pPr>
+      <w:rPr>
+        <w:rFonts w:ascii="Courier New" w:hAnsi="Courier New" w:hint="default"/>
+        <w:sz w:val="20"/>
+      </w:rPr>
+    </w:lvl>
+    <w:lvl w:ilvl="2" w:tentative="1">
+      <w:start w:val="1"/>
+      <w:numFmt w:val="bullet"/>
+      <w:lvlText w:val=""/>
+      <w:lvlJc w:val="left"/>
+      <w:pPr>
+        <w:tabs>
+          <w:tab w:val="num" w:pos="3960"/>
+        </w:tabs>
+        <w:ind w:left="3960" w:hanging="360"/>
+      </w:pPr>
+      <w:rPr>
+        <w:rFonts w:ascii="Wingdings" w:hAnsi="Wingdings" w:hint="default"/>
+        <w:sz w:val="20"/>
+      </w:rPr>
+    </w:lvl>
+    <w:lvl w:ilvl="3" w:tentative="1">
+      <w:start w:val="1"/>
+      <w:numFmt w:val="bullet"/>
+      <w:lvlText w:val=""/>
+      <w:lvlJc w:val="left"/>
+      <w:pPr>
+        <w:tabs>
+          <w:tab w:val="num" w:pos="4680"/>
+        </w:tabs>
+        <w:ind w:left="4680" w:hanging="360"/>
+      </w:pPr>
+      <w:rPr>
+        <w:rFonts w:ascii="Wingdings" w:hAnsi="Wingdings" w:hint="default"/>
+        <w:sz w:val="20"/>
+      </w:rPr>
+    </w:lvl>
+    <w:lvl w:ilvl="4" w:tentative="1">
+      <w:start w:val="1"/>
+      <w:numFmt w:val="bullet"/>
+      <w:lvlText w:val=""/>
+      <w:lvlJc w:val="left"/>
+      <w:pPr>
+        <w:tabs>
+          <w:tab w:val="num" w:pos="5400"/>
+        </w:tabs>
+        <w:ind w:left="5400" w:hanging="360"/>
+      </w:pPr>
+      <w:rPr>
+        <w:rFonts w:ascii="Wingdings" w:hAnsi="Wingdings" w:hint="default"/>
+        <w:sz w:val="20"/>
+      </w:rPr>
+    </w:lvl>
+    <w:lvl w:ilvl="5" w:tentative="1">
+      <w:start w:val="1"/>
+      <w:numFmt w:val="bullet"/>
+      <w:lvlText w:val=""/>
+      <w:lvlJc w:val="left"/>
+      <w:pPr>
+        <w:tabs>
+          <w:tab w:val="num" w:pos="6120"/>
+        </w:tabs>
+        <w:ind w:left="6120" w:hanging="360"/>
+      </w:pPr>
+      <w:rPr>
+        <w:rFonts w:ascii="Wingdings" w:hAnsi="Wingdings" w:hint="default"/>
+        <w:sz w:val="20"/>
+      </w:rPr>
+    </w:lvl>
+    <w:lvl w:ilvl="6" w:tentative="1">
+      <w:start w:val="1"/>
+      <w:numFmt w:val="bullet"/>
+      <w:lvlText w:val=""/>
+      <w:lvlJc w:val="left"/>
+      <w:pPr>
+        <w:tabs>
+          <w:tab w:val="num" w:pos="6840"/>
+        </w:tabs>
+        <w:ind w:left="6840" w:hanging="360"/>
+      </w:pPr>
+      <w:rPr>
+        <w:rFonts w:ascii="Wingdings" w:hAnsi="Wingdings" w:hint="default"/>
+        <w:sz w:val="20"/>
+      </w:rPr>
+    </w:lvl>
+    <w:lvl w:ilvl="7" w:tentative="1">
+      <w:start w:val="1"/>
+      <w:numFmt w:val="bullet"/>
+      <w:lvlText w:val=""/>
+      <w:lvlJc w:val="left"/>
+      <w:pPr>
+        <w:tabs>
+          <w:tab w:val="num" w:pos="7560"/>
+        </w:tabs>
+        <w:ind w:left="7560" w:hanging="360"/>
+      </w:pPr>
+      <w:rPr>
+        <w:rFonts w:ascii="Wingdings" w:hAnsi="Wingdings" w:hint="default"/>
+        <w:sz w:val="20"/>
+      </w:rPr>
+    </w:lvl>
+    <w:lvl w:ilvl="8" w:tentative="1">
+      <w:start w:val="1"/>
+      <w:numFmt w:val="bullet"/>
+      <w:lvlText w:val=""/>
+      <w:lvlJc w:val="left"/>
+      <w:pPr>
+        <w:tabs>
+          <w:tab w:val="num" w:pos="8280"/>
+        </w:tabs>
+        <w:ind w:left="8280" w:hanging="360"/>
+      </w:pPr>
+      <w:rPr>
+        <w:rFonts w:ascii="Wingdings" w:hAnsi="Wingdings" w:hint="default"/>
+        <w:sz w:val="20"/>
+      </w:rPr>
+    </w:lvl>
+  </w:abstractNum>
+  <w:abstractNum w:abstractNumId="42" w15:restartNumberingAfterBreak="0">
+    <w:nsid w:val="23716A6C"/>
+    <w:multiLevelType w:val="multilevel"/>
+    <w:tmpl w:val="12B64C2A"/>
+    <w:lvl w:ilvl="0">
+      <w:start w:val="1"/>
+      <w:numFmt w:val="bullet"/>
+      <w:lvlText w:val=""/>
+      <w:lvlJc w:val="left"/>
+      <w:pPr>
+        <w:tabs>
+          <w:tab w:val="num" w:pos="720"/>
+        </w:tabs>
+        <w:ind w:left="720" w:hanging="360"/>
+      </w:pPr>
+      <w:rPr>
+        <w:rFonts w:ascii="Symbol" w:hAnsi="Symbol" w:hint="default"/>
+        <w:sz w:val="20"/>
+      </w:rPr>
+    </w:lvl>
+    <w:lvl w:ilvl="1" w:tentative="1">
+      <w:start w:val="1"/>
+      <w:numFmt w:val="bullet"/>
+      <w:lvlText w:val="o"/>
+      <w:lvlJc w:val="left"/>
+      <w:pPr>
+        <w:tabs>
+          <w:tab w:val="num" w:pos="1440"/>
+        </w:tabs>
+        <w:ind w:left="1440" w:hanging="360"/>
+      </w:pPr>
+      <w:rPr>
+        <w:rFonts w:ascii="Courier New" w:hAnsi="Courier New" w:hint="default"/>
+        <w:sz w:val="20"/>
+      </w:rPr>
+    </w:lvl>
+    <w:lvl w:ilvl="2" w:tentative="1">
+      <w:start w:val="1"/>
+      <w:numFmt w:val="bullet"/>
+      <w:lvlText w:val=""/>
+      <w:lvlJc w:val="left"/>
+      <w:pPr>
+        <w:tabs>
+          <w:tab w:val="num" w:pos="2160"/>
+        </w:tabs>
+        <w:ind w:left="2160" w:hanging="360"/>
+      </w:pPr>
+      <w:rPr>
+        <w:rFonts w:ascii="Wingdings" w:hAnsi="Wingdings" w:hint="default"/>
+        <w:sz w:val="20"/>
+      </w:rPr>
+    </w:lvl>
+    <w:lvl w:ilvl="3" w:tentative="1">
+      <w:start w:val="1"/>
+      <w:numFmt w:val="bullet"/>
+      <w:lvlText w:val=""/>
+      <w:lvlJc w:val="left"/>
+      <w:pPr>
+        <w:tabs>
+          <w:tab w:val="num" w:pos="2880"/>
+        </w:tabs>
+        <w:ind w:left="2880" w:hanging="360"/>
+      </w:pPr>
+      <w:rPr>
+        <w:rFonts w:ascii="Wingdings" w:hAnsi="Wingdings" w:hint="default"/>
+        <w:sz w:val="20"/>
+      </w:rPr>
+    </w:lvl>
+    <w:lvl w:ilvl="4" w:tentative="1">
+      <w:start w:val="1"/>
+      <w:numFmt w:val="bullet"/>
+      <w:lvlText w:val=""/>
+      <w:lvlJc w:val="left"/>
+      <w:pPr>
+        <w:tabs>
+          <w:tab w:val="num" w:pos="3600"/>
+        </w:tabs>
+        <w:ind w:left="3600" w:hanging="360"/>
+      </w:pPr>
+      <w:rPr>
+        <w:rFonts w:ascii="Wingdings" w:hAnsi="Wingdings" w:hint="default"/>
+        <w:sz w:val="20"/>
+      </w:rPr>
+    </w:lvl>
+    <w:lvl w:ilvl="5" w:tentative="1">
+      <w:start w:val="1"/>
+      <w:numFmt w:val="bullet"/>
+      <w:lvlText w:val=""/>
+      <w:lvlJc w:val="left"/>
+      <w:pPr>
+        <w:tabs>
+          <w:tab w:val="num" w:pos="4320"/>
+        </w:tabs>
+        <w:ind w:left="4320" w:hanging="360"/>
+      </w:pPr>
+      <w:rPr>
+        <w:rFonts w:ascii="Wingdings" w:hAnsi="Wingdings" w:hint="default"/>
+        <w:sz w:val="20"/>
+      </w:rPr>
+    </w:lvl>
+    <w:lvl w:ilvl="6" w:tentative="1">
+      <w:start w:val="1"/>
+      <w:numFmt w:val="bullet"/>
+      <w:lvlText w:val=""/>
+      <w:lvlJc w:val="left"/>
+      <w:pPr>
+        <w:tabs>
+          <w:tab w:val="num" w:pos="5040"/>
+        </w:tabs>
+        <w:ind w:left="5040" w:hanging="360"/>
+      </w:pPr>
+      <w:rPr>
+        <w:rFonts w:ascii="Wingdings" w:hAnsi="Wingdings" w:hint="default"/>
+        <w:sz w:val="20"/>
+      </w:rPr>
+    </w:lvl>
+    <w:lvl w:ilvl="7" w:tentative="1">
+      <w:start w:val="1"/>
+      <w:numFmt w:val="bullet"/>
+      <w:lvlText w:val=""/>
+      <w:lvlJc w:val="left"/>
+      <w:pPr>
+        <w:tabs>
+          <w:tab w:val="num" w:pos="5760"/>
+        </w:tabs>
+        <w:ind w:left="5760" w:hanging="360"/>
+      </w:pPr>
+      <w:rPr>
+        <w:rFonts w:ascii="Wingdings" w:hAnsi="Wingdings" w:hint="default"/>
+        <w:sz w:val="20"/>
+      </w:rPr>
+    </w:lvl>
+    <w:lvl w:ilvl="8" w:tentative="1">
+      <w:start w:val="1"/>
+      <w:numFmt w:val="bullet"/>
+      <w:lvlText w:val=""/>
+      <w:lvlJc w:val="left"/>
+      <w:pPr>
+        <w:tabs>
+          <w:tab w:val="num" w:pos="6480"/>
+        </w:tabs>
+        <w:ind w:left="6480" w:hanging="360"/>
+      </w:pPr>
+      <w:rPr>
+        <w:rFonts w:ascii="Wingdings" w:hAnsi="Wingdings" w:hint="default"/>
+        <w:sz w:val="20"/>
+      </w:rPr>
+    </w:lvl>
+  </w:abstractNum>
+  <w:abstractNum w:abstractNumId="43" w15:restartNumberingAfterBreak="0">
     <w:nsid w:val="23995C8D"/>
     <w:multiLevelType w:val="multilevel"/>
     <w:tmpl w:val="B39AAE58"/>
@@ -23387,7 +27851,7 @@
       </w:rPr>
     </w:lvl>
   </w:abstractNum>
-  <w:abstractNum w:abstractNumId="33" w15:restartNumberingAfterBreak="0">
+  <w:abstractNum w:abstractNumId="44" w15:restartNumberingAfterBreak="0">
     <w:nsid w:val="23995DD9"/>
     <w:multiLevelType w:val="multilevel"/>
     <w:tmpl w:val="46FCA344"/>
@@ -23536,7 +28000,305 @@
       </w:rPr>
     </w:lvl>
   </w:abstractNum>
-  <w:abstractNum w:abstractNumId="34" w15:restartNumberingAfterBreak="0">
+  <w:abstractNum w:abstractNumId="45" w15:restartNumberingAfterBreak="0">
+    <w:nsid w:val="244477F8"/>
+    <w:multiLevelType w:val="multilevel"/>
+    <w:tmpl w:val="5DAE7758"/>
+    <w:lvl w:ilvl="0">
+      <w:start w:val="1"/>
+      <w:numFmt w:val="bullet"/>
+      <w:lvlText w:val=""/>
+      <w:lvlJc w:val="left"/>
+      <w:pPr>
+        <w:tabs>
+          <w:tab w:val="num" w:pos="2520"/>
+        </w:tabs>
+        <w:ind w:left="2520" w:hanging="360"/>
+      </w:pPr>
+      <w:rPr>
+        <w:rFonts w:ascii="Symbol" w:hAnsi="Symbol" w:hint="default"/>
+        <w:sz w:val="20"/>
+      </w:rPr>
+    </w:lvl>
+    <w:lvl w:ilvl="1" w:tentative="1">
+      <w:start w:val="1"/>
+      <w:numFmt w:val="bullet"/>
+      <w:lvlText w:val="o"/>
+      <w:lvlJc w:val="left"/>
+      <w:pPr>
+        <w:tabs>
+          <w:tab w:val="num" w:pos="3240"/>
+        </w:tabs>
+        <w:ind w:left="3240" w:hanging="360"/>
+      </w:pPr>
+      <w:rPr>
+        <w:rFonts w:ascii="Courier New" w:hAnsi="Courier New" w:hint="default"/>
+        <w:sz w:val="20"/>
+      </w:rPr>
+    </w:lvl>
+    <w:lvl w:ilvl="2" w:tentative="1">
+      <w:start w:val="1"/>
+      <w:numFmt w:val="bullet"/>
+      <w:lvlText w:val=""/>
+      <w:lvlJc w:val="left"/>
+      <w:pPr>
+        <w:tabs>
+          <w:tab w:val="num" w:pos="3960"/>
+        </w:tabs>
+        <w:ind w:left="3960" w:hanging="360"/>
+      </w:pPr>
+      <w:rPr>
+        <w:rFonts w:ascii="Wingdings" w:hAnsi="Wingdings" w:hint="default"/>
+        <w:sz w:val="20"/>
+      </w:rPr>
+    </w:lvl>
+    <w:lvl w:ilvl="3" w:tentative="1">
+      <w:start w:val="1"/>
+      <w:numFmt w:val="bullet"/>
+      <w:lvlText w:val=""/>
+      <w:lvlJc w:val="left"/>
+      <w:pPr>
+        <w:tabs>
+          <w:tab w:val="num" w:pos="4680"/>
+        </w:tabs>
+        <w:ind w:left="4680" w:hanging="360"/>
+      </w:pPr>
+      <w:rPr>
+        <w:rFonts w:ascii="Wingdings" w:hAnsi="Wingdings" w:hint="default"/>
+        <w:sz w:val="20"/>
+      </w:rPr>
+    </w:lvl>
+    <w:lvl w:ilvl="4" w:tentative="1">
+      <w:start w:val="1"/>
+      <w:numFmt w:val="bullet"/>
+      <w:lvlText w:val=""/>
+      <w:lvlJc w:val="left"/>
+      <w:pPr>
+        <w:tabs>
+          <w:tab w:val="num" w:pos="5400"/>
+        </w:tabs>
+        <w:ind w:left="5400" w:hanging="360"/>
+      </w:pPr>
+      <w:rPr>
+        <w:rFonts w:ascii="Wingdings" w:hAnsi="Wingdings" w:hint="default"/>
+        <w:sz w:val="20"/>
+      </w:rPr>
+    </w:lvl>
+    <w:lvl w:ilvl="5" w:tentative="1">
+      <w:start w:val="1"/>
+      <w:numFmt w:val="bullet"/>
+      <w:lvlText w:val=""/>
+      <w:lvlJc w:val="left"/>
+      <w:pPr>
+        <w:tabs>
+          <w:tab w:val="num" w:pos="6120"/>
+        </w:tabs>
+        <w:ind w:left="6120" w:hanging="360"/>
+      </w:pPr>
+      <w:rPr>
+        <w:rFonts w:ascii="Wingdings" w:hAnsi="Wingdings" w:hint="default"/>
+        <w:sz w:val="20"/>
+      </w:rPr>
+    </w:lvl>
+    <w:lvl w:ilvl="6" w:tentative="1">
+      <w:start w:val="1"/>
+      <w:numFmt w:val="bullet"/>
+      <w:lvlText w:val=""/>
+      <w:lvlJc w:val="left"/>
+      <w:pPr>
+        <w:tabs>
+          <w:tab w:val="num" w:pos="6840"/>
+        </w:tabs>
+        <w:ind w:left="6840" w:hanging="360"/>
+      </w:pPr>
+      <w:rPr>
+        <w:rFonts w:ascii="Wingdings" w:hAnsi="Wingdings" w:hint="default"/>
+        <w:sz w:val="20"/>
+      </w:rPr>
+    </w:lvl>
+    <w:lvl w:ilvl="7" w:tentative="1">
+      <w:start w:val="1"/>
+      <w:numFmt w:val="bullet"/>
+      <w:lvlText w:val=""/>
+      <w:lvlJc w:val="left"/>
+      <w:pPr>
+        <w:tabs>
+          <w:tab w:val="num" w:pos="7560"/>
+        </w:tabs>
+        <w:ind w:left="7560" w:hanging="360"/>
+      </w:pPr>
+      <w:rPr>
+        <w:rFonts w:ascii="Wingdings" w:hAnsi="Wingdings" w:hint="default"/>
+        <w:sz w:val="20"/>
+      </w:rPr>
+    </w:lvl>
+    <w:lvl w:ilvl="8" w:tentative="1">
+      <w:start w:val="1"/>
+      <w:numFmt w:val="bullet"/>
+      <w:lvlText w:val=""/>
+      <w:lvlJc w:val="left"/>
+      <w:pPr>
+        <w:tabs>
+          <w:tab w:val="num" w:pos="8280"/>
+        </w:tabs>
+        <w:ind w:left="8280" w:hanging="360"/>
+      </w:pPr>
+      <w:rPr>
+        <w:rFonts w:ascii="Wingdings" w:hAnsi="Wingdings" w:hint="default"/>
+        <w:sz w:val="20"/>
+      </w:rPr>
+    </w:lvl>
+  </w:abstractNum>
+  <w:abstractNum w:abstractNumId="46" w15:restartNumberingAfterBreak="0">
+    <w:nsid w:val="24F20140"/>
+    <w:multiLevelType w:val="multilevel"/>
+    <w:tmpl w:val="A72233F4"/>
+    <w:lvl w:ilvl="0">
+      <w:start w:val="1"/>
+      <w:numFmt w:val="bullet"/>
+      <w:lvlText w:val=""/>
+      <w:lvlJc w:val="left"/>
+      <w:pPr>
+        <w:tabs>
+          <w:tab w:val="num" w:pos="2880"/>
+        </w:tabs>
+        <w:ind w:left="2880" w:hanging="360"/>
+      </w:pPr>
+      <w:rPr>
+        <w:rFonts w:ascii="Wingdings" w:hAnsi="Wingdings" w:hint="default"/>
+        <w:sz w:val="20"/>
+      </w:rPr>
+    </w:lvl>
+    <w:lvl w:ilvl="1" w:tentative="1">
+      <w:start w:val="1"/>
+      <w:numFmt w:val="bullet"/>
+      <w:lvlText w:val="o"/>
+      <w:lvlJc w:val="left"/>
+      <w:pPr>
+        <w:tabs>
+          <w:tab w:val="num" w:pos="3600"/>
+        </w:tabs>
+        <w:ind w:left="3600" w:hanging="360"/>
+      </w:pPr>
+      <w:rPr>
+        <w:rFonts w:ascii="Courier New" w:hAnsi="Courier New" w:hint="default"/>
+        <w:sz w:val="20"/>
+      </w:rPr>
+    </w:lvl>
+    <w:lvl w:ilvl="2" w:tentative="1">
+      <w:start w:val="1"/>
+      <w:numFmt w:val="bullet"/>
+      <w:lvlText w:val=""/>
+      <w:lvlJc w:val="left"/>
+      <w:pPr>
+        <w:tabs>
+          <w:tab w:val="num" w:pos="4320"/>
+        </w:tabs>
+        <w:ind w:left="4320" w:hanging="360"/>
+      </w:pPr>
+      <w:rPr>
+        <w:rFonts w:ascii="Wingdings" w:hAnsi="Wingdings" w:hint="default"/>
+        <w:sz w:val="20"/>
+      </w:rPr>
+    </w:lvl>
+    <w:lvl w:ilvl="3" w:tentative="1">
+      <w:start w:val="1"/>
+      <w:numFmt w:val="bullet"/>
+      <w:lvlText w:val=""/>
+      <w:lvlJc w:val="left"/>
+      <w:pPr>
+        <w:tabs>
+          <w:tab w:val="num" w:pos="5040"/>
+        </w:tabs>
+        <w:ind w:left="5040" w:hanging="360"/>
+      </w:pPr>
+      <w:rPr>
+        <w:rFonts w:ascii="Wingdings" w:hAnsi="Wingdings" w:hint="default"/>
+        <w:sz w:val="20"/>
+      </w:rPr>
+    </w:lvl>
+    <w:lvl w:ilvl="4" w:tentative="1">
+      <w:start w:val="1"/>
+      <w:numFmt w:val="bullet"/>
+      <w:lvlText w:val=""/>
+      <w:lvlJc w:val="left"/>
+      <w:pPr>
+        <w:tabs>
+          <w:tab w:val="num" w:pos="5760"/>
+        </w:tabs>
+        <w:ind w:left="5760" w:hanging="360"/>
+      </w:pPr>
+      <w:rPr>
+        <w:rFonts w:ascii="Wingdings" w:hAnsi="Wingdings" w:hint="default"/>
+        <w:sz w:val="20"/>
+      </w:rPr>
+    </w:lvl>
+    <w:lvl w:ilvl="5" w:tentative="1">
+      <w:start w:val="1"/>
+      <w:numFmt w:val="bullet"/>
+      <w:lvlText w:val=""/>
+      <w:lvlJc w:val="left"/>
+      <w:pPr>
+        <w:tabs>
+          <w:tab w:val="num" w:pos="6480"/>
+        </w:tabs>
+        <w:ind w:left="6480" w:hanging="360"/>
+      </w:pPr>
+      <w:rPr>
+        <w:rFonts w:ascii="Wingdings" w:hAnsi="Wingdings" w:hint="default"/>
+        <w:sz w:val="20"/>
+      </w:rPr>
+    </w:lvl>
+    <w:lvl w:ilvl="6" w:tentative="1">
+      <w:start w:val="1"/>
+      <w:numFmt w:val="bullet"/>
+      <w:lvlText w:val=""/>
+      <w:lvlJc w:val="left"/>
+      <w:pPr>
+        <w:tabs>
+          <w:tab w:val="num" w:pos="7200"/>
+        </w:tabs>
+        <w:ind w:left="7200" w:hanging="360"/>
+      </w:pPr>
+      <w:rPr>
+        <w:rFonts w:ascii="Wingdings" w:hAnsi="Wingdings" w:hint="default"/>
+        <w:sz w:val="20"/>
+      </w:rPr>
+    </w:lvl>
+    <w:lvl w:ilvl="7" w:tentative="1">
+      <w:start w:val="1"/>
+      <w:numFmt w:val="bullet"/>
+      <w:lvlText w:val=""/>
+      <w:lvlJc w:val="left"/>
+      <w:pPr>
+        <w:tabs>
+          <w:tab w:val="num" w:pos="7920"/>
+        </w:tabs>
+        <w:ind w:left="7920" w:hanging="360"/>
+      </w:pPr>
+      <w:rPr>
+        <w:rFonts w:ascii="Wingdings" w:hAnsi="Wingdings" w:hint="default"/>
+        <w:sz w:val="20"/>
+      </w:rPr>
+    </w:lvl>
+    <w:lvl w:ilvl="8" w:tentative="1">
+      <w:start w:val="1"/>
+      <w:numFmt w:val="bullet"/>
+      <w:lvlText w:val=""/>
+      <w:lvlJc w:val="left"/>
+      <w:pPr>
+        <w:tabs>
+          <w:tab w:val="num" w:pos="8640"/>
+        </w:tabs>
+        <w:ind w:left="8640" w:hanging="360"/>
+      </w:pPr>
+      <w:rPr>
+        <w:rFonts w:ascii="Wingdings" w:hAnsi="Wingdings" w:hint="default"/>
+        <w:sz w:val="20"/>
+      </w:rPr>
+    </w:lvl>
+  </w:abstractNum>
+  <w:abstractNum w:abstractNumId="47" w15:restartNumberingAfterBreak="0">
     <w:nsid w:val="260E32B3"/>
     <w:multiLevelType w:val="multilevel"/>
     <w:tmpl w:val="5780303C"/>
@@ -23652,7 +28414,7 @@
       </w:pPr>
     </w:lvl>
   </w:abstractNum>
-  <w:abstractNum w:abstractNumId="35" w15:restartNumberingAfterBreak="0">
+  <w:abstractNum w:abstractNumId="48" w15:restartNumberingAfterBreak="0">
     <w:nsid w:val="268C78BA"/>
     <w:multiLevelType w:val="multilevel"/>
     <w:tmpl w:val="A05A2A34"/>
@@ -23801,7 +28563,305 @@
       </w:rPr>
     </w:lvl>
   </w:abstractNum>
-  <w:abstractNum w:abstractNumId="36" w15:restartNumberingAfterBreak="0">
+  <w:abstractNum w:abstractNumId="49" w15:restartNumberingAfterBreak="0">
+    <w:nsid w:val="279775DA"/>
+    <w:multiLevelType w:val="multilevel"/>
+    <w:tmpl w:val="1DD868C0"/>
+    <w:lvl w:ilvl="0">
+      <w:start w:val="1"/>
+      <w:numFmt w:val="bullet"/>
+      <w:lvlText w:val=""/>
+      <w:lvlJc w:val="left"/>
+      <w:pPr>
+        <w:tabs>
+          <w:tab w:val="num" w:pos="2520"/>
+        </w:tabs>
+        <w:ind w:left="2520" w:hanging="360"/>
+      </w:pPr>
+      <w:rPr>
+        <w:rFonts w:ascii="Symbol" w:hAnsi="Symbol" w:hint="default"/>
+        <w:sz w:val="20"/>
+      </w:rPr>
+    </w:lvl>
+    <w:lvl w:ilvl="1" w:tentative="1">
+      <w:start w:val="1"/>
+      <w:numFmt w:val="bullet"/>
+      <w:lvlText w:val="o"/>
+      <w:lvlJc w:val="left"/>
+      <w:pPr>
+        <w:tabs>
+          <w:tab w:val="num" w:pos="3240"/>
+        </w:tabs>
+        <w:ind w:left="3240" w:hanging="360"/>
+      </w:pPr>
+      <w:rPr>
+        <w:rFonts w:ascii="Courier New" w:hAnsi="Courier New" w:hint="default"/>
+        <w:sz w:val="20"/>
+      </w:rPr>
+    </w:lvl>
+    <w:lvl w:ilvl="2" w:tentative="1">
+      <w:start w:val="1"/>
+      <w:numFmt w:val="bullet"/>
+      <w:lvlText w:val=""/>
+      <w:lvlJc w:val="left"/>
+      <w:pPr>
+        <w:tabs>
+          <w:tab w:val="num" w:pos="3960"/>
+        </w:tabs>
+        <w:ind w:left="3960" w:hanging="360"/>
+      </w:pPr>
+      <w:rPr>
+        <w:rFonts w:ascii="Wingdings" w:hAnsi="Wingdings" w:hint="default"/>
+        <w:sz w:val="20"/>
+      </w:rPr>
+    </w:lvl>
+    <w:lvl w:ilvl="3" w:tentative="1">
+      <w:start w:val="1"/>
+      <w:numFmt w:val="bullet"/>
+      <w:lvlText w:val=""/>
+      <w:lvlJc w:val="left"/>
+      <w:pPr>
+        <w:tabs>
+          <w:tab w:val="num" w:pos="4680"/>
+        </w:tabs>
+        <w:ind w:left="4680" w:hanging="360"/>
+      </w:pPr>
+      <w:rPr>
+        <w:rFonts w:ascii="Wingdings" w:hAnsi="Wingdings" w:hint="default"/>
+        <w:sz w:val="20"/>
+      </w:rPr>
+    </w:lvl>
+    <w:lvl w:ilvl="4" w:tentative="1">
+      <w:start w:val="1"/>
+      <w:numFmt w:val="bullet"/>
+      <w:lvlText w:val=""/>
+      <w:lvlJc w:val="left"/>
+      <w:pPr>
+        <w:tabs>
+          <w:tab w:val="num" w:pos="5400"/>
+        </w:tabs>
+        <w:ind w:left="5400" w:hanging="360"/>
+      </w:pPr>
+      <w:rPr>
+        <w:rFonts w:ascii="Wingdings" w:hAnsi="Wingdings" w:hint="default"/>
+        <w:sz w:val="20"/>
+      </w:rPr>
+    </w:lvl>
+    <w:lvl w:ilvl="5" w:tentative="1">
+      <w:start w:val="1"/>
+      <w:numFmt w:val="bullet"/>
+      <w:lvlText w:val=""/>
+      <w:lvlJc w:val="left"/>
+      <w:pPr>
+        <w:tabs>
+          <w:tab w:val="num" w:pos="6120"/>
+        </w:tabs>
+        <w:ind w:left="6120" w:hanging="360"/>
+      </w:pPr>
+      <w:rPr>
+        <w:rFonts w:ascii="Wingdings" w:hAnsi="Wingdings" w:hint="default"/>
+        <w:sz w:val="20"/>
+      </w:rPr>
+    </w:lvl>
+    <w:lvl w:ilvl="6" w:tentative="1">
+      <w:start w:val="1"/>
+      <w:numFmt w:val="bullet"/>
+      <w:lvlText w:val=""/>
+      <w:lvlJc w:val="left"/>
+      <w:pPr>
+        <w:tabs>
+          <w:tab w:val="num" w:pos="6840"/>
+        </w:tabs>
+        <w:ind w:left="6840" w:hanging="360"/>
+      </w:pPr>
+      <w:rPr>
+        <w:rFonts w:ascii="Wingdings" w:hAnsi="Wingdings" w:hint="default"/>
+        <w:sz w:val="20"/>
+      </w:rPr>
+    </w:lvl>
+    <w:lvl w:ilvl="7" w:tentative="1">
+      <w:start w:val="1"/>
+      <w:numFmt w:val="bullet"/>
+      <w:lvlText w:val=""/>
+      <w:lvlJc w:val="left"/>
+      <w:pPr>
+        <w:tabs>
+          <w:tab w:val="num" w:pos="7560"/>
+        </w:tabs>
+        <w:ind w:left="7560" w:hanging="360"/>
+      </w:pPr>
+      <w:rPr>
+        <w:rFonts w:ascii="Wingdings" w:hAnsi="Wingdings" w:hint="default"/>
+        <w:sz w:val="20"/>
+      </w:rPr>
+    </w:lvl>
+    <w:lvl w:ilvl="8" w:tentative="1">
+      <w:start w:val="1"/>
+      <w:numFmt w:val="bullet"/>
+      <w:lvlText w:val=""/>
+      <w:lvlJc w:val="left"/>
+      <w:pPr>
+        <w:tabs>
+          <w:tab w:val="num" w:pos="8280"/>
+        </w:tabs>
+        <w:ind w:left="8280" w:hanging="360"/>
+      </w:pPr>
+      <w:rPr>
+        <w:rFonts w:ascii="Wingdings" w:hAnsi="Wingdings" w:hint="default"/>
+        <w:sz w:val="20"/>
+      </w:rPr>
+    </w:lvl>
+  </w:abstractNum>
+  <w:abstractNum w:abstractNumId="50" w15:restartNumberingAfterBreak="0">
+    <w:nsid w:val="27BA425A"/>
+    <w:multiLevelType w:val="multilevel"/>
+    <w:tmpl w:val="53F4106E"/>
+    <w:lvl w:ilvl="0">
+      <w:start w:val="1"/>
+      <w:numFmt w:val="bullet"/>
+      <w:lvlText w:val=""/>
+      <w:lvlJc w:val="left"/>
+      <w:pPr>
+        <w:tabs>
+          <w:tab w:val="num" w:pos="2880"/>
+        </w:tabs>
+        <w:ind w:left="2880" w:hanging="360"/>
+      </w:pPr>
+      <w:rPr>
+        <w:rFonts w:ascii="Symbol" w:hAnsi="Symbol" w:hint="default"/>
+        <w:sz w:val="20"/>
+      </w:rPr>
+    </w:lvl>
+    <w:lvl w:ilvl="1" w:tentative="1">
+      <w:start w:val="1"/>
+      <w:numFmt w:val="bullet"/>
+      <w:lvlText w:val="o"/>
+      <w:lvlJc w:val="left"/>
+      <w:pPr>
+        <w:tabs>
+          <w:tab w:val="num" w:pos="3600"/>
+        </w:tabs>
+        <w:ind w:left="3600" w:hanging="360"/>
+      </w:pPr>
+      <w:rPr>
+        <w:rFonts w:ascii="Courier New" w:hAnsi="Courier New" w:hint="default"/>
+        <w:sz w:val="20"/>
+      </w:rPr>
+    </w:lvl>
+    <w:lvl w:ilvl="2" w:tentative="1">
+      <w:start w:val="1"/>
+      <w:numFmt w:val="bullet"/>
+      <w:lvlText w:val=""/>
+      <w:lvlJc w:val="left"/>
+      <w:pPr>
+        <w:tabs>
+          <w:tab w:val="num" w:pos="4320"/>
+        </w:tabs>
+        <w:ind w:left="4320" w:hanging="360"/>
+      </w:pPr>
+      <w:rPr>
+        <w:rFonts w:ascii="Wingdings" w:hAnsi="Wingdings" w:hint="default"/>
+        <w:sz w:val="20"/>
+      </w:rPr>
+    </w:lvl>
+    <w:lvl w:ilvl="3" w:tentative="1">
+      <w:start w:val="1"/>
+      <w:numFmt w:val="bullet"/>
+      <w:lvlText w:val=""/>
+      <w:lvlJc w:val="left"/>
+      <w:pPr>
+        <w:tabs>
+          <w:tab w:val="num" w:pos="5040"/>
+        </w:tabs>
+        <w:ind w:left="5040" w:hanging="360"/>
+      </w:pPr>
+      <w:rPr>
+        <w:rFonts w:ascii="Wingdings" w:hAnsi="Wingdings" w:hint="default"/>
+        <w:sz w:val="20"/>
+      </w:rPr>
+    </w:lvl>
+    <w:lvl w:ilvl="4" w:tentative="1">
+      <w:start w:val="1"/>
+      <w:numFmt w:val="bullet"/>
+      <w:lvlText w:val=""/>
+      <w:lvlJc w:val="left"/>
+      <w:pPr>
+        <w:tabs>
+          <w:tab w:val="num" w:pos="5760"/>
+        </w:tabs>
+        <w:ind w:left="5760" w:hanging="360"/>
+      </w:pPr>
+      <w:rPr>
+        <w:rFonts w:ascii="Wingdings" w:hAnsi="Wingdings" w:hint="default"/>
+        <w:sz w:val="20"/>
+      </w:rPr>
+    </w:lvl>
+    <w:lvl w:ilvl="5" w:tentative="1">
+      <w:start w:val="1"/>
+      <w:numFmt w:val="bullet"/>
+      <w:lvlText w:val=""/>
+      <w:lvlJc w:val="left"/>
+      <w:pPr>
+        <w:tabs>
+          <w:tab w:val="num" w:pos="6480"/>
+        </w:tabs>
+        <w:ind w:left="6480" w:hanging="360"/>
+      </w:pPr>
+      <w:rPr>
+        <w:rFonts w:ascii="Wingdings" w:hAnsi="Wingdings" w:hint="default"/>
+        <w:sz w:val="20"/>
+      </w:rPr>
+    </w:lvl>
+    <w:lvl w:ilvl="6" w:tentative="1">
+      <w:start w:val="1"/>
+      <w:numFmt w:val="bullet"/>
+      <w:lvlText w:val=""/>
+      <w:lvlJc w:val="left"/>
+      <w:pPr>
+        <w:tabs>
+          <w:tab w:val="num" w:pos="7200"/>
+        </w:tabs>
+        <w:ind w:left="7200" w:hanging="360"/>
+      </w:pPr>
+      <w:rPr>
+        <w:rFonts w:ascii="Wingdings" w:hAnsi="Wingdings" w:hint="default"/>
+        <w:sz w:val="20"/>
+      </w:rPr>
+    </w:lvl>
+    <w:lvl w:ilvl="7" w:tentative="1">
+      <w:start w:val="1"/>
+      <w:numFmt w:val="bullet"/>
+      <w:lvlText w:val=""/>
+      <w:lvlJc w:val="left"/>
+      <w:pPr>
+        <w:tabs>
+          <w:tab w:val="num" w:pos="7920"/>
+        </w:tabs>
+        <w:ind w:left="7920" w:hanging="360"/>
+      </w:pPr>
+      <w:rPr>
+        <w:rFonts w:ascii="Wingdings" w:hAnsi="Wingdings" w:hint="default"/>
+        <w:sz w:val="20"/>
+      </w:rPr>
+    </w:lvl>
+    <w:lvl w:ilvl="8" w:tentative="1">
+      <w:start w:val="1"/>
+      <w:numFmt w:val="bullet"/>
+      <w:lvlText w:val=""/>
+      <w:lvlJc w:val="left"/>
+      <w:pPr>
+        <w:tabs>
+          <w:tab w:val="num" w:pos="8640"/>
+        </w:tabs>
+        <w:ind w:left="8640" w:hanging="360"/>
+      </w:pPr>
+      <w:rPr>
+        <w:rFonts w:ascii="Wingdings" w:hAnsi="Wingdings" w:hint="default"/>
+        <w:sz w:val="20"/>
+      </w:rPr>
+    </w:lvl>
+  </w:abstractNum>
+  <w:abstractNum w:abstractNumId="51" w15:restartNumberingAfterBreak="0">
     <w:nsid w:val="29666417"/>
     <w:multiLevelType w:val="hybridMultilevel"/>
     <w:tmpl w:val="00C25584"/>
@@ -23914,7 +28974,305 @@
       </w:rPr>
     </w:lvl>
   </w:abstractNum>
-  <w:abstractNum w:abstractNumId="37" w15:restartNumberingAfterBreak="0">
+  <w:abstractNum w:abstractNumId="52" w15:restartNumberingAfterBreak="0">
+    <w:nsid w:val="29ED2C78"/>
+    <w:multiLevelType w:val="multilevel"/>
+    <w:tmpl w:val="C34CE40E"/>
+    <w:lvl w:ilvl="0">
+      <w:start w:val="1"/>
+      <w:numFmt w:val="bullet"/>
+      <w:lvlText w:val=""/>
+      <w:lvlJc w:val="left"/>
+      <w:pPr>
+        <w:tabs>
+          <w:tab w:val="num" w:pos="2520"/>
+        </w:tabs>
+        <w:ind w:left="2520" w:hanging="360"/>
+      </w:pPr>
+      <w:rPr>
+        <w:rFonts w:ascii="Wingdings" w:hAnsi="Wingdings" w:hint="default"/>
+        <w:sz w:val="20"/>
+      </w:rPr>
+    </w:lvl>
+    <w:lvl w:ilvl="1" w:tentative="1">
+      <w:start w:val="1"/>
+      <w:numFmt w:val="bullet"/>
+      <w:lvlText w:val="o"/>
+      <w:lvlJc w:val="left"/>
+      <w:pPr>
+        <w:tabs>
+          <w:tab w:val="num" w:pos="3240"/>
+        </w:tabs>
+        <w:ind w:left="3240" w:hanging="360"/>
+      </w:pPr>
+      <w:rPr>
+        <w:rFonts w:ascii="Courier New" w:hAnsi="Courier New" w:hint="default"/>
+        <w:sz w:val="20"/>
+      </w:rPr>
+    </w:lvl>
+    <w:lvl w:ilvl="2" w:tentative="1">
+      <w:start w:val="1"/>
+      <w:numFmt w:val="bullet"/>
+      <w:lvlText w:val=""/>
+      <w:lvlJc w:val="left"/>
+      <w:pPr>
+        <w:tabs>
+          <w:tab w:val="num" w:pos="3960"/>
+        </w:tabs>
+        <w:ind w:left="3960" w:hanging="360"/>
+      </w:pPr>
+      <w:rPr>
+        <w:rFonts w:ascii="Wingdings" w:hAnsi="Wingdings" w:hint="default"/>
+        <w:sz w:val="20"/>
+      </w:rPr>
+    </w:lvl>
+    <w:lvl w:ilvl="3" w:tentative="1">
+      <w:start w:val="1"/>
+      <w:numFmt w:val="bullet"/>
+      <w:lvlText w:val=""/>
+      <w:lvlJc w:val="left"/>
+      <w:pPr>
+        <w:tabs>
+          <w:tab w:val="num" w:pos="4680"/>
+        </w:tabs>
+        <w:ind w:left="4680" w:hanging="360"/>
+      </w:pPr>
+      <w:rPr>
+        <w:rFonts w:ascii="Wingdings" w:hAnsi="Wingdings" w:hint="default"/>
+        <w:sz w:val="20"/>
+      </w:rPr>
+    </w:lvl>
+    <w:lvl w:ilvl="4" w:tentative="1">
+      <w:start w:val="1"/>
+      <w:numFmt w:val="bullet"/>
+      <w:lvlText w:val=""/>
+      <w:lvlJc w:val="left"/>
+      <w:pPr>
+        <w:tabs>
+          <w:tab w:val="num" w:pos="5400"/>
+        </w:tabs>
+        <w:ind w:left="5400" w:hanging="360"/>
+      </w:pPr>
+      <w:rPr>
+        <w:rFonts w:ascii="Wingdings" w:hAnsi="Wingdings" w:hint="default"/>
+        <w:sz w:val="20"/>
+      </w:rPr>
+    </w:lvl>
+    <w:lvl w:ilvl="5" w:tentative="1">
+      <w:start w:val="1"/>
+      <w:numFmt w:val="bullet"/>
+      <w:lvlText w:val=""/>
+      <w:lvlJc w:val="left"/>
+      <w:pPr>
+        <w:tabs>
+          <w:tab w:val="num" w:pos="6120"/>
+        </w:tabs>
+        <w:ind w:left="6120" w:hanging="360"/>
+      </w:pPr>
+      <w:rPr>
+        <w:rFonts w:ascii="Wingdings" w:hAnsi="Wingdings" w:hint="default"/>
+        <w:sz w:val="20"/>
+      </w:rPr>
+    </w:lvl>
+    <w:lvl w:ilvl="6" w:tentative="1">
+      <w:start w:val="1"/>
+      <w:numFmt w:val="bullet"/>
+      <w:lvlText w:val=""/>
+      <w:lvlJc w:val="left"/>
+      <w:pPr>
+        <w:tabs>
+          <w:tab w:val="num" w:pos="6840"/>
+        </w:tabs>
+        <w:ind w:left="6840" w:hanging="360"/>
+      </w:pPr>
+      <w:rPr>
+        <w:rFonts w:ascii="Wingdings" w:hAnsi="Wingdings" w:hint="default"/>
+        <w:sz w:val="20"/>
+      </w:rPr>
+    </w:lvl>
+    <w:lvl w:ilvl="7" w:tentative="1">
+      <w:start w:val="1"/>
+      <w:numFmt w:val="bullet"/>
+      <w:lvlText w:val=""/>
+      <w:lvlJc w:val="left"/>
+      <w:pPr>
+        <w:tabs>
+          <w:tab w:val="num" w:pos="7560"/>
+        </w:tabs>
+        <w:ind w:left="7560" w:hanging="360"/>
+      </w:pPr>
+      <w:rPr>
+        <w:rFonts w:ascii="Wingdings" w:hAnsi="Wingdings" w:hint="default"/>
+        <w:sz w:val="20"/>
+      </w:rPr>
+    </w:lvl>
+    <w:lvl w:ilvl="8" w:tentative="1">
+      <w:start w:val="1"/>
+      <w:numFmt w:val="bullet"/>
+      <w:lvlText w:val=""/>
+      <w:lvlJc w:val="left"/>
+      <w:pPr>
+        <w:tabs>
+          <w:tab w:val="num" w:pos="8280"/>
+        </w:tabs>
+        <w:ind w:left="8280" w:hanging="360"/>
+      </w:pPr>
+      <w:rPr>
+        <w:rFonts w:ascii="Wingdings" w:hAnsi="Wingdings" w:hint="default"/>
+        <w:sz w:val="20"/>
+      </w:rPr>
+    </w:lvl>
+  </w:abstractNum>
+  <w:abstractNum w:abstractNumId="53" w15:restartNumberingAfterBreak="0">
+    <w:nsid w:val="2BBB6C67"/>
+    <w:multiLevelType w:val="multilevel"/>
+    <w:tmpl w:val="ECF4021A"/>
+    <w:lvl w:ilvl="0">
+      <w:start w:val="1"/>
+      <w:numFmt w:val="bullet"/>
+      <w:lvlText w:val=""/>
+      <w:lvlJc w:val="left"/>
+      <w:pPr>
+        <w:tabs>
+          <w:tab w:val="num" w:pos="2160"/>
+        </w:tabs>
+        <w:ind w:left="2160" w:hanging="360"/>
+      </w:pPr>
+      <w:rPr>
+        <w:rFonts w:ascii="Symbol" w:hAnsi="Symbol" w:hint="default"/>
+        <w:sz w:val="20"/>
+      </w:rPr>
+    </w:lvl>
+    <w:lvl w:ilvl="1" w:tentative="1">
+      <w:start w:val="1"/>
+      <w:numFmt w:val="bullet"/>
+      <w:lvlText w:val="o"/>
+      <w:lvlJc w:val="left"/>
+      <w:pPr>
+        <w:tabs>
+          <w:tab w:val="num" w:pos="2880"/>
+        </w:tabs>
+        <w:ind w:left="2880" w:hanging="360"/>
+      </w:pPr>
+      <w:rPr>
+        <w:rFonts w:ascii="Courier New" w:hAnsi="Courier New" w:hint="default"/>
+        <w:sz w:val="20"/>
+      </w:rPr>
+    </w:lvl>
+    <w:lvl w:ilvl="2" w:tentative="1">
+      <w:start w:val="1"/>
+      <w:numFmt w:val="bullet"/>
+      <w:lvlText w:val=""/>
+      <w:lvlJc w:val="left"/>
+      <w:pPr>
+        <w:tabs>
+          <w:tab w:val="num" w:pos="3600"/>
+        </w:tabs>
+        <w:ind w:left="3600" w:hanging="360"/>
+      </w:pPr>
+      <w:rPr>
+        <w:rFonts w:ascii="Wingdings" w:hAnsi="Wingdings" w:hint="default"/>
+        <w:sz w:val="20"/>
+      </w:rPr>
+    </w:lvl>
+    <w:lvl w:ilvl="3" w:tentative="1">
+      <w:start w:val="1"/>
+      <w:numFmt w:val="bullet"/>
+      <w:lvlText w:val=""/>
+      <w:lvlJc w:val="left"/>
+      <w:pPr>
+        <w:tabs>
+          <w:tab w:val="num" w:pos="4320"/>
+        </w:tabs>
+        <w:ind w:left="4320" w:hanging="360"/>
+      </w:pPr>
+      <w:rPr>
+        <w:rFonts w:ascii="Wingdings" w:hAnsi="Wingdings" w:hint="default"/>
+        <w:sz w:val="20"/>
+      </w:rPr>
+    </w:lvl>
+    <w:lvl w:ilvl="4" w:tentative="1">
+      <w:start w:val="1"/>
+      <w:numFmt w:val="bullet"/>
+      <w:lvlText w:val=""/>
+      <w:lvlJc w:val="left"/>
+      <w:pPr>
+        <w:tabs>
+          <w:tab w:val="num" w:pos="5040"/>
+        </w:tabs>
+        <w:ind w:left="5040" w:hanging="360"/>
+      </w:pPr>
+      <w:rPr>
+        <w:rFonts w:ascii="Wingdings" w:hAnsi="Wingdings" w:hint="default"/>
+        <w:sz w:val="20"/>
+      </w:rPr>
+    </w:lvl>
+    <w:lvl w:ilvl="5" w:tentative="1">
+      <w:start w:val="1"/>
+      <w:numFmt w:val="bullet"/>
+      <w:lvlText w:val=""/>
+      <w:lvlJc w:val="left"/>
+      <w:pPr>
+        <w:tabs>
+          <w:tab w:val="num" w:pos="5760"/>
+        </w:tabs>
+        <w:ind w:left="5760" w:hanging="360"/>
+      </w:pPr>
+      <w:rPr>
+        <w:rFonts w:ascii="Wingdings" w:hAnsi="Wingdings" w:hint="default"/>
+        <w:sz w:val="20"/>
+      </w:rPr>
+    </w:lvl>
+    <w:lvl w:ilvl="6" w:tentative="1">
+      <w:start w:val="1"/>
+      <w:numFmt w:val="bullet"/>
+      <w:lvlText w:val=""/>
+      <w:lvlJc w:val="left"/>
+      <w:pPr>
+        <w:tabs>
+          <w:tab w:val="num" w:pos="6480"/>
+        </w:tabs>
+        <w:ind w:left="6480" w:hanging="360"/>
+      </w:pPr>
+      <w:rPr>
+        <w:rFonts w:ascii="Wingdings" w:hAnsi="Wingdings" w:hint="default"/>
+        <w:sz w:val="20"/>
+      </w:rPr>
+    </w:lvl>
+    <w:lvl w:ilvl="7" w:tentative="1">
+      <w:start w:val="1"/>
+      <w:numFmt w:val="bullet"/>
+      <w:lvlText w:val=""/>
+      <w:lvlJc w:val="left"/>
+      <w:pPr>
+        <w:tabs>
+          <w:tab w:val="num" w:pos="7200"/>
+        </w:tabs>
+        <w:ind w:left="7200" w:hanging="360"/>
+      </w:pPr>
+      <w:rPr>
+        <w:rFonts w:ascii="Wingdings" w:hAnsi="Wingdings" w:hint="default"/>
+        <w:sz w:val="20"/>
+      </w:rPr>
+    </w:lvl>
+    <w:lvl w:ilvl="8" w:tentative="1">
+      <w:start w:val="1"/>
+      <w:numFmt w:val="bullet"/>
+      <w:lvlText w:val=""/>
+      <w:lvlJc w:val="left"/>
+      <w:pPr>
+        <w:tabs>
+          <w:tab w:val="num" w:pos="7920"/>
+        </w:tabs>
+        <w:ind w:left="7920" w:hanging="360"/>
+      </w:pPr>
+      <w:rPr>
+        <w:rFonts w:ascii="Wingdings" w:hAnsi="Wingdings" w:hint="default"/>
+        <w:sz w:val="20"/>
+      </w:rPr>
+    </w:lvl>
+  </w:abstractNum>
+  <w:abstractNum w:abstractNumId="54" w15:restartNumberingAfterBreak="0">
     <w:nsid w:val="2BD25C22"/>
     <w:multiLevelType w:val="multilevel"/>
     <w:tmpl w:val="8FF89EFE"/>
@@ -24063,7 +29421,156 @@
       </w:rPr>
     </w:lvl>
   </w:abstractNum>
-  <w:abstractNum w:abstractNumId="38" w15:restartNumberingAfterBreak="0">
+  <w:abstractNum w:abstractNumId="55" w15:restartNumberingAfterBreak="0">
+    <w:nsid w:val="2E7E57E1"/>
+    <w:multiLevelType w:val="multilevel"/>
+    <w:tmpl w:val="225A44BC"/>
+    <w:lvl w:ilvl="0">
+      <w:start w:val="1"/>
+      <w:numFmt w:val="bullet"/>
+      <w:lvlText w:val=""/>
+      <w:lvlJc w:val="left"/>
+      <w:pPr>
+        <w:tabs>
+          <w:tab w:val="num" w:pos="2520"/>
+        </w:tabs>
+        <w:ind w:left="2520" w:hanging="360"/>
+      </w:pPr>
+      <w:rPr>
+        <w:rFonts w:ascii="Symbol" w:hAnsi="Symbol" w:hint="default"/>
+        <w:sz w:val="20"/>
+      </w:rPr>
+    </w:lvl>
+    <w:lvl w:ilvl="1" w:tentative="1">
+      <w:start w:val="1"/>
+      <w:numFmt w:val="bullet"/>
+      <w:lvlText w:val="o"/>
+      <w:lvlJc w:val="left"/>
+      <w:pPr>
+        <w:tabs>
+          <w:tab w:val="num" w:pos="3240"/>
+        </w:tabs>
+        <w:ind w:left="3240" w:hanging="360"/>
+      </w:pPr>
+      <w:rPr>
+        <w:rFonts w:ascii="Courier New" w:hAnsi="Courier New" w:hint="default"/>
+        <w:sz w:val="20"/>
+      </w:rPr>
+    </w:lvl>
+    <w:lvl w:ilvl="2" w:tentative="1">
+      <w:start w:val="1"/>
+      <w:numFmt w:val="bullet"/>
+      <w:lvlText w:val=""/>
+      <w:lvlJc w:val="left"/>
+      <w:pPr>
+        <w:tabs>
+          <w:tab w:val="num" w:pos="3960"/>
+        </w:tabs>
+        <w:ind w:left="3960" w:hanging="360"/>
+      </w:pPr>
+      <w:rPr>
+        <w:rFonts w:ascii="Wingdings" w:hAnsi="Wingdings" w:hint="default"/>
+        <w:sz w:val="20"/>
+      </w:rPr>
+    </w:lvl>
+    <w:lvl w:ilvl="3" w:tentative="1">
+      <w:start w:val="1"/>
+      <w:numFmt w:val="bullet"/>
+      <w:lvlText w:val=""/>
+      <w:lvlJc w:val="left"/>
+      <w:pPr>
+        <w:tabs>
+          <w:tab w:val="num" w:pos="4680"/>
+        </w:tabs>
+        <w:ind w:left="4680" w:hanging="360"/>
+      </w:pPr>
+      <w:rPr>
+        <w:rFonts w:ascii="Wingdings" w:hAnsi="Wingdings" w:hint="default"/>
+        <w:sz w:val="20"/>
+      </w:rPr>
+    </w:lvl>
+    <w:lvl w:ilvl="4" w:tentative="1">
+      <w:start w:val="1"/>
+      <w:numFmt w:val="bullet"/>
+      <w:lvlText w:val=""/>
+      <w:lvlJc w:val="left"/>
+      <w:pPr>
+        <w:tabs>
+          <w:tab w:val="num" w:pos="5400"/>
+        </w:tabs>
+        <w:ind w:left="5400" w:hanging="360"/>
+      </w:pPr>
+      <w:rPr>
+        <w:rFonts w:ascii="Wingdings" w:hAnsi="Wingdings" w:hint="default"/>
+        <w:sz w:val="20"/>
+      </w:rPr>
+    </w:lvl>
+    <w:lvl w:ilvl="5" w:tentative="1">
+      <w:start w:val="1"/>
+      <w:numFmt w:val="bullet"/>
+      <w:lvlText w:val=""/>
+      <w:lvlJc w:val="left"/>
+      <w:pPr>
+        <w:tabs>
+          <w:tab w:val="num" w:pos="6120"/>
+        </w:tabs>
+        <w:ind w:left="6120" w:hanging="360"/>
+      </w:pPr>
+      <w:rPr>
+        <w:rFonts w:ascii="Wingdings" w:hAnsi="Wingdings" w:hint="default"/>
+        <w:sz w:val="20"/>
+      </w:rPr>
+    </w:lvl>
+    <w:lvl w:ilvl="6" w:tentative="1">
+      <w:start w:val="1"/>
+      <w:numFmt w:val="bullet"/>
+      <w:lvlText w:val=""/>
+      <w:lvlJc w:val="left"/>
+      <w:pPr>
+        <w:tabs>
+          <w:tab w:val="num" w:pos="6840"/>
+        </w:tabs>
+        <w:ind w:left="6840" w:hanging="360"/>
+      </w:pPr>
+      <w:rPr>
+        <w:rFonts w:ascii="Wingdings" w:hAnsi="Wingdings" w:hint="default"/>
+        <w:sz w:val="20"/>
+      </w:rPr>
+    </w:lvl>
+    <w:lvl w:ilvl="7" w:tentative="1">
+      <w:start w:val="1"/>
+      <w:numFmt w:val="bullet"/>
+      <w:lvlText w:val=""/>
+      <w:lvlJc w:val="left"/>
+      <w:pPr>
+        <w:tabs>
+          <w:tab w:val="num" w:pos="7560"/>
+        </w:tabs>
+        <w:ind w:left="7560" w:hanging="360"/>
+      </w:pPr>
+      <w:rPr>
+        <w:rFonts w:ascii="Wingdings" w:hAnsi="Wingdings" w:hint="default"/>
+        <w:sz w:val="20"/>
+      </w:rPr>
+    </w:lvl>
+    <w:lvl w:ilvl="8" w:tentative="1">
+      <w:start w:val="1"/>
+      <w:numFmt w:val="bullet"/>
+      <w:lvlText w:val=""/>
+      <w:lvlJc w:val="left"/>
+      <w:pPr>
+        <w:tabs>
+          <w:tab w:val="num" w:pos="8280"/>
+        </w:tabs>
+        <w:ind w:left="8280" w:hanging="360"/>
+      </w:pPr>
+      <w:rPr>
+        <w:rFonts w:ascii="Wingdings" w:hAnsi="Wingdings" w:hint="default"/>
+        <w:sz w:val="20"/>
+      </w:rPr>
+    </w:lvl>
+  </w:abstractNum>
+  <w:abstractNum w:abstractNumId="56" w15:restartNumberingAfterBreak="0">
     <w:nsid w:val="2E7F00E5"/>
     <w:multiLevelType w:val="multilevel"/>
     <w:tmpl w:val="177AF29C"/>
@@ -24212,7 +29719,156 @@
       </w:rPr>
     </w:lvl>
   </w:abstractNum>
-  <w:abstractNum w:abstractNumId="39" w15:restartNumberingAfterBreak="0">
+  <w:abstractNum w:abstractNumId="57" w15:restartNumberingAfterBreak="0">
+    <w:nsid w:val="300148AD"/>
+    <w:multiLevelType w:val="multilevel"/>
+    <w:tmpl w:val="27FC7A94"/>
+    <w:lvl w:ilvl="0">
+      <w:start w:val="1"/>
+      <w:numFmt w:val="bullet"/>
+      <w:lvlText w:val=""/>
+      <w:lvlJc w:val="left"/>
+      <w:pPr>
+        <w:tabs>
+          <w:tab w:val="num" w:pos="2880"/>
+        </w:tabs>
+        <w:ind w:left="2880" w:hanging="360"/>
+      </w:pPr>
+      <w:rPr>
+        <w:rFonts w:ascii="Wingdings" w:hAnsi="Wingdings" w:hint="default"/>
+        <w:sz w:val="20"/>
+      </w:rPr>
+    </w:lvl>
+    <w:lvl w:ilvl="1" w:tentative="1">
+      <w:start w:val="1"/>
+      <w:numFmt w:val="bullet"/>
+      <w:lvlText w:val="o"/>
+      <w:lvlJc w:val="left"/>
+      <w:pPr>
+        <w:tabs>
+          <w:tab w:val="num" w:pos="3600"/>
+        </w:tabs>
+        <w:ind w:left="3600" w:hanging="360"/>
+      </w:pPr>
+      <w:rPr>
+        <w:rFonts w:ascii="Courier New" w:hAnsi="Courier New" w:hint="default"/>
+        <w:sz w:val="20"/>
+      </w:rPr>
+    </w:lvl>
+    <w:lvl w:ilvl="2" w:tentative="1">
+      <w:start w:val="1"/>
+      <w:numFmt w:val="bullet"/>
+      <w:lvlText w:val=""/>
+      <w:lvlJc w:val="left"/>
+      <w:pPr>
+        <w:tabs>
+          <w:tab w:val="num" w:pos="4320"/>
+        </w:tabs>
+        <w:ind w:left="4320" w:hanging="360"/>
+      </w:pPr>
+      <w:rPr>
+        <w:rFonts w:ascii="Wingdings" w:hAnsi="Wingdings" w:hint="default"/>
+        <w:sz w:val="20"/>
+      </w:rPr>
+    </w:lvl>
+    <w:lvl w:ilvl="3" w:tentative="1">
+      <w:start w:val="1"/>
+      <w:numFmt w:val="bullet"/>
+      <w:lvlText w:val=""/>
+      <w:lvlJc w:val="left"/>
+      <w:pPr>
+        <w:tabs>
+          <w:tab w:val="num" w:pos="5040"/>
+        </w:tabs>
+        <w:ind w:left="5040" w:hanging="360"/>
+      </w:pPr>
+      <w:rPr>
+        <w:rFonts w:ascii="Wingdings" w:hAnsi="Wingdings" w:hint="default"/>
+        <w:sz w:val="20"/>
+      </w:rPr>
+    </w:lvl>
+    <w:lvl w:ilvl="4" w:tentative="1">
+      <w:start w:val="1"/>
+      <w:numFmt w:val="bullet"/>
+      <w:lvlText w:val=""/>
+      <w:lvlJc w:val="left"/>
+      <w:pPr>
+        <w:tabs>
+          <w:tab w:val="num" w:pos="5760"/>
+        </w:tabs>
+        <w:ind w:left="5760" w:hanging="360"/>
+      </w:pPr>
+      <w:rPr>
+        <w:rFonts w:ascii="Wingdings" w:hAnsi="Wingdings" w:hint="default"/>
+        <w:sz w:val="20"/>
+      </w:rPr>
+    </w:lvl>
+    <w:lvl w:ilvl="5" w:tentative="1">
+      <w:start w:val="1"/>
+      <w:numFmt w:val="bullet"/>
+      <w:lvlText w:val=""/>
+      <w:lvlJc w:val="left"/>
+      <w:pPr>
+        <w:tabs>
+          <w:tab w:val="num" w:pos="6480"/>
+        </w:tabs>
+        <w:ind w:left="6480" w:hanging="360"/>
+      </w:pPr>
+      <w:rPr>
+        <w:rFonts w:ascii="Wingdings" w:hAnsi="Wingdings" w:hint="default"/>
+        <w:sz w:val="20"/>
+      </w:rPr>
+    </w:lvl>
+    <w:lvl w:ilvl="6" w:tentative="1">
+      <w:start w:val="1"/>
+      <w:numFmt w:val="bullet"/>
+      <w:lvlText w:val=""/>
+      <w:lvlJc w:val="left"/>
+      <w:pPr>
+        <w:tabs>
+          <w:tab w:val="num" w:pos="7200"/>
+        </w:tabs>
+        <w:ind w:left="7200" w:hanging="360"/>
+      </w:pPr>
+      <w:rPr>
+        <w:rFonts w:ascii="Wingdings" w:hAnsi="Wingdings" w:hint="default"/>
+        <w:sz w:val="20"/>
+      </w:rPr>
+    </w:lvl>
+    <w:lvl w:ilvl="7" w:tentative="1">
+      <w:start w:val="1"/>
+      <w:numFmt w:val="bullet"/>
+      <w:lvlText w:val=""/>
+      <w:lvlJc w:val="left"/>
+      <w:pPr>
+        <w:tabs>
+          <w:tab w:val="num" w:pos="7920"/>
+        </w:tabs>
+        <w:ind w:left="7920" w:hanging="360"/>
+      </w:pPr>
+      <w:rPr>
+        <w:rFonts w:ascii="Wingdings" w:hAnsi="Wingdings" w:hint="default"/>
+        <w:sz w:val="20"/>
+      </w:rPr>
+    </w:lvl>
+    <w:lvl w:ilvl="8" w:tentative="1">
+      <w:start w:val="1"/>
+      <w:numFmt w:val="bullet"/>
+      <w:lvlText w:val=""/>
+      <w:lvlJc w:val="left"/>
+      <w:pPr>
+        <w:tabs>
+          <w:tab w:val="num" w:pos="8640"/>
+        </w:tabs>
+        <w:ind w:left="8640" w:hanging="360"/>
+      </w:pPr>
+      <w:rPr>
+        <w:rFonts w:ascii="Wingdings" w:hAnsi="Wingdings" w:hint="default"/>
+        <w:sz w:val="20"/>
+      </w:rPr>
+    </w:lvl>
+  </w:abstractNum>
+  <w:abstractNum w:abstractNumId="58" w15:restartNumberingAfterBreak="0">
     <w:nsid w:val="307F2C0E"/>
     <w:multiLevelType w:val="hybridMultilevel"/>
     <w:tmpl w:val="E4A2D31C"/>
@@ -24325,7 +29981,7 @@
       </w:rPr>
     </w:lvl>
   </w:abstractNum>
-  <w:abstractNum w:abstractNumId="40" w15:restartNumberingAfterBreak="0">
+  <w:abstractNum w:abstractNumId="59" w15:restartNumberingAfterBreak="0">
     <w:nsid w:val="31E13EA7"/>
     <w:multiLevelType w:val="multilevel"/>
     <w:tmpl w:val="8646CE18"/>
@@ -24438,7 +30094,7 @@
       </w:pPr>
     </w:lvl>
   </w:abstractNum>
-  <w:abstractNum w:abstractNumId="41" w15:restartNumberingAfterBreak="0">
+  <w:abstractNum w:abstractNumId="60" w15:restartNumberingAfterBreak="0">
     <w:nsid w:val="32C31F5D"/>
     <w:multiLevelType w:val="multilevel"/>
     <w:tmpl w:val="B2DE7DE6"/>
@@ -24587,7 +30243,7 @@
       </w:rPr>
     </w:lvl>
   </w:abstractNum>
-  <w:abstractNum w:abstractNumId="42" w15:restartNumberingAfterBreak="0">
+  <w:abstractNum w:abstractNumId="61" w15:restartNumberingAfterBreak="0">
     <w:nsid w:val="355A0619"/>
     <w:multiLevelType w:val="multilevel"/>
     <w:tmpl w:val="2220AAC6"/>
@@ -24736,7 +30392,7 @@
       </w:rPr>
     </w:lvl>
   </w:abstractNum>
-  <w:abstractNum w:abstractNumId="43" w15:restartNumberingAfterBreak="0">
+  <w:abstractNum w:abstractNumId="62" w15:restartNumberingAfterBreak="0">
     <w:nsid w:val="36C720D6"/>
     <w:multiLevelType w:val="multilevel"/>
     <w:tmpl w:val="E50A75BE"/>
@@ -24885,7 +30541,156 @@
       </w:rPr>
     </w:lvl>
   </w:abstractNum>
-  <w:abstractNum w:abstractNumId="44" w15:restartNumberingAfterBreak="0">
+  <w:abstractNum w:abstractNumId="63" w15:restartNumberingAfterBreak="0">
+    <w:nsid w:val="3B2E00F6"/>
+    <w:multiLevelType w:val="multilevel"/>
+    <w:tmpl w:val="F382895A"/>
+    <w:lvl w:ilvl="0">
+      <w:start w:val="1"/>
+      <w:numFmt w:val="bullet"/>
+      <w:lvlText w:val=""/>
+      <w:lvlJc w:val="left"/>
+      <w:pPr>
+        <w:tabs>
+          <w:tab w:val="num" w:pos="2520"/>
+        </w:tabs>
+        <w:ind w:left="2520" w:hanging="360"/>
+      </w:pPr>
+      <w:rPr>
+        <w:rFonts w:ascii="Symbol" w:hAnsi="Symbol" w:hint="default"/>
+        <w:sz w:val="20"/>
+      </w:rPr>
+    </w:lvl>
+    <w:lvl w:ilvl="1" w:tentative="1">
+      <w:start w:val="1"/>
+      <w:numFmt w:val="bullet"/>
+      <w:lvlText w:val="o"/>
+      <w:lvlJc w:val="left"/>
+      <w:pPr>
+        <w:tabs>
+          <w:tab w:val="num" w:pos="3240"/>
+        </w:tabs>
+        <w:ind w:left="3240" w:hanging="360"/>
+      </w:pPr>
+      <w:rPr>
+        <w:rFonts w:ascii="Courier New" w:hAnsi="Courier New" w:hint="default"/>
+        <w:sz w:val="20"/>
+      </w:rPr>
+    </w:lvl>
+    <w:lvl w:ilvl="2" w:tentative="1">
+      <w:start w:val="1"/>
+      <w:numFmt w:val="bullet"/>
+      <w:lvlText w:val=""/>
+      <w:lvlJc w:val="left"/>
+      <w:pPr>
+        <w:tabs>
+          <w:tab w:val="num" w:pos="3960"/>
+        </w:tabs>
+        <w:ind w:left="3960" w:hanging="360"/>
+      </w:pPr>
+      <w:rPr>
+        <w:rFonts w:ascii="Wingdings" w:hAnsi="Wingdings" w:hint="default"/>
+        <w:sz w:val="20"/>
+      </w:rPr>
+    </w:lvl>
+    <w:lvl w:ilvl="3" w:tentative="1">
+      <w:start w:val="1"/>
+      <w:numFmt w:val="bullet"/>
+      <w:lvlText w:val=""/>
+      <w:lvlJc w:val="left"/>
+      <w:pPr>
+        <w:tabs>
+          <w:tab w:val="num" w:pos="4680"/>
+        </w:tabs>
+        <w:ind w:left="4680" w:hanging="360"/>
+      </w:pPr>
+      <w:rPr>
+        <w:rFonts w:ascii="Wingdings" w:hAnsi="Wingdings" w:hint="default"/>
+        <w:sz w:val="20"/>
+      </w:rPr>
+    </w:lvl>
+    <w:lvl w:ilvl="4" w:tentative="1">
+      <w:start w:val="1"/>
+      <w:numFmt w:val="bullet"/>
+      <w:lvlText w:val=""/>
+      <w:lvlJc w:val="left"/>
+      <w:pPr>
+        <w:tabs>
+          <w:tab w:val="num" w:pos="5400"/>
+        </w:tabs>
+        <w:ind w:left="5400" w:hanging="360"/>
+      </w:pPr>
+      <w:rPr>
+        <w:rFonts w:ascii="Wingdings" w:hAnsi="Wingdings" w:hint="default"/>
+        <w:sz w:val="20"/>
+      </w:rPr>
+    </w:lvl>
+    <w:lvl w:ilvl="5" w:tentative="1">
+      <w:start w:val="1"/>
+      <w:numFmt w:val="bullet"/>
+      <w:lvlText w:val=""/>
+      <w:lvlJc w:val="left"/>
+      <w:pPr>
+        <w:tabs>
+          <w:tab w:val="num" w:pos="6120"/>
+        </w:tabs>
+        <w:ind w:left="6120" w:hanging="360"/>
+      </w:pPr>
+      <w:rPr>
+        <w:rFonts w:ascii="Wingdings" w:hAnsi="Wingdings" w:hint="default"/>
+        <w:sz w:val="20"/>
+      </w:rPr>
+    </w:lvl>
+    <w:lvl w:ilvl="6" w:tentative="1">
+      <w:start w:val="1"/>
+      <w:numFmt w:val="bullet"/>
+      <w:lvlText w:val=""/>
+      <w:lvlJc w:val="left"/>
+      <w:pPr>
+        <w:tabs>
+          <w:tab w:val="num" w:pos="6840"/>
+        </w:tabs>
+        <w:ind w:left="6840" w:hanging="360"/>
+      </w:pPr>
+      <w:rPr>
+        <w:rFonts w:ascii="Wingdings" w:hAnsi="Wingdings" w:hint="default"/>
+        <w:sz w:val="20"/>
+      </w:rPr>
+    </w:lvl>
+    <w:lvl w:ilvl="7" w:tentative="1">
+      <w:start w:val="1"/>
+      <w:numFmt w:val="bullet"/>
+      <w:lvlText w:val=""/>
+      <w:lvlJc w:val="left"/>
+      <w:pPr>
+        <w:tabs>
+          <w:tab w:val="num" w:pos="7560"/>
+        </w:tabs>
+        <w:ind w:left="7560" w:hanging="360"/>
+      </w:pPr>
+      <w:rPr>
+        <w:rFonts w:ascii="Wingdings" w:hAnsi="Wingdings" w:hint="default"/>
+        <w:sz w:val="20"/>
+      </w:rPr>
+    </w:lvl>
+    <w:lvl w:ilvl="8" w:tentative="1">
+      <w:start w:val="1"/>
+      <w:numFmt w:val="bullet"/>
+      <w:lvlText w:val=""/>
+      <w:lvlJc w:val="left"/>
+      <w:pPr>
+        <w:tabs>
+          <w:tab w:val="num" w:pos="8280"/>
+        </w:tabs>
+        <w:ind w:left="8280" w:hanging="360"/>
+      </w:pPr>
+      <w:rPr>
+        <w:rFonts w:ascii="Wingdings" w:hAnsi="Wingdings" w:hint="default"/>
+        <w:sz w:val="20"/>
+      </w:rPr>
+    </w:lvl>
+  </w:abstractNum>
+  <w:abstractNum w:abstractNumId="64" w15:restartNumberingAfterBreak="0">
     <w:nsid w:val="3BD17814"/>
     <w:multiLevelType w:val="multilevel"/>
     <w:tmpl w:val="C90C5786"/>
@@ -25034,7 +30839,7 @@
       </w:rPr>
     </w:lvl>
   </w:abstractNum>
-  <w:abstractNum w:abstractNumId="45" w15:restartNumberingAfterBreak="0">
+  <w:abstractNum w:abstractNumId="65" w15:restartNumberingAfterBreak="0">
     <w:nsid w:val="3E700496"/>
     <w:multiLevelType w:val="multilevel"/>
     <w:tmpl w:val="45B6B05E"/>
@@ -25183,7 +30988,7 @@
       </w:rPr>
     </w:lvl>
   </w:abstractNum>
-  <w:abstractNum w:abstractNumId="46" w15:restartNumberingAfterBreak="0">
+  <w:abstractNum w:abstractNumId="66" w15:restartNumberingAfterBreak="0">
     <w:nsid w:val="3EDA618F"/>
     <w:multiLevelType w:val="multilevel"/>
     <w:tmpl w:val="EB303518"/>
@@ -25332,7 +31137,7 @@
       </w:rPr>
     </w:lvl>
   </w:abstractNum>
-  <w:abstractNum w:abstractNumId="47" w15:restartNumberingAfterBreak="0">
+  <w:abstractNum w:abstractNumId="67" w15:restartNumberingAfterBreak="0">
     <w:nsid w:val="3F667B06"/>
     <w:multiLevelType w:val="multilevel"/>
     <w:tmpl w:val="EAD200AE"/>
@@ -25481,7 +31286,156 @@
       </w:rPr>
     </w:lvl>
   </w:abstractNum>
-  <w:abstractNum w:abstractNumId="48" w15:restartNumberingAfterBreak="0">
+  <w:abstractNum w:abstractNumId="68" w15:restartNumberingAfterBreak="0">
+    <w:nsid w:val="40CB5E8A"/>
+    <w:multiLevelType w:val="multilevel"/>
+    <w:tmpl w:val="5C56DFD4"/>
+    <w:lvl w:ilvl="0">
+      <w:start w:val="1"/>
+      <w:numFmt w:val="bullet"/>
+      <w:lvlText w:val=""/>
+      <w:lvlJc w:val="left"/>
+      <w:pPr>
+        <w:tabs>
+          <w:tab w:val="num" w:pos="2520"/>
+        </w:tabs>
+        <w:ind w:left="2520" w:hanging="360"/>
+      </w:pPr>
+      <w:rPr>
+        <w:rFonts w:ascii="Symbol" w:hAnsi="Symbol" w:hint="default"/>
+        <w:sz w:val="20"/>
+      </w:rPr>
+    </w:lvl>
+    <w:lvl w:ilvl="1" w:tentative="1">
+      <w:start w:val="1"/>
+      <w:numFmt w:val="bullet"/>
+      <w:lvlText w:val="o"/>
+      <w:lvlJc w:val="left"/>
+      <w:pPr>
+        <w:tabs>
+          <w:tab w:val="num" w:pos="3240"/>
+        </w:tabs>
+        <w:ind w:left="3240" w:hanging="360"/>
+      </w:pPr>
+      <w:rPr>
+        <w:rFonts w:ascii="Courier New" w:hAnsi="Courier New" w:hint="default"/>
+        <w:sz w:val="20"/>
+      </w:rPr>
+    </w:lvl>
+    <w:lvl w:ilvl="2" w:tentative="1">
+      <w:start w:val="1"/>
+      <w:numFmt w:val="bullet"/>
+      <w:lvlText w:val=""/>
+      <w:lvlJc w:val="left"/>
+      <w:pPr>
+        <w:tabs>
+          <w:tab w:val="num" w:pos="3960"/>
+        </w:tabs>
+        <w:ind w:left="3960" w:hanging="360"/>
+      </w:pPr>
+      <w:rPr>
+        <w:rFonts w:ascii="Wingdings" w:hAnsi="Wingdings" w:hint="default"/>
+        <w:sz w:val="20"/>
+      </w:rPr>
+    </w:lvl>
+    <w:lvl w:ilvl="3" w:tentative="1">
+      <w:start w:val="1"/>
+      <w:numFmt w:val="bullet"/>
+      <w:lvlText w:val=""/>
+      <w:lvlJc w:val="left"/>
+      <w:pPr>
+        <w:tabs>
+          <w:tab w:val="num" w:pos="4680"/>
+        </w:tabs>
+        <w:ind w:left="4680" w:hanging="360"/>
+      </w:pPr>
+      <w:rPr>
+        <w:rFonts w:ascii="Wingdings" w:hAnsi="Wingdings" w:hint="default"/>
+        <w:sz w:val="20"/>
+      </w:rPr>
+    </w:lvl>
+    <w:lvl w:ilvl="4" w:tentative="1">
+      <w:start w:val="1"/>
+      <w:numFmt w:val="bullet"/>
+      <w:lvlText w:val=""/>
+      <w:lvlJc w:val="left"/>
+      <w:pPr>
+        <w:tabs>
+          <w:tab w:val="num" w:pos="5400"/>
+        </w:tabs>
+        <w:ind w:left="5400" w:hanging="360"/>
+      </w:pPr>
+      <w:rPr>
+        <w:rFonts w:ascii="Wingdings" w:hAnsi="Wingdings" w:hint="default"/>
+        <w:sz w:val="20"/>
+      </w:rPr>
+    </w:lvl>
+    <w:lvl w:ilvl="5" w:tentative="1">
+      <w:start w:val="1"/>
+      <w:numFmt w:val="bullet"/>
+      <w:lvlText w:val=""/>
+      <w:lvlJc w:val="left"/>
+      <w:pPr>
+        <w:tabs>
+          <w:tab w:val="num" w:pos="6120"/>
+        </w:tabs>
+        <w:ind w:left="6120" w:hanging="360"/>
+      </w:pPr>
+      <w:rPr>
+        <w:rFonts w:ascii="Wingdings" w:hAnsi="Wingdings" w:hint="default"/>
+        <w:sz w:val="20"/>
+      </w:rPr>
+    </w:lvl>
+    <w:lvl w:ilvl="6" w:tentative="1">
+      <w:start w:val="1"/>
+      <w:numFmt w:val="bullet"/>
+      <w:lvlText w:val=""/>
+      <w:lvlJc w:val="left"/>
+      <w:pPr>
+        <w:tabs>
+          <w:tab w:val="num" w:pos="6840"/>
+        </w:tabs>
+        <w:ind w:left="6840" w:hanging="360"/>
+      </w:pPr>
+      <w:rPr>
+        <w:rFonts w:ascii="Wingdings" w:hAnsi="Wingdings" w:hint="default"/>
+        <w:sz w:val="20"/>
+      </w:rPr>
+    </w:lvl>
+    <w:lvl w:ilvl="7" w:tentative="1">
+      <w:start w:val="1"/>
+      <w:numFmt w:val="bullet"/>
+      <w:lvlText w:val=""/>
+      <w:lvlJc w:val="left"/>
+      <w:pPr>
+        <w:tabs>
+          <w:tab w:val="num" w:pos="7560"/>
+        </w:tabs>
+        <w:ind w:left="7560" w:hanging="360"/>
+      </w:pPr>
+      <w:rPr>
+        <w:rFonts w:ascii="Wingdings" w:hAnsi="Wingdings" w:hint="default"/>
+        <w:sz w:val="20"/>
+      </w:rPr>
+    </w:lvl>
+    <w:lvl w:ilvl="8" w:tentative="1">
+      <w:start w:val="1"/>
+      <w:numFmt w:val="bullet"/>
+      <w:lvlText w:val=""/>
+      <w:lvlJc w:val="left"/>
+      <w:pPr>
+        <w:tabs>
+          <w:tab w:val="num" w:pos="8280"/>
+        </w:tabs>
+        <w:ind w:left="8280" w:hanging="360"/>
+      </w:pPr>
+      <w:rPr>
+        <w:rFonts w:ascii="Wingdings" w:hAnsi="Wingdings" w:hint="default"/>
+        <w:sz w:val="20"/>
+      </w:rPr>
+    </w:lvl>
+  </w:abstractNum>
+  <w:abstractNum w:abstractNumId="69" w15:restartNumberingAfterBreak="0">
     <w:nsid w:val="41F210A2"/>
     <w:multiLevelType w:val="multilevel"/>
     <w:tmpl w:val="A1107850"/>
@@ -25630,7 +31584,7 @@
       </w:rPr>
     </w:lvl>
   </w:abstractNum>
-  <w:abstractNum w:abstractNumId="49" w15:restartNumberingAfterBreak="0">
+  <w:abstractNum w:abstractNumId="70" w15:restartNumberingAfterBreak="0">
     <w:nsid w:val="438757E5"/>
     <w:multiLevelType w:val="multilevel"/>
     <w:tmpl w:val="8858126A"/>
@@ -25779,7 +31733,7 @@
       </w:rPr>
     </w:lvl>
   </w:abstractNum>
-  <w:abstractNum w:abstractNumId="50" w15:restartNumberingAfterBreak="0">
+  <w:abstractNum w:abstractNumId="71" w15:restartNumberingAfterBreak="0">
     <w:nsid w:val="4546594F"/>
     <w:multiLevelType w:val="multilevel"/>
     <w:tmpl w:val="0D58475E"/>
@@ -25928,7 +31882,7 @@
       </w:rPr>
     </w:lvl>
   </w:abstractNum>
-  <w:abstractNum w:abstractNumId="51" w15:restartNumberingAfterBreak="0">
+  <w:abstractNum w:abstractNumId="72" w15:restartNumberingAfterBreak="0">
     <w:nsid w:val="45F220CF"/>
     <w:multiLevelType w:val="multilevel"/>
     <w:tmpl w:val="CA7C8B5C"/>
@@ -26077,7 +32031,7 @@
       </w:rPr>
     </w:lvl>
   </w:abstractNum>
-  <w:abstractNum w:abstractNumId="52" w15:restartNumberingAfterBreak="0">
+  <w:abstractNum w:abstractNumId="73" w15:restartNumberingAfterBreak="0">
     <w:nsid w:val="47344659"/>
     <w:multiLevelType w:val="hybridMultilevel"/>
     <w:tmpl w:val="00C6E67A"/>
@@ -26166,7 +32120,7 @@
       </w:pPr>
     </w:lvl>
   </w:abstractNum>
-  <w:abstractNum w:abstractNumId="53" w15:restartNumberingAfterBreak="0">
+  <w:abstractNum w:abstractNumId="74" w15:restartNumberingAfterBreak="0">
     <w:nsid w:val="480C3FEF"/>
     <w:multiLevelType w:val="multilevel"/>
     <w:tmpl w:val="0D3AC01A"/>
@@ -26315,7 +32269,7 @@
       </w:rPr>
     </w:lvl>
   </w:abstractNum>
-  <w:abstractNum w:abstractNumId="54" w15:restartNumberingAfterBreak="0">
+  <w:abstractNum w:abstractNumId="75" w15:restartNumberingAfterBreak="0">
     <w:nsid w:val="48121F76"/>
     <w:multiLevelType w:val="multilevel"/>
     <w:tmpl w:val="76AE5D6E"/>
@@ -26464,7 +32418,156 @@
       </w:rPr>
     </w:lvl>
   </w:abstractNum>
-  <w:abstractNum w:abstractNumId="55" w15:restartNumberingAfterBreak="0">
+  <w:abstractNum w:abstractNumId="76" w15:restartNumberingAfterBreak="0">
+    <w:nsid w:val="48CC7F5E"/>
+    <w:multiLevelType w:val="multilevel"/>
+    <w:tmpl w:val="01DCC254"/>
+    <w:lvl w:ilvl="0">
+      <w:start w:val="1"/>
+      <w:numFmt w:val="bullet"/>
+      <w:lvlText w:val=""/>
+      <w:lvlJc w:val="left"/>
+      <w:pPr>
+        <w:tabs>
+          <w:tab w:val="num" w:pos="2880"/>
+        </w:tabs>
+        <w:ind w:left="2880" w:hanging="360"/>
+      </w:pPr>
+      <w:rPr>
+        <w:rFonts w:ascii="Symbol" w:hAnsi="Symbol" w:hint="default"/>
+        <w:sz w:val="20"/>
+      </w:rPr>
+    </w:lvl>
+    <w:lvl w:ilvl="1" w:tentative="1">
+      <w:start w:val="1"/>
+      <w:numFmt w:val="bullet"/>
+      <w:lvlText w:val="o"/>
+      <w:lvlJc w:val="left"/>
+      <w:pPr>
+        <w:tabs>
+          <w:tab w:val="num" w:pos="3600"/>
+        </w:tabs>
+        <w:ind w:left="3600" w:hanging="360"/>
+      </w:pPr>
+      <w:rPr>
+        <w:rFonts w:ascii="Courier New" w:hAnsi="Courier New" w:hint="default"/>
+        <w:sz w:val="20"/>
+      </w:rPr>
+    </w:lvl>
+    <w:lvl w:ilvl="2" w:tentative="1">
+      <w:start w:val="1"/>
+      <w:numFmt w:val="bullet"/>
+      <w:lvlText w:val=""/>
+      <w:lvlJc w:val="left"/>
+      <w:pPr>
+        <w:tabs>
+          <w:tab w:val="num" w:pos="4320"/>
+        </w:tabs>
+        <w:ind w:left="4320" w:hanging="360"/>
+      </w:pPr>
+      <w:rPr>
+        <w:rFonts w:ascii="Wingdings" w:hAnsi="Wingdings" w:hint="default"/>
+        <w:sz w:val="20"/>
+      </w:rPr>
+    </w:lvl>
+    <w:lvl w:ilvl="3" w:tentative="1">
+      <w:start w:val="1"/>
+      <w:numFmt w:val="bullet"/>
+      <w:lvlText w:val=""/>
+      <w:lvlJc w:val="left"/>
+      <w:pPr>
+        <w:tabs>
+          <w:tab w:val="num" w:pos="5040"/>
+        </w:tabs>
+        <w:ind w:left="5040" w:hanging="360"/>
+      </w:pPr>
+      <w:rPr>
+        <w:rFonts w:ascii="Wingdings" w:hAnsi="Wingdings" w:hint="default"/>
+        <w:sz w:val="20"/>
+      </w:rPr>
+    </w:lvl>
+    <w:lvl w:ilvl="4" w:tentative="1">
+      <w:start w:val="1"/>
+      <w:numFmt w:val="bullet"/>
+      <w:lvlText w:val=""/>
+      <w:lvlJc w:val="left"/>
+      <w:pPr>
+        <w:tabs>
+          <w:tab w:val="num" w:pos="5760"/>
+        </w:tabs>
+        <w:ind w:left="5760" w:hanging="360"/>
+      </w:pPr>
+      <w:rPr>
+        <w:rFonts w:ascii="Wingdings" w:hAnsi="Wingdings" w:hint="default"/>
+        <w:sz w:val="20"/>
+      </w:rPr>
+    </w:lvl>
+    <w:lvl w:ilvl="5" w:tentative="1">
+      <w:start w:val="1"/>
+      <w:numFmt w:val="bullet"/>
+      <w:lvlText w:val=""/>
+      <w:lvlJc w:val="left"/>
+      <w:pPr>
+        <w:tabs>
+          <w:tab w:val="num" w:pos="6480"/>
+        </w:tabs>
+        <w:ind w:left="6480" w:hanging="360"/>
+      </w:pPr>
+      <w:rPr>
+        <w:rFonts w:ascii="Wingdings" w:hAnsi="Wingdings" w:hint="default"/>
+        <w:sz w:val="20"/>
+      </w:rPr>
+    </w:lvl>
+    <w:lvl w:ilvl="6" w:tentative="1">
+      <w:start w:val="1"/>
+      <w:numFmt w:val="bullet"/>
+      <w:lvlText w:val=""/>
+      <w:lvlJc w:val="left"/>
+      <w:pPr>
+        <w:tabs>
+          <w:tab w:val="num" w:pos="7200"/>
+        </w:tabs>
+        <w:ind w:left="7200" w:hanging="360"/>
+      </w:pPr>
+      <w:rPr>
+        <w:rFonts w:ascii="Wingdings" w:hAnsi="Wingdings" w:hint="default"/>
+        <w:sz w:val="20"/>
+      </w:rPr>
+    </w:lvl>
+    <w:lvl w:ilvl="7" w:tentative="1">
+      <w:start w:val="1"/>
+      <w:numFmt w:val="bullet"/>
+      <w:lvlText w:val=""/>
+      <w:lvlJc w:val="left"/>
+      <w:pPr>
+        <w:tabs>
+          <w:tab w:val="num" w:pos="7920"/>
+        </w:tabs>
+        <w:ind w:left="7920" w:hanging="360"/>
+      </w:pPr>
+      <w:rPr>
+        <w:rFonts w:ascii="Wingdings" w:hAnsi="Wingdings" w:hint="default"/>
+        <w:sz w:val="20"/>
+      </w:rPr>
+    </w:lvl>
+    <w:lvl w:ilvl="8" w:tentative="1">
+      <w:start w:val="1"/>
+      <w:numFmt w:val="bullet"/>
+      <w:lvlText w:val=""/>
+      <w:lvlJc w:val="left"/>
+      <w:pPr>
+        <w:tabs>
+          <w:tab w:val="num" w:pos="8640"/>
+        </w:tabs>
+        <w:ind w:left="8640" w:hanging="360"/>
+      </w:pPr>
+      <w:rPr>
+        <w:rFonts w:ascii="Wingdings" w:hAnsi="Wingdings" w:hint="default"/>
+        <w:sz w:val="20"/>
+      </w:rPr>
+    </w:lvl>
+  </w:abstractNum>
+  <w:abstractNum w:abstractNumId="77" w15:restartNumberingAfterBreak="0">
     <w:nsid w:val="4A9E42F4"/>
     <w:multiLevelType w:val="multilevel"/>
     <w:tmpl w:val="A16C394E"/>
@@ -26613,10 +32716,10 @@
       </w:rPr>
     </w:lvl>
   </w:abstractNum>
-  <w:abstractNum w:abstractNumId="56" w15:restartNumberingAfterBreak="0">
+  <w:abstractNum w:abstractNumId="78" w15:restartNumberingAfterBreak="0">
     <w:nsid w:val="4C0F1D98"/>
     <w:multiLevelType w:val="multilevel"/>
-    <w:tmpl w:val="2BBE95DA"/>
+    <w:tmpl w:val="8DF473E2"/>
     <w:lvl w:ilvl="0">
       <w:start w:val="1"/>
       <w:numFmt w:val="bullet"/>
@@ -26633,39 +32736,32 @@
         <w:sz w:val="20"/>
       </w:rPr>
     </w:lvl>
-    <w:lvl w:ilvl="1" w:tentative="1">
-      <w:start w:val="1"/>
-      <w:numFmt w:val="bullet"/>
-      <w:lvlText w:val="o"/>
-      <w:lvlJc w:val="left"/>
-      <w:pPr>
-        <w:tabs>
-          <w:tab w:val="num" w:pos="1440"/>
-        </w:tabs>
-        <w:ind w:left="1440" w:hanging="360"/>
-      </w:pPr>
-      <w:rPr>
-        <w:rFonts w:ascii="Courier New" w:hAnsi="Courier New" w:hint="default"/>
-        <w:sz w:val="20"/>
-      </w:rPr>
-    </w:lvl>
-    <w:lvl w:ilvl="2" w:tentative="1">
-      <w:start w:val="1"/>
-      <w:numFmt w:val="bullet"/>
-      <w:lvlText w:val=""/>
-      <w:lvlJc w:val="left"/>
-      <w:pPr>
-        <w:tabs>
-          <w:tab w:val="num" w:pos="2160"/>
-        </w:tabs>
+    <w:lvl w:ilvl="1">
+      <w:start w:val="4"/>
+      <w:numFmt w:val="upperRoman"/>
+      <w:lvlText w:val="%2."/>
+      <w:lvlJc w:val="left"/>
+      <w:pPr>
+        <w:ind w:left="1800" w:hanging="720"/>
+      </w:pPr>
+      <w:rPr>
+        <w:rFonts w:hint="default"/>
+        <w:b/>
+      </w:rPr>
+    </w:lvl>
+    <w:lvl w:ilvl="2">
+      <w:start w:val="1"/>
+      <w:numFmt w:val="decimal"/>
+      <w:lvlText w:val="%3."/>
+      <w:lvlJc w:val="left"/>
+      <w:pPr>
         <w:ind w:left="2160" w:hanging="360"/>
       </w:pPr>
       <w:rPr>
-        <w:rFonts w:ascii="Wingdings" w:hAnsi="Wingdings" w:hint="default"/>
-        <w:sz w:val="20"/>
-      </w:rPr>
-    </w:lvl>
-    <w:lvl w:ilvl="3" w:tentative="1">
+        <w:rFonts w:hint="default"/>
+      </w:rPr>
+    </w:lvl>
+    <w:lvl w:ilvl="3">
       <w:start w:val="1"/>
       <w:numFmt w:val="bullet"/>
       <w:lvlText w:val=""/>
@@ -26681,7 +32777,7 @@
         <w:sz w:val="20"/>
       </w:rPr>
     </w:lvl>
-    <w:lvl w:ilvl="4" w:tentative="1">
+    <w:lvl w:ilvl="4">
       <w:start w:val="1"/>
       <w:numFmt w:val="bullet"/>
       <w:lvlText w:val=""/>
@@ -26762,7 +32858,7 @@
       </w:rPr>
     </w:lvl>
   </w:abstractNum>
-  <w:abstractNum w:abstractNumId="57" w15:restartNumberingAfterBreak="0">
+  <w:abstractNum w:abstractNumId="79" w15:restartNumberingAfterBreak="0">
     <w:nsid w:val="4C8C64DF"/>
     <w:multiLevelType w:val="multilevel"/>
     <w:tmpl w:val="1E724F24"/>
@@ -26911,7 +33007,7 @@
       </w:rPr>
     </w:lvl>
   </w:abstractNum>
-  <w:abstractNum w:abstractNumId="58" w15:restartNumberingAfterBreak="0">
+  <w:abstractNum w:abstractNumId="80" w15:restartNumberingAfterBreak="0">
     <w:nsid w:val="51560664"/>
     <w:multiLevelType w:val="multilevel"/>
     <w:tmpl w:val="A00A2E4E"/>
@@ -27060,7 +33156,156 @@
       </w:rPr>
     </w:lvl>
   </w:abstractNum>
-  <w:abstractNum w:abstractNumId="59" w15:restartNumberingAfterBreak="0">
+  <w:abstractNum w:abstractNumId="81" w15:restartNumberingAfterBreak="0">
+    <w:nsid w:val="522B03FC"/>
+    <w:multiLevelType w:val="multilevel"/>
+    <w:tmpl w:val="10DE6532"/>
+    <w:lvl w:ilvl="0">
+      <w:start w:val="1"/>
+      <w:numFmt w:val="bullet"/>
+      <w:lvlText w:val=""/>
+      <w:lvlJc w:val="left"/>
+      <w:pPr>
+        <w:tabs>
+          <w:tab w:val="num" w:pos="2880"/>
+        </w:tabs>
+        <w:ind w:left="2880" w:hanging="360"/>
+      </w:pPr>
+      <w:rPr>
+        <w:rFonts w:ascii="Symbol" w:hAnsi="Symbol" w:hint="default"/>
+        <w:sz w:val="20"/>
+      </w:rPr>
+    </w:lvl>
+    <w:lvl w:ilvl="1" w:tentative="1">
+      <w:start w:val="1"/>
+      <w:numFmt w:val="bullet"/>
+      <w:lvlText w:val="o"/>
+      <w:lvlJc w:val="left"/>
+      <w:pPr>
+        <w:tabs>
+          <w:tab w:val="num" w:pos="3600"/>
+        </w:tabs>
+        <w:ind w:left="3600" w:hanging="360"/>
+      </w:pPr>
+      <w:rPr>
+        <w:rFonts w:ascii="Courier New" w:hAnsi="Courier New" w:hint="default"/>
+        <w:sz w:val="20"/>
+      </w:rPr>
+    </w:lvl>
+    <w:lvl w:ilvl="2" w:tentative="1">
+      <w:start w:val="1"/>
+      <w:numFmt w:val="bullet"/>
+      <w:lvlText w:val=""/>
+      <w:lvlJc w:val="left"/>
+      <w:pPr>
+        <w:tabs>
+          <w:tab w:val="num" w:pos="4320"/>
+        </w:tabs>
+        <w:ind w:left="4320" w:hanging="360"/>
+      </w:pPr>
+      <w:rPr>
+        <w:rFonts w:ascii="Wingdings" w:hAnsi="Wingdings" w:hint="default"/>
+        <w:sz w:val="20"/>
+      </w:rPr>
+    </w:lvl>
+    <w:lvl w:ilvl="3" w:tentative="1">
+      <w:start w:val="1"/>
+      <w:numFmt w:val="bullet"/>
+      <w:lvlText w:val=""/>
+      <w:lvlJc w:val="left"/>
+      <w:pPr>
+        <w:tabs>
+          <w:tab w:val="num" w:pos="5040"/>
+        </w:tabs>
+        <w:ind w:left="5040" w:hanging="360"/>
+      </w:pPr>
+      <w:rPr>
+        <w:rFonts w:ascii="Wingdings" w:hAnsi="Wingdings" w:hint="default"/>
+        <w:sz w:val="20"/>
+      </w:rPr>
+    </w:lvl>
+    <w:lvl w:ilvl="4" w:tentative="1">
+      <w:start w:val="1"/>
+      <w:numFmt w:val="bullet"/>
+      <w:lvlText w:val=""/>
+      <w:lvlJc w:val="left"/>
+      <w:pPr>
+        <w:tabs>
+          <w:tab w:val="num" w:pos="5760"/>
+        </w:tabs>
+        <w:ind w:left="5760" w:hanging="360"/>
+      </w:pPr>
+      <w:rPr>
+        <w:rFonts w:ascii="Wingdings" w:hAnsi="Wingdings" w:hint="default"/>
+        <w:sz w:val="20"/>
+      </w:rPr>
+    </w:lvl>
+    <w:lvl w:ilvl="5" w:tentative="1">
+      <w:start w:val="1"/>
+      <w:numFmt w:val="bullet"/>
+      <w:lvlText w:val=""/>
+      <w:lvlJc w:val="left"/>
+      <w:pPr>
+        <w:tabs>
+          <w:tab w:val="num" w:pos="6480"/>
+        </w:tabs>
+        <w:ind w:left="6480" w:hanging="360"/>
+      </w:pPr>
+      <w:rPr>
+        <w:rFonts w:ascii="Wingdings" w:hAnsi="Wingdings" w:hint="default"/>
+        <w:sz w:val="20"/>
+      </w:rPr>
+    </w:lvl>
+    <w:lvl w:ilvl="6" w:tentative="1">
+      <w:start w:val="1"/>
+      <w:numFmt w:val="bullet"/>
+      <w:lvlText w:val=""/>
+      <w:lvlJc w:val="left"/>
+      <w:pPr>
+        <w:tabs>
+          <w:tab w:val="num" w:pos="7200"/>
+        </w:tabs>
+        <w:ind w:left="7200" w:hanging="360"/>
+      </w:pPr>
+      <w:rPr>
+        <w:rFonts w:ascii="Wingdings" w:hAnsi="Wingdings" w:hint="default"/>
+        <w:sz w:val="20"/>
+      </w:rPr>
+    </w:lvl>
+    <w:lvl w:ilvl="7" w:tentative="1">
+      <w:start w:val="1"/>
+      <w:numFmt w:val="bullet"/>
+      <w:lvlText w:val=""/>
+      <w:lvlJc w:val="left"/>
+      <w:pPr>
+        <w:tabs>
+          <w:tab w:val="num" w:pos="7920"/>
+        </w:tabs>
+        <w:ind w:left="7920" w:hanging="360"/>
+      </w:pPr>
+      <w:rPr>
+        <w:rFonts w:ascii="Wingdings" w:hAnsi="Wingdings" w:hint="default"/>
+        <w:sz w:val="20"/>
+      </w:rPr>
+    </w:lvl>
+    <w:lvl w:ilvl="8" w:tentative="1">
+      <w:start w:val="1"/>
+      <w:numFmt w:val="bullet"/>
+      <w:lvlText w:val=""/>
+      <w:lvlJc w:val="left"/>
+      <w:pPr>
+        <w:tabs>
+          <w:tab w:val="num" w:pos="8640"/>
+        </w:tabs>
+        <w:ind w:left="8640" w:hanging="360"/>
+      </w:pPr>
+      <w:rPr>
+        <w:rFonts w:ascii="Wingdings" w:hAnsi="Wingdings" w:hint="default"/>
+        <w:sz w:val="20"/>
+      </w:rPr>
+    </w:lvl>
+  </w:abstractNum>
+  <w:abstractNum w:abstractNumId="82" w15:restartNumberingAfterBreak="0">
     <w:nsid w:val="53676A43"/>
     <w:multiLevelType w:val="multilevel"/>
     <w:tmpl w:val="B414099E"/>
@@ -27209,7 +33454,7 @@
       </w:rPr>
     </w:lvl>
   </w:abstractNum>
-  <w:abstractNum w:abstractNumId="60" w15:restartNumberingAfterBreak="0">
+  <w:abstractNum w:abstractNumId="83" w15:restartNumberingAfterBreak="0">
     <w:nsid w:val="53C56F9F"/>
     <w:multiLevelType w:val="multilevel"/>
     <w:tmpl w:val="D5D26374"/>
@@ -27358,7 +33603,156 @@
       </w:rPr>
     </w:lvl>
   </w:abstractNum>
-  <w:abstractNum w:abstractNumId="61" w15:restartNumberingAfterBreak="0">
+  <w:abstractNum w:abstractNumId="84" w15:restartNumberingAfterBreak="0">
+    <w:nsid w:val="54587E4F"/>
+    <w:multiLevelType w:val="multilevel"/>
+    <w:tmpl w:val="41887D4A"/>
+    <w:lvl w:ilvl="0">
+      <w:start w:val="1"/>
+      <w:numFmt w:val="bullet"/>
+      <w:lvlText w:val=""/>
+      <w:lvlJc w:val="left"/>
+      <w:pPr>
+        <w:tabs>
+          <w:tab w:val="num" w:pos="2520"/>
+        </w:tabs>
+        <w:ind w:left="2520" w:hanging="360"/>
+      </w:pPr>
+      <w:rPr>
+        <w:rFonts w:ascii="Wingdings" w:hAnsi="Wingdings" w:hint="default"/>
+        <w:sz w:val="20"/>
+      </w:rPr>
+    </w:lvl>
+    <w:lvl w:ilvl="1" w:tentative="1">
+      <w:start w:val="1"/>
+      <w:numFmt w:val="bullet"/>
+      <w:lvlText w:val="o"/>
+      <w:lvlJc w:val="left"/>
+      <w:pPr>
+        <w:tabs>
+          <w:tab w:val="num" w:pos="3240"/>
+        </w:tabs>
+        <w:ind w:left="3240" w:hanging="360"/>
+      </w:pPr>
+      <w:rPr>
+        <w:rFonts w:ascii="Courier New" w:hAnsi="Courier New" w:hint="default"/>
+        <w:sz w:val="20"/>
+      </w:rPr>
+    </w:lvl>
+    <w:lvl w:ilvl="2" w:tentative="1">
+      <w:start w:val="1"/>
+      <w:numFmt w:val="bullet"/>
+      <w:lvlText w:val=""/>
+      <w:lvlJc w:val="left"/>
+      <w:pPr>
+        <w:tabs>
+          <w:tab w:val="num" w:pos="3960"/>
+        </w:tabs>
+        <w:ind w:left="3960" w:hanging="360"/>
+      </w:pPr>
+      <w:rPr>
+        <w:rFonts w:ascii="Wingdings" w:hAnsi="Wingdings" w:hint="default"/>
+        <w:sz w:val="20"/>
+      </w:rPr>
+    </w:lvl>
+    <w:lvl w:ilvl="3" w:tentative="1">
+      <w:start w:val="1"/>
+      <w:numFmt w:val="bullet"/>
+      <w:lvlText w:val=""/>
+      <w:lvlJc w:val="left"/>
+      <w:pPr>
+        <w:tabs>
+          <w:tab w:val="num" w:pos="4680"/>
+        </w:tabs>
+        <w:ind w:left="4680" w:hanging="360"/>
+      </w:pPr>
+      <w:rPr>
+        <w:rFonts w:ascii="Wingdings" w:hAnsi="Wingdings" w:hint="default"/>
+        <w:sz w:val="20"/>
+      </w:rPr>
+    </w:lvl>
+    <w:lvl w:ilvl="4" w:tentative="1">
+      <w:start w:val="1"/>
+      <w:numFmt w:val="bullet"/>
+      <w:lvlText w:val=""/>
+      <w:lvlJc w:val="left"/>
+      <w:pPr>
+        <w:tabs>
+          <w:tab w:val="num" w:pos="5400"/>
+        </w:tabs>
+        <w:ind w:left="5400" w:hanging="360"/>
+      </w:pPr>
+      <w:rPr>
+        <w:rFonts w:ascii="Wingdings" w:hAnsi="Wingdings" w:hint="default"/>
+        <w:sz w:val="20"/>
+      </w:rPr>
+    </w:lvl>
+    <w:lvl w:ilvl="5" w:tentative="1">
+      <w:start w:val="1"/>
+      <w:numFmt w:val="bullet"/>
+      <w:lvlText w:val=""/>
+      <w:lvlJc w:val="left"/>
+      <w:pPr>
+        <w:tabs>
+          <w:tab w:val="num" w:pos="6120"/>
+        </w:tabs>
+        <w:ind w:left="6120" w:hanging="360"/>
+      </w:pPr>
+      <w:rPr>
+        <w:rFonts w:ascii="Wingdings" w:hAnsi="Wingdings" w:hint="default"/>
+        <w:sz w:val="20"/>
+      </w:rPr>
+    </w:lvl>
+    <w:lvl w:ilvl="6" w:tentative="1">
+      <w:start w:val="1"/>
+      <w:numFmt w:val="bullet"/>
+      <w:lvlText w:val=""/>
+      <w:lvlJc w:val="left"/>
+      <w:pPr>
+        <w:tabs>
+          <w:tab w:val="num" w:pos="6840"/>
+        </w:tabs>
+        <w:ind w:left="6840" w:hanging="360"/>
+      </w:pPr>
+      <w:rPr>
+        <w:rFonts w:ascii="Wingdings" w:hAnsi="Wingdings" w:hint="default"/>
+        <w:sz w:val="20"/>
+      </w:rPr>
+    </w:lvl>
+    <w:lvl w:ilvl="7" w:tentative="1">
+      <w:start w:val="1"/>
+      <w:numFmt w:val="bullet"/>
+      <w:lvlText w:val=""/>
+      <w:lvlJc w:val="left"/>
+      <w:pPr>
+        <w:tabs>
+          <w:tab w:val="num" w:pos="7560"/>
+        </w:tabs>
+        <w:ind w:left="7560" w:hanging="360"/>
+      </w:pPr>
+      <w:rPr>
+        <w:rFonts w:ascii="Wingdings" w:hAnsi="Wingdings" w:hint="default"/>
+        <w:sz w:val="20"/>
+      </w:rPr>
+    </w:lvl>
+    <w:lvl w:ilvl="8" w:tentative="1">
+      <w:start w:val="1"/>
+      <w:numFmt w:val="bullet"/>
+      <w:lvlText w:val=""/>
+      <w:lvlJc w:val="left"/>
+      <w:pPr>
+        <w:tabs>
+          <w:tab w:val="num" w:pos="8280"/>
+        </w:tabs>
+        <w:ind w:left="8280" w:hanging="360"/>
+      </w:pPr>
+      <w:rPr>
+        <w:rFonts w:ascii="Wingdings" w:hAnsi="Wingdings" w:hint="default"/>
+        <w:sz w:val="20"/>
+      </w:rPr>
+    </w:lvl>
+  </w:abstractNum>
+  <w:abstractNum w:abstractNumId="85" w15:restartNumberingAfterBreak="0">
     <w:nsid w:val="5678127A"/>
     <w:multiLevelType w:val="hybridMultilevel"/>
     <w:tmpl w:val="06703476"/>
@@ -27471,7 +33865,7 @@
       </w:rPr>
     </w:lvl>
   </w:abstractNum>
-  <w:abstractNum w:abstractNumId="62" w15:restartNumberingAfterBreak="0">
+  <w:abstractNum w:abstractNumId="86" w15:restartNumberingAfterBreak="0">
     <w:nsid w:val="56BB7C44"/>
     <w:multiLevelType w:val="multilevel"/>
     <w:tmpl w:val="298650EE"/>
@@ -27620,7 +34014,7 @@
       </w:rPr>
     </w:lvl>
   </w:abstractNum>
-  <w:abstractNum w:abstractNumId="63" w15:restartNumberingAfterBreak="0">
+  <w:abstractNum w:abstractNumId="87" w15:restartNumberingAfterBreak="0">
     <w:nsid w:val="59932AF6"/>
     <w:multiLevelType w:val="multilevel"/>
     <w:tmpl w:val="B94AC316"/>
@@ -27769,7 +34163,7 @@
       </w:rPr>
     </w:lvl>
   </w:abstractNum>
-  <w:abstractNum w:abstractNumId="64" w15:restartNumberingAfterBreak="0">
+  <w:abstractNum w:abstractNumId="88" w15:restartNumberingAfterBreak="0">
     <w:nsid w:val="5A832E0A"/>
     <w:multiLevelType w:val="multilevel"/>
     <w:tmpl w:val="F7C6F47C"/>
@@ -27918,7 +34312,156 @@
       </w:rPr>
     </w:lvl>
   </w:abstractNum>
-  <w:abstractNum w:abstractNumId="65" w15:restartNumberingAfterBreak="0">
+  <w:abstractNum w:abstractNumId="89" w15:restartNumberingAfterBreak="0">
+    <w:nsid w:val="5AE07FA0"/>
+    <w:multiLevelType w:val="multilevel"/>
+    <w:tmpl w:val="E3605FD8"/>
+    <w:lvl w:ilvl="0">
+      <w:start w:val="1"/>
+      <w:numFmt w:val="bullet"/>
+      <w:lvlText w:val=""/>
+      <w:lvlJc w:val="left"/>
+      <w:pPr>
+        <w:tabs>
+          <w:tab w:val="num" w:pos="2520"/>
+        </w:tabs>
+        <w:ind w:left="2520" w:hanging="360"/>
+      </w:pPr>
+      <w:rPr>
+        <w:rFonts w:ascii="Symbol" w:hAnsi="Symbol" w:hint="default"/>
+        <w:sz w:val="20"/>
+      </w:rPr>
+    </w:lvl>
+    <w:lvl w:ilvl="1" w:tentative="1">
+      <w:start w:val="1"/>
+      <w:numFmt w:val="bullet"/>
+      <w:lvlText w:val="o"/>
+      <w:lvlJc w:val="left"/>
+      <w:pPr>
+        <w:tabs>
+          <w:tab w:val="num" w:pos="3240"/>
+        </w:tabs>
+        <w:ind w:left="3240" w:hanging="360"/>
+      </w:pPr>
+      <w:rPr>
+        <w:rFonts w:ascii="Courier New" w:hAnsi="Courier New" w:hint="default"/>
+        <w:sz w:val="20"/>
+      </w:rPr>
+    </w:lvl>
+    <w:lvl w:ilvl="2" w:tentative="1">
+      <w:start w:val="1"/>
+      <w:numFmt w:val="bullet"/>
+      <w:lvlText w:val=""/>
+      <w:lvlJc w:val="left"/>
+      <w:pPr>
+        <w:tabs>
+          <w:tab w:val="num" w:pos="3960"/>
+        </w:tabs>
+        <w:ind w:left="3960" w:hanging="360"/>
+      </w:pPr>
+      <w:rPr>
+        <w:rFonts w:ascii="Wingdings" w:hAnsi="Wingdings" w:hint="default"/>
+        <w:sz w:val="20"/>
+      </w:rPr>
+    </w:lvl>
+    <w:lvl w:ilvl="3" w:tentative="1">
+      <w:start w:val="1"/>
+      <w:numFmt w:val="bullet"/>
+      <w:lvlText w:val=""/>
+      <w:lvlJc w:val="left"/>
+      <w:pPr>
+        <w:tabs>
+          <w:tab w:val="num" w:pos="4680"/>
+        </w:tabs>
+        <w:ind w:left="4680" w:hanging="360"/>
+      </w:pPr>
+      <w:rPr>
+        <w:rFonts w:ascii="Wingdings" w:hAnsi="Wingdings" w:hint="default"/>
+        <w:sz w:val="20"/>
+      </w:rPr>
+    </w:lvl>
+    <w:lvl w:ilvl="4" w:tentative="1">
+      <w:start w:val="1"/>
+      <w:numFmt w:val="bullet"/>
+      <w:lvlText w:val=""/>
+      <w:lvlJc w:val="left"/>
+      <w:pPr>
+        <w:tabs>
+          <w:tab w:val="num" w:pos="5400"/>
+        </w:tabs>
+        <w:ind w:left="5400" w:hanging="360"/>
+      </w:pPr>
+      <w:rPr>
+        <w:rFonts w:ascii="Wingdings" w:hAnsi="Wingdings" w:hint="default"/>
+        <w:sz w:val="20"/>
+      </w:rPr>
+    </w:lvl>
+    <w:lvl w:ilvl="5" w:tentative="1">
+      <w:start w:val="1"/>
+      <w:numFmt w:val="bullet"/>
+      <w:lvlText w:val=""/>
+      <w:lvlJc w:val="left"/>
+      <w:pPr>
+        <w:tabs>
+          <w:tab w:val="num" w:pos="6120"/>
+        </w:tabs>
+        <w:ind w:left="6120" w:hanging="360"/>
+      </w:pPr>
+      <w:rPr>
+        <w:rFonts w:ascii="Wingdings" w:hAnsi="Wingdings" w:hint="default"/>
+        <w:sz w:val="20"/>
+      </w:rPr>
+    </w:lvl>
+    <w:lvl w:ilvl="6" w:tentative="1">
+      <w:start w:val="1"/>
+      <w:numFmt w:val="bullet"/>
+      <w:lvlText w:val=""/>
+      <w:lvlJc w:val="left"/>
+      <w:pPr>
+        <w:tabs>
+          <w:tab w:val="num" w:pos="6840"/>
+        </w:tabs>
+        <w:ind w:left="6840" w:hanging="360"/>
+      </w:pPr>
+      <w:rPr>
+        <w:rFonts w:ascii="Wingdings" w:hAnsi="Wingdings" w:hint="default"/>
+        <w:sz w:val="20"/>
+      </w:rPr>
+    </w:lvl>
+    <w:lvl w:ilvl="7" w:tentative="1">
+      <w:start w:val="1"/>
+      <w:numFmt w:val="bullet"/>
+      <w:lvlText w:val=""/>
+      <w:lvlJc w:val="left"/>
+      <w:pPr>
+        <w:tabs>
+          <w:tab w:val="num" w:pos="7560"/>
+        </w:tabs>
+        <w:ind w:left="7560" w:hanging="360"/>
+      </w:pPr>
+      <w:rPr>
+        <w:rFonts w:ascii="Wingdings" w:hAnsi="Wingdings" w:hint="default"/>
+        <w:sz w:val="20"/>
+      </w:rPr>
+    </w:lvl>
+    <w:lvl w:ilvl="8" w:tentative="1">
+      <w:start w:val="1"/>
+      <w:numFmt w:val="bullet"/>
+      <w:lvlText w:val=""/>
+      <w:lvlJc w:val="left"/>
+      <w:pPr>
+        <w:tabs>
+          <w:tab w:val="num" w:pos="8280"/>
+        </w:tabs>
+        <w:ind w:left="8280" w:hanging="360"/>
+      </w:pPr>
+      <w:rPr>
+        <w:rFonts w:ascii="Wingdings" w:hAnsi="Wingdings" w:hint="default"/>
+        <w:sz w:val="20"/>
+      </w:rPr>
+    </w:lvl>
+  </w:abstractNum>
+  <w:abstractNum w:abstractNumId="90" w15:restartNumberingAfterBreak="0">
     <w:nsid w:val="5D734971"/>
     <w:multiLevelType w:val="multilevel"/>
     <w:tmpl w:val="78D6267E"/>
@@ -28067,7 +34610,7 @@
       </w:rPr>
     </w:lvl>
   </w:abstractNum>
-  <w:abstractNum w:abstractNumId="66" w15:restartNumberingAfterBreak="0">
+  <w:abstractNum w:abstractNumId="91" w15:restartNumberingAfterBreak="0">
     <w:nsid w:val="5D8E4E2E"/>
     <w:multiLevelType w:val="multilevel"/>
     <w:tmpl w:val="44F2655E"/>
@@ -28212,7 +34755,156 @@
       </w:rPr>
     </w:lvl>
   </w:abstractNum>
-  <w:abstractNum w:abstractNumId="67" w15:restartNumberingAfterBreak="0">
+  <w:abstractNum w:abstractNumId="92" w15:restartNumberingAfterBreak="0">
+    <w:nsid w:val="5E4433D4"/>
+    <w:multiLevelType w:val="multilevel"/>
+    <w:tmpl w:val="CE3E9480"/>
+    <w:lvl w:ilvl="0">
+      <w:start w:val="1"/>
+      <w:numFmt w:val="bullet"/>
+      <w:lvlText w:val=""/>
+      <w:lvlJc w:val="left"/>
+      <w:pPr>
+        <w:tabs>
+          <w:tab w:val="num" w:pos="2520"/>
+        </w:tabs>
+        <w:ind w:left="2520" w:hanging="360"/>
+      </w:pPr>
+      <w:rPr>
+        <w:rFonts w:ascii="Wingdings" w:hAnsi="Wingdings" w:hint="default"/>
+        <w:sz w:val="20"/>
+      </w:rPr>
+    </w:lvl>
+    <w:lvl w:ilvl="1" w:tentative="1">
+      <w:start w:val="1"/>
+      <w:numFmt w:val="bullet"/>
+      <w:lvlText w:val="o"/>
+      <w:lvlJc w:val="left"/>
+      <w:pPr>
+        <w:tabs>
+          <w:tab w:val="num" w:pos="3240"/>
+        </w:tabs>
+        <w:ind w:left="3240" w:hanging="360"/>
+      </w:pPr>
+      <w:rPr>
+        <w:rFonts w:ascii="Courier New" w:hAnsi="Courier New" w:hint="default"/>
+        <w:sz w:val="20"/>
+      </w:rPr>
+    </w:lvl>
+    <w:lvl w:ilvl="2" w:tentative="1">
+      <w:start w:val="1"/>
+      <w:numFmt w:val="bullet"/>
+      <w:lvlText w:val=""/>
+      <w:lvlJc w:val="left"/>
+      <w:pPr>
+        <w:tabs>
+          <w:tab w:val="num" w:pos="3960"/>
+        </w:tabs>
+        <w:ind w:left="3960" w:hanging="360"/>
+      </w:pPr>
+      <w:rPr>
+        <w:rFonts w:ascii="Wingdings" w:hAnsi="Wingdings" w:hint="default"/>
+        <w:sz w:val="20"/>
+      </w:rPr>
+    </w:lvl>
+    <w:lvl w:ilvl="3" w:tentative="1">
+      <w:start w:val="1"/>
+      <w:numFmt w:val="bullet"/>
+      <w:lvlText w:val=""/>
+      <w:lvlJc w:val="left"/>
+      <w:pPr>
+        <w:tabs>
+          <w:tab w:val="num" w:pos="4680"/>
+        </w:tabs>
+        <w:ind w:left="4680" w:hanging="360"/>
+      </w:pPr>
+      <w:rPr>
+        <w:rFonts w:ascii="Wingdings" w:hAnsi="Wingdings" w:hint="default"/>
+        <w:sz w:val="20"/>
+      </w:rPr>
+    </w:lvl>
+    <w:lvl w:ilvl="4" w:tentative="1">
+      <w:start w:val="1"/>
+      <w:numFmt w:val="bullet"/>
+      <w:lvlText w:val=""/>
+      <w:lvlJc w:val="left"/>
+      <w:pPr>
+        <w:tabs>
+          <w:tab w:val="num" w:pos="5400"/>
+        </w:tabs>
+        <w:ind w:left="5400" w:hanging="360"/>
+      </w:pPr>
+      <w:rPr>
+        <w:rFonts w:ascii="Wingdings" w:hAnsi="Wingdings" w:hint="default"/>
+        <w:sz w:val="20"/>
+      </w:rPr>
+    </w:lvl>
+    <w:lvl w:ilvl="5" w:tentative="1">
+      <w:start w:val="1"/>
+      <w:numFmt w:val="bullet"/>
+      <w:lvlText w:val=""/>
+      <w:lvlJc w:val="left"/>
+      <w:pPr>
+        <w:tabs>
+          <w:tab w:val="num" w:pos="6120"/>
+        </w:tabs>
+        <w:ind w:left="6120" w:hanging="360"/>
+      </w:pPr>
+      <w:rPr>
+        <w:rFonts w:ascii="Wingdings" w:hAnsi="Wingdings" w:hint="default"/>
+        <w:sz w:val="20"/>
+      </w:rPr>
+    </w:lvl>
+    <w:lvl w:ilvl="6" w:tentative="1">
+      <w:start w:val="1"/>
+      <w:numFmt w:val="bullet"/>
+      <w:lvlText w:val=""/>
+      <w:lvlJc w:val="left"/>
+      <w:pPr>
+        <w:tabs>
+          <w:tab w:val="num" w:pos="6840"/>
+        </w:tabs>
+        <w:ind w:left="6840" w:hanging="360"/>
+      </w:pPr>
+      <w:rPr>
+        <w:rFonts w:ascii="Wingdings" w:hAnsi="Wingdings" w:hint="default"/>
+        <w:sz w:val="20"/>
+      </w:rPr>
+    </w:lvl>
+    <w:lvl w:ilvl="7" w:tentative="1">
+      <w:start w:val="1"/>
+      <w:numFmt w:val="bullet"/>
+      <w:lvlText w:val=""/>
+      <w:lvlJc w:val="left"/>
+      <w:pPr>
+        <w:tabs>
+          <w:tab w:val="num" w:pos="7560"/>
+        </w:tabs>
+        <w:ind w:left="7560" w:hanging="360"/>
+      </w:pPr>
+      <w:rPr>
+        <w:rFonts w:ascii="Wingdings" w:hAnsi="Wingdings" w:hint="default"/>
+        <w:sz w:val="20"/>
+      </w:rPr>
+    </w:lvl>
+    <w:lvl w:ilvl="8" w:tentative="1">
+      <w:start w:val="1"/>
+      <w:numFmt w:val="bullet"/>
+      <w:lvlText w:val=""/>
+      <w:lvlJc w:val="left"/>
+      <w:pPr>
+        <w:tabs>
+          <w:tab w:val="num" w:pos="8280"/>
+        </w:tabs>
+        <w:ind w:left="8280" w:hanging="360"/>
+      </w:pPr>
+      <w:rPr>
+        <w:rFonts w:ascii="Wingdings" w:hAnsi="Wingdings" w:hint="default"/>
+        <w:sz w:val="20"/>
+      </w:rPr>
+    </w:lvl>
+  </w:abstractNum>
+  <w:abstractNum w:abstractNumId="93" w15:restartNumberingAfterBreak="0">
     <w:nsid w:val="5F9F1649"/>
     <w:multiLevelType w:val="multilevel"/>
     <w:tmpl w:val="3F10DA06"/>
@@ -28361,7 +35053,120 @@
       </w:rPr>
     </w:lvl>
   </w:abstractNum>
-  <w:abstractNum w:abstractNumId="68" w15:restartNumberingAfterBreak="0">
+  <w:abstractNum w:abstractNumId="94" w15:restartNumberingAfterBreak="0">
+    <w:nsid w:val="5FF465BA"/>
+    <w:multiLevelType w:val="hybridMultilevel"/>
+    <w:tmpl w:val="C262C1DE"/>
+    <w:lvl w:ilvl="0" w:tplc="04090001">
+      <w:start w:val="1"/>
+      <w:numFmt w:val="bullet"/>
+      <w:lvlText w:val=""/>
+      <w:lvlJc w:val="left"/>
+      <w:pPr>
+        <w:ind w:left="2520" w:hanging="360"/>
+      </w:pPr>
+      <w:rPr>
+        <w:rFonts w:ascii="Symbol" w:hAnsi="Symbol" w:hint="default"/>
+      </w:rPr>
+    </w:lvl>
+    <w:lvl w:ilvl="1" w:tplc="04090003" w:tentative="1">
+      <w:start w:val="1"/>
+      <w:numFmt w:val="bullet"/>
+      <w:lvlText w:val="o"/>
+      <w:lvlJc w:val="left"/>
+      <w:pPr>
+        <w:ind w:left="3240" w:hanging="360"/>
+      </w:pPr>
+      <w:rPr>
+        <w:rFonts w:ascii="Courier New" w:hAnsi="Courier New" w:cs="Courier New" w:hint="default"/>
+      </w:rPr>
+    </w:lvl>
+    <w:lvl w:ilvl="2" w:tplc="04090005" w:tentative="1">
+      <w:start w:val="1"/>
+      <w:numFmt w:val="bullet"/>
+      <w:lvlText w:val=""/>
+      <w:lvlJc w:val="left"/>
+      <w:pPr>
+        <w:ind w:left="3960" w:hanging="360"/>
+      </w:pPr>
+      <w:rPr>
+        <w:rFonts w:ascii="Wingdings" w:hAnsi="Wingdings" w:hint="default"/>
+      </w:rPr>
+    </w:lvl>
+    <w:lvl w:ilvl="3" w:tplc="04090001" w:tentative="1">
+      <w:start w:val="1"/>
+      <w:numFmt w:val="bullet"/>
+      <w:lvlText w:val=""/>
+      <w:lvlJc w:val="left"/>
+      <w:pPr>
+        <w:ind w:left="4680" w:hanging="360"/>
+      </w:pPr>
+      <w:rPr>
+        <w:rFonts w:ascii="Symbol" w:hAnsi="Symbol" w:hint="default"/>
+      </w:rPr>
+    </w:lvl>
+    <w:lvl w:ilvl="4" w:tplc="04090003" w:tentative="1">
+      <w:start w:val="1"/>
+      <w:numFmt w:val="bullet"/>
+      <w:lvlText w:val="o"/>
+      <w:lvlJc w:val="left"/>
+      <w:pPr>
+        <w:ind w:left="5400" w:hanging="360"/>
+      </w:pPr>
+      <w:rPr>
+        <w:rFonts w:ascii="Courier New" w:hAnsi="Courier New" w:cs="Courier New" w:hint="default"/>
+      </w:rPr>
+    </w:lvl>
+    <w:lvl w:ilvl="5" w:tplc="04090005" w:tentative="1">
+      <w:start w:val="1"/>
+      <w:numFmt w:val="bullet"/>
+      <w:lvlText w:val=""/>
+      <w:lvlJc w:val="left"/>
+      <w:pPr>
+        <w:ind w:left="6120" w:hanging="360"/>
+      </w:pPr>
+      <w:rPr>
+        <w:rFonts w:ascii="Wingdings" w:hAnsi="Wingdings" w:hint="default"/>
+      </w:rPr>
+    </w:lvl>
+    <w:lvl w:ilvl="6" w:tplc="04090001" w:tentative="1">
+      <w:start w:val="1"/>
+      <w:numFmt w:val="bullet"/>
+      <w:lvlText w:val=""/>
+      <w:lvlJc w:val="left"/>
+      <w:pPr>
+        <w:ind w:left="6840" w:hanging="360"/>
+      </w:pPr>
+      <w:rPr>
+        <w:rFonts w:ascii="Symbol" w:hAnsi="Symbol" w:hint="default"/>
+      </w:rPr>
+    </w:lvl>
+    <w:lvl w:ilvl="7" w:tplc="04090003" w:tentative="1">
+      <w:start w:val="1"/>
+      <w:numFmt w:val="bullet"/>
+      <w:lvlText w:val="o"/>
+      <w:lvlJc w:val="left"/>
+      <w:pPr>
+        <w:ind w:left="7560" w:hanging="360"/>
+      </w:pPr>
+      <w:rPr>
+        <w:rFonts w:ascii="Courier New" w:hAnsi="Courier New" w:cs="Courier New" w:hint="default"/>
+      </w:rPr>
+    </w:lvl>
+    <w:lvl w:ilvl="8" w:tplc="04090005" w:tentative="1">
+      <w:start w:val="1"/>
+      <w:numFmt w:val="bullet"/>
+      <w:lvlText w:val=""/>
+      <w:lvlJc w:val="left"/>
+      <w:pPr>
+        <w:ind w:left="8280" w:hanging="360"/>
+      </w:pPr>
+      <w:rPr>
+        <w:rFonts w:ascii="Wingdings" w:hAnsi="Wingdings" w:hint="default"/>
+      </w:rPr>
+    </w:lvl>
+  </w:abstractNum>
+  <w:abstractNum w:abstractNumId="95" w15:restartNumberingAfterBreak="0">
     <w:nsid w:val="60417458"/>
     <w:multiLevelType w:val="multilevel"/>
     <w:tmpl w:val="A1DE6EB6"/>
@@ -28505,7 +35310,7 @@
       </w:rPr>
     </w:lvl>
   </w:abstractNum>
-  <w:abstractNum w:abstractNumId="69" w15:restartNumberingAfterBreak="0">
+  <w:abstractNum w:abstractNumId="96" w15:restartNumberingAfterBreak="0">
     <w:nsid w:val="608A4E37"/>
     <w:multiLevelType w:val="multilevel"/>
     <w:tmpl w:val="D1D43A6E"/>
@@ -28654,7 +35459,7 @@
       </w:rPr>
     </w:lvl>
   </w:abstractNum>
-  <w:abstractNum w:abstractNumId="70" w15:restartNumberingAfterBreak="0">
+  <w:abstractNum w:abstractNumId="97" w15:restartNumberingAfterBreak="0">
     <w:nsid w:val="60E34119"/>
     <w:multiLevelType w:val="multilevel"/>
     <w:tmpl w:val="2B20F7AA"/>
@@ -28803,7 +35608,7 @@
       </w:rPr>
     </w:lvl>
   </w:abstractNum>
-  <w:abstractNum w:abstractNumId="71" w15:restartNumberingAfterBreak="0">
+  <w:abstractNum w:abstractNumId="98" w15:restartNumberingAfterBreak="0">
     <w:nsid w:val="60E45F97"/>
     <w:multiLevelType w:val="multilevel"/>
     <w:tmpl w:val="D18C8764"/>
@@ -28952,7 +35757,7 @@
       </w:rPr>
     </w:lvl>
   </w:abstractNum>
-  <w:abstractNum w:abstractNumId="72" w15:restartNumberingAfterBreak="0">
+  <w:abstractNum w:abstractNumId="99" w15:restartNumberingAfterBreak="0">
     <w:nsid w:val="63FE63FB"/>
     <w:multiLevelType w:val="hybridMultilevel"/>
     <w:tmpl w:val="D2DA792C"/>
@@ -29041,7 +35846,7 @@
       </w:pPr>
     </w:lvl>
   </w:abstractNum>
-  <w:abstractNum w:abstractNumId="73" w15:restartNumberingAfterBreak="0">
+  <w:abstractNum w:abstractNumId="100" w15:restartNumberingAfterBreak="0">
     <w:nsid w:val="65680911"/>
     <w:multiLevelType w:val="multilevel"/>
     <w:tmpl w:val="25C8F43E"/>
@@ -29190,7 +35995,7 @@
       </w:rPr>
     </w:lvl>
   </w:abstractNum>
-  <w:abstractNum w:abstractNumId="74" w15:restartNumberingAfterBreak="0">
+  <w:abstractNum w:abstractNumId="101" w15:restartNumberingAfterBreak="0">
     <w:nsid w:val="66D37455"/>
     <w:multiLevelType w:val="hybridMultilevel"/>
     <w:tmpl w:val="DDDE1510"/>
@@ -29279,7 +36084,156 @@
       </w:pPr>
     </w:lvl>
   </w:abstractNum>
-  <w:abstractNum w:abstractNumId="75" w15:restartNumberingAfterBreak="0">
+  <w:abstractNum w:abstractNumId="102" w15:restartNumberingAfterBreak="0">
+    <w:nsid w:val="67185AED"/>
+    <w:multiLevelType w:val="multilevel"/>
+    <w:tmpl w:val="F90E4BB0"/>
+    <w:lvl w:ilvl="0">
+      <w:start w:val="1"/>
+      <w:numFmt w:val="bullet"/>
+      <w:lvlText w:val=""/>
+      <w:lvlJc w:val="left"/>
+      <w:pPr>
+        <w:tabs>
+          <w:tab w:val="num" w:pos="2520"/>
+        </w:tabs>
+        <w:ind w:left="2520" w:hanging="360"/>
+      </w:pPr>
+      <w:rPr>
+        <w:rFonts w:ascii="Wingdings" w:hAnsi="Wingdings" w:hint="default"/>
+        <w:sz w:val="20"/>
+      </w:rPr>
+    </w:lvl>
+    <w:lvl w:ilvl="1" w:tentative="1">
+      <w:start w:val="1"/>
+      <w:numFmt w:val="bullet"/>
+      <w:lvlText w:val="o"/>
+      <w:lvlJc w:val="left"/>
+      <w:pPr>
+        <w:tabs>
+          <w:tab w:val="num" w:pos="3240"/>
+        </w:tabs>
+        <w:ind w:left="3240" w:hanging="360"/>
+      </w:pPr>
+      <w:rPr>
+        <w:rFonts w:ascii="Courier New" w:hAnsi="Courier New" w:hint="default"/>
+        <w:sz w:val="20"/>
+      </w:rPr>
+    </w:lvl>
+    <w:lvl w:ilvl="2" w:tentative="1">
+      <w:start w:val="1"/>
+      <w:numFmt w:val="bullet"/>
+      <w:lvlText w:val=""/>
+      <w:lvlJc w:val="left"/>
+      <w:pPr>
+        <w:tabs>
+          <w:tab w:val="num" w:pos="3960"/>
+        </w:tabs>
+        <w:ind w:left="3960" w:hanging="360"/>
+      </w:pPr>
+      <w:rPr>
+        <w:rFonts w:ascii="Wingdings" w:hAnsi="Wingdings" w:hint="default"/>
+        <w:sz w:val="20"/>
+      </w:rPr>
+    </w:lvl>
+    <w:lvl w:ilvl="3" w:tentative="1">
+      <w:start w:val="1"/>
+      <w:numFmt w:val="bullet"/>
+      <w:lvlText w:val=""/>
+      <w:lvlJc w:val="left"/>
+      <w:pPr>
+        <w:tabs>
+          <w:tab w:val="num" w:pos="4680"/>
+        </w:tabs>
+        <w:ind w:left="4680" w:hanging="360"/>
+      </w:pPr>
+      <w:rPr>
+        <w:rFonts w:ascii="Wingdings" w:hAnsi="Wingdings" w:hint="default"/>
+        <w:sz w:val="20"/>
+      </w:rPr>
+    </w:lvl>
+    <w:lvl w:ilvl="4" w:tentative="1">
+      <w:start w:val="1"/>
+      <w:numFmt w:val="bullet"/>
+      <w:lvlText w:val=""/>
+      <w:lvlJc w:val="left"/>
+      <w:pPr>
+        <w:tabs>
+          <w:tab w:val="num" w:pos="5400"/>
+        </w:tabs>
+        <w:ind w:left="5400" w:hanging="360"/>
+      </w:pPr>
+      <w:rPr>
+        <w:rFonts w:ascii="Wingdings" w:hAnsi="Wingdings" w:hint="default"/>
+        <w:sz w:val="20"/>
+      </w:rPr>
+    </w:lvl>
+    <w:lvl w:ilvl="5" w:tentative="1">
+      <w:start w:val="1"/>
+      <w:numFmt w:val="bullet"/>
+      <w:lvlText w:val=""/>
+      <w:lvlJc w:val="left"/>
+      <w:pPr>
+        <w:tabs>
+          <w:tab w:val="num" w:pos="6120"/>
+        </w:tabs>
+        <w:ind w:left="6120" w:hanging="360"/>
+      </w:pPr>
+      <w:rPr>
+        <w:rFonts w:ascii="Wingdings" w:hAnsi="Wingdings" w:hint="default"/>
+        <w:sz w:val="20"/>
+      </w:rPr>
+    </w:lvl>
+    <w:lvl w:ilvl="6" w:tentative="1">
+      <w:start w:val="1"/>
+      <w:numFmt w:val="bullet"/>
+      <w:lvlText w:val=""/>
+      <w:lvlJc w:val="left"/>
+      <w:pPr>
+        <w:tabs>
+          <w:tab w:val="num" w:pos="6840"/>
+        </w:tabs>
+        <w:ind w:left="6840" w:hanging="360"/>
+      </w:pPr>
+      <w:rPr>
+        <w:rFonts w:ascii="Wingdings" w:hAnsi="Wingdings" w:hint="default"/>
+        <w:sz w:val="20"/>
+      </w:rPr>
+    </w:lvl>
+    <w:lvl w:ilvl="7" w:tentative="1">
+      <w:start w:val="1"/>
+      <w:numFmt w:val="bullet"/>
+      <w:lvlText w:val=""/>
+      <w:lvlJc w:val="left"/>
+      <w:pPr>
+        <w:tabs>
+          <w:tab w:val="num" w:pos="7560"/>
+        </w:tabs>
+        <w:ind w:left="7560" w:hanging="360"/>
+      </w:pPr>
+      <w:rPr>
+        <w:rFonts w:ascii="Wingdings" w:hAnsi="Wingdings" w:hint="default"/>
+        <w:sz w:val="20"/>
+      </w:rPr>
+    </w:lvl>
+    <w:lvl w:ilvl="8" w:tentative="1">
+      <w:start w:val="1"/>
+      <w:numFmt w:val="bullet"/>
+      <w:lvlText w:val=""/>
+      <w:lvlJc w:val="left"/>
+      <w:pPr>
+        <w:tabs>
+          <w:tab w:val="num" w:pos="8280"/>
+        </w:tabs>
+        <w:ind w:left="8280" w:hanging="360"/>
+      </w:pPr>
+      <w:rPr>
+        <w:rFonts w:ascii="Wingdings" w:hAnsi="Wingdings" w:hint="default"/>
+        <w:sz w:val="20"/>
+      </w:rPr>
+    </w:lvl>
+  </w:abstractNum>
+  <w:abstractNum w:abstractNumId="103" w15:restartNumberingAfterBreak="0">
     <w:nsid w:val="673B1491"/>
     <w:multiLevelType w:val="multilevel"/>
     <w:tmpl w:val="85546196"/>
@@ -29428,7 +36382,7 @@
       </w:rPr>
     </w:lvl>
   </w:abstractNum>
-  <w:abstractNum w:abstractNumId="76" w15:restartNumberingAfterBreak="0">
+  <w:abstractNum w:abstractNumId="104" w15:restartNumberingAfterBreak="0">
     <w:nsid w:val="67F5699A"/>
     <w:multiLevelType w:val="multilevel"/>
     <w:tmpl w:val="0BEEFB7C"/>
@@ -29577,7 +36531,7 @@
       </w:rPr>
     </w:lvl>
   </w:abstractNum>
-  <w:abstractNum w:abstractNumId="77" w15:restartNumberingAfterBreak="0">
+  <w:abstractNum w:abstractNumId="105" w15:restartNumberingAfterBreak="0">
     <w:nsid w:val="6BA31DF2"/>
     <w:multiLevelType w:val="multilevel"/>
     <w:tmpl w:val="160AC172"/>
@@ -29726,7 +36680,7 @@
       </w:rPr>
     </w:lvl>
   </w:abstractNum>
-  <w:abstractNum w:abstractNumId="78" w15:restartNumberingAfterBreak="0">
+  <w:abstractNum w:abstractNumId="106" w15:restartNumberingAfterBreak="0">
     <w:nsid w:val="6BD05B7D"/>
     <w:multiLevelType w:val="multilevel"/>
     <w:tmpl w:val="326494A6"/>
@@ -29875,7 +36829,7 @@
       </w:rPr>
     </w:lvl>
   </w:abstractNum>
-  <w:abstractNum w:abstractNumId="79" w15:restartNumberingAfterBreak="0">
+  <w:abstractNum w:abstractNumId="107" w15:restartNumberingAfterBreak="0">
     <w:nsid w:val="6C7B7F10"/>
     <w:multiLevelType w:val="multilevel"/>
     <w:tmpl w:val="915034B2"/>
@@ -29991,7 +36945,7 @@
       </w:pPr>
     </w:lvl>
   </w:abstractNum>
-  <w:abstractNum w:abstractNumId="80" w15:restartNumberingAfterBreak="0">
+  <w:abstractNum w:abstractNumId="108" w15:restartNumberingAfterBreak="0">
     <w:nsid w:val="70A8276D"/>
     <w:multiLevelType w:val="multilevel"/>
     <w:tmpl w:val="84FAFB38"/>
@@ -30140,7 +37094,7 @@
       </w:rPr>
     </w:lvl>
   </w:abstractNum>
-  <w:abstractNum w:abstractNumId="81" w15:restartNumberingAfterBreak="0">
+  <w:abstractNum w:abstractNumId="109" w15:restartNumberingAfterBreak="0">
     <w:nsid w:val="70AF3DD4"/>
     <w:multiLevelType w:val="multilevel"/>
     <w:tmpl w:val="5740C508"/>
@@ -30289,7 +37243,7 @@
       </w:rPr>
     </w:lvl>
   </w:abstractNum>
-  <w:abstractNum w:abstractNumId="82" w15:restartNumberingAfterBreak="0">
+  <w:abstractNum w:abstractNumId="110" w15:restartNumberingAfterBreak="0">
     <w:nsid w:val="713B2F77"/>
     <w:multiLevelType w:val="multilevel"/>
     <w:tmpl w:val="2F2C1E64"/>
@@ -30438,7 +37392,305 @@
       </w:rPr>
     </w:lvl>
   </w:abstractNum>
-  <w:abstractNum w:abstractNumId="83" w15:restartNumberingAfterBreak="0">
+  <w:abstractNum w:abstractNumId="111" w15:restartNumberingAfterBreak="0">
+    <w:nsid w:val="714A06A3"/>
+    <w:multiLevelType w:val="multilevel"/>
+    <w:tmpl w:val="A3884BA2"/>
+    <w:lvl w:ilvl="0">
+      <w:start w:val="1"/>
+      <w:numFmt w:val="bullet"/>
+      <w:lvlText w:val=""/>
+      <w:lvlJc w:val="left"/>
+      <w:pPr>
+        <w:tabs>
+          <w:tab w:val="num" w:pos="720"/>
+        </w:tabs>
+        <w:ind w:left="720" w:hanging="360"/>
+      </w:pPr>
+      <w:rPr>
+        <w:rFonts w:ascii="Symbol" w:hAnsi="Symbol" w:hint="default"/>
+        <w:sz w:val="20"/>
+      </w:rPr>
+    </w:lvl>
+    <w:lvl w:ilvl="1" w:tentative="1">
+      <w:start w:val="1"/>
+      <w:numFmt w:val="bullet"/>
+      <w:lvlText w:val="o"/>
+      <w:lvlJc w:val="left"/>
+      <w:pPr>
+        <w:tabs>
+          <w:tab w:val="num" w:pos="1440"/>
+        </w:tabs>
+        <w:ind w:left="1440" w:hanging="360"/>
+      </w:pPr>
+      <w:rPr>
+        <w:rFonts w:ascii="Courier New" w:hAnsi="Courier New" w:hint="default"/>
+        <w:sz w:val="20"/>
+      </w:rPr>
+    </w:lvl>
+    <w:lvl w:ilvl="2" w:tentative="1">
+      <w:start w:val="1"/>
+      <w:numFmt w:val="bullet"/>
+      <w:lvlText w:val=""/>
+      <w:lvlJc w:val="left"/>
+      <w:pPr>
+        <w:tabs>
+          <w:tab w:val="num" w:pos="2160"/>
+        </w:tabs>
+        <w:ind w:left="2160" w:hanging="360"/>
+      </w:pPr>
+      <w:rPr>
+        <w:rFonts w:ascii="Wingdings" w:hAnsi="Wingdings" w:hint="default"/>
+        <w:sz w:val="20"/>
+      </w:rPr>
+    </w:lvl>
+    <w:lvl w:ilvl="3" w:tentative="1">
+      <w:start w:val="1"/>
+      <w:numFmt w:val="bullet"/>
+      <w:lvlText w:val=""/>
+      <w:lvlJc w:val="left"/>
+      <w:pPr>
+        <w:tabs>
+          <w:tab w:val="num" w:pos="2880"/>
+        </w:tabs>
+        <w:ind w:left="2880" w:hanging="360"/>
+      </w:pPr>
+      <w:rPr>
+        <w:rFonts w:ascii="Wingdings" w:hAnsi="Wingdings" w:hint="default"/>
+        <w:sz w:val="20"/>
+      </w:rPr>
+    </w:lvl>
+    <w:lvl w:ilvl="4" w:tentative="1">
+      <w:start w:val="1"/>
+      <w:numFmt w:val="bullet"/>
+      <w:lvlText w:val=""/>
+      <w:lvlJc w:val="left"/>
+      <w:pPr>
+        <w:tabs>
+          <w:tab w:val="num" w:pos="3600"/>
+        </w:tabs>
+        <w:ind w:left="3600" w:hanging="360"/>
+      </w:pPr>
+      <w:rPr>
+        <w:rFonts w:ascii="Wingdings" w:hAnsi="Wingdings" w:hint="default"/>
+        <w:sz w:val="20"/>
+      </w:rPr>
+    </w:lvl>
+    <w:lvl w:ilvl="5" w:tentative="1">
+      <w:start w:val="1"/>
+      <w:numFmt w:val="bullet"/>
+      <w:lvlText w:val=""/>
+      <w:lvlJc w:val="left"/>
+      <w:pPr>
+        <w:tabs>
+          <w:tab w:val="num" w:pos="4320"/>
+        </w:tabs>
+        <w:ind w:left="4320" w:hanging="360"/>
+      </w:pPr>
+      <w:rPr>
+        <w:rFonts w:ascii="Wingdings" w:hAnsi="Wingdings" w:hint="default"/>
+        <w:sz w:val="20"/>
+      </w:rPr>
+    </w:lvl>
+    <w:lvl w:ilvl="6" w:tentative="1">
+      <w:start w:val="1"/>
+      <w:numFmt w:val="bullet"/>
+      <w:lvlText w:val=""/>
+      <w:lvlJc w:val="left"/>
+      <w:pPr>
+        <w:tabs>
+          <w:tab w:val="num" w:pos="5040"/>
+        </w:tabs>
+        <w:ind w:left="5040" w:hanging="360"/>
+      </w:pPr>
+      <w:rPr>
+        <w:rFonts w:ascii="Wingdings" w:hAnsi="Wingdings" w:hint="default"/>
+        <w:sz w:val="20"/>
+      </w:rPr>
+    </w:lvl>
+    <w:lvl w:ilvl="7" w:tentative="1">
+      <w:start w:val="1"/>
+      <w:numFmt w:val="bullet"/>
+      <w:lvlText w:val=""/>
+      <w:lvlJc w:val="left"/>
+      <w:pPr>
+        <w:tabs>
+          <w:tab w:val="num" w:pos="5760"/>
+        </w:tabs>
+        <w:ind w:left="5760" w:hanging="360"/>
+      </w:pPr>
+      <w:rPr>
+        <w:rFonts w:ascii="Wingdings" w:hAnsi="Wingdings" w:hint="default"/>
+        <w:sz w:val="20"/>
+      </w:rPr>
+    </w:lvl>
+    <w:lvl w:ilvl="8" w:tentative="1">
+      <w:start w:val="1"/>
+      <w:numFmt w:val="bullet"/>
+      <w:lvlText w:val=""/>
+      <w:lvlJc w:val="left"/>
+      <w:pPr>
+        <w:tabs>
+          <w:tab w:val="num" w:pos="6480"/>
+        </w:tabs>
+        <w:ind w:left="6480" w:hanging="360"/>
+      </w:pPr>
+      <w:rPr>
+        <w:rFonts w:ascii="Wingdings" w:hAnsi="Wingdings" w:hint="default"/>
+        <w:sz w:val="20"/>
+      </w:rPr>
+    </w:lvl>
+  </w:abstractNum>
+  <w:abstractNum w:abstractNumId="112" w15:restartNumberingAfterBreak="0">
+    <w:nsid w:val="724338F8"/>
+    <w:multiLevelType w:val="multilevel"/>
+    <w:tmpl w:val="A8ECF7EA"/>
+    <w:lvl w:ilvl="0">
+      <w:start w:val="1"/>
+      <w:numFmt w:val="bullet"/>
+      <w:lvlText w:val=""/>
+      <w:lvlJc w:val="left"/>
+      <w:pPr>
+        <w:tabs>
+          <w:tab w:val="num" w:pos="2520"/>
+        </w:tabs>
+        <w:ind w:left="2520" w:hanging="360"/>
+      </w:pPr>
+      <w:rPr>
+        <w:rFonts w:ascii="Wingdings" w:hAnsi="Wingdings" w:hint="default"/>
+        <w:sz w:val="20"/>
+      </w:rPr>
+    </w:lvl>
+    <w:lvl w:ilvl="1" w:tentative="1">
+      <w:start w:val="1"/>
+      <w:numFmt w:val="bullet"/>
+      <w:lvlText w:val="o"/>
+      <w:lvlJc w:val="left"/>
+      <w:pPr>
+        <w:tabs>
+          <w:tab w:val="num" w:pos="3240"/>
+        </w:tabs>
+        <w:ind w:left="3240" w:hanging="360"/>
+      </w:pPr>
+      <w:rPr>
+        <w:rFonts w:ascii="Courier New" w:hAnsi="Courier New" w:hint="default"/>
+        <w:sz w:val="20"/>
+      </w:rPr>
+    </w:lvl>
+    <w:lvl w:ilvl="2" w:tentative="1">
+      <w:start w:val="1"/>
+      <w:numFmt w:val="bullet"/>
+      <w:lvlText w:val=""/>
+      <w:lvlJc w:val="left"/>
+      <w:pPr>
+        <w:tabs>
+          <w:tab w:val="num" w:pos="3960"/>
+        </w:tabs>
+        <w:ind w:left="3960" w:hanging="360"/>
+      </w:pPr>
+      <w:rPr>
+        <w:rFonts w:ascii="Wingdings" w:hAnsi="Wingdings" w:hint="default"/>
+        <w:sz w:val="20"/>
+      </w:rPr>
+    </w:lvl>
+    <w:lvl w:ilvl="3" w:tentative="1">
+      <w:start w:val="1"/>
+      <w:numFmt w:val="bullet"/>
+      <w:lvlText w:val=""/>
+      <w:lvlJc w:val="left"/>
+      <w:pPr>
+        <w:tabs>
+          <w:tab w:val="num" w:pos="4680"/>
+        </w:tabs>
+        <w:ind w:left="4680" w:hanging="360"/>
+      </w:pPr>
+      <w:rPr>
+        <w:rFonts w:ascii="Wingdings" w:hAnsi="Wingdings" w:hint="default"/>
+        <w:sz w:val="20"/>
+      </w:rPr>
+    </w:lvl>
+    <w:lvl w:ilvl="4" w:tentative="1">
+      <w:start w:val="1"/>
+      <w:numFmt w:val="bullet"/>
+      <w:lvlText w:val=""/>
+      <w:lvlJc w:val="left"/>
+      <w:pPr>
+        <w:tabs>
+          <w:tab w:val="num" w:pos="5400"/>
+        </w:tabs>
+        <w:ind w:left="5400" w:hanging="360"/>
+      </w:pPr>
+      <w:rPr>
+        <w:rFonts w:ascii="Wingdings" w:hAnsi="Wingdings" w:hint="default"/>
+        <w:sz w:val="20"/>
+      </w:rPr>
+    </w:lvl>
+    <w:lvl w:ilvl="5" w:tentative="1">
+      <w:start w:val="1"/>
+      <w:numFmt w:val="bullet"/>
+      <w:lvlText w:val=""/>
+      <w:lvlJc w:val="left"/>
+      <w:pPr>
+        <w:tabs>
+          <w:tab w:val="num" w:pos="6120"/>
+        </w:tabs>
+        <w:ind w:left="6120" w:hanging="360"/>
+      </w:pPr>
+      <w:rPr>
+        <w:rFonts w:ascii="Wingdings" w:hAnsi="Wingdings" w:hint="default"/>
+        <w:sz w:val="20"/>
+      </w:rPr>
+    </w:lvl>
+    <w:lvl w:ilvl="6" w:tentative="1">
+      <w:start w:val="1"/>
+      <w:numFmt w:val="bullet"/>
+      <w:lvlText w:val=""/>
+      <w:lvlJc w:val="left"/>
+      <w:pPr>
+        <w:tabs>
+          <w:tab w:val="num" w:pos="6840"/>
+        </w:tabs>
+        <w:ind w:left="6840" w:hanging="360"/>
+      </w:pPr>
+      <w:rPr>
+        <w:rFonts w:ascii="Wingdings" w:hAnsi="Wingdings" w:hint="default"/>
+        <w:sz w:val="20"/>
+      </w:rPr>
+    </w:lvl>
+    <w:lvl w:ilvl="7" w:tentative="1">
+      <w:start w:val="1"/>
+      <w:numFmt w:val="bullet"/>
+      <w:lvlText w:val=""/>
+      <w:lvlJc w:val="left"/>
+      <w:pPr>
+        <w:tabs>
+          <w:tab w:val="num" w:pos="7560"/>
+        </w:tabs>
+        <w:ind w:left="7560" w:hanging="360"/>
+      </w:pPr>
+      <w:rPr>
+        <w:rFonts w:ascii="Wingdings" w:hAnsi="Wingdings" w:hint="default"/>
+        <w:sz w:val="20"/>
+      </w:rPr>
+    </w:lvl>
+    <w:lvl w:ilvl="8" w:tentative="1">
+      <w:start w:val="1"/>
+      <w:numFmt w:val="bullet"/>
+      <w:lvlText w:val=""/>
+      <w:lvlJc w:val="left"/>
+      <w:pPr>
+        <w:tabs>
+          <w:tab w:val="num" w:pos="8280"/>
+        </w:tabs>
+        <w:ind w:left="8280" w:hanging="360"/>
+      </w:pPr>
+      <w:rPr>
+        <w:rFonts w:ascii="Wingdings" w:hAnsi="Wingdings" w:hint="default"/>
+        <w:sz w:val="20"/>
+      </w:rPr>
+    </w:lvl>
+  </w:abstractNum>
+  <w:abstractNum w:abstractNumId="113" w15:restartNumberingAfterBreak="0">
     <w:nsid w:val="72E213AE"/>
     <w:multiLevelType w:val="multilevel"/>
     <w:tmpl w:val="7E888D22"/>
@@ -30587,7 +37839,7 @@
       </w:rPr>
     </w:lvl>
   </w:abstractNum>
-  <w:abstractNum w:abstractNumId="84" w15:restartNumberingAfterBreak="0">
+  <w:abstractNum w:abstractNumId="114" w15:restartNumberingAfterBreak="0">
     <w:nsid w:val="74EE0D45"/>
     <w:multiLevelType w:val="multilevel"/>
     <w:tmpl w:val="911C6DB6"/>
@@ -30736,7 +37988,7 @@
       </w:rPr>
     </w:lvl>
   </w:abstractNum>
-  <w:abstractNum w:abstractNumId="85" w15:restartNumberingAfterBreak="0">
+  <w:abstractNum w:abstractNumId="115" w15:restartNumberingAfterBreak="0">
     <w:nsid w:val="75324A35"/>
     <w:multiLevelType w:val="multilevel"/>
     <w:tmpl w:val="3C168884"/>
@@ -30885,7 +38137,7 @@
       </w:rPr>
     </w:lvl>
   </w:abstractNum>
-  <w:abstractNum w:abstractNumId="86" w15:restartNumberingAfterBreak="0">
+  <w:abstractNum w:abstractNumId="116" w15:restartNumberingAfterBreak="0">
     <w:nsid w:val="77EF68F5"/>
     <w:multiLevelType w:val="multilevel"/>
     <w:tmpl w:val="964C63C6"/>
@@ -31034,7 +38286,7 @@
       </w:rPr>
     </w:lvl>
   </w:abstractNum>
-  <w:abstractNum w:abstractNumId="87" w15:restartNumberingAfterBreak="0">
+  <w:abstractNum w:abstractNumId="117" w15:restartNumberingAfterBreak="0">
     <w:nsid w:val="78BB76E3"/>
     <w:multiLevelType w:val="hybridMultilevel"/>
     <w:tmpl w:val="7034FE06"/>
@@ -31147,7 +38399,7 @@
       </w:rPr>
     </w:lvl>
   </w:abstractNum>
-  <w:abstractNum w:abstractNumId="88" w15:restartNumberingAfterBreak="0">
+  <w:abstractNum w:abstractNumId="118" w15:restartNumberingAfterBreak="0">
     <w:nsid w:val="790F00F5"/>
     <w:multiLevelType w:val="multilevel"/>
     <w:tmpl w:val="B7967FD8"/>
@@ -31296,7 +38548,7 @@
       </w:rPr>
     </w:lvl>
   </w:abstractNum>
-  <w:abstractNum w:abstractNumId="89" w15:restartNumberingAfterBreak="0">
+  <w:abstractNum w:abstractNumId="119" w15:restartNumberingAfterBreak="0">
     <w:nsid w:val="79835A85"/>
     <w:multiLevelType w:val="multilevel"/>
     <w:tmpl w:val="BA304A74"/>
@@ -31445,7 +38697,7 @@
       </w:rPr>
     </w:lvl>
   </w:abstractNum>
-  <w:abstractNum w:abstractNumId="90" w15:restartNumberingAfterBreak="0">
+  <w:abstractNum w:abstractNumId="120" w15:restartNumberingAfterBreak="0">
     <w:nsid w:val="7A5F6F18"/>
     <w:multiLevelType w:val="multilevel"/>
     <w:tmpl w:val="9814C5F2"/>
@@ -31594,7 +38846,7 @@
       </w:rPr>
     </w:lvl>
   </w:abstractNum>
-  <w:abstractNum w:abstractNumId="91" w15:restartNumberingAfterBreak="0">
+  <w:abstractNum w:abstractNumId="121" w15:restartNumberingAfterBreak="0">
     <w:nsid w:val="7E060B43"/>
     <w:multiLevelType w:val="multilevel"/>
     <w:tmpl w:val="8C30A650"/>
@@ -31743,7 +38995,7 @@
       </w:rPr>
     </w:lvl>
   </w:abstractNum>
-  <w:abstractNum w:abstractNumId="92" w15:restartNumberingAfterBreak="0">
+  <w:abstractNum w:abstractNumId="122" w15:restartNumberingAfterBreak="0">
     <w:nsid w:val="7F3B5E27"/>
     <w:multiLevelType w:val="multilevel"/>
     <w:tmpl w:val="710693D6"/>
@@ -31892,284 +39144,526 @@
       </w:rPr>
     </w:lvl>
   </w:abstractNum>
+  <w:abstractNum w:abstractNumId="123" w15:restartNumberingAfterBreak="0">
+    <w:nsid w:val="7FAC4FA1"/>
+    <w:multiLevelType w:val="multilevel"/>
+    <w:tmpl w:val="30AC9892"/>
+    <w:lvl w:ilvl="0">
+      <w:start w:val="1"/>
+      <w:numFmt w:val="bullet"/>
+      <w:lvlText w:val=""/>
+      <w:lvlJc w:val="left"/>
+      <w:pPr>
+        <w:tabs>
+          <w:tab w:val="num" w:pos="2880"/>
+        </w:tabs>
+        <w:ind w:left="2880" w:hanging="360"/>
+      </w:pPr>
+      <w:rPr>
+        <w:rFonts w:ascii="Symbol" w:hAnsi="Symbol" w:hint="default"/>
+        <w:sz w:val="20"/>
+      </w:rPr>
+    </w:lvl>
+    <w:lvl w:ilvl="1" w:tentative="1">
+      <w:start w:val="1"/>
+      <w:numFmt w:val="bullet"/>
+      <w:lvlText w:val="o"/>
+      <w:lvlJc w:val="left"/>
+      <w:pPr>
+        <w:tabs>
+          <w:tab w:val="num" w:pos="3600"/>
+        </w:tabs>
+        <w:ind w:left="3600" w:hanging="360"/>
+      </w:pPr>
+      <w:rPr>
+        <w:rFonts w:ascii="Courier New" w:hAnsi="Courier New" w:hint="default"/>
+        <w:sz w:val="20"/>
+      </w:rPr>
+    </w:lvl>
+    <w:lvl w:ilvl="2" w:tentative="1">
+      <w:start w:val="1"/>
+      <w:numFmt w:val="bullet"/>
+      <w:lvlText w:val=""/>
+      <w:lvlJc w:val="left"/>
+      <w:pPr>
+        <w:tabs>
+          <w:tab w:val="num" w:pos="4320"/>
+        </w:tabs>
+        <w:ind w:left="4320" w:hanging="360"/>
+      </w:pPr>
+      <w:rPr>
+        <w:rFonts w:ascii="Wingdings" w:hAnsi="Wingdings" w:hint="default"/>
+        <w:sz w:val="20"/>
+      </w:rPr>
+    </w:lvl>
+    <w:lvl w:ilvl="3" w:tentative="1">
+      <w:start w:val="1"/>
+      <w:numFmt w:val="bullet"/>
+      <w:lvlText w:val=""/>
+      <w:lvlJc w:val="left"/>
+      <w:pPr>
+        <w:tabs>
+          <w:tab w:val="num" w:pos="5040"/>
+        </w:tabs>
+        <w:ind w:left="5040" w:hanging="360"/>
+      </w:pPr>
+      <w:rPr>
+        <w:rFonts w:ascii="Wingdings" w:hAnsi="Wingdings" w:hint="default"/>
+        <w:sz w:val="20"/>
+      </w:rPr>
+    </w:lvl>
+    <w:lvl w:ilvl="4" w:tentative="1">
+      <w:start w:val="1"/>
+      <w:numFmt w:val="bullet"/>
+      <w:lvlText w:val=""/>
+      <w:lvlJc w:val="left"/>
+      <w:pPr>
+        <w:tabs>
+          <w:tab w:val="num" w:pos="5760"/>
+        </w:tabs>
+        <w:ind w:left="5760" w:hanging="360"/>
+      </w:pPr>
+      <w:rPr>
+        <w:rFonts w:ascii="Wingdings" w:hAnsi="Wingdings" w:hint="default"/>
+        <w:sz w:val="20"/>
+      </w:rPr>
+    </w:lvl>
+    <w:lvl w:ilvl="5" w:tentative="1">
+      <w:start w:val="1"/>
+      <w:numFmt w:val="bullet"/>
+      <w:lvlText w:val=""/>
+      <w:lvlJc w:val="left"/>
+      <w:pPr>
+        <w:tabs>
+          <w:tab w:val="num" w:pos="6480"/>
+        </w:tabs>
+        <w:ind w:left="6480" w:hanging="360"/>
+      </w:pPr>
+      <w:rPr>
+        <w:rFonts w:ascii="Wingdings" w:hAnsi="Wingdings" w:hint="default"/>
+        <w:sz w:val="20"/>
+      </w:rPr>
+    </w:lvl>
+    <w:lvl w:ilvl="6" w:tentative="1">
+      <w:start w:val="1"/>
+      <w:numFmt w:val="bullet"/>
+      <w:lvlText w:val=""/>
+      <w:lvlJc w:val="left"/>
+      <w:pPr>
+        <w:tabs>
+          <w:tab w:val="num" w:pos="7200"/>
+        </w:tabs>
+        <w:ind w:left="7200" w:hanging="360"/>
+      </w:pPr>
+      <w:rPr>
+        <w:rFonts w:ascii="Wingdings" w:hAnsi="Wingdings" w:hint="default"/>
+        <w:sz w:val="20"/>
+      </w:rPr>
+    </w:lvl>
+    <w:lvl w:ilvl="7" w:tentative="1">
+      <w:start w:val="1"/>
+      <w:numFmt w:val="bullet"/>
+      <w:lvlText w:val=""/>
+      <w:lvlJc w:val="left"/>
+      <w:pPr>
+        <w:tabs>
+          <w:tab w:val="num" w:pos="7920"/>
+        </w:tabs>
+        <w:ind w:left="7920" w:hanging="360"/>
+      </w:pPr>
+      <w:rPr>
+        <w:rFonts w:ascii="Wingdings" w:hAnsi="Wingdings" w:hint="default"/>
+        <w:sz w:val="20"/>
+      </w:rPr>
+    </w:lvl>
+    <w:lvl w:ilvl="8" w:tentative="1">
+      <w:start w:val="1"/>
+      <w:numFmt w:val="bullet"/>
+      <w:lvlText w:val=""/>
+      <w:lvlJc w:val="left"/>
+      <w:pPr>
+        <w:tabs>
+          <w:tab w:val="num" w:pos="8640"/>
+        </w:tabs>
+        <w:ind w:left="8640" w:hanging="360"/>
+      </w:pPr>
+      <w:rPr>
+        <w:rFonts w:ascii="Wingdings" w:hAnsi="Wingdings" w:hint="default"/>
+        <w:sz w:val="20"/>
+      </w:rPr>
+    </w:lvl>
+  </w:abstractNum>
   <w:num w:numId="1" w16cid:durableId="1986004720">
-    <w:abstractNumId w:val="64"/>
+    <w:abstractNumId w:val="88"/>
   </w:num>
   <w:num w:numId="2" w16cid:durableId="2121340463">
-    <w:abstractNumId w:val="70"/>
+    <w:abstractNumId w:val="97"/>
   </w:num>
   <w:num w:numId="3" w16cid:durableId="1076393840">
-    <w:abstractNumId w:val="41"/>
+    <w:abstractNumId w:val="60"/>
   </w:num>
   <w:num w:numId="4" w16cid:durableId="1191407449">
-    <w:abstractNumId w:val="76"/>
+    <w:abstractNumId w:val="104"/>
   </w:num>
   <w:num w:numId="5" w16cid:durableId="1227767612">
     <w:abstractNumId w:val="2"/>
   </w:num>
   <w:num w:numId="6" w16cid:durableId="1946379767">
-    <w:abstractNumId w:val="38"/>
+    <w:abstractNumId w:val="56"/>
   </w:num>
   <w:num w:numId="7" w16cid:durableId="152913838">
-    <w:abstractNumId w:val="17"/>
+    <w:abstractNumId w:val="19"/>
   </w:num>
   <w:num w:numId="8" w16cid:durableId="1511604633">
-    <w:abstractNumId w:val="26"/>
+    <w:abstractNumId w:val="34"/>
   </w:num>
   <w:num w:numId="9" w16cid:durableId="553664727">
-    <w:abstractNumId w:val="59"/>
+    <w:abstractNumId w:val="82"/>
   </w:num>
   <w:num w:numId="10" w16cid:durableId="606348142">
-    <w:abstractNumId w:val="53"/>
+    <w:abstractNumId w:val="74"/>
   </w:num>
   <w:num w:numId="11" w16cid:durableId="1441602055">
-    <w:abstractNumId w:val="85"/>
+    <w:abstractNumId w:val="115"/>
   </w:num>
   <w:num w:numId="12" w16cid:durableId="1426800143">
-    <w:abstractNumId w:val="51"/>
+    <w:abstractNumId w:val="72"/>
   </w:num>
   <w:num w:numId="13" w16cid:durableId="626352584">
+    <w:abstractNumId w:val="14"/>
+  </w:num>
+  <w:num w:numId="14" w16cid:durableId="533227730">
+    <w:abstractNumId w:val="110"/>
+  </w:num>
+  <w:num w:numId="15" w16cid:durableId="1786315709">
+    <w:abstractNumId w:val="6"/>
+  </w:num>
+  <w:num w:numId="16" w16cid:durableId="988437533">
+    <w:abstractNumId w:val="48"/>
+  </w:num>
+  <w:num w:numId="17" w16cid:durableId="1370494364">
+    <w:abstractNumId w:val="33"/>
+  </w:num>
+  <w:num w:numId="18" w16cid:durableId="79714287">
+    <w:abstractNumId w:val="69"/>
+  </w:num>
+  <w:num w:numId="19" w16cid:durableId="243147022">
+    <w:abstractNumId w:val="64"/>
+  </w:num>
+  <w:num w:numId="20" w16cid:durableId="1300069373">
+    <w:abstractNumId w:val="79"/>
+  </w:num>
+  <w:num w:numId="21" w16cid:durableId="641036489">
+    <w:abstractNumId w:val="9"/>
+  </w:num>
+  <w:num w:numId="22" w16cid:durableId="618924859">
+    <w:abstractNumId w:val="36"/>
+  </w:num>
+  <w:num w:numId="23" w16cid:durableId="134833155">
+    <w:abstractNumId w:val="122"/>
+  </w:num>
+  <w:num w:numId="24" w16cid:durableId="239676937">
     <w:abstractNumId w:val="12"/>
   </w:num>
-  <w:num w:numId="14" w16cid:durableId="533227730">
-    <w:abstractNumId w:val="82"/>
+  <w:num w:numId="25" w16cid:durableId="1881241021">
+    <w:abstractNumId w:val="80"/>
   </w:num>
-  <w:num w:numId="15" w16cid:durableId="1786315709">
-    <w:abstractNumId w:val="5"/>
+  <w:num w:numId="26" w16cid:durableId="915165430">
+    <w:abstractNumId w:val="39"/>
   </w:num>
-  <w:num w:numId="16" w16cid:durableId="988437533">
-    <w:abstractNumId w:val="35"/>
-  </w:num>
-  <w:num w:numId="17" w16cid:durableId="1370494364">
-    <w:abstractNumId w:val="25"/>
-  </w:num>
-  <w:num w:numId="18" w16cid:durableId="79714287">
-    <w:abstractNumId w:val="48"/>
-  </w:num>
-  <w:num w:numId="19" w16cid:durableId="243147022">
+  <w:num w:numId="27" w16cid:durableId="1927374085">
     <w:abstractNumId w:val="44"/>
   </w:num>
-  <w:num w:numId="20" w16cid:durableId="1300069373">
-    <w:abstractNumId w:val="57"/>
-  </w:num>
-  <w:num w:numId="21" w16cid:durableId="641036489">
-    <w:abstractNumId w:val="8"/>
-  </w:num>
-  <w:num w:numId="22" w16cid:durableId="618924859">
-    <w:abstractNumId w:val="28"/>
-  </w:num>
-  <w:num w:numId="23" w16cid:durableId="134833155">
-    <w:abstractNumId w:val="92"/>
-  </w:num>
-  <w:num w:numId="24" w16cid:durableId="239676937">
-    <w:abstractNumId w:val="10"/>
-  </w:num>
-  <w:num w:numId="25" w16cid:durableId="1881241021">
-    <w:abstractNumId w:val="58"/>
-  </w:num>
-  <w:num w:numId="26" w16cid:durableId="915165430">
-    <w:abstractNumId w:val="30"/>
-  </w:num>
-  <w:num w:numId="27" w16cid:durableId="1927374085">
-    <w:abstractNumId w:val="33"/>
-  </w:num>
   <w:num w:numId="28" w16cid:durableId="1960259249">
-    <w:abstractNumId w:val="55"/>
+    <w:abstractNumId w:val="77"/>
   </w:num>
   <w:num w:numId="29" w16cid:durableId="836113632">
-    <w:abstractNumId w:val="84"/>
+    <w:abstractNumId w:val="114"/>
   </w:num>
   <w:num w:numId="30" w16cid:durableId="1985085924">
-    <w:abstractNumId w:val="77"/>
+    <w:abstractNumId w:val="105"/>
   </w:num>
   <w:num w:numId="31" w16cid:durableId="670451960">
-    <w:abstractNumId w:val="29"/>
+    <w:abstractNumId w:val="37"/>
   </w:num>
   <w:num w:numId="32" w16cid:durableId="989790267">
-    <w:abstractNumId w:val="73"/>
+    <w:abstractNumId w:val="100"/>
   </w:num>
   <w:num w:numId="33" w16cid:durableId="1605652317">
-    <w:abstractNumId w:val="49"/>
+    <w:abstractNumId w:val="70"/>
   </w:num>
   <w:num w:numId="34" w16cid:durableId="529029301">
-    <w:abstractNumId w:val="50"/>
+    <w:abstractNumId w:val="71"/>
   </w:num>
   <w:num w:numId="35" w16cid:durableId="1132821015">
-    <w:abstractNumId w:val="47"/>
+    <w:abstractNumId w:val="67"/>
   </w:num>
   <w:num w:numId="36" w16cid:durableId="336272761">
-    <w:abstractNumId w:val="22"/>
+    <w:abstractNumId w:val="27"/>
   </w:num>
   <w:num w:numId="37" w16cid:durableId="1254247403">
-    <w:abstractNumId w:val="71"/>
+    <w:abstractNumId w:val="98"/>
   </w:num>
   <w:num w:numId="38" w16cid:durableId="986469637">
-    <w:abstractNumId w:val="45"/>
+    <w:abstractNumId w:val="65"/>
   </w:num>
   <w:num w:numId="39" w16cid:durableId="2061586596">
-    <w:abstractNumId w:val="68"/>
+    <w:abstractNumId w:val="95"/>
   </w:num>
   <w:num w:numId="40" w16cid:durableId="587540597">
+    <w:abstractNumId w:val="103"/>
+  </w:num>
+  <w:num w:numId="41" w16cid:durableId="1726953972">
+    <w:abstractNumId w:val="23"/>
+  </w:num>
+  <w:num w:numId="42" w16cid:durableId="75368089">
+    <w:abstractNumId w:val="118"/>
+  </w:num>
+  <w:num w:numId="43" w16cid:durableId="1617636502">
+    <w:abstractNumId w:val="87"/>
+  </w:num>
+  <w:num w:numId="44" w16cid:durableId="1929071272">
+    <w:abstractNumId w:val="40"/>
+  </w:num>
+  <w:num w:numId="45" w16cid:durableId="212355486">
+    <w:abstractNumId w:val="99"/>
+  </w:num>
+  <w:num w:numId="46" w16cid:durableId="2050840963">
+    <w:abstractNumId w:val="121"/>
+  </w:num>
+  <w:num w:numId="47" w16cid:durableId="1622490801">
     <w:abstractNumId w:val="75"/>
   </w:num>
-  <w:num w:numId="41" w16cid:durableId="1726953972">
-    <w:abstractNumId w:val="20"/>
-  </w:num>
-  <w:num w:numId="42" w16cid:durableId="75368089">
-    <w:abstractNumId w:val="88"/>
-  </w:num>
-  <w:num w:numId="43" w16cid:durableId="1617636502">
-    <w:abstractNumId w:val="63"/>
-  </w:num>
-  <w:num w:numId="44" w16cid:durableId="1929071272">
-    <w:abstractNumId w:val="31"/>
-  </w:num>
-  <w:num w:numId="45" w16cid:durableId="212355486">
-    <w:abstractNumId w:val="72"/>
-  </w:num>
-  <w:num w:numId="46" w16cid:durableId="2050840963">
-    <w:abstractNumId w:val="91"/>
-  </w:num>
-  <w:num w:numId="47" w16cid:durableId="1622490801">
-    <w:abstractNumId w:val="54"/>
-  </w:num>
   <w:num w:numId="48" w16cid:durableId="2090418146">
-    <w:abstractNumId w:val="65"/>
+    <w:abstractNumId w:val="90"/>
   </w:num>
   <w:num w:numId="49" w16cid:durableId="458257872">
     <w:abstractNumId w:val="1"/>
   </w:num>
   <w:num w:numId="50" w16cid:durableId="2045597261">
-    <w:abstractNumId w:val="19"/>
+    <w:abstractNumId w:val="22"/>
   </w:num>
   <w:num w:numId="51" w16cid:durableId="1185285431">
-    <w:abstractNumId w:val="39"/>
+    <w:abstractNumId w:val="58"/>
   </w:num>
   <w:num w:numId="52" w16cid:durableId="1763528054">
-    <w:abstractNumId w:val="74"/>
+    <w:abstractNumId w:val="101"/>
   </w:num>
   <w:num w:numId="53" w16cid:durableId="1849174700">
-    <w:abstractNumId w:val="52"/>
+    <w:abstractNumId w:val="73"/>
   </w:num>
   <w:num w:numId="54" w16cid:durableId="688071696">
-    <w:abstractNumId w:val="81"/>
+    <w:abstractNumId w:val="109"/>
   </w:num>
   <w:num w:numId="55" w16cid:durableId="130245805">
-    <w:abstractNumId w:val="37"/>
+    <w:abstractNumId w:val="54"/>
   </w:num>
   <w:num w:numId="56" w16cid:durableId="537158424">
-    <w:abstractNumId w:val="86"/>
+    <w:abstractNumId w:val="116"/>
   </w:num>
   <w:num w:numId="57" w16cid:durableId="1197160879">
-    <w:abstractNumId w:val="43"/>
+    <w:abstractNumId w:val="62"/>
   </w:num>
   <w:num w:numId="58" w16cid:durableId="514155607">
-    <w:abstractNumId w:val="80"/>
+    <w:abstractNumId w:val="108"/>
   </w:num>
   <w:num w:numId="59" w16cid:durableId="1292706734">
-    <w:abstractNumId w:val="27"/>
+    <w:abstractNumId w:val="35"/>
   </w:num>
   <w:num w:numId="60" w16cid:durableId="962342205">
-    <w:abstractNumId w:val="16"/>
+    <w:abstractNumId w:val="18"/>
   </w:num>
   <w:num w:numId="61" w16cid:durableId="1885143128">
-    <w:abstractNumId w:val="83"/>
+    <w:abstractNumId w:val="113"/>
   </w:num>
   <w:num w:numId="62" w16cid:durableId="1472400227">
-    <w:abstractNumId w:val="67"/>
+    <w:abstractNumId w:val="93"/>
   </w:num>
   <w:num w:numId="63" w16cid:durableId="276834699">
-    <w:abstractNumId w:val="46"/>
+    <w:abstractNumId w:val="66"/>
   </w:num>
   <w:num w:numId="64" w16cid:durableId="1381858022">
-    <w:abstractNumId w:val="3"/>
+    <w:abstractNumId w:val="4"/>
   </w:num>
   <w:num w:numId="65" w16cid:durableId="2144303189">
-    <w:abstractNumId w:val="21"/>
+    <w:abstractNumId w:val="26"/>
   </w:num>
   <w:num w:numId="66" w16cid:durableId="1457408332">
-    <w:abstractNumId w:val="9"/>
+    <w:abstractNumId w:val="10"/>
   </w:num>
   <w:num w:numId="67" w16cid:durableId="280115042">
-    <w:abstractNumId w:val="13"/>
+    <w:abstractNumId w:val="15"/>
   </w:num>
   <w:num w:numId="68" w16cid:durableId="1991665313">
-    <w:abstractNumId w:val="66"/>
+    <w:abstractNumId w:val="91"/>
   </w:num>
   <w:num w:numId="69" w16cid:durableId="2029594806">
-    <w:abstractNumId w:val="32"/>
+    <w:abstractNumId w:val="43"/>
   </w:num>
   <w:num w:numId="70" w16cid:durableId="1747872571">
     <w:abstractNumId w:val="0"/>
   </w:num>
   <w:num w:numId="71" w16cid:durableId="1121798847">
+    <w:abstractNumId w:val="85"/>
+  </w:num>
+  <w:num w:numId="72" w16cid:durableId="303118497">
+    <w:abstractNumId w:val="59"/>
+  </w:num>
+  <w:num w:numId="73" w16cid:durableId="1378776610">
+    <w:abstractNumId w:val="119"/>
+  </w:num>
+  <w:num w:numId="74" w16cid:durableId="919560452">
+    <w:abstractNumId w:val="47"/>
+  </w:num>
+  <w:num w:numId="75" w16cid:durableId="1860580587">
+    <w:abstractNumId w:val="107"/>
+  </w:num>
+  <w:num w:numId="76" w16cid:durableId="1993293801">
     <w:abstractNumId w:val="61"/>
   </w:num>
-  <w:num w:numId="72" w16cid:durableId="303118497">
-    <w:abstractNumId w:val="40"/>
+  <w:num w:numId="77" w16cid:durableId="1686128760">
+    <w:abstractNumId w:val="117"/>
   </w:num>
-  <w:num w:numId="73" w16cid:durableId="1378776610">
+  <w:num w:numId="78" w16cid:durableId="1863744443">
+    <w:abstractNumId w:val="16"/>
+  </w:num>
+  <w:num w:numId="79" w16cid:durableId="1251431186">
+    <w:abstractNumId w:val="20"/>
+  </w:num>
+  <w:num w:numId="80" w16cid:durableId="981958204">
+    <w:abstractNumId w:val="30"/>
+  </w:num>
+  <w:num w:numId="81" w16cid:durableId="1947616025">
+    <w:abstractNumId w:val="32"/>
+  </w:num>
+  <w:num w:numId="82" w16cid:durableId="528567747">
+    <w:abstractNumId w:val="86"/>
+  </w:num>
+  <w:num w:numId="83" w16cid:durableId="678626623">
+    <w:abstractNumId w:val="13"/>
+  </w:num>
+  <w:num w:numId="84" w16cid:durableId="177736230">
+    <w:abstractNumId w:val="106"/>
+  </w:num>
+  <w:num w:numId="85" w16cid:durableId="732854126">
+    <w:abstractNumId w:val="8"/>
+  </w:num>
+  <w:num w:numId="86" w16cid:durableId="56442928">
+    <w:abstractNumId w:val="51"/>
+  </w:num>
+  <w:num w:numId="87" w16cid:durableId="197090287">
+    <w:abstractNumId w:val="96"/>
+  </w:num>
+  <w:num w:numId="88" w16cid:durableId="999767834">
+    <w:abstractNumId w:val="17"/>
+  </w:num>
+  <w:num w:numId="89" w16cid:durableId="765267264">
+    <w:abstractNumId w:val="120"/>
+  </w:num>
+  <w:num w:numId="90" w16cid:durableId="1455171658">
+    <w:abstractNumId w:val="7"/>
+  </w:num>
+  <w:num w:numId="91" w16cid:durableId="610935144">
+    <w:abstractNumId w:val="78"/>
+  </w:num>
+  <w:num w:numId="92" w16cid:durableId="1459030865">
+    <w:abstractNumId w:val="83"/>
+  </w:num>
+  <w:num w:numId="93" w16cid:durableId="1022974084">
+    <w:abstractNumId w:val="5"/>
+  </w:num>
+  <w:num w:numId="94" w16cid:durableId="1383090174">
+    <w:abstractNumId w:val="28"/>
+  </w:num>
+  <w:num w:numId="95" w16cid:durableId="1780442229">
+    <w:abstractNumId w:val="45"/>
+  </w:num>
+  <w:num w:numId="96" w16cid:durableId="630594460">
+    <w:abstractNumId w:val="55"/>
+  </w:num>
+  <w:num w:numId="97" w16cid:durableId="2042901216">
+    <w:abstractNumId w:val="53"/>
+  </w:num>
+  <w:num w:numId="98" w16cid:durableId="259996506">
+    <w:abstractNumId w:val="111"/>
+  </w:num>
+  <w:num w:numId="99" w16cid:durableId="618612301">
+    <w:abstractNumId w:val="42"/>
+  </w:num>
+  <w:num w:numId="100" w16cid:durableId="1975065168">
+    <w:abstractNumId w:val="84"/>
+  </w:num>
+  <w:num w:numId="101" w16cid:durableId="1935627038">
+    <w:abstractNumId w:val="102"/>
+  </w:num>
+  <w:num w:numId="102" w16cid:durableId="595211860">
+    <w:abstractNumId w:val="25"/>
+  </w:num>
+  <w:num w:numId="103" w16cid:durableId="984697452">
+    <w:abstractNumId w:val="94"/>
+  </w:num>
+  <w:num w:numId="104" w16cid:durableId="1453015221">
+    <w:abstractNumId w:val="29"/>
+  </w:num>
+  <w:num w:numId="105" w16cid:durableId="1354725088">
+    <w:abstractNumId w:val="41"/>
+  </w:num>
+  <w:num w:numId="106" w16cid:durableId="791093731">
+    <w:abstractNumId w:val="68"/>
+  </w:num>
+  <w:num w:numId="107" w16cid:durableId="1970163935">
+    <w:abstractNumId w:val="49"/>
+  </w:num>
+  <w:num w:numId="108" w16cid:durableId="786701616">
+    <w:abstractNumId w:val="52"/>
+  </w:num>
+  <w:num w:numId="109" w16cid:durableId="2077582371">
+    <w:abstractNumId w:val="92"/>
+  </w:num>
+  <w:num w:numId="110" w16cid:durableId="873466475">
+    <w:abstractNumId w:val="31"/>
+  </w:num>
+  <w:num w:numId="111" w16cid:durableId="752513833">
     <w:abstractNumId w:val="89"/>
   </w:num>
-  <w:num w:numId="74" w16cid:durableId="919560452">
-    <w:abstractNumId w:val="34"/>
+  <w:num w:numId="112" w16cid:durableId="1928415779">
+    <w:abstractNumId w:val="63"/>
   </w:num>
-  <w:num w:numId="75" w16cid:durableId="1860580587">
-    <w:abstractNumId w:val="79"/>
+  <w:num w:numId="113" w16cid:durableId="1183129989">
+    <w:abstractNumId w:val="81"/>
   </w:num>
-  <w:num w:numId="76" w16cid:durableId="1993293801">
-    <w:abstractNumId w:val="42"/>
+  <w:num w:numId="114" w16cid:durableId="1141580060">
+    <w:abstractNumId w:val="38"/>
   </w:num>
-  <w:num w:numId="77" w16cid:durableId="1686128760">
-    <w:abstractNumId w:val="87"/>
+  <w:num w:numId="115" w16cid:durableId="1386484722">
+    <w:abstractNumId w:val="112"/>
   </w:num>
-  <w:num w:numId="78" w16cid:durableId="1863744443">
-    <w:abstractNumId w:val="14"/>
-  </w:num>
-  <w:num w:numId="79" w16cid:durableId="1251431186">
-    <w:abstractNumId w:val="18"/>
-  </w:num>
-  <w:num w:numId="80" w16cid:durableId="981958204">
-    <w:abstractNumId w:val="23"/>
-  </w:num>
-  <w:num w:numId="81" w16cid:durableId="1947616025">
+  <w:num w:numId="116" w16cid:durableId="393042409">
     <w:abstractNumId w:val="24"/>
   </w:num>
-  <w:num w:numId="82" w16cid:durableId="528567747">
-    <w:abstractNumId w:val="62"/>
+  <w:num w:numId="117" w16cid:durableId="629291043">
+    <w:abstractNumId w:val="46"/>
   </w:num>
-  <w:num w:numId="83" w16cid:durableId="678626623">
+  <w:num w:numId="118" w16cid:durableId="1314336427">
+    <w:abstractNumId w:val="76"/>
+  </w:num>
+  <w:num w:numId="119" w16cid:durableId="1290353845">
+    <w:abstractNumId w:val="123"/>
+  </w:num>
+  <w:num w:numId="120" w16cid:durableId="1241331371">
+    <w:abstractNumId w:val="50"/>
+  </w:num>
+  <w:num w:numId="121" w16cid:durableId="766342075">
+    <w:abstractNumId w:val="21"/>
+  </w:num>
+  <w:num w:numId="122" w16cid:durableId="1315380687">
+    <w:abstractNumId w:val="3"/>
+  </w:num>
+  <w:num w:numId="123" w16cid:durableId="1742365402">
+    <w:abstractNumId w:val="57"/>
+  </w:num>
+  <w:num w:numId="124" w16cid:durableId="641620831">
     <w:abstractNumId w:val="11"/>
-  </w:num>
-  <w:num w:numId="84" w16cid:durableId="177736230">
-    <w:abstractNumId w:val="78"/>
-  </w:num>
-  <w:num w:numId="85" w16cid:durableId="732854126">
-    <w:abstractNumId w:val="7"/>
-  </w:num>
-  <w:num w:numId="86" w16cid:durableId="56442928">
-    <w:abstractNumId w:val="36"/>
-  </w:num>
-  <w:num w:numId="87" w16cid:durableId="197090287">
-    <w:abstractNumId w:val="69"/>
-  </w:num>
-  <w:num w:numId="88" w16cid:durableId="999767834">
-    <w:abstractNumId w:val="15"/>
-  </w:num>
-  <w:num w:numId="89" w16cid:durableId="765267264">
-    <w:abstractNumId w:val="90"/>
-  </w:num>
-  <w:num w:numId="90" w16cid:durableId="1455171658">
-    <w:abstractNumId w:val="6"/>
-  </w:num>
-  <w:num w:numId="91" w16cid:durableId="610935144">
-    <w:abstractNumId w:val="56"/>
-  </w:num>
-  <w:num w:numId="92" w16cid:durableId="1459030865">
-    <w:abstractNumId w:val="60"/>
-  </w:num>
-  <w:num w:numId="93" w16cid:durableId="1022974084">
-    <w:abstractNumId w:val="4"/>
   </w:num>
 </w:numbering>
 </file>

--- a/artifacts/documentation_draft.docx
+++ b/artifacts/documentation_draft.docx
@@ -2151,22 +2151,41 @@
         <w:ind w:left="720"/>
         <w:rPr>
           <w:rFonts w:ascii="Times New Roman" w:hAnsi="Times New Roman" w:cs="Times New Roman"/>
-        </w:rPr>
-      </w:pPr>
-      <w:r>
-        <w:rPr>
-          <w:rFonts w:ascii="Times New Roman" w:hAnsi="Times New Roman" w:cs="Times New Roman"/>
-        </w:rPr>
-        <w:t xml:space="preserve">3.  </w:t>
-      </w:r>
-      <w:r>
-        <w:rPr>
-          <w:rFonts w:ascii="Times New Roman" w:hAnsi="Times New Roman" w:cs="Times New Roman"/>
           <w:b/>
           <w:bCs/>
         </w:rPr>
+      </w:pPr>
+      <w:r>
+        <w:rPr>
+          <w:rFonts w:ascii="Times New Roman" w:hAnsi="Times New Roman" w:cs="Times New Roman"/>
+        </w:rPr>
+        <w:t xml:space="preserve">3.  </w:t>
+      </w:r>
+      <w:r>
+        <w:rPr>
+          <w:rFonts w:ascii="Times New Roman" w:hAnsi="Times New Roman" w:cs="Times New Roman"/>
+          <w:b/>
+          <w:bCs/>
+        </w:rPr>
         <w:t>Canadian Health Survey</w:t>
       </w:r>
+    </w:p>
+    <w:p>
+      <w:pPr>
+        <w:ind w:left="720"/>
+        <w:rPr>
+          <w:rFonts w:ascii="Times New Roman" w:hAnsi="Times New Roman" w:cs="Times New Roman"/>
+        </w:rPr>
+      </w:pPr>
+      <w:hyperlink r:id="rId12" w:history="1">
+        <w:r>
+          <w:rPr>
+            <w:rStyle w:val="Hyperlink"/>
+            <w:rFonts w:ascii="Times New Roman" w:hAnsi="Times New Roman" w:cs="Times New Roman"/>
+          </w:rPr>
+          <w:t>https://www.kaggle.com/datasets/aradhanahirapara/healthcare-survey?select=health_dataset.csv</w:t>
+        </w:r>
+      </w:hyperlink>
     </w:p>
     <w:p>
       <w:pPr>
@@ -2629,7 +2648,7 @@
           <w:rFonts w:ascii="Times New Roman" w:hAnsi="Times New Roman" w:cs="Times New Roman"/>
         </w:rPr>
       </w:pPr>
-      <w:hyperlink r:id="rId12" w:history="1">
+      <w:hyperlink r:id="rId13" w:history="1">
         <w:r>
           <w:rPr>
             <w:rStyle w:val="Hyperlink"/>
@@ -3276,6 +3295,7 @@
               <w:rPr>
                 <w:rFonts w:ascii="Times New Roman" w:hAnsi="Times New Roman" w:cs="Times New Roman"/>
               </w:rPr>
+              <w:lastRenderedPageBreak/>
               <w:t>Well-being</w:t>
             </w:r>
           </w:p>
@@ -3842,6 +3862,7 @@
         <w:rPr>
           <w:rFonts w:ascii="Times New Roman" w:hAnsi="Times New Roman" w:cs="Times New Roman"/>
         </w:rPr>
+        <w:lastRenderedPageBreak/>
         <w:t>Structure learning</w:t>
       </w:r>
       <w:r>
@@ -3948,7 +3969,6 @@
         <w:rPr>
           <w:rFonts w:ascii="Times New Roman" w:hAnsi="Times New Roman" w:cs="Times New Roman"/>
         </w:rPr>
-        <w:lastRenderedPageBreak/>
         <w:t>Missing</w:t>
       </w:r>
       <w:r>
@@ -4657,6 +4677,7 @@
         <w:rPr>
           <w:rFonts w:ascii="Times New Roman" w:hAnsi="Times New Roman" w:cs="Times New Roman"/>
         </w:rPr>
+        <w:lastRenderedPageBreak/>
         <w:t>Regression: RMSE, MAE, R², calibration plots</w:t>
       </w:r>
     </w:p>
@@ -4691,7 +4712,6 @@
           <w:b/>
           <w:bCs/>
         </w:rPr>
-        <w:lastRenderedPageBreak/>
         <w:t>Probabilistic quality</w:t>
       </w:r>
     </w:p>
@@ -5194,6 +5214,7 @@
           <w:sz w:val="32"/>
           <w:szCs w:val="32"/>
         </w:rPr>
+        <w:lastRenderedPageBreak/>
         <w:t>Mental Health in Tech Survey  (OSMI)</w:t>
       </w:r>
     </w:p>
@@ -5230,7 +5251,6 @@
           <w:sz w:val="32"/>
           <w:szCs w:val="32"/>
         </w:rPr>
-        <w:lastRenderedPageBreak/>
         <w:t>Baseline Models</w:t>
       </w:r>
     </w:p>
@@ -5777,6 +5797,7 @@
         <w:rPr>
           <w:rFonts w:ascii="Times New Roman" w:hAnsi="Times New Roman" w:cs="Times New Roman"/>
         </w:rPr>
+        <w:lastRenderedPageBreak/>
         <w:t xml:space="preserve">  </w:t>
       </w:r>
     </w:p>
@@ -5791,7 +5812,6 @@
         <w:rPr>
           <w:rFonts w:ascii="Times New Roman" w:hAnsi="Times New Roman" w:cs="Times New Roman"/>
         </w:rPr>
-        <w:lastRenderedPageBreak/>
         <w:t>Class 0 – worst performance (F1 = 0.31)    -- People who experience no interference</w:t>
       </w:r>
     </w:p>
@@ -6221,6 +6241,7 @@
         <w:rPr>
           <w:rFonts w:ascii="Times New Roman" w:hAnsi="Times New Roman" w:cs="Times New Roman"/>
         </w:rPr>
+        <w:lastRenderedPageBreak/>
         <w:t>family history</w:t>
       </w:r>
     </w:p>
@@ -6238,7 +6259,6 @@
         <w:rPr>
           <w:rFonts w:ascii="Times New Roman" w:hAnsi="Times New Roman" w:cs="Times New Roman"/>
         </w:rPr>
-        <w:lastRenderedPageBreak/>
         <w:t>supportive workplace policies</w:t>
       </w:r>
     </w:p>
@@ -6723,6 +6743,7 @@
         <w:rPr>
           <w:rFonts w:ascii="Times New Roman" w:hAnsi="Times New Roman" w:cs="Times New Roman"/>
         </w:rPr>
+        <w:lastRenderedPageBreak/>
         <w:t>Class 2 – best predicted (F1 = 0.7</w:t>
       </w:r>
       <w:r>
@@ -6761,7 +6782,6 @@
         <w:rPr>
           <w:rFonts w:ascii="Times New Roman" w:hAnsi="Times New Roman" w:cs="Times New Roman"/>
         </w:rPr>
-        <w:lastRenderedPageBreak/>
         <w:t>Reasons:</w:t>
       </w:r>
     </w:p>
@@ -7301,6 +7321,7 @@
         <w:rPr>
           <w:rFonts w:ascii="Times New Roman" w:hAnsi="Times New Roman" w:cs="Times New Roman"/>
         </w:rPr>
+        <w:lastRenderedPageBreak/>
         <w:t xml:space="preserve">                     identifying  interference cases than identifying completely healthy individuals.</w:t>
       </w:r>
     </w:p>
@@ -7325,7 +7346,6 @@
         <w:rPr>
           <w:rFonts w:ascii="Times New Roman" w:hAnsi="Times New Roman" w:cs="Times New Roman"/>
         </w:rPr>
-        <w:lastRenderedPageBreak/>
         <w:t xml:space="preserve">      </w:t>
       </w:r>
     </w:p>
@@ -7760,6 +7780,7 @@
         <w:rPr>
           <w:rFonts w:ascii="Times New Roman" w:hAnsi="Times New Roman" w:cs="Times New Roman"/>
         </w:rPr>
+        <w:lastRenderedPageBreak/>
         <w:t>Age</w:t>
       </w:r>
     </w:p>
@@ -7782,7 +7803,6 @@
         <w:rPr>
           <w:rFonts w:ascii="Times New Roman" w:hAnsi="Times New Roman" w:cs="Times New Roman"/>
         </w:rPr>
-        <w:lastRenderedPageBreak/>
         <w:t>Family history of mental illness</w:t>
       </w:r>
     </w:p>
@@ -8767,6 +8787,7 @@
         <w:rPr>
           <w:rFonts w:ascii="Times New Roman" w:hAnsi="Times New Roman" w:cs="Times New Roman"/>
         </w:rPr>
+        <w:lastRenderedPageBreak/>
         <w:t>The Model indicates improved performance across all classes, though differences remain</w:t>
       </w:r>
     </w:p>
@@ -8780,7 +8801,6 @@
         <w:rPr>
           <w:rFonts w:ascii="Times New Roman" w:hAnsi="Times New Roman" w:cs="Times New Roman"/>
         </w:rPr>
-        <w:lastRenderedPageBreak/>
         <w:t xml:space="preserve">                     Weighted F1 = 0.</w:t>
       </w:r>
       <w:r>
@@ -9329,7 +9349,6 @@
         <w:rPr>
           <w:rFonts w:ascii="Times New Roman" w:hAnsi="Times New Roman" w:cs="Times New Roman"/>
         </w:rPr>
-        <w:lastRenderedPageBreak/>
         <w:t>Class 0 – worst performance (F1 = 0.</w:t>
       </w:r>
       <w:r>
@@ -9897,7 +9916,6 @@
         <w:rPr>
           <w:rFonts w:ascii="Times New Roman" w:hAnsi="Times New Roman" w:cs="Times New Roman"/>
         </w:rPr>
-        <w:lastRenderedPageBreak/>
         <w:t>Most employees who experience interference and seek treatment are correctly classified.</w:t>
       </w:r>
     </w:p>
@@ -10345,6 +10363,7 @@
         <w:rPr>
           <w:rFonts w:ascii="Times New Roman" w:hAnsi="Times New Roman" w:cs="Times New Roman"/>
         </w:rPr>
+        <w:lastRenderedPageBreak/>
         <w:t>Family history of mental illness</w:t>
       </w:r>
     </w:p>
@@ -10367,7 +10386,6 @@
         <w:rPr>
           <w:rFonts w:ascii="Times New Roman" w:hAnsi="Times New Roman" w:cs="Times New Roman"/>
         </w:rPr>
-        <w:lastRenderedPageBreak/>
         <w:t>Availability of mental health care options</w:t>
       </w:r>
     </w:p>
@@ -10955,6 +10973,7 @@
         <w:rPr>
           <w:rFonts w:ascii="Times New Roman" w:hAnsi="Times New Roman" w:cs="Times New Roman"/>
         </w:rPr>
+        <w:lastRenderedPageBreak/>
         <w:t>Classes are weighted by frequency</w:t>
       </w:r>
     </w:p>
@@ -11005,7 +11024,6 @@
         <w:rPr>
           <w:rFonts w:ascii="Times New Roman" w:hAnsi="Times New Roman" w:cs="Times New Roman"/>
         </w:rPr>
-        <w:lastRenderedPageBreak/>
         <w:t>Lower than Random Forest (</w:t>
       </w:r>
       <w:r>
@@ -11560,6 +11578,7 @@
         <w:rPr>
           <w:rFonts w:ascii="Times New Roman" w:hAnsi="Times New Roman" w:cs="Times New Roman"/>
         </w:rPr>
+        <w:lastRenderedPageBreak/>
         <w:t>Smallest class size</w:t>
       </w:r>
     </w:p>
@@ -11578,7 +11597,6 @@
         <w:rPr>
           <w:rFonts w:ascii="Times New Roman" w:hAnsi="Times New Roman" w:cs="Times New Roman"/>
         </w:rPr>
-        <w:lastRenderedPageBreak/>
         <w:t>Some employees with mild symptoms may appear similar</w:t>
       </w:r>
       <w:r>
@@ -12121,7 +12139,6 @@
         <w:rPr>
           <w:rFonts w:ascii="Times New Roman" w:hAnsi="Times New Roman" w:cs="Times New Roman"/>
         </w:rPr>
-        <w:lastRenderedPageBreak/>
         <w:t>Feature Importance Interpretation (Decision Tree)</w:t>
       </w:r>
     </w:p>
@@ -12690,6 +12707,7 @@
         <w:rPr>
           <w:rFonts w:ascii="Times New Roman" w:hAnsi="Times New Roman" w:cs="Times New Roman"/>
         </w:rPr>
+        <w:lastRenderedPageBreak/>
         <w:t>In contrast, untreated impairment may depend on latent variables not captured in the dataset, such as:</w:t>
       </w:r>
     </w:p>
@@ -12713,7 +12731,6 @@
         <w:rPr>
           <w:rFonts w:ascii="Times New Roman" w:hAnsi="Times New Roman" w:cs="Times New Roman"/>
         </w:rPr>
-        <w:lastRenderedPageBreak/>
         <w:t>stigma surrounding mental health</w:t>
       </w:r>
     </w:p>
@@ -13237,6 +13254,7 @@
         <w:rPr>
           <w:rFonts w:ascii="Times New Roman" w:hAnsi="Times New Roman" w:cs="Times New Roman"/>
         </w:rPr>
+        <w:lastRenderedPageBreak/>
         <w:t xml:space="preserve">Class </w:t>
       </w:r>
       <w:r>
@@ -13281,7 +13299,6 @@
         <w:rPr>
           <w:rFonts w:ascii="Times New Roman" w:hAnsi="Times New Roman" w:cs="Times New Roman"/>
         </w:rPr>
-        <w:lastRenderedPageBreak/>
         <w:t>Reasons:</w:t>
       </w:r>
     </w:p>
@@ -18286,10 +18303,7 @@
     <w:p>
       <w:pPr>
         <w:pStyle w:val="ListParagraph"/>
-        <w:numPr>
-          <w:ilvl w:val="1"/>
-          <w:numId w:val="91"/>
-        </w:numPr>
+        <w:ind w:left="1440"/>
         <w:rPr>
           <w:rFonts w:ascii="Times New Roman" w:hAnsi="Times New Roman" w:cs="Times New Roman"/>
           <w:sz w:val="32"/>
@@ -18304,7 +18318,7 @@
           <w:sz w:val="32"/>
           <w:szCs w:val="32"/>
         </w:rPr>
-        <w:t>Canadian Health Survey</w:t>
+        <w:t xml:space="preserve">III. </w:t>
       </w:r>
       <w:r>
         <w:rPr>
@@ -18314,7 +18328,7 @@
           <w:sz w:val="32"/>
           <w:szCs w:val="32"/>
         </w:rPr>
-        <w:t xml:space="preserve"> Dataset</w:t>
+        <w:t>Canadian Health Survey Dataset</w:t>
       </w:r>
     </w:p>
     <w:p>
@@ -18362,27 +18376,7 @@
           <w:sz w:val="28"/>
           <w:szCs w:val="28"/>
         </w:rPr>
-        <w:t>L</w:t>
-      </w:r>
-      <w:r>
-        <w:rPr>
-          <w:rFonts w:ascii="Times New Roman" w:hAnsi="Times New Roman" w:cs="Times New Roman"/>
-          <w:b/>
-          <w:bCs/>
-          <w:sz w:val="28"/>
-          <w:szCs w:val="28"/>
-        </w:rPr>
-        <w:t>inear</w:t>
-      </w:r>
-      <w:r>
-        <w:rPr>
-          <w:rFonts w:ascii="Times New Roman" w:hAnsi="Times New Roman" w:cs="Times New Roman"/>
-          <w:b/>
-          <w:bCs/>
-          <w:sz w:val="28"/>
-          <w:szCs w:val="28"/>
-        </w:rPr>
-        <w:t xml:space="preserve"> Regression: </w:t>
+        <w:t xml:space="preserve">Linear Regression: </w:t>
       </w:r>
     </w:p>
     <w:p>
@@ -32047,7 +32041,7 @@
         <w:rFonts w:hint="default"/>
       </w:rPr>
     </w:lvl>
-    <w:lvl w:ilvl="1" w:tplc="04090019" w:tentative="1">
+    <w:lvl w:ilvl="1" w:tplc="04090019">
       <w:start w:val="1"/>
       <w:numFmt w:val="lowerLetter"/>
       <w:lvlText w:val="%2."/>
@@ -32056,7 +32050,7 @@
         <w:ind w:left="1440" w:hanging="360"/>
       </w:pPr>
     </w:lvl>
-    <w:lvl w:ilvl="2" w:tplc="0409001B" w:tentative="1">
+    <w:lvl w:ilvl="2" w:tplc="0409001B">
       <w:start w:val="1"/>
       <w:numFmt w:val="lowerRoman"/>
       <w:lvlText w:val="%3."/>
@@ -40271,6 +40265,7 @@
   <w:style w:type="character" w:default="1" w:styleId="DefaultParagraphFont">
     <w:name w:val="Default Paragraph Font"/>
     <w:uiPriority w:val="1"/>
+    <w:semiHidden/>
     <w:unhideWhenUsed/>
   </w:style>
   <w:style w:type="table" w:default="1" w:styleId="TableNormal">
